--- a/Entwicklerdoku.docx
+++ b/Entwicklerdoku.docx
@@ -1,6 +1,6 @@
 
 <file path=word/document.xml><?xml version="1.0" encoding="utf-8"?>
-<w:document xmlns:wpc="http://schemas.microsoft.com/office/word/2010/wordprocessingCanvas" xmlns:cx="http://schemas.microsoft.com/office/drawing/2014/chartex" xmlns:cx1="http://schemas.microsoft.com/office/drawing/2015/9/8/chartex" xmlns:cx2="http://schemas.microsoft.com/office/drawing/2015/10/21/chartex" xmlns:cx3="http://schemas.microsoft.com/office/drawing/2016/5/9/chartex" xmlns:cx4="http://schemas.microsoft.com/office/drawing/2016/5/10/chartex" xmlns:cx5="http://schemas.microsoft.com/office/drawing/2016/5/11/chartex" xmlns:cx6="http://schemas.microsoft.com/office/drawing/2016/5/12/chartex" xmlns:cx7="http://schemas.microsoft.com/office/drawing/2016/5/13/chartex" xmlns:cx8="http://schemas.microsoft.com/office/drawing/2016/5/14/chartex" xmlns:mc="http://schemas.openxmlformats.org/markup-compatibility/2006" xmlns:aink="http://schemas.microsoft.com/office/drawing/2016/ink" xmlns:am3d="http://schemas.microsoft.com/office/drawing/2017/model3d" xmlns:o="urn:schemas-microsoft-com:office:office" xmlns:r="http://schemas.openxmlformats.org/officeDocument/2006/relationships" xmlns:m="http://schemas.openxmlformats.org/officeDocument/2006/math" xmlns:v="urn:schemas-microsoft-com:vml" xmlns:wp14="http://schemas.microsoft.com/office/word/2010/wordprocessingDrawing" xmlns:wp="http://schemas.openxmlformats.org/drawingml/2006/wordprocessingDrawing" xmlns:w10="urn:schemas-microsoft-com:office:word" xmlns:w="http://schemas.openxmlformats.org/wordprocessingml/2006/main" xmlns:w14="http://schemas.microsoft.com/office/word/2010/wordml" xmlns:w15="http://schemas.microsoft.com/office/word/2012/wordml" xmlns:w16cex="http://schemas.microsoft.com/office/word/2018/wordml/cex" xmlns:w16cid="http://schemas.microsoft.com/office/word/2016/wordml/cid" xmlns:w16="http://schemas.microsoft.com/office/word/2018/wordml" xmlns:w16sdtdh="http://schemas.microsoft.com/office/word/2020/wordml/sdtdatahash" xmlns:w16se="http://schemas.microsoft.com/office/word/2015/wordml/symex" xmlns:wpg="http://schemas.microsoft.com/office/word/2010/wordprocessingGroup" xmlns:wpi="http://schemas.microsoft.com/office/word/2010/wordprocessingInk" xmlns:wne="http://schemas.microsoft.com/office/word/2006/wordml" xmlns:wps="http://schemas.microsoft.com/office/word/2010/wordprocessingShape" mc:Ignorable="w14 w15 w16se w16cid w16 w16cex w16sdtdh wp14">
+<w:document xmlns:wpc="http://schemas.microsoft.com/office/word/2010/wordprocessingCanvas" xmlns:cx="http://schemas.microsoft.com/office/drawing/2014/chartex" xmlns:mc="http://schemas.openxmlformats.org/markup-compatibility/2006" xmlns:o="urn:schemas-microsoft-com:office:office" xmlns:r="http://schemas.openxmlformats.org/officeDocument/2006/relationships" xmlns:m="http://schemas.openxmlformats.org/officeDocument/2006/math" xmlns:v="urn:schemas-microsoft-com:vml" xmlns:wp14="http://schemas.microsoft.com/office/word/2010/wordprocessingDrawing" xmlns:wp="http://schemas.openxmlformats.org/drawingml/2006/wordprocessingDrawing" xmlns:w10="urn:schemas-microsoft-com:office:word" xmlns:w="http://schemas.openxmlformats.org/wordprocessingml/2006/main" xmlns:w14="http://schemas.microsoft.com/office/word/2010/wordml" xmlns:w15="http://schemas.microsoft.com/office/word/2012/wordml" xmlns:w16se="http://schemas.microsoft.com/office/word/2015/wordml/symex" xmlns:wpg="http://schemas.microsoft.com/office/word/2010/wordprocessingGroup" xmlns:wpi="http://schemas.microsoft.com/office/word/2010/wordprocessingInk" xmlns:wne="http://schemas.microsoft.com/office/word/2006/wordml" xmlns:wps="http://schemas.microsoft.com/office/word/2010/wordprocessingShape" mc:Ignorable="w14 w15 w16se wp14">
   <w:body>
     <w:p>
       <w:pPr>
@@ -455,7 +455,23 @@
           <w:rFonts w:cstheme="minorHAnsi"/>
           <w:color w:val="1F2328"/>
         </w:rPr>
-        <w:t>: Das System erkennt die verschiedenen Messmodi und passt die H</w:t>
+        <w:t xml:space="preserve">: Das System erkennt die verschiedenen </w:t>
+      </w:r>
+      <w:proofErr w:type="spellStart"/>
+      <w:r>
+        <w:rPr>
+          <w:rFonts w:cstheme="minorHAnsi"/>
+          <w:color w:val="1F2328"/>
+        </w:rPr>
+        <w:t>Messmodi</w:t>
+      </w:r>
+      <w:proofErr w:type="spellEnd"/>
+      <w:r>
+        <w:rPr>
+          <w:rFonts w:cstheme="minorHAnsi"/>
+          <w:color w:val="1F2328"/>
+        </w:rPr>
+        <w:t xml:space="preserve"> und passt die H</w:t>
       </w:r>
       <w:r>
         <w:rPr>
@@ -638,7 +654,12 @@
       </w:r>
     </w:p>
     <w:p>
-      <w:r>
+      <w:bookmarkStart w:id="0" w:name="_GoBack"/>
+      <w:r>
+        <w:rPr>
+          <w:noProof/>
+          <w:lang w:eastAsia="de-DE"/>
+        </w:rPr>
         <w:drawing>
           <wp:inline distT="0" distB="0" distL="0" distR="0" wp14:anchorId="643129FB" wp14:editId="054AF088">
             <wp:extent cx="5760720" cy="3825875"/>
@@ -655,7 +676,7 @@
                     <pic:cNvPicPr/>
                   </pic:nvPicPr>
                   <pic:blipFill>
-                    <a:blip r:embed="rId5"/>
+                    <a:blip r:embed="rId7"/>
                     <a:stretch>
                       <a:fillRect/>
                     </a:stretch>
@@ -676,6 +697,7 @@
         </w:drawing>
       </w:r>
     </w:p>
+    <w:bookmarkEnd w:id="0"/>
     <w:p>
       <w:pPr>
         <w:pStyle w:val="berschrift2"/>
@@ -683,12 +705,14 @@
           <w:rFonts w:asciiTheme="minorHAnsi" w:hAnsiTheme="minorHAnsi" w:cstheme="minorHAnsi"/>
         </w:rPr>
       </w:pPr>
+      <w:proofErr w:type="spellStart"/>
       <w:r>
         <w:rPr>
           <w:rFonts w:asciiTheme="minorHAnsi" w:hAnsiTheme="minorHAnsi" w:cstheme="minorHAnsi"/>
         </w:rPr>
         <w:t>OrientationHandler</w:t>
       </w:r>
+      <w:proofErr w:type="spellEnd"/>
     </w:p>
     <w:p>
       <w:pPr>
@@ -703,6 +727,7 @@
         </w:rPr>
         <w:t xml:space="preserve">Erfasst Sensordaten vom Gerät (Azimut, Pitch, Roll) über den </w:t>
       </w:r>
+      <w:proofErr w:type="spellStart"/>
       <w:r>
         <w:rPr>
           <w:rStyle w:val="HTMLCode"/>
@@ -710,6 +735,7 @@
         </w:rPr>
         <w:t>spatialorientation</w:t>
       </w:r>
+      <w:proofErr w:type="spellEnd"/>
       <w:r>
         <w:rPr>
           <w:rFonts w:cstheme="minorHAnsi"/>
@@ -744,6 +770,7 @@
           <w:rFonts w:cstheme="minorHAnsi"/>
         </w:rPr>
       </w:pPr>
+      <w:proofErr w:type="spellStart"/>
       <w:r>
         <w:rPr>
           <w:rStyle w:val="HTMLCode"/>
@@ -751,6 +778,7 @@
         </w:rPr>
         <w:t>spatialorientation</w:t>
       </w:r>
+      <w:proofErr w:type="spellEnd"/>
       <w:r>
         <w:rPr>
           <w:rFonts w:cstheme="minorHAnsi"/>
@@ -770,6 +798,7 @@
           <w:rFonts w:cstheme="minorHAnsi"/>
         </w:rPr>
       </w:pPr>
+      <w:proofErr w:type="spellStart"/>
       <w:r>
         <w:rPr>
           <w:rStyle w:val="HTMLCode"/>
@@ -777,12 +806,15 @@
         </w:rPr>
         <w:t>Clock</w:t>
       </w:r>
+      <w:proofErr w:type="spellEnd"/>
       <w:r>
         <w:rPr>
           <w:rFonts w:cstheme="minorHAnsi"/>
         </w:rPr>
         <w:t xml:space="preserve"> aus </w:t>
       </w:r>
+      <w:proofErr w:type="spellStart"/>
+      <w:proofErr w:type="gramStart"/>
       <w:r>
         <w:rPr>
           <w:rStyle w:val="HTMLCode"/>
@@ -790,6 +822,8 @@
         </w:rPr>
         <w:t>kivy.clock</w:t>
       </w:r>
+      <w:proofErr w:type="spellEnd"/>
+      <w:proofErr w:type="gramEnd"/>
       <w:r>
         <w:rPr>
           <w:rFonts w:cstheme="minorHAnsi"/>
@@ -809,6 +843,7 @@
           <w:rFonts w:cstheme="minorHAnsi"/>
         </w:rPr>
       </w:pPr>
+      <w:proofErr w:type="spellStart"/>
       <w:r>
         <w:rPr>
           <w:rStyle w:val="HTMLCode"/>
@@ -816,6 +851,7 @@
         </w:rPr>
         <w:t>math</w:t>
       </w:r>
+      <w:proofErr w:type="spellEnd"/>
       <w:r>
         <w:rPr>
           <w:rFonts w:cstheme="minorHAnsi"/>
@@ -838,28 +874,35 @@
       </w:r>
     </w:p>
     <w:p>
+      <w:proofErr w:type="spellStart"/>
       <w:r>
         <w:t>p</w:t>
       </w:r>
       <w:r>
         <w:t>itch</w:t>
       </w:r>
+      <w:proofErr w:type="spellEnd"/>
       <w:r>
         <w:tab/>
       </w:r>
       <w:r>
         <w:tab/>
-        <w:t>Neigungswinkel in Grad</w:t>
+        <w:t xml:space="preserve">Neigungswinkel in </w:t>
+      </w:r>
+      <w:r>
+        <w:t>Grad</w:t>
       </w:r>
       <w:r>
         <w:br/>
       </w:r>
+      <w:proofErr w:type="spellStart"/>
       <w:r>
         <w:t>a</w:t>
       </w:r>
       <w:r>
         <w:t>zimuth</w:t>
       </w:r>
+      <w:proofErr w:type="spellEnd"/>
       <w:r>
         <w:tab/>
         <w:t>Kompassrichtung in Grad</w:t>
@@ -908,7 +951,39 @@
           <w:rStyle w:val="HTMLCode"/>
           <w:rFonts w:asciiTheme="minorHAnsi" w:eastAsiaTheme="majorEastAsia" w:hAnsiTheme="minorHAnsi" w:cstheme="minorHAnsi"/>
         </w:rPr>
-        <w:t>__init__(self)</w:t>
+        <w:t>__</w:t>
+      </w:r>
+      <w:proofErr w:type="spellStart"/>
+      <w:r>
+        <w:rPr>
+          <w:rStyle w:val="HTMLCode"/>
+          <w:rFonts w:asciiTheme="minorHAnsi" w:eastAsiaTheme="majorEastAsia" w:hAnsiTheme="minorHAnsi" w:cstheme="minorHAnsi"/>
+        </w:rPr>
+        <w:t>init</w:t>
+      </w:r>
+      <w:proofErr w:type="spellEnd"/>
+      <w:r>
+        <w:rPr>
+          <w:rStyle w:val="HTMLCode"/>
+          <w:rFonts w:asciiTheme="minorHAnsi" w:eastAsiaTheme="majorEastAsia" w:hAnsiTheme="minorHAnsi" w:cstheme="minorHAnsi"/>
+        </w:rPr>
+        <w:t>__(</w:t>
+      </w:r>
+      <w:proofErr w:type="spellStart"/>
+      <w:r>
+        <w:rPr>
+          <w:rStyle w:val="HTMLCode"/>
+          <w:rFonts w:asciiTheme="minorHAnsi" w:eastAsiaTheme="majorEastAsia" w:hAnsiTheme="minorHAnsi" w:cstheme="minorHAnsi"/>
+        </w:rPr>
+        <w:t>self</w:t>
+      </w:r>
+      <w:proofErr w:type="spellEnd"/>
+      <w:r>
+        <w:rPr>
+          <w:rStyle w:val="HTMLCode"/>
+          <w:rFonts w:asciiTheme="minorHAnsi" w:eastAsiaTheme="majorEastAsia" w:hAnsiTheme="minorHAnsi" w:cstheme="minorHAnsi"/>
+        </w:rPr>
+        <w:t>)</w:t>
       </w:r>
     </w:p>
     <w:p>
@@ -929,22 +1004,55 @@
           <w:rFonts w:asciiTheme="minorHAnsi" w:eastAsiaTheme="majorEastAsia" w:hAnsiTheme="minorHAnsi" w:cstheme="minorHAnsi"/>
         </w:rPr>
       </w:pPr>
-      <w:r>
-        <w:rPr>
-          <w:rStyle w:val="HTMLCode"/>
-          <w:rFonts w:asciiTheme="minorHAnsi" w:eastAsiaTheme="majorEastAsia" w:hAnsiTheme="minorHAnsi" w:cstheme="minorHAnsi"/>
-        </w:rPr>
-        <w:t>enable_listener(self)</w:t>
-      </w:r>
-    </w:p>
-    <w:p>
-      <w:pPr>
-        <w:rPr>
-          <w:rFonts w:cstheme="minorHAnsi"/>
-        </w:rPr>
-      </w:pPr>
-      <w:r>
-        <w:t>Aktiviert den Listener für die O</w:t>
+      <w:proofErr w:type="spellStart"/>
+      <w:r>
+        <w:rPr>
+          <w:rStyle w:val="HTMLCode"/>
+          <w:rFonts w:asciiTheme="minorHAnsi" w:eastAsiaTheme="majorEastAsia" w:hAnsiTheme="minorHAnsi" w:cstheme="minorHAnsi"/>
+        </w:rPr>
+        <w:t>enable_listener</w:t>
+      </w:r>
+      <w:proofErr w:type="spellEnd"/>
+      <w:r>
+        <w:rPr>
+          <w:rStyle w:val="HTMLCode"/>
+          <w:rFonts w:asciiTheme="minorHAnsi" w:eastAsiaTheme="majorEastAsia" w:hAnsiTheme="minorHAnsi" w:cstheme="minorHAnsi"/>
+        </w:rPr>
+        <w:t>(</w:t>
+      </w:r>
+      <w:proofErr w:type="spellStart"/>
+      <w:r>
+        <w:rPr>
+          <w:rStyle w:val="HTMLCode"/>
+          <w:rFonts w:asciiTheme="minorHAnsi" w:eastAsiaTheme="majorEastAsia" w:hAnsiTheme="minorHAnsi" w:cstheme="minorHAnsi"/>
+        </w:rPr>
+        <w:t>self</w:t>
+      </w:r>
+      <w:proofErr w:type="spellEnd"/>
+      <w:r>
+        <w:rPr>
+          <w:rStyle w:val="HTMLCode"/>
+          <w:rFonts w:asciiTheme="minorHAnsi" w:eastAsiaTheme="majorEastAsia" w:hAnsiTheme="minorHAnsi" w:cstheme="minorHAnsi"/>
+        </w:rPr>
+        <w:t>)</w:t>
+      </w:r>
+    </w:p>
+    <w:p>
+      <w:pPr>
+        <w:rPr>
+          <w:rFonts w:cstheme="minorHAnsi"/>
+        </w:rPr>
+      </w:pPr>
+      <w:r>
+        <w:t xml:space="preserve">Aktiviert den </w:t>
+      </w:r>
+      <w:proofErr w:type="spellStart"/>
+      <w:r>
+        <w:t>Listener</w:t>
+      </w:r>
+      <w:proofErr w:type="spellEnd"/>
+      <w:r>
+        <w:t xml:space="preserve"> für die O</w:t>
       </w:r>
       <w:r>
         <w:rPr>
@@ -961,12 +1069,37 @@
           <w:rFonts w:asciiTheme="minorHAnsi" w:eastAsiaTheme="majorEastAsia" w:hAnsiTheme="minorHAnsi" w:cstheme="minorHAnsi"/>
         </w:rPr>
       </w:pPr>
-      <w:r>
-        <w:rPr>
-          <w:rStyle w:val="HTMLCode"/>
-          <w:rFonts w:asciiTheme="minorHAnsi" w:eastAsiaTheme="majorEastAsia" w:hAnsiTheme="minorHAnsi" w:cstheme="minorHAnsi"/>
-        </w:rPr>
-        <w:t>disable_listener(self)</w:t>
+      <w:proofErr w:type="spellStart"/>
+      <w:r>
+        <w:rPr>
+          <w:rStyle w:val="HTMLCode"/>
+          <w:rFonts w:asciiTheme="minorHAnsi" w:eastAsiaTheme="majorEastAsia" w:hAnsiTheme="minorHAnsi" w:cstheme="minorHAnsi"/>
+        </w:rPr>
+        <w:t>disable_listener</w:t>
+      </w:r>
+      <w:proofErr w:type="spellEnd"/>
+      <w:r>
+        <w:rPr>
+          <w:rStyle w:val="HTMLCode"/>
+          <w:rFonts w:asciiTheme="minorHAnsi" w:eastAsiaTheme="majorEastAsia" w:hAnsiTheme="minorHAnsi" w:cstheme="minorHAnsi"/>
+        </w:rPr>
+        <w:t>(</w:t>
+      </w:r>
+      <w:proofErr w:type="spellStart"/>
+      <w:r>
+        <w:rPr>
+          <w:rStyle w:val="HTMLCode"/>
+          <w:rFonts w:asciiTheme="minorHAnsi" w:eastAsiaTheme="majorEastAsia" w:hAnsiTheme="minorHAnsi" w:cstheme="minorHAnsi"/>
+        </w:rPr>
+        <w:t>self</w:t>
+      </w:r>
+      <w:proofErr w:type="spellEnd"/>
+      <w:r>
+        <w:rPr>
+          <w:rStyle w:val="HTMLCode"/>
+          <w:rFonts w:asciiTheme="minorHAnsi" w:eastAsiaTheme="majorEastAsia" w:hAnsiTheme="minorHAnsi" w:cstheme="minorHAnsi"/>
+        </w:rPr>
+        <w:t>)</w:t>
       </w:r>
     </w:p>
     <w:p>
@@ -982,7 +1115,21 @@
         <w:rPr>
           <w:rFonts w:cstheme="minorHAnsi"/>
         </w:rPr>
-        <w:t>den Sensor-Listener und beendet die Abfrage der Sensordaten.</w:t>
+        <w:t>den Sensor-</w:t>
+      </w:r>
+      <w:proofErr w:type="spellStart"/>
+      <w:r>
+        <w:rPr>
+          <w:rFonts w:cstheme="minorHAnsi"/>
+        </w:rPr>
+        <w:t>Listener</w:t>
+      </w:r>
+      <w:proofErr w:type="spellEnd"/>
+      <w:r>
+        <w:rPr>
+          <w:rFonts w:cstheme="minorHAnsi"/>
+        </w:rPr>
+        <w:t xml:space="preserve"> und beendet die Abfrage der Sensordaten.</w:t>
       </w:r>
     </w:p>
     <w:p>
@@ -993,13 +1140,63 @@
           <w:rFonts w:asciiTheme="minorHAnsi" w:eastAsiaTheme="majorEastAsia" w:hAnsiTheme="minorHAnsi" w:cstheme="minorHAnsi"/>
         </w:rPr>
       </w:pPr>
+      <w:proofErr w:type="spellStart"/>
       <w:r>
         <w:rPr>
           <w:rStyle w:val="HTMLCode"/>
           <w:rFonts w:asciiTheme="minorHAnsi" w:eastAsiaTheme="majorEastAsia" w:hAnsiTheme="minorHAnsi" w:cstheme="minorHAnsi"/>
         </w:rPr>
         <w:lastRenderedPageBreak/>
-        <w:t>get_orientation(self, dt)</w:t>
+        <w:t>get_</w:t>
+      </w:r>
+      <w:proofErr w:type="gramStart"/>
+      <w:r>
+        <w:rPr>
+          <w:rStyle w:val="HTMLCode"/>
+          <w:rFonts w:asciiTheme="minorHAnsi" w:eastAsiaTheme="majorEastAsia" w:hAnsiTheme="minorHAnsi" w:cstheme="minorHAnsi"/>
+        </w:rPr>
+        <w:t>orientation</w:t>
+      </w:r>
+      <w:proofErr w:type="spellEnd"/>
+      <w:r>
+        <w:rPr>
+          <w:rStyle w:val="HTMLCode"/>
+          <w:rFonts w:asciiTheme="minorHAnsi" w:eastAsiaTheme="majorEastAsia" w:hAnsiTheme="minorHAnsi" w:cstheme="minorHAnsi"/>
+        </w:rPr>
+        <w:t>(</w:t>
+      </w:r>
+      <w:proofErr w:type="spellStart"/>
+      <w:proofErr w:type="gramEnd"/>
+      <w:r>
+        <w:rPr>
+          <w:rStyle w:val="HTMLCode"/>
+          <w:rFonts w:asciiTheme="minorHAnsi" w:eastAsiaTheme="majorEastAsia" w:hAnsiTheme="minorHAnsi" w:cstheme="minorHAnsi"/>
+        </w:rPr>
+        <w:t>self</w:t>
+      </w:r>
+      <w:proofErr w:type="spellEnd"/>
+      <w:r>
+        <w:rPr>
+          <w:rStyle w:val="HTMLCode"/>
+          <w:rFonts w:asciiTheme="minorHAnsi" w:eastAsiaTheme="majorEastAsia" w:hAnsiTheme="minorHAnsi" w:cstheme="minorHAnsi"/>
+        </w:rPr>
+        <w:t xml:space="preserve">, </w:t>
+      </w:r>
+      <w:proofErr w:type="spellStart"/>
+      <w:r>
+        <w:rPr>
+          <w:rStyle w:val="HTMLCode"/>
+          <w:rFonts w:asciiTheme="minorHAnsi" w:eastAsiaTheme="majorEastAsia" w:hAnsiTheme="minorHAnsi" w:cstheme="minorHAnsi"/>
+        </w:rPr>
+        <w:t>dt</w:t>
+      </w:r>
+      <w:proofErr w:type="spellEnd"/>
+      <w:r>
+        <w:rPr>
+          <w:rStyle w:val="HTMLCode"/>
+          <w:rFonts w:asciiTheme="minorHAnsi" w:eastAsiaTheme="majorEastAsia" w:hAnsiTheme="minorHAnsi" w:cstheme="minorHAnsi"/>
+        </w:rPr>
+        <w:t>)</w:t>
       </w:r>
     </w:p>
     <w:p>
@@ -1025,12 +1222,14 @@
           <w:rFonts w:asciiTheme="minorHAnsi" w:hAnsiTheme="minorHAnsi" w:cstheme="minorHAnsi"/>
         </w:rPr>
       </w:pPr>
+      <w:proofErr w:type="spellStart"/>
       <w:r>
         <w:rPr>
           <w:rFonts w:asciiTheme="minorHAnsi" w:hAnsiTheme="minorHAnsi" w:cstheme="minorHAnsi"/>
         </w:rPr>
         <w:t>MeasurementHandler</w:t>
       </w:r>
+      <w:proofErr w:type="spellEnd"/>
     </w:p>
     <w:p>
       <w:pPr>
@@ -1097,8 +1296,13 @@
       </w:r>
     </w:p>
     <w:p>
-      <w:r>
-        <w:t xml:space="preserve">personHeight </w:t>
+      <w:proofErr w:type="spellStart"/>
+      <w:r>
+        <w:t>personHeight</w:t>
+      </w:r>
+      <w:proofErr w:type="spellEnd"/>
+      <w:r>
+        <w:t xml:space="preserve"> </w:t>
       </w:r>
       <w:r>
         <w:tab/>
@@ -1109,8 +1313,12 @@
       </w:r>
       <w:r>
         <w:br/>
+      </w:r>
+      <w:proofErr w:type="spellStart"/>
+      <w:r>
         <w:t>measureTypeButton</w:t>
       </w:r>
+      <w:proofErr w:type="spellEnd"/>
       <w:r>
         <w:tab/>
         <w:t>Aktueller Messmodus („Große Objekte“ oder „Kleine Objekte“)</w:t>
@@ -1143,7 +1351,39 @@
           <w:rStyle w:val="HTMLCode"/>
           <w:rFonts w:asciiTheme="minorHAnsi" w:eastAsiaTheme="majorEastAsia" w:hAnsiTheme="minorHAnsi" w:cstheme="minorHAnsi"/>
         </w:rPr>
-        <w:t>__init__(self)</w:t>
+        <w:t>__</w:t>
+      </w:r>
+      <w:proofErr w:type="spellStart"/>
+      <w:r>
+        <w:rPr>
+          <w:rStyle w:val="HTMLCode"/>
+          <w:rFonts w:asciiTheme="minorHAnsi" w:eastAsiaTheme="majorEastAsia" w:hAnsiTheme="minorHAnsi" w:cstheme="minorHAnsi"/>
+        </w:rPr>
+        <w:t>init</w:t>
+      </w:r>
+      <w:proofErr w:type="spellEnd"/>
+      <w:r>
+        <w:rPr>
+          <w:rStyle w:val="HTMLCode"/>
+          <w:rFonts w:asciiTheme="minorHAnsi" w:eastAsiaTheme="majorEastAsia" w:hAnsiTheme="minorHAnsi" w:cstheme="minorHAnsi"/>
+        </w:rPr>
+        <w:t>__(</w:t>
+      </w:r>
+      <w:proofErr w:type="spellStart"/>
+      <w:r>
+        <w:rPr>
+          <w:rStyle w:val="HTMLCode"/>
+          <w:rFonts w:asciiTheme="minorHAnsi" w:eastAsiaTheme="majorEastAsia" w:hAnsiTheme="minorHAnsi" w:cstheme="minorHAnsi"/>
+        </w:rPr>
+        <w:t>self</w:t>
+      </w:r>
+      <w:proofErr w:type="spellEnd"/>
+      <w:r>
+        <w:rPr>
+          <w:rStyle w:val="HTMLCode"/>
+          <w:rFonts w:asciiTheme="minorHAnsi" w:eastAsiaTheme="majorEastAsia" w:hAnsiTheme="minorHAnsi" w:cstheme="minorHAnsi"/>
+        </w:rPr>
+        <w:t>)</w:t>
       </w:r>
     </w:p>
     <w:p>
@@ -1170,12 +1410,55 @@
           <w:rFonts w:asciiTheme="minorHAnsi" w:eastAsiaTheme="majorEastAsia" w:hAnsiTheme="minorHAnsi" w:cstheme="minorHAnsi"/>
         </w:rPr>
       </w:pPr>
-      <w:r>
-        <w:rPr>
-          <w:rStyle w:val="HTMLCode"/>
-          <w:rFonts w:asciiTheme="minorHAnsi" w:eastAsiaTheme="majorEastAsia" w:hAnsiTheme="minorHAnsi" w:cstheme="minorHAnsi"/>
-        </w:rPr>
-        <w:t>setPersonHeight(self, height)</w:t>
+      <w:proofErr w:type="spellStart"/>
+      <w:proofErr w:type="gramStart"/>
+      <w:r>
+        <w:rPr>
+          <w:rStyle w:val="HTMLCode"/>
+          <w:rFonts w:asciiTheme="minorHAnsi" w:eastAsiaTheme="majorEastAsia" w:hAnsiTheme="minorHAnsi" w:cstheme="minorHAnsi"/>
+        </w:rPr>
+        <w:t>setPersonHeight</w:t>
+      </w:r>
+      <w:proofErr w:type="spellEnd"/>
+      <w:r>
+        <w:rPr>
+          <w:rStyle w:val="HTMLCode"/>
+          <w:rFonts w:asciiTheme="minorHAnsi" w:eastAsiaTheme="majorEastAsia" w:hAnsiTheme="minorHAnsi" w:cstheme="minorHAnsi"/>
+        </w:rPr>
+        <w:t>(</w:t>
+      </w:r>
+      <w:proofErr w:type="spellStart"/>
+      <w:proofErr w:type="gramEnd"/>
+      <w:r>
+        <w:rPr>
+          <w:rStyle w:val="HTMLCode"/>
+          <w:rFonts w:asciiTheme="minorHAnsi" w:eastAsiaTheme="majorEastAsia" w:hAnsiTheme="minorHAnsi" w:cstheme="minorHAnsi"/>
+        </w:rPr>
+        <w:t>self</w:t>
+      </w:r>
+      <w:proofErr w:type="spellEnd"/>
+      <w:r>
+        <w:rPr>
+          <w:rStyle w:val="HTMLCode"/>
+          <w:rFonts w:asciiTheme="minorHAnsi" w:eastAsiaTheme="majorEastAsia" w:hAnsiTheme="minorHAnsi" w:cstheme="minorHAnsi"/>
+        </w:rPr>
+        <w:t xml:space="preserve">, </w:t>
+      </w:r>
+      <w:proofErr w:type="spellStart"/>
+      <w:r>
+        <w:rPr>
+          <w:rStyle w:val="HTMLCode"/>
+          <w:rFonts w:asciiTheme="minorHAnsi" w:eastAsiaTheme="majorEastAsia" w:hAnsiTheme="minorHAnsi" w:cstheme="minorHAnsi"/>
+        </w:rPr>
+        <w:t>height</w:t>
+      </w:r>
+      <w:proofErr w:type="spellEnd"/>
+      <w:r>
+        <w:rPr>
+          <w:rStyle w:val="HTMLCode"/>
+          <w:rFonts w:asciiTheme="minorHAnsi" w:eastAsiaTheme="majorEastAsia" w:hAnsiTheme="minorHAnsi" w:cstheme="minorHAnsi"/>
+        </w:rPr>
+        <w:t>)</w:t>
       </w:r>
     </w:p>
     <w:p>
@@ -1202,19 +1485,94 @@
           <w:rFonts w:asciiTheme="minorHAnsi" w:eastAsiaTheme="majorEastAsia" w:hAnsiTheme="minorHAnsi" w:cstheme="minorHAnsi"/>
         </w:rPr>
       </w:pPr>
-      <w:r>
-        <w:rPr>
-          <w:rStyle w:val="HTMLCode"/>
-          <w:rFonts w:asciiTheme="minorHAnsi" w:eastAsiaTheme="majorEastAsia" w:hAnsiTheme="minorHAnsi" w:cstheme="minorHAnsi"/>
-        </w:rPr>
-        <w:t>calculateDistance(self, pitch)</w:t>
-      </w:r>
-      <w:r>
-        <w:rPr>
-          <w:rStyle w:val="HTMLCode"/>
-          <w:rFonts w:asciiTheme="minorHAnsi" w:eastAsiaTheme="majorEastAsia" w:hAnsiTheme="minorHAnsi" w:cstheme="minorHAnsi"/>
-        </w:rPr>
-        <w:t>: (distance, roundedDistance)</w:t>
+      <w:proofErr w:type="spellStart"/>
+      <w:proofErr w:type="gramStart"/>
+      <w:r>
+        <w:rPr>
+          <w:rStyle w:val="HTMLCode"/>
+          <w:rFonts w:asciiTheme="minorHAnsi" w:eastAsiaTheme="majorEastAsia" w:hAnsiTheme="minorHAnsi" w:cstheme="minorHAnsi"/>
+        </w:rPr>
+        <w:t>calculateDistance</w:t>
+      </w:r>
+      <w:proofErr w:type="spellEnd"/>
+      <w:r>
+        <w:rPr>
+          <w:rStyle w:val="HTMLCode"/>
+          <w:rFonts w:asciiTheme="minorHAnsi" w:eastAsiaTheme="majorEastAsia" w:hAnsiTheme="minorHAnsi" w:cstheme="minorHAnsi"/>
+        </w:rPr>
+        <w:t>(</w:t>
+      </w:r>
+      <w:proofErr w:type="spellStart"/>
+      <w:proofErr w:type="gramEnd"/>
+      <w:r>
+        <w:rPr>
+          <w:rStyle w:val="HTMLCode"/>
+          <w:rFonts w:asciiTheme="minorHAnsi" w:eastAsiaTheme="majorEastAsia" w:hAnsiTheme="minorHAnsi" w:cstheme="minorHAnsi"/>
+        </w:rPr>
+        <w:t>self</w:t>
+      </w:r>
+      <w:proofErr w:type="spellEnd"/>
+      <w:r>
+        <w:rPr>
+          <w:rStyle w:val="HTMLCode"/>
+          <w:rFonts w:asciiTheme="minorHAnsi" w:eastAsiaTheme="majorEastAsia" w:hAnsiTheme="minorHAnsi" w:cstheme="minorHAnsi"/>
+        </w:rPr>
+        <w:t xml:space="preserve">, </w:t>
+      </w:r>
+      <w:proofErr w:type="spellStart"/>
+      <w:r>
+        <w:rPr>
+          <w:rStyle w:val="HTMLCode"/>
+          <w:rFonts w:asciiTheme="minorHAnsi" w:eastAsiaTheme="majorEastAsia" w:hAnsiTheme="minorHAnsi" w:cstheme="minorHAnsi"/>
+        </w:rPr>
+        <w:t>pitch</w:t>
+      </w:r>
+      <w:proofErr w:type="spellEnd"/>
+      <w:r>
+        <w:rPr>
+          <w:rStyle w:val="HTMLCode"/>
+          <w:rFonts w:asciiTheme="minorHAnsi" w:eastAsiaTheme="majorEastAsia" w:hAnsiTheme="minorHAnsi" w:cstheme="minorHAnsi"/>
+        </w:rPr>
+        <w:t>)</w:t>
+      </w:r>
+      <w:r>
+        <w:rPr>
+          <w:rStyle w:val="HTMLCode"/>
+          <w:rFonts w:asciiTheme="minorHAnsi" w:eastAsiaTheme="majorEastAsia" w:hAnsiTheme="minorHAnsi" w:cstheme="minorHAnsi"/>
+        </w:rPr>
+        <w:t>: (</w:t>
+      </w:r>
+      <w:proofErr w:type="spellStart"/>
+      <w:r>
+        <w:rPr>
+          <w:rStyle w:val="HTMLCode"/>
+          <w:rFonts w:asciiTheme="minorHAnsi" w:eastAsiaTheme="majorEastAsia" w:hAnsiTheme="minorHAnsi" w:cstheme="minorHAnsi"/>
+        </w:rPr>
+        <w:t>distance</w:t>
+      </w:r>
+      <w:proofErr w:type="spellEnd"/>
+      <w:r>
+        <w:rPr>
+          <w:rStyle w:val="HTMLCode"/>
+          <w:rFonts w:asciiTheme="minorHAnsi" w:eastAsiaTheme="majorEastAsia" w:hAnsiTheme="minorHAnsi" w:cstheme="minorHAnsi"/>
+        </w:rPr>
+        <w:t xml:space="preserve">, </w:t>
+      </w:r>
+      <w:proofErr w:type="spellStart"/>
+      <w:r>
+        <w:rPr>
+          <w:rStyle w:val="HTMLCode"/>
+          <w:rFonts w:asciiTheme="minorHAnsi" w:eastAsiaTheme="majorEastAsia" w:hAnsiTheme="minorHAnsi" w:cstheme="minorHAnsi"/>
+        </w:rPr>
+        <w:t>roundedDistance</w:t>
+      </w:r>
+      <w:proofErr w:type="spellEnd"/>
+      <w:r>
+        <w:rPr>
+          <w:rStyle w:val="HTMLCode"/>
+          <w:rFonts w:asciiTheme="minorHAnsi" w:eastAsiaTheme="majorEastAsia" w:hAnsiTheme="minorHAnsi" w:cstheme="minorHAnsi"/>
+        </w:rPr>
+        <w:t>)</w:t>
       </w:r>
     </w:p>
     <w:p>
@@ -1241,19 +1599,110 @@
           <w:rFonts w:asciiTheme="minorHAnsi" w:eastAsiaTheme="majorEastAsia" w:hAnsiTheme="minorHAnsi" w:cstheme="minorHAnsi"/>
         </w:rPr>
       </w:pPr>
-      <w:r>
-        <w:rPr>
-          <w:rStyle w:val="HTMLCode"/>
-          <w:rFonts w:asciiTheme="minorHAnsi" w:eastAsiaTheme="majorEastAsia" w:hAnsiTheme="minorHAnsi" w:cstheme="minorHAnsi"/>
-        </w:rPr>
-        <w:t>calculateHeight(self, distance, pitch)</w:t>
-      </w:r>
-      <w:r>
-        <w:rPr>
-          <w:rStyle w:val="HTMLCode"/>
-          <w:rFonts w:asciiTheme="minorHAnsi" w:eastAsiaTheme="majorEastAsia" w:hAnsiTheme="minorHAnsi" w:cstheme="minorHAnsi"/>
-        </w:rPr>
-        <w:t>: (height, roundedHeight)</w:t>
+      <w:proofErr w:type="spellStart"/>
+      <w:proofErr w:type="gramStart"/>
+      <w:r>
+        <w:rPr>
+          <w:rStyle w:val="HTMLCode"/>
+          <w:rFonts w:asciiTheme="minorHAnsi" w:eastAsiaTheme="majorEastAsia" w:hAnsiTheme="minorHAnsi" w:cstheme="minorHAnsi"/>
+        </w:rPr>
+        <w:t>calculateHeight</w:t>
+      </w:r>
+      <w:proofErr w:type="spellEnd"/>
+      <w:r>
+        <w:rPr>
+          <w:rStyle w:val="HTMLCode"/>
+          <w:rFonts w:asciiTheme="minorHAnsi" w:eastAsiaTheme="majorEastAsia" w:hAnsiTheme="minorHAnsi" w:cstheme="minorHAnsi"/>
+        </w:rPr>
+        <w:t>(</w:t>
+      </w:r>
+      <w:proofErr w:type="spellStart"/>
+      <w:proofErr w:type="gramEnd"/>
+      <w:r>
+        <w:rPr>
+          <w:rStyle w:val="HTMLCode"/>
+          <w:rFonts w:asciiTheme="minorHAnsi" w:eastAsiaTheme="majorEastAsia" w:hAnsiTheme="minorHAnsi" w:cstheme="minorHAnsi"/>
+        </w:rPr>
+        <w:t>self</w:t>
+      </w:r>
+      <w:proofErr w:type="spellEnd"/>
+      <w:r>
+        <w:rPr>
+          <w:rStyle w:val="HTMLCode"/>
+          <w:rFonts w:asciiTheme="minorHAnsi" w:eastAsiaTheme="majorEastAsia" w:hAnsiTheme="minorHAnsi" w:cstheme="minorHAnsi"/>
+        </w:rPr>
+        <w:t xml:space="preserve">, </w:t>
+      </w:r>
+      <w:proofErr w:type="spellStart"/>
+      <w:r>
+        <w:rPr>
+          <w:rStyle w:val="HTMLCode"/>
+          <w:rFonts w:asciiTheme="minorHAnsi" w:eastAsiaTheme="majorEastAsia" w:hAnsiTheme="minorHAnsi" w:cstheme="minorHAnsi"/>
+        </w:rPr>
+        <w:t>distance</w:t>
+      </w:r>
+      <w:proofErr w:type="spellEnd"/>
+      <w:r>
+        <w:rPr>
+          <w:rStyle w:val="HTMLCode"/>
+          <w:rFonts w:asciiTheme="minorHAnsi" w:eastAsiaTheme="majorEastAsia" w:hAnsiTheme="minorHAnsi" w:cstheme="minorHAnsi"/>
+        </w:rPr>
+        <w:t xml:space="preserve">, </w:t>
+      </w:r>
+      <w:proofErr w:type="spellStart"/>
+      <w:r>
+        <w:rPr>
+          <w:rStyle w:val="HTMLCode"/>
+          <w:rFonts w:asciiTheme="minorHAnsi" w:eastAsiaTheme="majorEastAsia" w:hAnsiTheme="minorHAnsi" w:cstheme="minorHAnsi"/>
+        </w:rPr>
+        <w:t>pitch</w:t>
+      </w:r>
+      <w:proofErr w:type="spellEnd"/>
+      <w:r>
+        <w:rPr>
+          <w:rStyle w:val="HTMLCode"/>
+          <w:rFonts w:asciiTheme="minorHAnsi" w:eastAsiaTheme="majorEastAsia" w:hAnsiTheme="minorHAnsi" w:cstheme="minorHAnsi"/>
+        </w:rPr>
+        <w:t>)</w:t>
+      </w:r>
+      <w:r>
+        <w:rPr>
+          <w:rStyle w:val="HTMLCode"/>
+          <w:rFonts w:asciiTheme="minorHAnsi" w:eastAsiaTheme="majorEastAsia" w:hAnsiTheme="minorHAnsi" w:cstheme="minorHAnsi"/>
+        </w:rPr>
+        <w:t>: (</w:t>
+      </w:r>
+      <w:proofErr w:type="spellStart"/>
+      <w:r>
+        <w:rPr>
+          <w:rStyle w:val="HTMLCode"/>
+          <w:rFonts w:asciiTheme="minorHAnsi" w:eastAsiaTheme="majorEastAsia" w:hAnsiTheme="minorHAnsi" w:cstheme="minorHAnsi"/>
+        </w:rPr>
+        <w:t>height</w:t>
+      </w:r>
+      <w:proofErr w:type="spellEnd"/>
+      <w:r>
+        <w:rPr>
+          <w:rStyle w:val="HTMLCode"/>
+          <w:rFonts w:asciiTheme="minorHAnsi" w:eastAsiaTheme="majorEastAsia" w:hAnsiTheme="minorHAnsi" w:cstheme="minorHAnsi"/>
+        </w:rPr>
+        <w:t xml:space="preserve">, </w:t>
+      </w:r>
+      <w:proofErr w:type="spellStart"/>
+      <w:r>
+        <w:rPr>
+          <w:rStyle w:val="HTMLCode"/>
+          <w:rFonts w:asciiTheme="minorHAnsi" w:eastAsiaTheme="majorEastAsia" w:hAnsiTheme="minorHAnsi" w:cstheme="minorHAnsi"/>
+        </w:rPr>
+        <w:t>roundedHeight</w:t>
+      </w:r>
+      <w:proofErr w:type="spellEnd"/>
+      <w:r>
+        <w:rPr>
+          <w:rStyle w:val="HTMLCode"/>
+          <w:rFonts w:asciiTheme="minorHAnsi" w:eastAsiaTheme="majorEastAsia" w:hAnsiTheme="minorHAnsi" w:cstheme="minorHAnsi"/>
+        </w:rPr>
+        <w:t>)</w:t>
       </w:r>
     </w:p>
     <w:p>
@@ -1330,20 +1779,54 @@
           <w:rFonts w:asciiTheme="minorHAnsi" w:eastAsiaTheme="majorEastAsia" w:hAnsiTheme="minorHAnsi" w:cstheme="minorHAnsi"/>
         </w:rPr>
       </w:pPr>
-      <w:r>
-        <w:rPr>
-          <w:rStyle w:val="HTMLCode"/>
-          <w:rFonts w:asciiTheme="minorHAnsi" w:eastAsiaTheme="majorEastAsia" w:hAnsiTheme="minorHAnsi" w:cstheme="minorHAnsi"/>
-        </w:rPr>
-        <w:t>switchMeasurementType(self)</w:t>
-      </w:r>
-      <w:r>
-        <w:rPr>
-          <w:rStyle w:val="HTMLCode"/>
-          <w:rFonts w:asciiTheme="minorHAnsi" w:eastAsiaTheme="majorEastAsia" w:hAnsiTheme="minorHAnsi" w:cstheme="minorHAnsi"/>
-        </w:rPr>
-        <w:t>: measurementType</w:t>
-      </w:r>
+      <w:proofErr w:type="spellStart"/>
+      <w:r>
+        <w:rPr>
+          <w:rStyle w:val="HTMLCode"/>
+          <w:rFonts w:asciiTheme="minorHAnsi" w:eastAsiaTheme="majorEastAsia" w:hAnsiTheme="minorHAnsi" w:cstheme="minorHAnsi"/>
+        </w:rPr>
+        <w:t>switchMeasurementType</w:t>
+      </w:r>
+      <w:proofErr w:type="spellEnd"/>
+      <w:r>
+        <w:rPr>
+          <w:rStyle w:val="HTMLCode"/>
+          <w:rFonts w:asciiTheme="minorHAnsi" w:eastAsiaTheme="majorEastAsia" w:hAnsiTheme="minorHAnsi" w:cstheme="minorHAnsi"/>
+        </w:rPr>
+        <w:t>(</w:t>
+      </w:r>
+      <w:proofErr w:type="spellStart"/>
+      <w:r>
+        <w:rPr>
+          <w:rStyle w:val="HTMLCode"/>
+          <w:rFonts w:asciiTheme="minorHAnsi" w:eastAsiaTheme="majorEastAsia" w:hAnsiTheme="minorHAnsi" w:cstheme="minorHAnsi"/>
+        </w:rPr>
+        <w:t>self</w:t>
+      </w:r>
+      <w:proofErr w:type="spellEnd"/>
+      <w:r>
+        <w:rPr>
+          <w:rStyle w:val="HTMLCode"/>
+          <w:rFonts w:asciiTheme="minorHAnsi" w:eastAsiaTheme="majorEastAsia" w:hAnsiTheme="minorHAnsi" w:cstheme="minorHAnsi"/>
+        </w:rPr>
+        <w:t>)</w:t>
+      </w:r>
+      <w:r>
+        <w:rPr>
+          <w:rStyle w:val="HTMLCode"/>
+          <w:rFonts w:asciiTheme="minorHAnsi" w:eastAsiaTheme="majorEastAsia" w:hAnsiTheme="minorHAnsi" w:cstheme="minorHAnsi"/>
+        </w:rPr>
+        <w:t xml:space="preserve">: </w:t>
+      </w:r>
+      <w:proofErr w:type="spellStart"/>
+      <w:r>
+        <w:rPr>
+          <w:rStyle w:val="HTMLCode"/>
+          <w:rFonts w:asciiTheme="minorHAnsi" w:eastAsiaTheme="majorEastAsia" w:hAnsiTheme="minorHAnsi" w:cstheme="minorHAnsi"/>
+        </w:rPr>
+        <w:t>measurementType</w:t>
+      </w:r>
+      <w:proofErr w:type="spellEnd"/>
     </w:p>
     <w:p>
       <w:pPr>
@@ -1360,15 +1843,104 @@
           <w:rFonts w:eastAsia="Times New Roman" w:cstheme="minorHAnsi"/>
           <w:lang w:eastAsia="de-DE"/>
         </w:rPr>
-        <w:t>zwischen den zwei Messmodi und gibt den neuen Modus als String zurück.</w:t>
-      </w:r>
-    </w:p>
-    <w:p>
-      <w:pPr>
-        <w:rPr>
-          <w:rFonts w:cstheme="minorHAnsi"/>
-        </w:rPr>
-      </w:pPr>
+        <w:t xml:space="preserve">zwischen den zwei </w:t>
+      </w:r>
+      <w:proofErr w:type="spellStart"/>
+      <w:r>
+        <w:rPr>
+          <w:rFonts w:eastAsia="Times New Roman" w:cstheme="minorHAnsi"/>
+          <w:lang w:eastAsia="de-DE"/>
+        </w:rPr>
+        <w:t>Messmodi</w:t>
+      </w:r>
+      <w:proofErr w:type="spellEnd"/>
+      <w:r>
+        <w:rPr>
+          <w:rFonts w:eastAsia="Times New Roman" w:cstheme="minorHAnsi"/>
+          <w:lang w:eastAsia="de-DE"/>
+        </w:rPr>
+        <w:t xml:space="preserve"> und gibt den neuen Modus als String zurück.</w:t>
+      </w:r>
+    </w:p>
+    <w:p>
+      <w:pPr>
+        <w:pStyle w:val="berschrift2"/>
+      </w:pPr>
+      <w:r>
+        <w:t>Unterstützung</w:t>
+      </w:r>
+    </w:p>
+    <w:p>
+      <w:r>
+        <w:t xml:space="preserve">Das App-Icon wurde mithilfe von </w:t>
+      </w:r>
+      <w:proofErr w:type="spellStart"/>
+      <w:r>
+        <w:t>ChatGPT</w:t>
+      </w:r>
+      <w:proofErr w:type="spellEnd"/>
+      <w:r>
+        <w:t xml:space="preserve"> erstellt. Bei der Entwicklung sind verschiedene Bibliotheken zum Einsatz gekommen, die die Entwicklung leichter machen. Es wurde verwendet:</w:t>
+      </w:r>
+      <w:r>
+        <w:br/>
+      </w:r>
+      <w:proofErr w:type="spellStart"/>
+      <w:r>
+        <w:t>json</w:t>
+      </w:r>
+      <w:proofErr w:type="spellEnd"/>
+      <w:r>
+        <w:t xml:space="preserve">, </w:t>
+      </w:r>
+      <w:proofErr w:type="spellStart"/>
+      <w:r>
+        <w:t>math</w:t>
+      </w:r>
+      <w:proofErr w:type="spellEnd"/>
+      <w:r>
+        <w:t xml:space="preserve">, </w:t>
+      </w:r>
+      <w:proofErr w:type="spellStart"/>
+      <w:r>
+        <w:t>numpy</w:t>
+      </w:r>
+      <w:proofErr w:type="spellEnd"/>
+      <w:r>
+        <w:t xml:space="preserve">, PIL, </w:t>
+      </w:r>
+      <w:proofErr w:type="spellStart"/>
+      <w:r>
+        <w:t>kivy</w:t>
+      </w:r>
+      <w:proofErr w:type="spellEnd"/>
+      <w:r>
+        <w:t xml:space="preserve">, </w:t>
+      </w:r>
+      <w:proofErr w:type="spellStart"/>
+      <w:r>
+        <w:t>kivymd</w:t>
+      </w:r>
+      <w:proofErr w:type="spellEnd"/>
+      <w:r>
+        <w:t xml:space="preserve">, </w:t>
+      </w:r>
+      <w:proofErr w:type="spellStart"/>
+      <w:r>
+        <w:t>datetime</w:t>
+      </w:r>
+      <w:proofErr w:type="spellEnd"/>
+      <w:r>
+        <w:t xml:space="preserve"> und </w:t>
+      </w:r>
+      <w:proofErr w:type="spellStart"/>
+      <w:r>
+        <w:t>plyer</w:t>
+      </w:r>
+      <w:proofErr w:type="spellEnd"/>
+      <w:r>
+        <w:t>.</w:t>
+      </w:r>
     </w:p>
     <w:sectPr>
       <w:pgSz w:w="11906" w:h="16838"/>
@@ -1380,8 +1952,58 @@
 </w:document>
 </file>
 
+<file path=word/endnotes.xml><?xml version="1.0" encoding="utf-8"?>
+<w:endnotes xmlns:wpc="http://schemas.microsoft.com/office/word/2010/wordprocessingCanvas" xmlns:cx="http://schemas.microsoft.com/office/drawing/2014/chartex" xmlns:mc="http://schemas.openxmlformats.org/markup-compatibility/2006" xmlns:o="urn:schemas-microsoft-com:office:office" xmlns:r="http://schemas.openxmlformats.org/officeDocument/2006/relationships" xmlns:m="http://schemas.openxmlformats.org/officeDocument/2006/math" xmlns:v="urn:schemas-microsoft-com:vml" xmlns:wp14="http://schemas.microsoft.com/office/word/2010/wordprocessingDrawing" xmlns:wp="http://schemas.openxmlformats.org/drawingml/2006/wordprocessingDrawing" xmlns:w10="urn:schemas-microsoft-com:office:word" xmlns:w="http://schemas.openxmlformats.org/wordprocessingml/2006/main" xmlns:w14="http://schemas.microsoft.com/office/word/2010/wordml" xmlns:w15="http://schemas.microsoft.com/office/word/2012/wordml" xmlns:w16se="http://schemas.microsoft.com/office/word/2015/wordml/symex" xmlns:wpg="http://schemas.microsoft.com/office/word/2010/wordprocessingGroup" xmlns:wpi="http://schemas.microsoft.com/office/word/2010/wordprocessingInk" xmlns:wne="http://schemas.microsoft.com/office/word/2006/wordml" xmlns:wps="http://schemas.microsoft.com/office/word/2010/wordprocessingShape" mc:Ignorable="w14 w15 w16se wp14">
+  <w:endnote w:type="separator" w:id="-1">
+    <w:p>
+      <w:pPr>
+        <w:spacing w:after="0" w:line="240" w:lineRule="auto"/>
+      </w:pPr>
+      <w:r>
+        <w:separator/>
+      </w:r>
+    </w:p>
+  </w:endnote>
+  <w:endnote w:type="continuationSeparator" w:id="0">
+    <w:p>
+      <w:pPr>
+        <w:spacing w:after="0" w:line="240" w:lineRule="auto"/>
+      </w:pPr>
+      <w:r>
+        <w:continuationSeparator/>
+      </w:r>
+    </w:p>
+  </w:endnote>
+</w:endnotes>
+</file>
+
+<file path=word/footnotes.xml><?xml version="1.0" encoding="utf-8"?>
+<w:footnotes xmlns:wpc="http://schemas.microsoft.com/office/word/2010/wordprocessingCanvas" xmlns:cx="http://schemas.microsoft.com/office/drawing/2014/chartex" xmlns:mc="http://schemas.openxmlformats.org/markup-compatibility/2006" xmlns:o="urn:schemas-microsoft-com:office:office" xmlns:r="http://schemas.openxmlformats.org/officeDocument/2006/relationships" xmlns:m="http://schemas.openxmlformats.org/officeDocument/2006/math" xmlns:v="urn:schemas-microsoft-com:vml" xmlns:wp14="http://schemas.microsoft.com/office/word/2010/wordprocessingDrawing" xmlns:wp="http://schemas.openxmlformats.org/drawingml/2006/wordprocessingDrawing" xmlns:w10="urn:schemas-microsoft-com:office:word" xmlns:w="http://schemas.openxmlformats.org/wordprocessingml/2006/main" xmlns:w14="http://schemas.microsoft.com/office/word/2010/wordml" xmlns:w15="http://schemas.microsoft.com/office/word/2012/wordml" xmlns:w16se="http://schemas.microsoft.com/office/word/2015/wordml/symex" xmlns:wpg="http://schemas.microsoft.com/office/word/2010/wordprocessingGroup" xmlns:wpi="http://schemas.microsoft.com/office/word/2010/wordprocessingInk" xmlns:wne="http://schemas.microsoft.com/office/word/2006/wordml" xmlns:wps="http://schemas.microsoft.com/office/word/2010/wordprocessingShape" mc:Ignorable="w14 w15 w16se wp14">
+  <w:footnote w:type="separator" w:id="-1">
+    <w:p>
+      <w:pPr>
+        <w:spacing w:after="0" w:line="240" w:lineRule="auto"/>
+      </w:pPr>
+      <w:r>
+        <w:separator/>
+      </w:r>
+    </w:p>
+  </w:footnote>
+  <w:footnote w:type="continuationSeparator" w:id="0">
+    <w:p>
+      <w:pPr>
+        <w:spacing w:after="0" w:line="240" w:lineRule="auto"/>
+      </w:pPr>
+      <w:r>
+        <w:continuationSeparator/>
+      </w:r>
+    </w:p>
+  </w:footnote>
+</w:footnotes>
+</file>
+
 <file path=word/numbering.xml><?xml version="1.0" encoding="utf-8"?>
-<w:numbering xmlns:wpc="http://schemas.microsoft.com/office/word/2010/wordprocessingCanvas" xmlns:cx="http://schemas.microsoft.com/office/drawing/2014/chartex" xmlns:cx1="http://schemas.microsoft.com/office/drawing/2015/9/8/chartex" xmlns:cx2="http://schemas.microsoft.com/office/drawing/2015/10/21/chartex" xmlns:cx3="http://schemas.microsoft.com/office/drawing/2016/5/9/chartex" xmlns:cx4="http://schemas.microsoft.com/office/drawing/2016/5/10/chartex" xmlns:cx5="http://schemas.microsoft.com/office/drawing/2016/5/11/chartex" xmlns:cx6="http://schemas.microsoft.com/office/drawing/2016/5/12/chartex" xmlns:cx7="http://schemas.microsoft.com/office/drawing/2016/5/13/chartex" xmlns:cx8="http://schemas.microsoft.com/office/drawing/2016/5/14/chartex" xmlns:mc="http://schemas.openxmlformats.org/markup-compatibility/2006" xmlns:aink="http://schemas.microsoft.com/office/drawing/2016/ink" xmlns:am3d="http://schemas.microsoft.com/office/drawing/2017/model3d" xmlns:o="urn:schemas-microsoft-com:office:office" xmlns:r="http://schemas.openxmlformats.org/officeDocument/2006/relationships" xmlns:m="http://schemas.openxmlformats.org/officeDocument/2006/math" xmlns:v="urn:schemas-microsoft-com:vml" xmlns:wp14="http://schemas.microsoft.com/office/word/2010/wordprocessingDrawing" xmlns:wp="http://schemas.openxmlformats.org/drawingml/2006/wordprocessingDrawing" xmlns:w10="urn:schemas-microsoft-com:office:word" xmlns:w="http://schemas.openxmlformats.org/wordprocessingml/2006/main" xmlns:w14="http://schemas.microsoft.com/office/word/2010/wordml" xmlns:w15="http://schemas.microsoft.com/office/word/2012/wordml" xmlns:w16cex="http://schemas.microsoft.com/office/word/2018/wordml/cex" xmlns:w16cid="http://schemas.microsoft.com/office/word/2016/wordml/cid" xmlns:w16="http://schemas.microsoft.com/office/word/2018/wordml" xmlns:w16sdtdh="http://schemas.microsoft.com/office/word/2020/wordml/sdtdatahash" xmlns:w16se="http://schemas.microsoft.com/office/word/2015/wordml/symex" xmlns:wpg="http://schemas.microsoft.com/office/word/2010/wordprocessingGroup" xmlns:wpi="http://schemas.microsoft.com/office/word/2010/wordprocessingInk" xmlns:wne="http://schemas.microsoft.com/office/word/2006/wordml" xmlns:wps="http://schemas.microsoft.com/office/word/2010/wordprocessingShape" mc:Ignorable="w14 w15 w16se w16cid w16 w16cex w16sdtdh wp14">
+<w:numbering xmlns:wpc="http://schemas.microsoft.com/office/word/2010/wordprocessingCanvas" xmlns:cx="http://schemas.microsoft.com/office/drawing/2014/chartex" xmlns:mc="http://schemas.openxmlformats.org/markup-compatibility/2006" xmlns:o="urn:schemas-microsoft-com:office:office" xmlns:r="http://schemas.openxmlformats.org/officeDocument/2006/relationships" xmlns:m="http://schemas.openxmlformats.org/officeDocument/2006/math" xmlns:v="urn:schemas-microsoft-com:vml" xmlns:wp14="http://schemas.microsoft.com/office/word/2010/wordprocessingDrawing" xmlns:wp="http://schemas.openxmlformats.org/drawingml/2006/wordprocessingDrawing" xmlns:w10="urn:schemas-microsoft-com:office:word" xmlns:w="http://schemas.openxmlformats.org/wordprocessingml/2006/main" xmlns:w14="http://schemas.microsoft.com/office/word/2010/wordml" xmlns:w15="http://schemas.microsoft.com/office/word/2012/wordml" xmlns:w16se="http://schemas.microsoft.com/office/word/2015/wordml/symex" xmlns:wpg="http://schemas.microsoft.com/office/word/2010/wordprocessingGroup" xmlns:wpi="http://schemas.microsoft.com/office/word/2010/wordprocessingInk" xmlns:wne="http://schemas.microsoft.com/office/word/2006/wordml" xmlns:wps="http://schemas.microsoft.com/office/word/2010/wordprocessingShape" mc:Ignorable="w14 w15 w16se wp14">
   <w:abstractNum w:abstractNumId="0" w15:restartNumberingAfterBreak="0">
     <w:nsid w:val="1058432C"/>
     <w:multiLevelType w:val="multilevel"/>
@@ -2146,7 +2768,7 @@
 </file>
 
 <file path=word/styles.xml><?xml version="1.0" encoding="utf-8"?>
-<w:styles xmlns:mc="http://schemas.openxmlformats.org/markup-compatibility/2006" xmlns:r="http://schemas.openxmlformats.org/officeDocument/2006/relationships" xmlns:w="http://schemas.openxmlformats.org/wordprocessingml/2006/main" xmlns:w14="http://schemas.microsoft.com/office/word/2010/wordml" xmlns:w15="http://schemas.microsoft.com/office/word/2012/wordml" xmlns:w16cex="http://schemas.microsoft.com/office/word/2018/wordml/cex" xmlns:w16cid="http://schemas.microsoft.com/office/word/2016/wordml/cid" xmlns:w16="http://schemas.microsoft.com/office/word/2018/wordml" xmlns:w16sdtdh="http://schemas.microsoft.com/office/word/2020/wordml/sdtdatahash" xmlns:w16se="http://schemas.microsoft.com/office/word/2015/wordml/symex" mc:Ignorable="w14 w15 w16se w16cid w16 w16cex w16sdtdh">
+<w:styles xmlns:mc="http://schemas.openxmlformats.org/markup-compatibility/2006" xmlns:r="http://schemas.openxmlformats.org/officeDocument/2006/relationships" xmlns:w="http://schemas.openxmlformats.org/wordprocessingml/2006/main" xmlns:w14="http://schemas.microsoft.com/office/word/2010/wordml" xmlns:w15="http://schemas.microsoft.com/office/word/2012/wordml" xmlns:w16se="http://schemas.microsoft.com/office/word/2015/wordml/symex" mc:Ignorable="w14 w15 w16se">
   <w:docDefaults>
     <w:rPrDefault>
       <w:rPr>
@@ -2162,7 +2784,7 @@
       </w:pPr>
     </w:pPrDefault>
   </w:docDefaults>
-  <w:latentStyles w:defLockedState="0" w:defUIPriority="99" w:defSemiHidden="0" w:defUnhideWhenUsed="0" w:defQFormat="0" w:count="376">
+  <w:latentStyles w:defLockedState="0" w:defUIPriority="99" w:defSemiHidden="0" w:defUnhideWhenUsed="0" w:defQFormat="0" w:count="371">
     <w:lsdException w:name="Normal" w:uiPriority="0" w:qFormat="1"/>
     <w:lsdException w:name="heading 1" w:uiPriority="9" w:qFormat="1"/>
     <w:lsdException w:name="heading 2" w:semiHidden="1" w:uiPriority="9" w:unhideWhenUsed="1" w:qFormat="1"/>
@@ -2534,11 +3156,6 @@
     <w:lsdException w:name="List Table 5 Dark Accent 6" w:uiPriority="50"/>
     <w:lsdException w:name="List Table 6 Colorful Accent 6" w:uiPriority="51"/>
     <w:lsdException w:name="List Table 7 Colorful Accent 6" w:uiPriority="52"/>
-    <w:lsdException w:name="Mention" w:semiHidden="1" w:unhideWhenUsed="1"/>
-    <w:lsdException w:name="Smart Hyperlink" w:semiHidden="1" w:unhideWhenUsed="1"/>
-    <w:lsdException w:name="Hashtag" w:semiHidden="1" w:unhideWhenUsed="1"/>
-    <w:lsdException w:name="Unresolved Mention" w:semiHidden="1" w:unhideWhenUsed="1"/>
-    <w:lsdException w:name="Smart Link" w:semiHidden="1" w:unhideWhenUsed="1"/>
   </w:latentStyles>
   <w:style w:type="paragraph" w:default="1" w:styleId="Standard">
     <w:name w:val="Normal"/>
@@ -2770,6 +3387,50 @@
       <w:szCs w:val="24"/>
       <w:lang w:eastAsia="de-DE"/>
     </w:rPr>
+  </w:style>
+  <w:style w:type="paragraph" w:styleId="Kopfzeile">
+    <w:name w:val="header"/>
+    <w:basedOn w:val="Standard"/>
+    <w:link w:val="KopfzeileZchn"/>
+    <w:uiPriority w:val="99"/>
+    <w:unhideWhenUsed/>
+    <w:rsid w:val="006C16CB"/>
+    <w:pPr>
+      <w:tabs>
+        <w:tab w:val="center" w:pos="4536"/>
+        <w:tab w:val="right" w:pos="9072"/>
+      </w:tabs>
+      <w:spacing w:after="0" w:line="240" w:lineRule="auto"/>
+    </w:pPr>
+  </w:style>
+  <w:style w:type="character" w:customStyle="1" w:styleId="KopfzeileZchn">
+    <w:name w:val="Kopfzeile Zchn"/>
+    <w:basedOn w:val="Absatz-Standardschriftart"/>
+    <w:link w:val="Kopfzeile"/>
+    <w:uiPriority w:val="99"/>
+    <w:rsid w:val="006C16CB"/>
+  </w:style>
+  <w:style w:type="paragraph" w:styleId="Fuzeile">
+    <w:name w:val="footer"/>
+    <w:basedOn w:val="Standard"/>
+    <w:link w:val="FuzeileZchn"/>
+    <w:uiPriority w:val="99"/>
+    <w:unhideWhenUsed/>
+    <w:rsid w:val="006C16CB"/>
+    <w:pPr>
+      <w:tabs>
+        <w:tab w:val="center" w:pos="4536"/>
+        <w:tab w:val="right" w:pos="9072"/>
+      </w:tabs>
+      <w:spacing w:after="0" w:line="240" w:lineRule="auto"/>
+    </w:pPr>
+  </w:style>
+  <w:style w:type="character" w:customStyle="1" w:styleId="FuzeileZchn">
+    <w:name w:val="Fußzeile Zchn"/>
+    <w:basedOn w:val="Absatz-Standardschriftart"/>
+    <w:link w:val="Fuzeile"/>
+    <w:uiPriority w:val="99"/>
+    <w:rsid w:val="006C16CB"/>
   </w:style>
 </w:styles>
 </file>

--- a/Entwicklerdoku.docx
+++ b/Entwicklerdoku.docx
@@ -1,10 +1,10 @@
 
 <file path=word/document.xml><?xml version="1.0" encoding="utf-8"?>
-<w:document xmlns:wpc="http://schemas.microsoft.com/office/word/2010/wordprocessingCanvas" xmlns:cx="http://schemas.microsoft.com/office/drawing/2014/chartex" xmlns:mc="http://schemas.openxmlformats.org/markup-compatibility/2006" xmlns:o="urn:schemas-microsoft-com:office:office" xmlns:r="http://schemas.openxmlformats.org/officeDocument/2006/relationships" xmlns:m="http://schemas.openxmlformats.org/officeDocument/2006/math" xmlns:v="urn:schemas-microsoft-com:vml" xmlns:wp14="http://schemas.microsoft.com/office/word/2010/wordprocessingDrawing" xmlns:wp="http://schemas.openxmlformats.org/drawingml/2006/wordprocessingDrawing" xmlns:w10="urn:schemas-microsoft-com:office:word" xmlns:w="http://schemas.openxmlformats.org/wordprocessingml/2006/main" xmlns:w14="http://schemas.microsoft.com/office/word/2010/wordml" xmlns:w15="http://schemas.microsoft.com/office/word/2012/wordml" xmlns:w16se="http://schemas.microsoft.com/office/word/2015/wordml/symex" xmlns:wpg="http://schemas.microsoft.com/office/word/2010/wordprocessingGroup" xmlns:wpi="http://schemas.microsoft.com/office/word/2010/wordprocessingInk" xmlns:wne="http://schemas.microsoft.com/office/word/2006/wordml" xmlns:wps="http://schemas.microsoft.com/office/word/2010/wordprocessingShape" mc:Ignorable="w14 w15 w16se wp14">
+<w:document xmlns:wpc="http://schemas.microsoft.com/office/word/2010/wordprocessingCanvas" xmlns:cx="http://schemas.microsoft.com/office/drawing/2014/chartex" xmlns:cx1="http://schemas.microsoft.com/office/drawing/2015/9/8/chartex" xmlns:cx2="http://schemas.microsoft.com/office/drawing/2015/10/21/chartex" xmlns:cx3="http://schemas.microsoft.com/office/drawing/2016/5/9/chartex" xmlns:cx4="http://schemas.microsoft.com/office/drawing/2016/5/10/chartex" xmlns:cx5="http://schemas.microsoft.com/office/drawing/2016/5/11/chartex" xmlns:cx6="http://schemas.microsoft.com/office/drawing/2016/5/12/chartex" xmlns:cx7="http://schemas.microsoft.com/office/drawing/2016/5/13/chartex" xmlns:cx8="http://schemas.microsoft.com/office/drawing/2016/5/14/chartex" xmlns:mc="http://schemas.openxmlformats.org/markup-compatibility/2006" xmlns:aink="http://schemas.microsoft.com/office/drawing/2016/ink" xmlns:am3d="http://schemas.microsoft.com/office/drawing/2017/model3d" xmlns:o="urn:schemas-microsoft-com:office:office" xmlns:oel="http://schemas.microsoft.com/office/2019/extlst" xmlns:r="http://schemas.openxmlformats.org/officeDocument/2006/relationships" xmlns:m="http://schemas.openxmlformats.org/officeDocument/2006/math" xmlns:v="urn:schemas-microsoft-com:vml" xmlns:wp14="http://schemas.microsoft.com/office/word/2010/wordprocessingDrawing" xmlns:wp="http://schemas.openxmlformats.org/drawingml/2006/wordprocessingDrawing" xmlns:w10="urn:schemas-microsoft-com:office:word" xmlns:w="http://schemas.openxmlformats.org/wordprocessingml/2006/main" xmlns:w14="http://schemas.microsoft.com/office/word/2010/wordml" xmlns:w15="http://schemas.microsoft.com/office/word/2012/wordml" xmlns:w16cex="http://schemas.microsoft.com/office/word/2018/wordml/cex" xmlns:w16cid="http://schemas.microsoft.com/office/word/2016/wordml/cid" xmlns:w16="http://schemas.microsoft.com/office/word/2018/wordml" xmlns:w16du="http://schemas.microsoft.com/office/word/2023/wordml/word16du" xmlns:w16sdtdh="http://schemas.microsoft.com/office/word/2020/wordml/sdtdatahash" xmlns:w16sdtfl="http://schemas.microsoft.com/office/word/2024/wordml/sdtformatlock" xmlns:w16se="http://schemas.microsoft.com/office/word/2015/wordml/symex" xmlns:wpg="http://schemas.microsoft.com/office/word/2010/wordprocessingGroup" xmlns:wpi="http://schemas.microsoft.com/office/word/2010/wordprocessingInk" xmlns:wne="http://schemas.microsoft.com/office/word/2006/wordml" xmlns:wps="http://schemas.microsoft.com/office/word/2010/wordprocessingShape" mc:Ignorable="w14 w15 w16se w16cid w16 w16cex w16sdtdh w16sdtfl w16du wp14">
   <w:body>
     <w:p>
       <w:pPr>
-        <w:pStyle w:val="berschrift2"/>
+        <w:pStyle w:val="Heading2"/>
         <w:rPr>
           <w:rFonts w:asciiTheme="minorHAnsi" w:hAnsiTheme="minorHAnsi" w:cstheme="minorHAnsi"/>
         </w:rPr>
@@ -18,10 +18,12 @@
     </w:p>
     <w:p>
       <w:pPr>
-        <w:pStyle w:val="berschrift3"/>
+        <w:pStyle w:val="Heading3"/>
         <w:shd w:val="clear" w:color="auto" w:fill="FFFFFF"/>
         <w:rPr>
           <w:rFonts w:asciiTheme="minorHAnsi" w:hAnsiTheme="minorHAnsi" w:cstheme="minorHAnsi"/>
+          <w:b/>
+          <w:bCs/>
           <w:color w:val="1F2328"/>
           <w:sz w:val="22"/>
           <w:szCs w:val="22"/>
@@ -30,6 +32,8 @@
       <w:r>
         <w:rPr>
           <w:rFonts w:asciiTheme="minorHAnsi" w:hAnsiTheme="minorHAnsi" w:cstheme="minorHAnsi"/>
+          <w:b/>
+          <w:bCs/>
           <w:color w:val="1F2328"/>
           <w:sz w:val="22"/>
           <w:szCs w:val="22"/>
@@ -52,7 +56,7 @@
       </w:pPr>
       <w:r>
         <w:rPr>
-          <w:rStyle w:val="Fett"/>
+          <w:rStyle w:val="Strong"/>
           <w:rFonts w:cstheme="minorHAnsi"/>
           <w:color w:val="1F2328"/>
         </w:rPr>
@@ -81,7 +85,7 @@
       </w:pPr>
       <w:r>
         <w:rPr>
-          <w:rStyle w:val="Fett"/>
+          <w:rStyle w:val="Strong"/>
           <w:rFonts w:cstheme="minorHAnsi"/>
           <w:color w:val="1F2328"/>
         </w:rPr>
@@ -110,7 +114,7 @@
       </w:pPr>
       <w:r>
         <w:rPr>
-          <w:rStyle w:val="Fett"/>
+          <w:rStyle w:val="Strong"/>
           <w:rFonts w:cstheme="minorHAnsi"/>
           <w:color w:val="1F2328"/>
         </w:rPr>
@@ -126,10 +130,12 @@
     </w:p>
     <w:p>
       <w:pPr>
-        <w:pStyle w:val="berschrift3"/>
+        <w:pStyle w:val="Heading3"/>
         <w:shd w:val="clear" w:color="auto" w:fill="FFFFFF"/>
         <w:rPr>
           <w:rFonts w:asciiTheme="minorHAnsi" w:hAnsiTheme="minorHAnsi" w:cstheme="minorHAnsi"/>
+          <w:b/>
+          <w:bCs/>
           <w:color w:val="1F2328"/>
           <w:sz w:val="22"/>
           <w:szCs w:val="22"/>
@@ -138,6 +144,8 @@
       <w:r>
         <w:rPr>
           <w:rFonts w:asciiTheme="minorHAnsi" w:hAnsiTheme="minorHAnsi" w:cstheme="minorHAnsi"/>
+          <w:b/>
+          <w:bCs/>
           <w:color w:val="1F2328"/>
           <w:sz w:val="22"/>
           <w:szCs w:val="22"/>
@@ -147,7 +155,7 @@
     </w:p>
     <w:p>
       <w:pPr>
-        <w:pStyle w:val="StandardWeb"/>
+        <w:pStyle w:val="NormalWeb"/>
         <w:numPr>
           <w:ilvl w:val="0"/>
           <w:numId w:val="5"/>
@@ -162,7 +170,7 @@
       </w:pPr>
       <w:r>
         <w:rPr>
-          <w:rStyle w:val="Fett"/>
+          <w:rStyle w:val="Strong"/>
           <w:rFonts w:asciiTheme="minorHAnsi" w:hAnsiTheme="minorHAnsi" w:cstheme="minorHAnsi"/>
           <w:color w:val="1F2328"/>
           <w:sz w:val="22"/>
@@ -195,7 +203,7 @@
       </w:pPr>
       <w:r>
         <w:rPr>
-          <w:rStyle w:val="Fett"/>
+          <w:rStyle w:val="Strong"/>
           <w:rFonts w:cstheme="minorHAnsi"/>
           <w:color w:val="1F2328"/>
         </w:rPr>
@@ -224,7 +232,7 @@
       </w:pPr>
       <w:r>
         <w:rPr>
-          <w:rStyle w:val="Fett"/>
+          <w:rStyle w:val="Strong"/>
           <w:rFonts w:cstheme="minorHAnsi"/>
           <w:color w:val="1F2328"/>
         </w:rPr>
@@ -254,7 +262,7 @@
     </w:p>
     <w:p>
       <w:pPr>
-        <w:pStyle w:val="StandardWeb"/>
+        <w:pStyle w:val="NormalWeb"/>
         <w:numPr>
           <w:ilvl w:val="0"/>
           <w:numId w:val="5"/>
@@ -270,7 +278,7 @@
       </w:pPr>
       <w:r>
         <w:rPr>
-          <w:rStyle w:val="Fett"/>
+          <w:rStyle w:val="Strong"/>
           <w:rFonts w:asciiTheme="minorHAnsi" w:hAnsiTheme="minorHAnsi" w:cstheme="minorHAnsi"/>
           <w:color w:val="1F2328"/>
           <w:sz w:val="22"/>
@@ -322,7 +330,7 @@
       </w:pPr>
       <w:r>
         <w:rPr>
-          <w:rStyle w:val="Fett"/>
+          <w:rStyle w:val="Strong"/>
           <w:rFonts w:cstheme="minorHAnsi"/>
           <w:color w:val="1F2328"/>
         </w:rPr>
@@ -351,7 +359,7 @@
       </w:pPr>
       <w:r>
         <w:rPr>
-          <w:rStyle w:val="Fett"/>
+          <w:rStyle w:val="Strong"/>
           <w:rFonts w:cstheme="minorHAnsi"/>
           <w:color w:val="1F2328"/>
         </w:rPr>
@@ -367,7 +375,7 @@
     </w:p>
     <w:p>
       <w:pPr>
-        <w:pStyle w:val="StandardWeb"/>
+        <w:pStyle w:val="NormalWeb"/>
         <w:numPr>
           <w:ilvl w:val="0"/>
           <w:numId w:val="5"/>
@@ -382,7 +390,7 @@
       </w:pPr>
       <w:r>
         <w:rPr>
-          <w:rStyle w:val="Fett"/>
+          <w:rStyle w:val="Strong"/>
           <w:rFonts w:asciiTheme="minorHAnsi" w:hAnsiTheme="minorHAnsi" w:cstheme="minorHAnsi"/>
           <w:color w:val="1F2328"/>
           <w:sz w:val="22"/>
@@ -415,7 +423,7 @@
       </w:pPr>
       <w:r>
         <w:rPr>
-          <w:rStyle w:val="Fett"/>
+          <w:rStyle w:val="Strong"/>
           <w:rFonts w:cstheme="minorHAnsi"/>
           <w:color w:val="1F2328"/>
         </w:rPr>
@@ -444,7 +452,7 @@
       </w:pPr>
       <w:r>
         <w:rPr>
-          <w:rStyle w:val="Fett"/>
+          <w:rStyle w:val="Strong"/>
           <w:rFonts w:cstheme="minorHAnsi"/>
           <w:color w:val="1F2328"/>
         </w:rPr>
@@ -490,7 +498,7 @@
     </w:p>
     <w:p>
       <w:pPr>
-        <w:pStyle w:val="StandardWeb"/>
+        <w:pStyle w:val="NormalWeb"/>
         <w:numPr>
           <w:ilvl w:val="0"/>
           <w:numId w:val="5"/>
@@ -505,7 +513,7 @@
       </w:pPr>
       <w:r>
         <w:rPr>
-          <w:rStyle w:val="Fett"/>
+          <w:rStyle w:val="Strong"/>
           <w:rFonts w:asciiTheme="minorHAnsi" w:hAnsiTheme="minorHAnsi" w:cstheme="minorHAnsi"/>
           <w:color w:val="1F2328"/>
           <w:sz w:val="22"/>
@@ -538,7 +546,7 @@
       </w:pPr>
       <w:r>
         <w:rPr>
-          <w:rStyle w:val="Fett"/>
+          <w:rStyle w:val="Strong"/>
           <w:rFonts w:cstheme="minorHAnsi"/>
           <w:color w:val="1F2328"/>
         </w:rPr>
@@ -567,7 +575,7 @@
       </w:pPr>
       <w:r>
         <w:rPr>
-          <w:rStyle w:val="Fett"/>
+          <w:rStyle w:val="Strong"/>
           <w:rFonts w:cstheme="minorHAnsi"/>
           <w:color w:val="1F2328"/>
         </w:rPr>
@@ -597,8 +605,34 @@
     </w:p>
     <w:p>
       <w:pPr>
-        <w:pStyle w:val="berschrift3"/>
+        <w:pStyle w:val="Heading3"/>
         <w:shd w:val="clear" w:color="auto" w:fill="FFFFFF"/>
+        <w:rPr>
+          <w:rFonts w:asciiTheme="minorHAnsi" w:hAnsiTheme="minorHAnsi" w:cstheme="minorHAnsi"/>
+          <w:b/>
+          <w:bCs/>
+          <w:color w:val="1F2328"/>
+          <w:sz w:val="22"/>
+          <w:szCs w:val="22"/>
+        </w:rPr>
+      </w:pPr>
+      <w:r>
+        <w:rPr>
+          <w:rFonts w:asciiTheme="minorHAnsi" w:hAnsiTheme="minorHAnsi" w:cstheme="minorHAnsi"/>
+          <w:b/>
+          <w:bCs/>
+          <w:color w:val="1F2328"/>
+          <w:sz w:val="22"/>
+          <w:szCs w:val="22"/>
+        </w:rPr>
+        <w:t>Ergebnis:</w:t>
+      </w:r>
+    </w:p>
+    <w:p>
+      <w:pPr>
+        <w:pStyle w:val="NormalWeb"/>
+        <w:shd w:val="clear" w:color="auto" w:fill="FFFFFF"/>
+        <w:spacing w:before="0" w:beforeAutospacing="0"/>
         <w:rPr>
           <w:rFonts w:asciiTheme="minorHAnsi" w:hAnsiTheme="minorHAnsi" w:cstheme="minorHAnsi"/>
           <w:color w:val="1F2328"/>
@@ -613,57 +647,34 @@
           <w:sz w:val="22"/>
           <w:szCs w:val="22"/>
         </w:rPr>
-        <w:t>Ergebnis:</w:t>
+        <w:t>Der Soll-Ist-Vergleich zeigt, dass das Messsystem alle wichtigen Anforderungen erfüllt. Alle Funktionen arbeiten wie erwartet, und es werden keine falschen oder unrealistischen Ergebnisse angezeigt. Das System funktioniert wie gewünscht und erfüllt alle festgelegten Anforderungen, was zu einer erfolgreichen Implementierung führt.</w:t>
       </w:r>
     </w:p>
     <w:p>
       <w:pPr>
-        <w:pStyle w:val="StandardWeb"/>
-        <w:shd w:val="clear" w:color="auto" w:fill="FFFFFF"/>
-        <w:spacing w:before="0" w:beforeAutospacing="0"/>
+        <w:pStyle w:val="Heading2"/>
         <w:rPr>
           <w:rFonts w:asciiTheme="minorHAnsi" w:hAnsiTheme="minorHAnsi" w:cstheme="minorHAnsi"/>
-          <w:color w:val="1F2328"/>
-          <w:sz w:val="22"/>
-          <w:szCs w:val="22"/>
         </w:rPr>
       </w:pPr>
       <w:r>
         <w:rPr>
           <w:rFonts w:asciiTheme="minorHAnsi" w:hAnsiTheme="minorHAnsi" w:cstheme="minorHAnsi"/>
-          <w:color w:val="1F2328"/>
-          <w:sz w:val="22"/>
-          <w:szCs w:val="22"/>
-        </w:rPr>
-        <w:t>Der Soll-Ist-Vergleich zeigt, dass das Messsystem alle wichtigen Anforderungen erfüllt. Alle Funktionen arbeiten wie erwartet, und es werden keine falschen oder unrealistischen Ergebnisse angezeigt. Das System funktioniert wie gewünscht und erfüllt alle festgelegten Anforderungen, was zu einer erfolgreichen Implementierung führt.</w:t>
+        </w:rPr>
+        <w:lastRenderedPageBreak/>
+        <w:t>UML-Diagramm</w:t>
       </w:r>
     </w:p>
     <w:p>
-      <w:pPr>
-        <w:pStyle w:val="berschrift2"/>
-        <w:rPr>
-          <w:rFonts w:asciiTheme="minorHAnsi" w:hAnsiTheme="minorHAnsi" w:cstheme="minorHAnsi"/>
-        </w:rPr>
-      </w:pPr>
-      <w:r>
-        <w:rPr>
-          <w:rFonts w:asciiTheme="minorHAnsi" w:hAnsiTheme="minorHAnsi" w:cstheme="minorHAnsi"/>
-        </w:rPr>
-        <w:lastRenderedPageBreak/>
-        <w:t>UML-Diagramm</w:t>
-      </w:r>
-    </w:p>
-    <w:p>
-      <w:bookmarkStart w:id="0" w:name="_GoBack"/>
       <w:r>
         <w:rPr>
           <w:noProof/>
           <w:lang w:eastAsia="de-DE"/>
         </w:rPr>
         <w:drawing>
-          <wp:inline distT="0" distB="0" distL="0" distR="0" wp14:anchorId="643129FB" wp14:editId="054AF088">
-            <wp:extent cx="5760720" cy="3825875"/>
-            <wp:effectExtent l="0" t="0" r="0" b="3175"/>
+          <wp:inline distT="0" distB="0" distL="0" distR="0" wp14:anchorId="643129FB" wp14:editId="09D7B31B">
+            <wp:extent cx="5690681" cy="3779360"/>
+            <wp:effectExtent l="0" t="0" r="0" b="5715"/>
             <wp:docPr id="1" name="Grafik 1"/>
             <wp:cNvGraphicFramePr>
               <a:graphicFrameLocks xmlns:a="http://schemas.openxmlformats.org/drawingml/2006/main" noChangeAspect="1"/>
@@ -684,7 +695,7 @@
                   <pic:spPr>
                     <a:xfrm>
                       <a:off x="0" y="0"/>
-                      <a:ext cx="5760720" cy="3825875"/>
+                      <a:ext cx="5710124" cy="3792273"/>
                     </a:xfrm>
                     <a:prstGeom prst="rect">
                       <a:avLst/>
@@ -697,10 +708,9 @@
         </w:drawing>
       </w:r>
     </w:p>
-    <w:bookmarkEnd w:id="0"/>
     <w:p>
       <w:pPr>
-        <w:pStyle w:val="berschrift2"/>
+        <w:pStyle w:val="Heading2"/>
         <w:rPr>
           <w:rFonts w:asciiTheme="minorHAnsi" w:hAnsiTheme="minorHAnsi" w:cstheme="minorHAnsi"/>
         </w:rPr>
@@ -715,37 +725,21 @@
       <w:proofErr w:type="spellEnd"/>
     </w:p>
     <w:p>
-      <w:pPr>
-        <w:spacing w:before="100" w:beforeAutospacing="1" w:after="100" w:afterAutospacing="1" w:line="360" w:lineRule="auto"/>
-        <w:rPr>
-          <w:rFonts w:cstheme="minorHAnsi"/>
-        </w:rPr>
-      </w:pPr>
-      <w:r>
-        <w:rPr>
-          <w:rFonts w:cstheme="minorHAnsi"/>
-        </w:rPr>
+      <w:r>
         <w:t xml:space="preserve">Erfasst Sensordaten vom Gerät (Azimut, Pitch, Roll) über den </w:t>
       </w:r>
       <w:proofErr w:type="spellStart"/>
       <w:r>
-        <w:rPr>
-          <w:rStyle w:val="HTMLCode"/>
-          <w:rFonts w:asciiTheme="minorHAnsi" w:eastAsiaTheme="majorEastAsia" w:hAnsiTheme="minorHAnsi" w:cstheme="minorHAnsi"/>
-        </w:rPr>
         <w:t>spatialorientation</w:t>
       </w:r>
       <w:proofErr w:type="spellEnd"/>
       <w:r>
-        <w:rPr>
-          <w:rFonts w:cstheme="minorHAnsi"/>
-        </w:rPr>
-        <w:t>-Sensor und verarbeitet diese in Echtzeit. Die Pitch-Werte werden zur Berechnung von Entfernungen/Höhen genutzt.</w:t>
+        <w:t>-Sensor und verarbeitet diese in Echtzeit. Die Pitch-Werte werden zur Berechnung von Entfernungen/Höhen genutzt</w:t>
       </w:r>
     </w:p>
     <w:p>
       <w:pPr>
-        <w:pStyle w:val="berschrift3"/>
+        <w:pStyle w:val="Heading3"/>
         <w:spacing w:line="240" w:lineRule="auto"/>
         <w:rPr>
           <w:rFonts w:asciiTheme="minorHAnsi" w:hAnsiTheme="minorHAnsi" w:cstheme="minorHAnsi"/>
@@ -757,533 +751,820 @@
         </w:rPr>
         <w:t>Abhängigkeiten</w:t>
       </w:r>
+    </w:p>
+    <w:tbl>
+      <w:tblPr>
+        <w:tblStyle w:val="TableGrid"/>
+        <w:tblW w:w="0" w:type="auto"/>
+        <w:tblLook w:val="04A0" w:firstRow="1" w:lastRow="0" w:firstColumn="1" w:lastColumn="0" w:noHBand="0" w:noVBand="1"/>
+      </w:tblPr>
+      <w:tblGrid>
+        <w:gridCol w:w="2689"/>
+        <w:gridCol w:w="6373"/>
+      </w:tblGrid>
+      <w:tr>
+        <w:tc>
+          <w:tcPr>
+            <w:tcW w:w="2689" w:type="dxa"/>
+          </w:tcPr>
+          <w:p>
+            <w:proofErr w:type="spellStart"/>
+            <w:r>
+              <w:rPr>
+                <w:rStyle w:val="HTMLCode"/>
+                <w:rFonts w:asciiTheme="minorHAnsi" w:eastAsiaTheme="majorEastAsia" w:hAnsiTheme="minorHAnsi" w:cstheme="minorHAnsi"/>
+                <w:sz w:val="22"/>
+                <w:szCs w:val="22"/>
+              </w:rPr>
+              <w:t>spatialorientation</w:t>
+            </w:r>
+            <w:proofErr w:type="spellEnd"/>
+          </w:p>
+        </w:tc>
+        <w:tc>
+          <w:tcPr>
+            <w:tcW w:w="6373" w:type="dxa"/>
+          </w:tcPr>
+          <w:p>
+            <w:r>
+              <w:rPr>
+                <w:rFonts w:cstheme="minorHAnsi"/>
+              </w:rPr>
+              <w:t>Modul zur Sensoranbindung</w:t>
+            </w:r>
+          </w:p>
+        </w:tc>
+      </w:tr>
+      <w:tr>
+        <w:tc>
+          <w:tcPr>
+            <w:tcW w:w="2689" w:type="dxa"/>
+          </w:tcPr>
+          <w:p>
+            <w:r>
+              <w:rPr>
+                <w:rStyle w:val="HTMLCode"/>
+                <w:rFonts w:asciiTheme="minorHAnsi" w:eastAsiaTheme="majorEastAsia" w:hAnsiTheme="minorHAnsi" w:cstheme="minorHAnsi"/>
+                <w:sz w:val="22"/>
+                <w:szCs w:val="22"/>
+              </w:rPr>
+              <w:t>Clock</w:t>
+            </w:r>
+            <w:r>
+              <w:rPr>
+                <w:rFonts w:cstheme="minorHAnsi"/>
+              </w:rPr>
+              <w:t xml:space="preserve"> aus </w:t>
+            </w:r>
+            <w:proofErr w:type="spellStart"/>
+            <w:proofErr w:type="gramStart"/>
+            <w:r>
+              <w:rPr>
+                <w:rStyle w:val="HTMLCode"/>
+                <w:rFonts w:asciiTheme="minorHAnsi" w:eastAsiaTheme="majorEastAsia" w:hAnsiTheme="minorHAnsi" w:cstheme="minorHAnsi"/>
+                <w:sz w:val="22"/>
+                <w:szCs w:val="22"/>
+              </w:rPr>
+              <w:t>kivy.clock</w:t>
+            </w:r>
+            <w:proofErr w:type="spellEnd"/>
+            <w:proofErr w:type="gramEnd"/>
+          </w:p>
+        </w:tc>
+        <w:tc>
+          <w:tcPr>
+            <w:tcW w:w="6373" w:type="dxa"/>
+          </w:tcPr>
+          <w:p>
+            <w:r>
+              <w:rPr>
+                <w:rFonts w:cstheme="minorHAnsi"/>
+              </w:rPr>
+              <w:t>F</w:t>
+            </w:r>
+            <w:r>
+              <w:rPr>
+                <w:rFonts w:cstheme="minorHAnsi"/>
+              </w:rPr>
+              <w:t>ür periodisches Abfragen</w:t>
+            </w:r>
+          </w:p>
+        </w:tc>
+      </w:tr>
+      <w:tr>
+        <w:tc>
+          <w:tcPr>
+            <w:tcW w:w="2689" w:type="dxa"/>
+          </w:tcPr>
+          <w:p>
+            <w:proofErr w:type="spellStart"/>
+            <w:r>
+              <w:rPr>
+                <w:rStyle w:val="HTMLCode"/>
+                <w:rFonts w:asciiTheme="minorHAnsi" w:eastAsiaTheme="majorEastAsia" w:hAnsiTheme="minorHAnsi" w:cstheme="minorHAnsi"/>
+                <w:sz w:val="22"/>
+                <w:szCs w:val="22"/>
+              </w:rPr>
+              <w:t>math</w:t>
+            </w:r>
+            <w:proofErr w:type="spellEnd"/>
+          </w:p>
+        </w:tc>
+        <w:tc>
+          <w:tcPr>
+            <w:tcW w:w="6373" w:type="dxa"/>
+          </w:tcPr>
+          <w:p>
+            <w:r>
+              <w:rPr>
+                <w:rFonts w:cstheme="minorHAnsi"/>
+              </w:rPr>
+              <w:t>F</w:t>
+            </w:r>
+            <w:r>
+              <w:rPr>
+                <w:rFonts w:cstheme="minorHAnsi"/>
+              </w:rPr>
+              <w:t>ür trigonometrische Berechnungen</w:t>
+            </w:r>
+          </w:p>
+        </w:tc>
+      </w:tr>
+    </w:tbl>
+    <w:p>
+      <w:pPr>
+        <w:pStyle w:val="Heading3"/>
+        <w:rPr>
+          <w:rFonts w:asciiTheme="minorHAnsi" w:hAnsiTheme="minorHAnsi" w:cstheme="minorHAnsi"/>
+        </w:rPr>
+      </w:pPr>
+      <w:r>
+        <w:rPr>
+          <w:rFonts w:asciiTheme="minorHAnsi" w:hAnsiTheme="minorHAnsi" w:cstheme="minorHAnsi"/>
+        </w:rPr>
+        <w:t>Attribute</w:t>
+      </w:r>
+    </w:p>
+    <w:tbl>
+      <w:tblPr>
+        <w:tblStyle w:val="TableGrid"/>
+        <w:tblW w:w="0" w:type="auto"/>
+        <w:tblLook w:val="04A0" w:firstRow="1" w:lastRow="0" w:firstColumn="1" w:lastColumn="0" w:noHBand="0" w:noVBand="1"/>
+      </w:tblPr>
+      <w:tblGrid>
+        <w:gridCol w:w="2694"/>
+        <w:gridCol w:w="6368"/>
+      </w:tblGrid>
+      <w:tr>
+        <w:tc>
+          <w:tcPr>
+            <w:tcW w:w="2694" w:type="dxa"/>
+          </w:tcPr>
+          <w:p>
+            <w:pPr>
+              <w:pStyle w:val="Heading3"/>
+              <w:rPr>
+                <w:rFonts w:asciiTheme="minorHAnsi" w:hAnsiTheme="minorHAnsi" w:cstheme="minorHAnsi"/>
+                <w:color w:val="000000" w:themeColor="text1"/>
+                <w:sz w:val="22"/>
+                <w:szCs w:val="22"/>
+              </w:rPr>
+            </w:pPr>
+            <w:r>
+              <w:rPr>
+                <w:rFonts w:asciiTheme="minorHAnsi" w:hAnsiTheme="minorHAnsi" w:cstheme="minorHAnsi"/>
+                <w:color w:val="000000" w:themeColor="text1"/>
+                <w:sz w:val="22"/>
+                <w:szCs w:val="22"/>
+              </w:rPr>
+              <w:t>pitch</w:t>
+            </w:r>
+          </w:p>
+        </w:tc>
+        <w:tc>
+          <w:tcPr>
+            <w:tcW w:w="6368" w:type="dxa"/>
+          </w:tcPr>
+          <w:p>
+            <w:pPr>
+              <w:pStyle w:val="Heading3"/>
+              <w:rPr>
+                <w:rFonts w:asciiTheme="minorHAnsi" w:hAnsiTheme="minorHAnsi" w:cstheme="minorHAnsi"/>
+                <w:color w:val="000000" w:themeColor="text1"/>
+                <w:sz w:val="22"/>
+                <w:szCs w:val="22"/>
+              </w:rPr>
+            </w:pPr>
+            <w:r>
+              <w:rPr>
+                <w:rFonts w:asciiTheme="minorHAnsi" w:hAnsiTheme="minorHAnsi" w:cstheme="minorHAnsi"/>
+                <w:color w:val="000000" w:themeColor="text1"/>
+                <w:sz w:val="22"/>
+                <w:szCs w:val="22"/>
+              </w:rPr>
+              <w:t>Neigungswinkel in Grad</w:t>
+            </w:r>
+          </w:p>
+        </w:tc>
+      </w:tr>
+      <w:tr>
+        <w:tc>
+          <w:tcPr>
+            <w:tcW w:w="2694" w:type="dxa"/>
+          </w:tcPr>
+          <w:p>
+            <w:pPr>
+              <w:pStyle w:val="Heading3"/>
+              <w:rPr>
+                <w:rFonts w:asciiTheme="minorHAnsi" w:hAnsiTheme="minorHAnsi" w:cstheme="minorHAnsi"/>
+                <w:color w:val="000000" w:themeColor="text1"/>
+                <w:sz w:val="22"/>
+                <w:szCs w:val="22"/>
+              </w:rPr>
+            </w:pPr>
+            <w:proofErr w:type="spellStart"/>
+            <w:r>
+              <w:rPr>
+                <w:rFonts w:asciiTheme="minorHAnsi" w:hAnsiTheme="minorHAnsi" w:cstheme="minorHAnsi"/>
+                <w:color w:val="000000" w:themeColor="text1"/>
+                <w:sz w:val="22"/>
+                <w:szCs w:val="22"/>
+              </w:rPr>
+              <w:t>a</w:t>
+            </w:r>
+            <w:r>
+              <w:rPr>
+                <w:rFonts w:asciiTheme="minorHAnsi" w:hAnsiTheme="minorHAnsi" w:cstheme="minorHAnsi"/>
+                <w:color w:val="000000" w:themeColor="text1"/>
+                <w:sz w:val="22"/>
+                <w:szCs w:val="22"/>
+              </w:rPr>
+              <w:t>zimuth</w:t>
+            </w:r>
+            <w:proofErr w:type="spellEnd"/>
+          </w:p>
+        </w:tc>
+        <w:tc>
+          <w:tcPr>
+            <w:tcW w:w="6368" w:type="dxa"/>
+          </w:tcPr>
+          <w:p>
+            <w:pPr>
+              <w:pStyle w:val="Heading3"/>
+              <w:rPr>
+                <w:rFonts w:asciiTheme="minorHAnsi" w:hAnsiTheme="minorHAnsi" w:cstheme="minorHAnsi"/>
+                <w:color w:val="000000" w:themeColor="text1"/>
+                <w:sz w:val="22"/>
+                <w:szCs w:val="22"/>
+              </w:rPr>
+            </w:pPr>
+            <w:r>
+              <w:rPr>
+                <w:rFonts w:asciiTheme="minorHAnsi" w:hAnsiTheme="minorHAnsi" w:cstheme="minorHAnsi"/>
+                <w:color w:val="000000" w:themeColor="text1"/>
+                <w:sz w:val="22"/>
+                <w:szCs w:val="22"/>
+              </w:rPr>
+              <w:t>Kompassrichtung in Grad</w:t>
+            </w:r>
+          </w:p>
+        </w:tc>
+      </w:tr>
+      <w:tr>
+        <w:tc>
+          <w:tcPr>
+            <w:tcW w:w="2694" w:type="dxa"/>
+          </w:tcPr>
+          <w:p>
+            <w:pPr>
+              <w:pStyle w:val="Heading3"/>
+              <w:rPr>
+                <w:rFonts w:asciiTheme="minorHAnsi" w:hAnsiTheme="minorHAnsi" w:cstheme="minorHAnsi"/>
+                <w:color w:val="000000" w:themeColor="text1"/>
+                <w:sz w:val="22"/>
+                <w:szCs w:val="22"/>
+              </w:rPr>
+            </w:pPr>
+            <w:r>
+              <w:rPr>
+                <w:rFonts w:asciiTheme="minorHAnsi" w:hAnsiTheme="minorHAnsi" w:cstheme="minorHAnsi"/>
+                <w:color w:val="000000" w:themeColor="text1"/>
+                <w:sz w:val="22"/>
+                <w:szCs w:val="22"/>
+              </w:rPr>
+              <w:t>R</w:t>
+            </w:r>
+            <w:r>
+              <w:rPr>
+                <w:rFonts w:asciiTheme="minorHAnsi" w:hAnsiTheme="minorHAnsi" w:cstheme="minorHAnsi"/>
+                <w:color w:val="000000" w:themeColor="text1"/>
+                <w:sz w:val="22"/>
+                <w:szCs w:val="22"/>
+              </w:rPr>
+              <w:t>oll</w:t>
+            </w:r>
+          </w:p>
+        </w:tc>
+        <w:tc>
+          <w:tcPr>
+            <w:tcW w:w="6368" w:type="dxa"/>
+          </w:tcPr>
+          <w:p>
+            <w:pPr>
+              <w:pStyle w:val="Heading3"/>
+              <w:rPr>
+                <w:rFonts w:asciiTheme="minorHAnsi" w:hAnsiTheme="minorHAnsi" w:cstheme="minorHAnsi"/>
+                <w:color w:val="000000" w:themeColor="text1"/>
+                <w:sz w:val="22"/>
+                <w:szCs w:val="22"/>
+              </w:rPr>
+            </w:pPr>
+            <w:r>
+              <w:rPr>
+                <w:rFonts w:asciiTheme="minorHAnsi" w:hAnsiTheme="minorHAnsi" w:cstheme="minorHAnsi"/>
+                <w:color w:val="000000" w:themeColor="text1"/>
+                <w:sz w:val="22"/>
+                <w:szCs w:val="22"/>
+              </w:rPr>
+              <w:t>Rotation um die Z-Achse in Grad</w:t>
+            </w:r>
+          </w:p>
+        </w:tc>
+      </w:tr>
+    </w:tbl>
+    <w:p>
+      <w:pPr>
+        <w:pStyle w:val="Heading3"/>
+        <w:rPr>
+          <w:rFonts w:asciiTheme="minorHAnsi" w:hAnsiTheme="minorHAnsi" w:cstheme="minorHAnsi"/>
+        </w:rPr>
+      </w:pPr>
+      <w:r>
+        <w:rPr>
+          <w:rFonts w:asciiTheme="minorHAnsi" w:hAnsiTheme="minorHAnsi" w:cstheme="minorHAnsi"/>
+        </w:rPr>
+        <w:t>Methoden</w:t>
+      </w:r>
+    </w:p>
+    <w:tbl>
+      <w:tblPr>
+        <w:tblStyle w:val="TableGrid"/>
+        <w:tblW w:w="0" w:type="auto"/>
+        <w:tblLook w:val="04A0" w:firstRow="1" w:lastRow="0" w:firstColumn="1" w:lastColumn="0" w:noHBand="0" w:noVBand="1"/>
+      </w:tblPr>
+      <w:tblGrid>
+        <w:gridCol w:w="2689"/>
+        <w:gridCol w:w="6373"/>
+      </w:tblGrid>
+      <w:tr>
+        <w:tc>
+          <w:tcPr>
+            <w:tcW w:w="2689" w:type="dxa"/>
+          </w:tcPr>
+          <w:p>
+            <w:pPr>
+              <w:pStyle w:val="Heading4"/>
+              <w:rPr>
+                <w:rFonts w:asciiTheme="minorHAnsi" w:hAnsiTheme="minorHAnsi" w:cstheme="minorHAnsi"/>
+                <w:sz w:val="20"/>
+                <w:szCs w:val="20"/>
+              </w:rPr>
+            </w:pPr>
+            <w:r>
+              <w:rPr>
+                <w:rStyle w:val="HTMLCode"/>
+                <w:rFonts w:asciiTheme="minorHAnsi" w:eastAsiaTheme="majorEastAsia" w:hAnsiTheme="minorHAnsi" w:cstheme="minorHAnsi"/>
+              </w:rPr>
+              <w:t>__</w:t>
+            </w:r>
+            <w:proofErr w:type="spellStart"/>
+            <w:r>
+              <w:rPr>
+                <w:rStyle w:val="HTMLCode"/>
+                <w:rFonts w:asciiTheme="minorHAnsi" w:eastAsiaTheme="majorEastAsia" w:hAnsiTheme="minorHAnsi" w:cstheme="minorHAnsi"/>
+              </w:rPr>
+              <w:t>init</w:t>
+            </w:r>
+            <w:proofErr w:type="spellEnd"/>
+            <w:r>
+              <w:rPr>
+                <w:rStyle w:val="HTMLCode"/>
+                <w:rFonts w:asciiTheme="minorHAnsi" w:eastAsiaTheme="majorEastAsia" w:hAnsiTheme="minorHAnsi" w:cstheme="minorHAnsi"/>
+              </w:rPr>
+              <w:t>__(</w:t>
+            </w:r>
+            <w:proofErr w:type="spellStart"/>
+            <w:r>
+              <w:rPr>
+                <w:rStyle w:val="HTMLCode"/>
+                <w:rFonts w:asciiTheme="minorHAnsi" w:eastAsiaTheme="majorEastAsia" w:hAnsiTheme="minorHAnsi" w:cstheme="minorHAnsi"/>
+              </w:rPr>
+              <w:t>self</w:t>
+            </w:r>
+            <w:proofErr w:type="spellEnd"/>
+            <w:r>
+              <w:rPr>
+                <w:rStyle w:val="HTMLCode"/>
+                <w:rFonts w:asciiTheme="minorHAnsi" w:eastAsiaTheme="majorEastAsia" w:hAnsiTheme="minorHAnsi" w:cstheme="minorHAnsi"/>
+              </w:rPr>
+              <w:t>)</w:t>
+            </w:r>
+          </w:p>
+        </w:tc>
+        <w:tc>
+          <w:tcPr>
+            <w:tcW w:w="6373" w:type="dxa"/>
+          </w:tcPr>
+          <w:p>
+            <w:pPr>
+              <w:pStyle w:val="Heading3"/>
+              <w:rPr>
+                <w:rFonts w:asciiTheme="minorHAnsi" w:hAnsiTheme="minorHAnsi" w:cstheme="minorHAnsi"/>
+                <w:color w:val="000000" w:themeColor="text1"/>
+                <w:sz w:val="22"/>
+                <w:szCs w:val="22"/>
+              </w:rPr>
+            </w:pPr>
+            <w:r>
+              <w:rPr>
+                <w:rFonts w:asciiTheme="minorHAnsi" w:hAnsiTheme="minorHAnsi" w:cstheme="minorHAnsi"/>
+                <w:color w:val="000000" w:themeColor="text1"/>
+                <w:sz w:val="22"/>
+                <w:szCs w:val="22"/>
+              </w:rPr>
+              <w:t>Initialisiert die Orientierung auf 0 für alle drei Achsen</w:t>
+            </w:r>
+            <w:r>
+              <w:rPr>
+                <w:rFonts w:asciiTheme="minorHAnsi" w:hAnsiTheme="minorHAnsi" w:cstheme="minorHAnsi"/>
+                <w:color w:val="000000" w:themeColor="text1"/>
+                <w:sz w:val="22"/>
+                <w:szCs w:val="22"/>
+              </w:rPr>
+              <w:t>.</w:t>
+            </w:r>
+          </w:p>
+        </w:tc>
+      </w:tr>
+      <w:tr>
+        <w:tc>
+          <w:tcPr>
+            <w:tcW w:w="2689" w:type="dxa"/>
+          </w:tcPr>
+          <w:p>
+            <w:pPr>
+              <w:pStyle w:val="Heading4"/>
+              <w:rPr>
+                <w:rFonts w:asciiTheme="minorHAnsi" w:hAnsiTheme="minorHAnsi" w:cstheme="minorHAnsi"/>
+                <w:sz w:val="20"/>
+                <w:szCs w:val="20"/>
+              </w:rPr>
+            </w:pPr>
+            <w:proofErr w:type="spellStart"/>
+            <w:r>
+              <w:rPr>
+                <w:rStyle w:val="HTMLCode"/>
+                <w:rFonts w:asciiTheme="minorHAnsi" w:eastAsiaTheme="majorEastAsia" w:hAnsiTheme="minorHAnsi" w:cstheme="minorHAnsi"/>
+              </w:rPr>
+              <w:t>enable_listener</w:t>
+            </w:r>
+            <w:proofErr w:type="spellEnd"/>
+            <w:r>
+              <w:rPr>
+                <w:rStyle w:val="HTMLCode"/>
+                <w:rFonts w:asciiTheme="minorHAnsi" w:eastAsiaTheme="majorEastAsia" w:hAnsiTheme="minorHAnsi" w:cstheme="minorHAnsi"/>
+              </w:rPr>
+              <w:t>(</w:t>
+            </w:r>
+            <w:proofErr w:type="spellStart"/>
+            <w:r>
+              <w:rPr>
+                <w:rStyle w:val="HTMLCode"/>
+                <w:rFonts w:asciiTheme="minorHAnsi" w:eastAsiaTheme="majorEastAsia" w:hAnsiTheme="minorHAnsi" w:cstheme="minorHAnsi"/>
+              </w:rPr>
+              <w:t>self</w:t>
+            </w:r>
+            <w:proofErr w:type="spellEnd"/>
+            <w:r>
+              <w:rPr>
+                <w:rStyle w:val="HTMLCode"/>
+                <w:rFonts w:asciiTheme="minorHAnsi" w:eastAsiaTheme="majorEastAsia" w:hAnsiTheme="minorHAnsi" w:cstheme="minorHAnsi"/>
+              </w:rPr>
+              <w:t>)</w:t>
+            </w:r>
+          </w:p>
+        </w:tc>
+        <w:tc>
+          <w:tcPr>
+            <w:tcW w:w="6373" w:type="dxa"/>
+          </w:tcPr>
+          <w:p>
+            <w:pPr>
+              <w:rPr>
+                <w:rFonts w:cstheme="minorHAnsi"/>
+                <w:color w:val="000000" w:themeColor="text1"/>
+              </w:rPr>
+            </w:pPr>
+            <w:r>
+              <w:rPr>
+                <w:rFonts w:cstheme="minorHAnsi"/>
+                <w:color w:val="000000" w:themeColor="text1"/>
+              </w:rPr>
+              <w:t xml:space="preserve">Aktiviert den </w:t>
+            </w:r>
+            <w:proofErr w:type="spellStart"/>
+            <w:r>
+              <w:rPr>
+                <w:rFonts w:cstheme="minorHAnsi"/>
+                <w:color w:val="000000" w:themeColor="text1"/>
+              </w:rPr>
+              <w:t>Listener</w:t>
+            </w:r>
+            <w:proofErr w:type="spellEnd"/>
+            <w:r>
+              <w:rPr>
+                <w:rFonts w:cstheme="minorHAnsi"/>
+                <w:color w:val="000000" w:themeColor="text1"/>
+              </w:rPr>
+              <w:t xml:space="preserve"> für die Orientierungssensoren und startet eine regelmäßige Abfrage der Sensordaten mit 20 Hz.</w:t>
+            </w:r>
+          </w:p>
+        </w:tc>
+      </w:tr>
+      <w:tr>
+        <w:tc>
+          <w:tcPr>
+            <w:tcW w:w="2689" w:type="dxa"/>
+          </w:tcPr>
+          <w:p>
+            <w:pPr>
+              <w:pStyle w:val="Heading4"/>
+              <w:rPr>
+                <w:rFonts w:asciiTheme="minorHAnsi" w:hAnsiTheme="minorHAnsi" w:cstheme="minorHAnsi"/>
+                <w:sz w:val="20"/>
+                <w:szCs w:val="20"/>
+              </w:rPr>
+            </w:pPr>
+            <w:proofErr w:type="spellStart"/>
+            <w:r>
+              <w:rPr>
+                <w:rStyle w:val="HTMLCode"/>
+                <w:rFonts w:asciiTheme="minorHAnsi" w:eastAsiaTheme="majorEastAsia" w:hAnsiTheme="minorHAnsi" w:cstheme="minorHAnsi"/>
+              </w:rPr>
+              <w:t>disable_listener</w:t>
+            </w:r>
+            <w:proofErr w:type="spellEnd"/>
+            <w:r>
+              <w:rPr>
+                <w:rStyle w:val="HTMLCode"/>
+                <w:rFonts w:asciiTheme="minorHAnsi" w:eastAsiaTheme="majorEastAsia" w:hAnsiTheme="minorHAnsi" w:cstheme="minorHAnsi"/>
+              </w:rPr>
+              <w:t>(</w:t>
+            </w:r>
+            <w:proofErr w:type="spellStart"/>
+            <w:r>
+              <w:rPr>
+                <w:rStyle w:val="HTMLCode"/>
+                <w:rFonts w:asciiTheme="minorHAnsi" w:eastAsiaTheme="majorEastAsia" w:hAnsiTheme="minorHAnsi" w:cstheme="minorHAnsi"/>
+              </w:rPr>
+              <w:t>self</w:t>
+            </w:r>
+            <w:proofErr w:type="spellEnd"/>
+            <w:r>
+              <w:rPr>
+                <w:rStyle w:val="HTMLCode"/>
+                <w:rFonts w:asciiTheme="minorHAnsi" w:eastAsiaTheme="majorEastAsia" w:hAnsiTheme="minorHAnsi" w:cstheme="minorHAnsi"/>
+              </w:rPr>
+              <w:t>)</w:t>
+            </w:r>
+          </w:p>
+        </w:tc>
+        <w:tc>
+          <w:tcPr>
+            <w:tcW w:w="6373" w:type="dxa"/>
+          </w:tcPr>
+          <w:p>
+            <w:pPr>
+              <w:rPr>
+                <w:rFonts w:cstheme="minorHAnsi"/>
+                <w:color w:val="000000" w:themeColor="text1"/>
+              </w:rPr>
+            </w:pPr>
+            <w:r>
+              <w:rPr>
+                <w:rFonts w:cstheme="minorHAnsi"/>
+                <w:color w:val="000000" w:themeColor="text1"/>
+              </w:rPr>
+              <w:t>Deaktiviert den Sensor-</w:t>
+            </w:r>
+            <w:proofErr w:type="spellStart"/>
+            <w:r>
+              <w:rPr>
+                <w:rFonts w:cstheme="minorHAnsi"/>
+                <w:color w:val="000000" w:themeColor="text1"/>
+              </w:rPr>
+              <w:t>Listener</w:t>
+            </w:r>
+            <w:proofErr w:type="spellEnd"/>
+            <w:r>
+              <w:rPr>
+                <w:rFonts w:cstheme="minorHAnsi"/>
+                <w:color w:val="000000" w:themeColor="text1"/>
+              </w:rPr>
+              <w:t xml:space="preserve"> und beendet die Abfrage der Sensordaten.</w:t>
+            </w:r>
+          </w:p>
+        </w:tc>
+      </w:tr>
+      <w:tr>
+        <w:tc>
+          <w:tcPr>
+            <w:tcW w:w="2689" w:type="dxa"/>
+          </w:tcPr>
+          <w:p>
+            <w:pPr>
+              <w:pStyle w:val="Heading4"/>
+              <w:rPr>
+                <w:rFonts w:asciiTheme="minorHAnsi" w:hAnsiTheme="minorHAnsi" w:cstheme="minorHAnsi"/>
+                <w:sz w:val="20"/>
+                <w:szCs w:val="20"/>
+              </w:rPr>
+            </w:pPr>
+            <w:proofErr w:type="spellStart"/>
+            <w:r>
+              <w:rPr>
+                <w:rStyle w:val="HTMLCode"/>
+                <w:rFonts w:asciiTheme="minorHAnsi" w:eastAsiaTheme="majorEastAsia" w:hAnsiTheme="minorHAnsi" w:cstheme="minorHAnsi"/>
+              </w:rPr>
+              <w:t>get_</w:t>
+            </w:r>
+            <w:proofErr w:type="gramStart"/>
+            <w:r>
+              <w:rPr>
+                <w:rStyle w:val="HTMLCode"/>
+                <w:rFonts w:asciiTheme="minorHAnsi" w:eastAsiaTheme="majorEastAsia" w:hAnsiTheme="minorHAnsi" w:cstheme="minorHAnsi"/>
+              </w:rPr>
+              <w:t>orientation</w:t>
+            </w:r>
+            <w:proofErr w:type="spellEnd"/>
+            <w:r>
+              <w:rPr>
+                <w:rStyle w:val="HTMLCode"/>
+                <w:rFonts w:asciiTheme="minorHAnsi" w:eastAsiaTheme="majorEastAsia" w:hAnsiTheme="minorHAnsi" w:cstheme="minorHAnsi"/>
+              </w:rPr>
+              <w:t>(</w:t>
+            </w:r>
+            <w:proofErr w:type="spellStart"/>
+            <w:proofErr w:type="gramEnd"/>
+            <w:r>
+              <w:rPr>
+                <w:rStyle w:val="HTMLCode"/>
+                <w:rFonts w:asciiTheme="minorHAnsi" w:eastAsiaTheme="majorEastAsia" w:hAnsiTheme="minorHAnsi" w:cstheme="minorHAnsi"/>
+              </w:rPr>
+              <w:t>self</w:t>
+            </w:r>
+            <w:proofErr w:type="spellEnd"/>
+            <w:r>
+              <w:rPr>
+                <w:rStyle w:val="HTMLCode"/>
+                <w:rFonts w:asciiTheme="minorHAnsi" w:eastAsiaTheme="majorEastAsia" w:hAnsiTheme="minorHAnsi" w:cstheme="minorHAnsi"/>
+              </w:rPr>
+              <w:t xml:space="preserve">, </w:t>
+            </w:r>
+            <w:proofErr w:type="spellStart"/>
+            <w:r>
+              <w:rPr>
+                <w:rStyle w:val="HTMLCode"/>
+                <w:rFonts w:asciiTheme="minorHAnsi" w:eastAsiaTheme="majorEastAsia" w:hAnsiTheme="minorHAnsi" w:cstheme="minorHAnsi"/>
+              </w:rPr>
+              <w:t>dt</w:t>
+            </w:r>
+            <w:proofErr w:type="spellEnd"/>
+            <w:r>
+              <w:rPr>
+                <w:rStyle w:val="HTMLCode"/>
+                <w:rFonts w:asciiTheme="minorHAnsi" w:eastAsiaTheme="majorEastAsia" w:hAnsiTheme="minorHAnsi" w:cstheme="minorHAnsi"/>
+              </w:rPr>
+              <w:t>)</w:t>
+            </w:r>
+          </w:p>
+        </w:tc>
+        <w:tc>
+          <w:tcPr>
+            <w:tcW w:w="6373" w:type="dxa"/>
+          </w:tcPr>
+          <w:p>
+            <w:pPr>
+              <w:rPr>
+                <w:rFonts w:cstheme="minorHAnsi"/>
+                <w:color w:val="000000" w:themeColor="text1"/>
+              </w:rPr>
+            </w:pPr>
+            <w:r>
+              <w:rPr>
+                <w:rFonts w:cstheme="minorHAnsi"/>
+                <w:color w:val="000000" w:themeColor="text1"/>
+              </w:rPr>
+              <w:t>Wird regelmäßig aufgerufen, um neue Sensordaten zu laden und in Grad umzuwandeln. Der Pitch-Wert wird in einem Bereich von 1° bis 89° gehalten, um extreme Werte (wie 0° oder 90°) zu vermeiden.</w:t>
+            </w:r>
+          </w:p>
+        </w:tc>
+      </w:tr>
+    </w:tbl>
+    <w:p>
+      <w:pPr>
+        <w:pStyle w:val="Heading2"/>
+        <w:rPr>
+          <w:rFonts w:asciiTheme="minorHAnsi" w:hAnsiTheme="minorHAnsi" w:cstheme="minorHAnsi"/>
+        </w:rPr>
+      </w:pPr>
     </w:p>
     <w:p>
       <w:pPr>
-        <w:numPr>
-          <w:ilvl w:val="0"/>
-          <w:numId w:val="1"/>
-        </w:numPr>
-        <w:spacing w:before="100" w:beforeAutospacing="1" w:after="100" w:afterAutospacing="1" w:line="240" w:lineRule="auto"/>
-        <w:ind w:left="714" w:hanging="357"/>
+        <w:rPr>
+          <w:rFonts w:eastAsiaTheme="majorEastAsia" w:cstheme="minorHAnsi"/>
+          <w:color w:val="2F5496" w:themeColor="accent1" w:themeShade="BF"/>
+          <w:sz w:val="26"/>
+          <w:szCs w:val="26"/>
+        </w:rPr>
+      </w:pPr>
+      <w:r>
         <w:rPr>
           <w:rFonts w:cstheme="minorHAnsi"/>
         </w:rPr>
-      </w:pPr>
-      <w:proofErr w:type="spellStart"/>
-      <w:r>
-        <w:rPr>
-          <w:rStyle w:val="HTMLCode"/>
-          <w:rFonts w:asciiTheme="minorHAnsi" w:eastAsiaTheme="majorEastAsia" w:hAnsiTheme="minorHAnsi" w:cstheme="minorHAnsi"/>
-        </w:rPr>
-        <w:t>spatialorientation</w:t>
-      </w:r>
-      <w:proofErr w:type="spellEnd"/>
-      <w:r>
-        <w:rPr>
-          <w:rFonts w:cstheme="minorHAnsi"/>
-        </w:rPr>
-        <w:t xml:space="preserve"> (Modul zur Sensoranbindung)</w:t>
+        <w:br w:type="page"/>
       </w:r>
     </w:p>
     <w:p>
       <w:pPr>
-        <w:numPr>
-          <w:ilvl w:val="0"/>
-          <w:numId w:val="1"/>
-        </w:numPr>
-        <w:spacing w:before="100" w:beforeAutospacing="1" w:after="100" w:afterAutospacing="1" w:line="240" w:lineRule="auto"/>
-        <w:ind w:left="714" w:hanging="357"/>
-        <w:rPr>
-          <w:rFonts w:cstheme="minorHAnsi"/>
+        <w:pStyle w:val="Heading2"/>
+        <w:rPr>
+          <w:rFonts w:asciiTheme="minorHAnsi" w:hAnsiTheme="minorHAnsi" w:cstheme="minorHAnsi"/>
         </w:rPr>
       </w:pPr>
       <w:proofErr w:type="spellStart"/>
       <w:r>
         <w:rPr>
-          <w:rStyle w:val="HTMLCode"/>
-          <w:rFonts w:asciiTheme="minorHAnsi" w:eastAsiaTheme="majorEastAsia" w:hAnsiTheme="minorHAnsi" w:cstheme="minorHAnsi"/>
-        </w:rPr>
-        <w:t>Clock</w:t>
-      </w:r>
-      <w:proofErr w:type="spellEnd"/>
-      <w:r>
-        <w:rPr>
-          <w:rFonts w:cstheme="minorHAnsi"/>
-        </w:rPr>
-        <w:t xml:space="preserve"> aus </w:t>
-      </w:r>
-      <w:proofErr w:type="spellStart"/>
-      <w:proofErr w:type="gramStart"/>
-      <w:r>
-        <w:rPr>
-          <w:rStyle w:val="HTMLCode"/>
-          <w:rFonts w:asciiTheme="minorHAnsi" w:eastAsiaTheme="majorEastAsia" w:hAnsiTheme="minorHAnsi" w:cstheme="minorHAnsi"/>
-        </w:rPr>
-        <w:t>kivy.clock</w:t>
-      </w:r>
-      <w:proofErr w:type="spellEnd"/>
-      <w:proofErr w:type="gramEnd"/>
-      <w:r>
-        <w:rPr>
-          <w:rFonts w:cstheme="minorHAnsi"/>
-        </w:rPr>
-        <w:t xml:space="preserve"> (für periodisches Abfragen)</w:t>
-      </w:r>
-    </w:p>
-    <w:p>
-      <w:pPr>
-        <w:numPr>
-          <w:ilvl w:val="0"/>
-          <w:numId w:val="1"/>
-        </w:numPr>
-        <w:spacing w:before="100" w:beforeAutospacing="1" w:after="100" w:afterAutospacing="1" w:line="240" w:lineRule="auto"/>
-        <w:ind w:left="714" w:hanging="357"/>
-        <w:rPr>
-          <w:rFonts w:cstheme="minorHAnsi"/>
-        </w:rPr>
-      </w:pPr>
-      <w:proofErr w:type="spellStart"/>
-      <w:r>
-        <w:rPr>
-          <w:rStyle w:val="HTMLCode"/>
-          <w:rFonts w:asciiTheme="minorHAnsi" w:eastAsiaTheme="majorEastAsia" w:hAnsiTheme="minorHAnsi" w:cstheme="minorHAnsi"/>
-        </w:rPr>
-        <w:t>math</w:t>
-      </w:r>
-      <w:proofErr w:type="spellEnd"/>
-      <w:r>
-        <w:rPr>
-          <w:rFonts w:cstheme="minorHAnsi"/>
-        </w:rPr>
-        <w:t xml:space="preserve"> (für trigonometrische Berechnungen)</w:t>
-      </w:r>
-    </w:p>
-    <w:p>
-      <w:pPr>
-        <w:pStyle w:val="berschrift3"/>
-        <w:rPr>
           <w:rFonts w:asciiTheme="minorHAnsi" w:hAnsiTheme="minorHAnsi" w:cstheme="minorHAnsi"/>
         </w:rPr>
-      </w:pPr>
-      <w:r>
-        <w:rPr>
-          <w:rFonts w:asciiTheme="minorHAnsi" w:hAnsiTheme="minorHAnsi" w:cstheme="minorHAnsi"/>
-        </w:rPr>
-        <w:t>Attribute</w:t>
-      </w:r>
-    </w:p>
-    <w:p>
-      <w:proofErr w:type="spellStart"/>
-      <w:r>
-        <w:t>p</w:t>
-      </w:r>
-      <w:r>
-        <w:t>itch</w:t>
-      </w:r>
-      <w:proofErr w:type="spellEnd"/>
-      <w:r>
-        <w:tab/>
-      </w:r>
-      <w:r>
-        <w:tab/>
-        <w:t xml:space="preserve">Neigungswinkel in </w:t>
-      </w:r>
-      <w:r>
-        <w:t>Grad</w:t>
-      </w:r>
-      <w:r>
-        <w:br/>
-      </w:r>
-      <w:proofErr w:type="spellStart"/>
-      <w:r>
-        <w:t>a</w:t>
-      </w:r>
-      <w:r>
-        <w:t>zimuth</w:t>
-      </w:r>
-      <w:proofErr w:type="spellEnd"/>
-      <w:r>
-        <w:tab/>
-        <w:t>Kompassrichtung in Grad</w:t>
-      </w:r>
-      <w:r>
-        <w:br/>
-      </w:r>
-      <w:r>
-        <w:t>r</w:t>
-      </w:r>
-      <w:r>
-        <w:t>oll</w:t>
-      </w:r>
-      <w:r>
-        <w:tab/>
-      </w:r>
-      <w:r>
-        <w:tab/>
-        <w:t>Rotation um die Z-Achse in Grad</w:t>
-      </w:r>
-    </w:p>
-    <w:p>
-      <w:pPr>
-        <w:pStyle w:val="berschrift3"/>
-        <w:rPr>
-          <w:rFonts w:asciiTheme="minorHAnsi" w:hAnsiTheme="minorHAnsi" w:cstheme="minorHAnsi"/>
-        </w:rPr>
-      </w:pPr>
-      <w:r>
-        <w:rPr>
-          <w:rFonts w:asciiTheme="minorHAnsi" w:hAnsiTheme="minorHAnsi" w:cstheme="minorHAnsi"/>
-        </w:rPr>
-        <w:t>Methoden</w:t>
-      </w:r>
-    </w:p>
-    <w:p>
-      <w:pPr>
-        <w:pStyle w:val="berschrift4"/>
-        <w:rPr>
-          <w:rStyle w:val="HTMLCode"/>
-          <w:rFonts w:asciiTheme="minorHAnsi" w:eastAsiaTheme="majorEastAsia" w:hAnsiTheme="minorHAnsi" w:cstheme="minorHAnsi"/>
-        </w:rPr>
-      </w:pPr>
-      <w:r>
-        <w:rPr>
-          <w:rStyle w:val="HTMLCode"/>
-          <w:rFonts w:asciiTheme="minorHAnsi" w:eastAsiaTheme="majorEastAsia" w:hAnsiTheme="minorHAnsi" w:cstheme="minorHAnsi"/>
-        </w:rPr>
-        <w:t>__</w:t>
-      </w:r>
-      <w:proofErr w:type="spellStart"/>
-      <w:r>
-        <w:rPr>
-          <w:rStyle w:val="HTMLCode"/>
-          <w:rFonts w:asciiTheme="minorHAnsi" w:eastAsiaTheme="majorEastAsia" w:hAnsiTheme="minorHAnsi" w:cstheme="minorHAnsi"/>
-        </w:rPr>
-        <w:t>init</w:t>
-      </w:r>
-      <w:proofErr w:type="spellEnd"/>
-      <w:r>
-        <w:rPr>
-          <w:rStyle w:val="HTMLCode"/>
-          <w:rFonts w:asciiTheme="minorHAnsi" w:eastAsiaTheme="majorEastAsia" w:hAnsiTheme="minorHAnsi" w:cstheme="minorHAnsi"/>
-        </w:rPr>
-        <w:t>__(</w:t>
-      </w:r>
-      <w:proofErr w:type="spellStart"/>
-      <w:r>
-        <w:rPr>
-          <w:rStyle w:val="HTMLCode"/>
-          <w:rFonts w:asciiTheme="minorHAnsi" w:eastAsiaTheme="majorEastAsia" w:hAnsiTheme="minorHAnsi" w:cstheme="minorHAnsi"/>
-        </w:rPr>
-        <w:t>self</w:t>
-      </w:r>
-      <w:proofErr w:type="spellEnd"/>
-      <w:r>
-        <w:rPr>
-          <w:rStyle w:val="HTMLCode"/>
-          <w:rFonts w:asciiTheme="minorHAnsi" w:eastAsiaTheme="majorEastAsia" w:hAnsiTheme="minorHAnsi" w:cstheme="minorHAnsi"/>
-        </w:rPr>
-        <w:t>)</w:t>
-      </w:r>
-    </w:p>
-    <w:p>
-      <w:pPr>
-        <w:rPr>
-          <w:rFonts w:cstheme="minorHAnsi"/>
-        </w:rPr>
-      </w:pPr>
-      <w:r>
-        <w:t>Initialisiert die Orientierung auf 0 für alle drei Achsen.</w:t>
-      </w:r>
-    </w:p>
-    <w:p>
-      <w:pPr>
-        <w:pStyle w:val="berschrift4"/>
-        <w:rPr>
-          <w:rStyle w:val="HTMLCode"/>
-          <w:rFonts w:asciiTheme="minorHAnsi" w:eastAsiaTheme="majorEastAsia" w:hAnsiTheme="minorHAnsi" w:cstheme="minorHAnsi"/>
-        </w:rPr>
-      </w:pPr>
-      <w:proofErr w:type="spellStart"/>
-      <w:r>
-        <w:rPr>
-          <w:rStyle w:val="HTMLCode"/>
-          <w:rFonts w:asciiTheme="minorHAnsi" w:eastAsiaTheme="majorEastAsia" w:hAnsiTheme="minorHAnsi" w:cstheme="minorHAnsi"/>
-        </w:rPr>
-        <w:t>enable_listener</w:t>
-      </w:r>
-      <w:proofErr w:type="spellEnd"/>
-      <w:r>
-        <w:rPr>
-          <w:rStyle w:val="HTMLCode"/>
-          <w:rFonts w:asciiTheme="minorHAnsi" w:eastAsiaTheme="majorEastAsia" w:hAnsiTheme="minorHAnsi" w:cstheme="minorHAnsi"/>
-        </w:rPr>
-        <w:t>(</w:t>
-      </w:r>
-      <w:proofErr w:type="spellStart"/>
-      <w:r>
-        <w:rPr>
-          <w:rStyle w:val="HTMLCode"/>
-          <w:rFonts w:asciiTheme="minorHAnsi" w:eastAsiaTheme="majorEastAsia" w:hAnsiTheme="minorHAnsi" w:cstheme="minorHAnsi"/>
-        </w:rPr>
-        <w:t>self</w:t>
-      </w:r>
-      <w:proofErr w:type="spellEnd"/>
-      <w:r>
-        <w:rPr>
-          <w:rStyle w:val="HTMLCode"/>
-          <w:rFonts w:asciiTheme="minorHAnsi" w:eastAsiaTheme="majorEastAsia" w:hAnsiTheme="minorHAnsi" w:cstheme="minorHAnsi"/>
-        </w:rPr>
-        <w:t>)</w:t>
-      </w:r>
-    </w:p>
-    <w:p>
-      <w:pPr>
-        <w:rPr>
-          <w:rFonts w:cstheme="minorHAnsi"/>
-        </w:rPr>
-      </w:pPr>
-      <w:r>
-        <w:t xml:space="preserve">Aktiviert den </w:t>
-      </w:r>
-      <w:proofErr w:type="spellStart"/>
-      <w:r>
-        <w:t>Listener</w:t>
-      </w:r>
-      <w:proofErr w:type="spellEnd"/>
-      <w:r>
-        <w:t xml:space="preserve"> für die O</w:t>
-      </w:r>
-      <w:r>
-        <w:rPr>
-          <w:rFonts w:cstheme="minorHAnsi"/>
-        </w:rPr>
-        <w:t>rientierungssensoren und startet eine regelmäßige Abfrage der Sensordaten mit 20 Hz.</w:t>
-      </w:r>
-    </w:p>
-    <w:p>
-      <w:pPr>
-        <w:pStyle w:val="berschrift4"/>
-        <w:rPr>
-          <w:rStyle w:val="HTMLCode"/>
-          <w:rFonts w:asciiTheme="minorHAnsi" w:eastAsiaTheme="majorEastAsia" w:hAnsiTheme="minorHAnsi" w:cstheme="minorHAnsi"/>
-        </w:rPr>
-      </w:pPr>
-      <w:proofErr w:type="spellStart"/>
-      <w:r>
-        <w:rPr>
-          <w:rStyle w:val="HTMLCode"/>
-          <w:rFonts w:asciiTheme="minorHAnsi" w:eastAsiaTheme="majorEastAsia" w:hAnsiTheme="minorHAnsi" w:cstheme="minorHAnsi"/>
-        </w:rPr>
-        <w:t>disable_listener</w:t>
-      </w:r>
-      <w:proofErr w:type="spellEnd"/>
-      <w:r>
-        <w:rPr>
-          <w:rStyle w:val="HTMLCode"/>
-          <w:rFonts w:asciiTheme="minorHAnsi" w:eastAsiaTheme="majorEastAsia" w:hAnsiTheme="minorHAnsi" w:cstheme="minorHAnsi"/>
-        </w:rPr>
-        <w:t>(</w:t>
-      </w:r>
-      <w:proofErr w:type="spellStart"/>
-      <w:r>
-        <w:rPr>
-          <w:rStyle w:val="HTMLCode"/>
-          <w:rFonts w:asciiTheme="minorHAnsi" w:eastAsiaTheme="majorEastAsia" w:hAnsiTheme="minorHAnsi" w:cstheme="minorHAnsi"/>
-        </w:rPr>
-        <w:t>self</w:t>
-      </w:r>
-      <w:proofErr w:type="spellEnd"/>
-      <w:r>
-        <w:rPr>
-          <w:rStyle w:val="HTMLCode"/>
-          <w:rFonts w:asciiTheme="minorHAnsi" w:eastAsiaTheme="majorEastAsia" w:hAnsiTheme="minorHAnsi" w:cstheme="minorHAnsi"/>
-        </w:rPr>
-        <w:t>)</w:t>
-      </w:r>
-    </w:p>
-    <w:p>
-      <w:pPr>
-        <w:rPr>
-          <w:rFonts w:cstheme="minorHAnsi"/>
-        </w:rPr>
-      </w:pPr>
-      <w:r>
-        <w:t xml:space="preserve">Deaktiviert </w:t>
-      </w:r>
-      <w:r>
-        <w:rPr>
-          <w:rFonts w:cstheme="minorHAnsi"/>
-        </w:rPr>
-        <w:t>den Sensor-</w:t>
-      </w:r>
-      <w:proofErr w:type="spellStart"/>
-      <w:r>
-        <w:rPr>
-          <w:rFonts w:cstheme="minorHAnsi"/>
-        </w:rPr>
-        <w:t>Listener</w:t>
-      </w:r>
-      <w:proofErr w:type="spellEnd"/>
-      <w:r>
-        <w:rPr>
-          <w:rFonts w:cstheme="minorHAnsi"/>
-        </w:rPr>
-        <w:t xml:space="preserve"> und beendet die Abfrage der Sensordaten.</w:t>
-      </w:r>
-    </w:p>
-    <w:p>
-      <w:pPr>
-        <w:pStyle w:val="berschrift4"/>
-        <w:rPr>
-          <w:rStyle w:val="HTMLCode"/>
-          <w:rFonts w:asciiTheme="minorHAnsi" w:eastAsiaTheme="majorEastAsia" w:hAnsiTheme="minorHAnsi" w:cstheme="minorHAnsi"/>
-        </w:rPr>
-      </w:pPr>
-      <w:proofErr w:type="spellStart"/>
-      <w:r>
-        <w:rPr>
-          <w:rStyle w:val="HTMLCode"/>
-          <w:rFonts w:asciiTheme="minorHAnsi" w:eastAsiaTheme="majorEastAsia" w:hAnsiTheme="minorHAnsi" w:cstheme="minorHAnsi"/>
-        </w:rPr>
         <w:lastRenderedPageBreak/>
-        <w:t>get_</w:t>
-      </w:r>
-      <w:proofErr w:type="gramStart"/>
-      <w:r>
-        <w:rPr>
-          <w:rStyle w:val="HTMLCode"/>
-          <w:rFonts w:asciiTheme="minorHAnsi" w:eastAsiaTheme="majorEastAsia" w:hAnsiTheme="minorHAnsi" w:cstheme="minorHAnsi"/>
-        </w:rPr>
-        <w:t>orientation</w:t>
-      </w:r>
-      <w:proofErr w:type="spellEnd"/>
-      <w:r>
-        <w:rPr>
-          <w:rStyle w:val="HTMLCode"/>
-          <w:rFonts w:asciiTheme="minorHAnsi" w:eastAsiaTheme="majorEastAsia" w:hAnsiTheme="minorHAnsi" w:cstheme="minorHAnsi"/>
-        </w:rPr>
-        <w:t>(</w:t>
-      </w:r>
-      <w:proofErr w:type="spellStart"/>
-      <w:proofErr w:type="gramEnd"/>
-      <w:r>
-        <w:rPr>
-          <w:rStyle w:val="HTMLCode"/>
-          <w:rFonts w:asciiTheme="minorHAnsi" w:eastAsiaTheme="majorEastAsia" w:hAnsiTheme="minorHAnsi" w:cstheme="minorHAnsi"/>
-        </w:rPr>
-        <w:t>self</w:t>
-      </w:r>
-      <w:proofErr w:type="spellEnd"/>
-      <w:r>
-        <w:rPr>
-          <w:rStyle w:val="HTMLCode"/>
-          <w:rFonts w:asciiTheme="minorHAnsi" w:eastAsiaTheme="majorEastAsia" w:hAnsiTheme="minorHAnsi" w:cstheme="minorHAnsi"/>
-        </w:rPr>
-        <w:t xml:space="preserve">, </w:t>
-      </w:r>
-      <w:proofErr w:type="spellStart"/>
-      <w:r>
-        <w:rPr>
-          <w:rStyle w:val="HTMLCode"/>
-          <w:rFonts w:asciiTheme="minorHAnsi" w:eastAsiaTheme="majorEastAsia" w:hAnsiTheme="minorHAnsi" w:cstheme="minorHAnsi"/>
-        </w:rPr>
-        <w:t>dt</w:t>
-      </w:r>
-      <w:proofErr w:type="spellEnd"/>
-      <w:r>
-        <w:rPr>
-          <w:rStyle w:val="HTMLCode"/>
-          <w:rFonts w:asciiTheme="minorHAnsi" w:eastAsiaTheme="majorEastAsia" w:hAnsiTheme="minorHAnsi" w:cstheme="minorHAnsi"/>
-        </w:rPr>
-        <w:t>)</w:t>
-      </w:r>
-    </w:p>
-    <w:p>
-      <w:pPr>
-        <w:rPr>
-          <w:rFonts w:cstheme="minorHAnsi"/>
-        </w:rPr>
-      </w:pPr>
-      <w:r>
-        <w:t xml:space="preserve">Wird </w:t>
-      </w:r>
-      <w:r>
-        <w:rPr>
-          <w:rFonts w:cstheme="minorHAnsi"/>
-        </w:rPr>
-        <w:t>regelmäßig aufgerufen, um neue Sensordaten zu laden und in Grad umzuwandeln. Der Pitch-Wert wird in einem Bereich von 1° bis 89° gehalten, um extreme Werte (wie 0° oder 90°) zu vermeiden.</w:t>
-      </w:r>
-    </w:p>
-    <w:p>
-      <w:pPr>
-        <w:pStyle w:val="berschrift2"/>
-        <w:rPr>
-          <w:rFonts w:asciiTheme="minorHAnsi" w:hAnsiTheme="minorHAnsi" w:cstheme="minorHAnsi"/>
-        </w:rPr>
-      </w:pPr>
-      <w:proofErr w:type="spellStart"/>
-      <w:r>
-        <w:rPr>
-          <w:rFonts w:asciiTheme="minorHAnsi" w:hAnsiTheme="minorHAnsi" w:cstheme="minorHAnsi"/>
-        </w:rPr>
         <w:t>MeasurementHandler</w:t>
       </w:r>
       <w:proofErr w:type="spellEnd"/>
     </w:p>
     <w:p>
-      <w:pPr>
-        <w:spacing w:before="100" w:beforeAutospacing="1" w:after="100" w:afterAutospacing="1"/>
-        <w:rPr>
-          <w:rFonts w:cstheme="minorHAnsi"/>
-        </w:rPr>
-      </w:pPr>
-      <w:r>
-        <w:rPr>
-          <w:rFonts w:cstheme="minorHAnsi"/>
-        </w:rPr>
-        <w:t>Berechnet Entfernungen und Objektgrößen basierend auf Pitch-Werten und der Benutzergröße. Unterstützt zwei Modi:</w:t>
+      <w:r>
+        <w:t>Berechnet Entfernungen und Objektgrößen basierend auf Pitch-Werten und der Benutzergröße. Unterstützt zwei Modi</w:t>
+      </w:r>
+      <w:r>
+        <w:t>:</w:t>
       </w:r>
     </w:p>
     <w:p>
       <w:pPr>
+        <w:pStyle w:val="ListParagraph"/>
         <w:numPr>
           <w:ilvl w:val="0"/>
-          <w:numId w:val="2"/>
+          <w:numId w:val="6"/>
         </w:numPr>
-        <w:spacing w:before="100" w:beforeAutospacing="1" w:after="100" w:afterAutospacing="1" w:line="240" w:lineRule="auto"/>
+      </w:pPr>
+      <w:r>
+        <w:t>„</w:t>
+      </w:r>
+      <w:r>
         <w:rPr>
           <w:rFonts w:cstheme="minorHAnsi"/>
         </w:rPr>
-      </w:pPr>
-      <w:r>
-        <w:rPr>
-          <w:rFonts w:cstheme="minorHAnsi"/>
-        </w:rPr>
-        <w:t>"Große Objekte" (z. B. Gebäude)</w:t>
+        <w:t>Große Objekte" (z. B. Gebäude)</w:t>
       </w:r>
     </w:p>
     <w:p>
       <w:pPr>
+        <w:pStyle w:val="ListParagraph"/>
         <w:numPr>
           <w:ilvl w:val="0"/>
-          <w:numId w:val="2"/>
+          <w:numId w:val="6"/>
         </w:numPr>
-        <w:spacing w:before="100" w:beforeAutospacing="1" w:after="100" w:afterAutospacing="1" w:line="240" w:lineRule="auto"/>
+      </w:pPr>
+      <w:r>
+        <w:t>„</w:t>
+      </w:r>
+      <w:r>
         <w:rPr>
           <w:rFonts w:cstheme="minorHAnsi"/>
         </w:rPr>
-      </w:pPr>
+        <w:t>Kleine Objekte" (z. B. kleinere Schränke/ Kommoden</w:t>
+      </w:r>
       <w:r>
         <w:rPr>
           <w:rFonts w:cstheme="minorHAnsi"/>
         </w:rPr>
-        <w:t>"Kleine Objekte" (z. B. kleinere Schränke/ Kommoden)</w:t>
+        <w:t>)</w:t>
       </w:r>
     </w:p>
     <w:p>
       <w:pPr>
-        <w:pStyle w:val="berschrift3"/>
+        <w:pStyle w:val="Heading3"/>
         <w:rPr>
           <w:rFonts w:asciiTheme="minorHAnsi" w:hAnsiTheme="minorHAnsi" w:cstheme="minorHAnsi"/>
         </w:rPr>
@@ -1295,592 +1576,3297 @@
         <w:t>Attribute</w:t>
       </w:r>
     </w:p>
+    <w:tbl>
+      <w:tblPr>
+        <w:tblStyle w:val="TableGrid"/>
+        <w:tblW w:w="0" w:type="auto"/>
+        <w:tblLook w:val="04A0" w:firstRow="1" w:lastRow="0" w:firstColumn="1" w:lastColumn="0" w:noHBand="0" w:noVBand="1"/>
+      </w:tblPr>
+      <w:tblGrid>
+        <w:gridCol w:w="2694"/>
+        <w:gridCol w:w="6368"/>
+      </w:tblGrid>
+      <w:tr>
+        <w:trPr>
+          <w:trHeight w:val="131"/>
+        </w:trPr>
+        <w:tc>
+          <w:tcPr>
+            <w:tcW w:w="2694" w:type="dxa"/>
+          </w:tcPr>
+          <w:p>
+            <w:pPr>
+              <w:pStyle w:val="Heading3"/>
+              <w:rPr>
+                <w:rFonts w:asciiTheme="minorHAnsi" w:hAnsiTheme="minorHAnsi" w:cstheme="minorHAnsi"/>
+                <w:color w:val="000000" w:themeColor="text1"/>
+                <w:sz w:val="22"/>
+                <w:szCs w:val="22"/>
+              </w:rPr>
+            </w:pPr>
+            <w:proofErr w:type="spellStart"/>
+            <w:r>
+              <w:rPr>
+                <w:rFonts w:asciiTheme="minorHAnsi" w:hAnsiTheme="minorHAnsi" w:cstheme="minorHAnsi"/>
+                <w:color w:val="000000" w:themeColor="text1"/>
+                <w:sz w:val="22"/>
+                <w:szCs w:val="22"/>
+              </w:rPr>
+              <w:t>personHeight</w:t>
+            </w:r>
+            <w:proofErr w:type="spellEnd"/>
+          </w:p>
+        </w:tc>
+        <w:tc>
+          <w:tcPr>
+            <w:tcW w:w="6368" w:type="dxa"/>
+          </w:tcPr>
+          <w:p>
+            <w:pPr>
+              <w:pStyle w:val="Heading3"/>
+              <w:rPr>
+                <w:rFonts w:asciiTheme="minorHAnsi" w:hAnsiTheme="minorHAnsi" w:cstheme="minorHAnsi"/>
+                <w:color w:val="000000" w:themeColor="text1"/>
+                <w:sz w:val="22"/>
+                <w:szCs w:val="22"/>
+              </w:rPr>
+            </w:pPr>
+            <w:r>
+              <w:rPr>
+                <w:rFonts w:asciiTheme="minorHAnsi" w:hAnsiTheme="minorHAnsi" w:cstheme="minorHAnsi"/>
+                <w:color w:val="000000" w:themeColor="text1"/>
+                <w:sz w:val="22"/>
+                <w:szCs w:val="22"/>
+              </w:rPr>
+              <w:t>Körpergröße des Benutzers in Metern (Standard: 1.5m)</w:t>
+            </w:r>
+          </w:p>
+        </w:tc>
+      </w:tr>
+      <w:tr>
+        <w:tc>
+          <w:tcPr>
+            <w:tcW w:w="2694" w:type="dxa"/>
+          </w:tcPr>
+          <w:p>
+            <w:pPr>
+              <w:pStyle w:val="Heading3"/>
+              <w:rPr>
+                <w:rFonts w:asciiTheme="minorHAnsi" w:hAnsiTheme="minorHAnsi" w:cstheme="minorHAnsi"/>
+                <w:color w:val="000000" w:themeColor="text1"/>
+                <w:sz w:val="22"/>
+                <w:szCs w:val="22"/>
+              </w:rPr>
+            </w:pPr>
+            <w:proofErr w:type="spellStart"/>
+            <w:r>
+              <w:rPr>
+                <w:rFonts w:asciiTheme="minorHAnsi" w:hAnsiTheme="minorHAnsi" w:cstheme="minorHAnsi"/>
+                <w:color w:val="000000" w:themeColor="text1"/>
+                <w:sz w:val="22"/>
+                <w:szCs w:val="22"/>
+              </w:rPr>
+              <w:t>measureTypeButton</w:t>
+            </w:r>
+            <w:proofErr w:type="spellEnd"/>
+          </w:p>
+        </w:tc>
+        <w:tc>
+          <w:tcPr>
+            <w:tcW w:w="6368" w:type="dxa"/>
+          </w:tcPr>
+          <w:p>
+            <w:pPr>
+              <w:pStyle w:val="Heading3"/>
+              <w:rPr>
+                <w:rFonts w:asciiTheme="minorHAnsi" w:hAnsiTheme="minorHAnsi" w:cstheme="minorHAnsi"/>
+                <w:color w:val="000000" w:themeColor="text1"/>
+                <w:sz w:val="22"/>
+                <w:szCs w:val="22"/>
+              </w:rPr>
+            </w:pPr>
+            <w:r>
+              <w:rPr>
+                <w:rFonts w:asciiTheme="minorHAnsi" w:hAnsiTheme="minorHAnsi" w:cstheme="minorHAnsi"/>
+                <w:color w:val="000000" w:themeColor="text1"/>
+                <w:sz w:val="22"/>
+                <w:szCs w:val="22"/>
+              </w:rPr>
+              <w:t>Aktueller Messmodus („Große Objekte“ oder „Kleine Objekte“)</w:t>
+            </w:r>
+          </w:p>
+        </w:tc>
+      </w:tr>
+    </w:tbl>
     <w:p>
+      <w:pPr>
+        <w:pStyle w:val="Heading3"/>
+        <w:rPr>
+          <w:rFonts w:asciiTheme="minorHAnsi" w:hAnsiTheme="minorHAnsi" w:cstheme="minorHAnsi"/>
+        </w:rPr>
+      </w:pPr>
+      <w:r>
+        <w:rPr>
+          <w:rFonts w:asciiTheme="minorHAnsi" w:hAnsiTheme="minorHAnsi" w:cstheme="minorHAnsi"/>
+        </w:rPr>
+        <w:t>Methoden</w:t>
+      </w:r>
+    </w:p>
+    <w:tbl>
+      <w:tblPr>
+        <w:tblStyle w:val="TableGrid"/>
+        <w:tblW w:w="0" w:type="auto"/>
+        <w:tblLook w:val="04A0" w:firstRow="1" w:lastRow="0" w:firstColumn="1" w:lastColumn="0" w:noHBand="0" w:noVBand="1"/>
+      </w:tblPr>
+      <w:tblGrid>
+        <w:gridCol w:w="3256"/>
+        <w:gridCol w:w="5806"/>
+      </w:tblGrid>
+      <w:tr>
+        <w:tc>
+          <w:tcPr>
+            <w:tcW w:w="3256" w:type="dxa"/>
+          </w:tcPr>
+          <w:p>
+            <w:pPr>
+              <w:pStyle w:val="Heading4"/>
+              <w:rPr>
+                <w:rFonts w:asciiTheme="minorHAnsi" w:hAnsiTheme="minorHAnsi" w:cstheme="minorHAnsi"/>
+                <w:sz w:val="20"/>
+                <w:szCs w:val="20"/>
+              </w:rPr>
+            </w:pPr>
+            <w:r>
+              <w:rPr>
+                <w:rStyle w:val="HTMLCode"/>
+                <w:rFonts w:asciiTheme="minorHAnsi" w:eastAsiaTheme="majorEastAsia" w:hAnsiTheme="minorHAnsi" w:cstheme="minorHAnsi"/>
+              </w:rPr>
+              <w:t>__</w:t>
+            </w:r>
+            <w:proofErr w:type="spellStart"/>
+            <w:r>
+              <w:rPr>
+                <w:rStyle w:val="HTMLCode"/>
+                <w:rFonts w:asciiTheme="minorHAnsi" w:eastAsiaTheme="majorEastAsia" w:hAnsiTheme="minorHAnsi" w:cstheme="minorHAnsi"/>
+              </w:rPr>
+              <w:t>init</w:t>
+            </w:r>
+            <w:proofErr w:type="spellEnd"/>
+            <w:r>
+              <w:rPr>
+                <w:rStyle w:val="HTMLCode"/>
+                <w:rFonts w:asciiTheme="minorHAnsi" w:eastAsiaTheme="majorEastAsia" w:hAnsiTheme="minorHAnsi" w:cstheme="minorHAnsi"/>
+              </w:rPr>
+              <w:t>__(</w:t>
+            </w:r>
+            <w:proofErr w:type="spellStart"/>
+            <w:r>
+              <w:rPr>
+                <w:rStyle w:val="HTMLCode"/>
+                <w:rFonts w:asciiTheme="minorHAnsi" w:eastAsiaTheme="majorEastAsia" w:hAnsiTheme="minorHAnsi" w:cstheme="minorHAnsi"/>
+              </w:rPr>
+              <w:t>self</w:t>
+            </w:r>
+            <w:proofErr w:type="spellEnd"/>
+            <w:r>
+              <w:rPr>
+                <w:rStyle w:val="HTMLCode"/>
+                <w:rFonts w:asciiTheme="minorHAnsi" w:eastAsiaTheme="majorEastAsia" w:hAnsiTheme="minorHAnsi" w:cstheme="minorHAnsi"/>
+              </w:rPr>
+              <w:t>)</w:t>
+            </w:r>
+          </w:p>
+        </w:tc>
+        <w:tc>
+          <w:tcPr>
+            <w:tcW w:w="5806" w:type="dxa"/>
+          </w:tcPr>
+          <w:p>
+            <w:pPr>
+              <w:rPr>
+                <w:rFonts w:cstheme="minorHAnsi"/>
+              </w:rPr>
+            </w:pPr>
+            <w:r>
+              <w:t xml:space="preserve">Setzt </w:t>
+            </w:r>
+            <w:r>
+              <w:rPr>
+                <w:rFonts w:cstheme="minorHAnsi"/>
+              </w:rPr>
+              <w:t>die Standardkörpergröße und den Messmodus.</w:t>
+            </w:r>
+          </w:p>
+        </w:tc>
+      </w:tr>
+      <w:tr>
+        <w:tc>
+          <w:tcPr>
+            <w:tcW w:w="3256" w:type="dxa"/>
+          </w:tcPr>
+          <w:p>
+            <w:pPr>
+              <w:pStyle w:val="Heading4"/>
+              <w:rPr>
+                <w:rFonts w:asciiTheme="minorHAnsi" w:hAnsiTheme="minorHAnsi" w:cstheme="minorHAnsi"/>
+                <w:sz w:val="20"/>
+                <w:szCs w:val="20"/>
+              </w:rPr>
+            </w:pPr>
+            <w:proofErr w:type="spellStart"/>
+            <w:proofErr w:type="gramStart"/>
+            <w:r>
+              <w:rPr>
+                <w:rStyle w:val="HTMLCode"/>
+                <w:rFonts w:asciiTheme="minorHAnsi" w:eastAsiaTheme="majorEastAsia" w:hAnsiTheme="minorHAnsi" w:cstheme="minorHAnsi"/>
+              </w:rPr>
+              <w:t>setPersonHeight</w:t>
+            </w:r>
+            <w:proofErr w:type="spellEnd"/>
+            <w:r>
+              <w:rPr>
+                <w:rStyle w:val="HTMLCode"/>
+                <w:rFonts w:asciiTheme="minorHAnsi" w:eastAsiaTheme="majorEastAsia" w:hAnsiTheme="minorHAnsi" w:cstheme="minorHAnsi"/>
+              </w:rPr>
+              <w:t>(</w:t>
+            </w:r>
+            <w:proofErr w:type="spellStart"/>
+            <w:proofErr w:type="gramEnd"/>
+            <w:r>
+              <w:rPr>
+                <w:rStyle w:val="HTMLCode"/>
+                <w:rFonts w:asciiTheme="minorHAnsi" w:eastAsiaTheme="majorEastAsia" w:hAnsiTheme="minorHAnsi" w:cstheme="minorHAnsi"/>
+              </w:rPr>
+              <w:t>self</w:t>
+            </w:r>
+            <w:proofErr w:type="spellEnd"/>
+            <w:r>
+              <w:rPr>
+                <w:rStyle w:val="HTMLCode"/>
+                <w:rFonts w:asciiTheme="minorHAnsi" w:eastAsiaTheme="majorEastAsia" w:hAnsiTheme="minorHAnsi" w:cstheme="minorHAnsi"/>
+              </w:rPr>
+              <w:t xml:space="preserve">, </w:t>
+            </w:r>
+            <w:proofErr w:type="spellStart"/>
+            <w:r>
+              <w:rPr>
+                <w:rStyle w:val="HTMLCode"/>
+                <w:rFonts w:asciiTheme="minorHAnsi" w:eastAsiaTheme="majorEastAsia" w:hAnsiTheme="minorHAnsi" w:cstheme="minorHAnsi"/>
+              </w:rPr>
+              <w:t>height</w:t>
+            </w:r>
+            <w:proofErr w:type="spellEnd"/>
+            <w:r>
+              <w:rPr>
+                <w:rStyle w:val="HTMLCode"/>
+                <w:rFonts w:asciiTheme="minorHAnsi" w:eastAsiaTheme="majorEastAsia" w:hAnsiTheme="minorHAnsi" w:cstheme="minorHAnsi"/>
+              </w:rPr>
+              <w:t>)</w:t>
+            </w:r>
+          </w:p>
+        </w:tc>
+        <w:tc>
+          <w:tcPr>
+            <w:tcW w:w="5806" w:type="dxa"/>
+          </w:tcPr>
+          <w:p>
+            <w:pPr>
+              <w:rPr>
+                <w:rFonts w:cstheme="minorHAnsi"/>
+              </w:rPr>
+            </w:pPr>
+            <w:r>
+              <w:t xml:space="preserve">Legt </w:t>
+            </w:r>
+            <w:r>
+              <w:rPr>
+                <w:rFonts w:cstheme="minorHAnsi"/>
+              </w:rPr>
+              <w:t>eine benutzerdefinierte Körpergröße fest.</w:t>
+            </w:r>
+          </w:p>
+        </w:tc>
+      </w:tr>
+      <w:tr>
+        <w:tc>
+          <w:tcPr>
+            <w:tcW w:w="3256" w:type="dxa"/>
+          </w:tcPr>
+          <w:p>
+            <w:pPr>
+              <w:pStyle w:val="Heading4"/>
+              <w:rPr>
+                <w:rFonts w:asciiTheme="minorHAnsi" w:hAnsiTheme="minorHAnsi" w:cstheme="minorHAnsi"/>
+                <w:sz w:val="20"/>
+                <w:szCs w:val="20"/>
+                <w:lang w:val="en-GB"/>
+              </w:rPr>
+            </w:pPr>
+            <w:proofErr w:type="spellStart"/>
+            <w:proofErr w:type="gramStart"/>
+            <w:r>
+              <w:rPr>
+                <w:rStyle w:val="HTMLCode"/>
+                <w:rFonts w:asciiTheme="minorHAnsi" w:eastAsiaTheme="majorEastAsia" w:hAnsiTheme="minorHAnsi" w:cstheme="minorHAnsi"/>
+                <w:lang w:val="en-GB"/>
+              </w:rPr>
+              <w:t>calculateDistance</w:t>
+            </w:r>
+            <w:proofErr w:type="spellEnd"/>
+            <w:r>
+              <w:rPr>
+                <w:rStyle w:val="HTMLCode"/>
+                <w:rFonts w:asciiTheme="minorHAnsi" w:eastAsiaTheme="majorEastAsia" w:hAnsiTheme="minorHAnsi" w:cstheme="minorHAnsi"/>
+                <w:lang w:val="en-GB"/>
+              </w:rPr>
+              <w:t>(</w:t>
+            </w:r>
+            <w:proofErr w:type="gramEnd"/>
+            <w:r>
+              <w:rPr>
+                <w:rStyle w:val="HTMLCode"/>
+                <w:rFonts w:asciiTheme="minorHAnsi" w:eastAsiaTheme="majorEastAsia" w:hAnsiTheme="minorHAnsi" w:cstheme="minorHAnsi"/>
+                <w:lang w:val="en-GB"/>
+              </w:rPr>
+              <w:t xml:space="preserve">self, pitch): (distance, </w:t>
+            </w:r>
+            <w:proofErr w:type="spellStart"/>
+            <w:r>
+              <w:rPr>
+                <w:rStyle w:val="HTMLCode"/>
+                <w:rFonts w:asciiTheme="minorHAnsi" w:eastAsiaTheme="majorEastAsia" w:hAnsiTheme="minorHAnsi" w:cstheme="minorHAnsi"/>
+                <w:lang w:val="en-GB"/>
+              </w:rPr>
+              <w:t>roundedDistance</w:t>
+            </w:r>
+            <w:proofErr w:type="spellEnd"/>
+            <w:r>
+              <w:rPr>
+                <w:rStyle w:val="HTMLCode"/>
+                <w:rFonts w:asciiTheme="minorHAnsi" w:eastAsiaTheme="majorEastAsia" w:hAnsiTheme="minorHAnsi" w:cstheme="minorHAnsi"/>
+                <w:lang w:val="en-GB"/>
+              </w:rPr>
+              <w:t>)</w:t>
+            </w:r>
+          </w:p>
+        </w:tc>
+        <w:tc>
+          <w:tcPr>
+            <w:tcW w:w="5806" w:type="dxa"/>
+          </w:tcPr>
+          <w:p>
+            <w:pPr>
+              <w:rPr>
+                <w:rFonts w:cstheme="minorHAnsi"/>
+              </w:rPr>
+            </w:pPr>
+            <w:r>
+              <w:t>Ber</w:t>
+            </w:r>
+            <w:r>
+              <w:rPr>
+                <w:rFonts w:cstheme="minorHAnsi"/>
+              </w:rPr>
+              <w:t>echnet die horizontale Entfernung basierend auf dem Pitch-Winkel.</w:t>
+            </w:r>
+          </w:p>
+        </w:tc>
+      </w:tr>
+      <w:tr>
+        <w:tc>
+          <w:tcPr>
+            <w:tcW w:w="3256" w:type="dxa"/>
+          </w:tcPr>
+          <w:p>
+            <w:pPr>
+              <w:pStyle w:val="Heading4"/>
+              <w:rPr>
+                <w:rFonts w:asciiTheme="minorHAnsi" w:hAnsiTheme="minorHAnsi" w:cstheme="minorHAnsi"/>
+                <w:sz w:val="20"/>
+                <w:szCs w:val="20"/>
+                <w:lang w:val="en-GB"/>
+              </w:rPr>
+            </w:pPr>
+            <w:proofErr w:type="spellStart"/>
+            <w:proofErr w:type="gramStart"/>
+            <w:r>
+              <w:rPr>
+                <w:rStyle w:val="HTMLCode"/>
+                <w:rFonts w:asciiTheme="minorHAnsi" w:eastAsiaTheme="majorEastAsia" w:hAnsiTheme="minorHAnsi" w:cstheme="minorHAnsi"/>
+                <w:lang w:val="en-GB"/>
+              </w:rPr>
+              <w:t>calculateHeight</w:t>
+            </w:r>
+            <w:proofErr w:type="spellEnd"/>
+            <w:r>
+              <w:rPr>
+                <w:rStyle w:val="HTMLCode"/>
+                <w:rFonts w:asciiTheme="minorHAnsi" w:eastAsiaTheme="majorEastAsia" w:hAnsiTheme="minorHAnsi" w:cstheme="minorHAnsi"/>
+                <w:lang w:val="en-GB"/>
+              </w:rPr>
+              <w:t>(</w:t>
+            </w:r>
+            <w:proofErr w:type="gramEnd"/>
+            <w:r>
+              <w:rPr>
+                <w:rStyle w:val="HTMLCode"/>
+                <w:rFonts w:asciiTheme="minorHAnsi" w:eastAsiaTheme="majorEastAsia" w:hAnsiTheme="minorHAnsi" w:cstheme="minorHAnsi"/>
+                <w:lang w:val="en-GB"/>
+              </w:rPr>
+              <w:t xml:space="preserve">self, distance, pitch): (height, </w:t>
+            </w:r>
+            <w:proofErr w:type="spellStart"/>
+            <w:r>
+              <w:rPr>
+                <w:rStyle w:val="HTMLCode"/>
+                <w:rFonts w:asciiTheme="minorHAnsi" w:eastAsiaTheme="majorEastAsia" w:hAnsiTheme="minorHAnsi" w:cstheme="minorHAnsi"/>
+                <w:lang w:val="en-GB"/>
+              </w:rPr>
+              <w:t>roundedHeight</w:t>
+            </w:r>
+            <w:proofErr w:type="spellEnd"/>
+            <w:r>
+              <w:rPr>
+                <w:rStyle w:val="HTMLCode"/>
+                <w:rFonts w:asciiTheme="minorHAnsi" w:eastAsiaTheme="majorEastAsia" w:hAnsiTheme="minorHAnsi" w:cstheme="minorHAnsi"/>
+                <w:lang w:val="en-GB"/>
+              </w:rPr>
+              <w:t>)</w:t>
+            </w:r>
+          </w:p>
+        </w:tc>
+        <w:tc>
+          <w:tcPr>
+            <w:tcW w:w="5806" w:type="dxa"/>
+          </w:tcPr>
+          <w:p>
+            <w:pPr>
+              <w:rPr>
+                <w:rFonts w:cstheme="minorHAnsi"/>
+              </w:rPr>
+            </w:pPr>
+            <w:r>
+              <w:t xml:space="preserve">Berechnet </w:t>
+            </w:r>
+            <w:r>
+              <w:rPr>
+                <w:rFonts w:cstheme="minorHAnsi"/>
+              </w:rPr>
+              <w:t>die vertikale Höhe basierend auf Distanz und Pitch-Wert. Je nach Modus:</w:t>
+            </w:r>
+          </w:p>
+          <w:p>
+            <w:pPr>
+              <w:numPr>
+                <w:ilvl w:val="0"/>
+                <w:numId w:val="3"/>
+              </w:numPr>
+              <w:spacing w:before="100" w:beforeAutospacing="1" w:after="100" w:afterAutospacing="1"/>
+              <w:rPr>
+                <w:rFonts w:cstheme="minorHAnsi"/>
+              </w:rPr>
+            </w:pPr>
+            <w:r>
+              <w:rPr>
+                <w:rStyle w:val="Strong"/>
+                <w:rFonts w:cstheme="minorHAnsi"/>
+              </w:rPr>
+              <w:t>Große Objekte</w:t>
+            </w:r>
+            <w:r>
+              <w:rPr>
+                <w:rFonts w:cstheme="minorHAnsi"/>
+              </w:rPr>
+              <w:t>: Höhe = berechnete Höhe + Körpergröße</w:t>
+            </w:r>
+          </w:p>
+          <w:p>
+            <w:pPr>
+              <w:numPr>
+                <w:ilvl w:val="0"/>
+                <w:numId w:val="3"/>
+              </w:numPr>
+              <w:spacing w:before="100" w:beforeAutospacing="1" w:after="100" w:afterAutospacing="1"/>
+              <w:rPr>
+                <w:rFonts w:cstheme="minorHAnsi"/>
+              </w:rPr>
+            </w:pPr>
+            <w:r>
+              <w:rPr>
+                <w:rStyle w:val="Strong"/>
+                <w:rFonts w:cstheme="minorHAnsi"/>
+              </w:rPr>
+              <w:t>Kleine Objekte</w:t>
+            </w:r>
+            <w:r>
+              <w:rPr>
+                <w:rFonts w:cstheme="minorHAnsi"/>
+              </w:rPr>
+              <w:t>: Höhe = Körpergröße − berechnete Höhe</w:t>
+            </w:r>
+          </w:p>
+        </w:tc>
+      </w:tr>
+      <w:tr>
+        <w:tc>
+          <w:tcPr>
+            <w:tcW w:w="3256" w:type="dxa"/>
+          </w:tcPr>
+          <w:p>
+            <w:pPr>
+              <w:pStyle w:val="Heading4"/>
+              <w:rPr>
+                <w:rStyle w:val="HTMLCode"/>
+                <w:rFonts w:asciiTheme="minorHAnsi" w:eastAsiaTheme="majorEastAsia" w:hAnsiTheme="minorHAnsi" w:cstheme="minorHAnsi"/>
+              </w:rPr>
+            </w:pPr>
+            <w:proofErr w:type="spellStart"/>
+            <w:r>
+              <w:rPr>
+                <w:rStyle w:val="HTMLCode"/>
+                <w:rFonts w:asciiTheme="minorHAnsi" w:eastAsiaTheme="majorEastAsia" w:hAnsiTheme="minorHAnsi" w:cstheme="minorHAnsi"/>
+              </w:rPr>
+              <w:t>switchMeasurementType</w:t>
+            </w:r>
+            <w:proofErr w:type="spellEnd"/>
+            <w:r>
+              <w:rPr>
+                <w:rStyle w:val="HTMLCode"/>
+                <w:rFonts w:asciiTheme="minorHAnsi" w:eastAsiaTheme="majorEastAsia" w:hAnsiTheme="minorHAnsi" w:cstheme="minorHAnsi"/>
+              </w:rPr>
+              <w:t>(</w:t>
+            </w:r>
+            <w:proofErr w:type="spellStart"/>
+            <w:r>
+              <w:rPr>
+                <w:rStyle w:val="HTMLCode"/>
+                <w:rFonts w:asciiTheme="minorHAnsi" w:eastAsiaTheme="majorEastAsia" w:hAnsiTheme="minorHAnsi" w:cstheme="minorHAnsi"/>
+              </w:rPr>
+              <w:t>self</w:t>
+            </w:r>
+            <w:proofErr w:type="spellEnd"/>
+            <w:r>
+              <w:rPr>
+                <w:rStyle w:val="HTMLCode"/>
+                <w:rFonts w:asciiTheme="minorHAnsi" w:eastAsiaTheme="majorEastAsia" w:hAnsiTheme="minorHAnsi" w:cstheme="minorHAnsi"/>
+              </w:rPr>
+              <w:t>)</w:t>
+            </w:r>
+            <w:r>
+              <w:rPr>
+                <w:rStyle w:val="HTMLCode"/>
+                <w:rFonts w:asciiTheme="minorHAnsi" w:eastAsiaTheme="majorEastAsia" w:hAnsiTheme="minorHAnsi" w:cstheme="minorHAnsi"/>
+              </w:rPr>
+              <w:t xml:space="preserve">: </w:t>
+            </w:r>
+            <w:proofErr w:type="spellStart"/>
+            <w:r>
+              <w:rPr>
+                <w:rStyle w:val="HTMLCode"/>
+                <w:rFonts w:asciiTheme="minorHAnsi" w:eastAsiaTheme="majorEastAsia" w:hAnsiTheme="minorHAnsi" w:cstheme="minorHAnsi"/>
+              </w:rPr>
+              <w:t>measurementType</w:t>
+            </w:r>
+            <w:proofErr w:type="spellEnd"/>
+          </w:p>
+        </w:tc>
+        <w:tc>
+          <w:tcPr>
+            <w:tcW w:w="5806" w:type="dxa"/>
+          </w:tcPr>
+          <w:p>
+            <w:pPr>
+              <w:rPr>
+                <w:rFonts w:eastAsia="Times New Roman" w:cstheme="minorHAnsi"/>
+                <w:lang w:eastAsia="de-DE"/>
+              </w:rPr>
+            </w:pPr>
+            <w:r>
+              <w:t xml:space="preserve">Wechselt </w:t>
+            </w:r>
+            <w:r>
+              <w:rPr>
+                <w:rFonts w:eastAsia="Times New Roman" w:cstheme="minorHAnsi"/>
+                <w:lang w:eastAsia="de-DE"/>
+              </w:rPr>
+              <w:t xml:space="preserve">zwischen den zwei </w:t>
+            </w:r>
+            <w:proofErr w:type="spellStart"/>
+            <w:r>
+              <w:rPr>
+                <w:rFonts w:eastAsia="Times New Roman" w:cstheme="minorHAnsi"/>
+                <w:lang w:eastAsia="de-DE"/>
+              </w:rPr>
+              <w:t>Messmodi</w:t>
+            </w:r>
+            <w:proofErr w:type="spellEnd"/>
+            <w:r>
+              <w:rPr>
+                <w:rFonts w:eastAsia="Times New Roman" w:cstheme="minorHAnsi"/>
+                <w:lang w:eastAsia="de-DE"/>
+              </w:rPr>
+              <w:t xml:space="preserve"> und gibt den neuen Modus als String zurück.</w:t>
+            </w:r>
+          </w:p>
+        </w:tc>
+      </w:tr>
+    </w:tbl>
+    <w:p/>
+    <w:p>
+      <w:pPr>
+        <w:pStyle w:val="Heading2"/>
+        <w:rPr>
+          <w:rFonts w:asciiTheme="minorHAnsi" w:hAnsiTheme="minorHAnsi" w:cstheme="minorHAnsi"/>
+        </w:rPr>
+      </w:pPr>
       <w:proofErr w:type="spellStart"/>
       <w:r>
-        <w:t>personHeight</w:t>
-      </w:r>
-      <w:proofErr w:type="spellEnd"/>
-      <w:r>
-        <w:t xml:space="preserve"> </w:t>
-      </w:r>
-      <w:r>
-        <w:tab/>
-      </w:r>
-      <w:r>
-        <w:tab/>
-        <w:t>Körpergröße des Benutzers in Metern (Standard: 1.5m)</w:t>
-      </w:r>
-      <w:r>
-        <w:br/>
-      </w:r>
-      <w:proofErr w:type="spellStart"/>
-      <w:r>
-        <w:t>measureTypeButton</w:t>
-      </w:r>
-      <w:proofErr w:type="spellEnd"/>
-      <w:r>
-        <w:tab/>
-        <w:t>Aktueller Messmodus („Große Objekte“ oder „Kleine Objekte“)</w:t>
-      </w:r>
-    </w:p>
-    <w:p>
-      <w:pPr>
-        <w:pStyle w:val="berschrift3"/>
         <w:rPr>
           <w:rFonts w:asciiTheme="minorHAnsi" w:hAnsiTheme="minorHAnsi" w:cstheme="minorHAnsi"/>
         </w:rPr>
-      </w:pPr>
-      <w:r>
-        <w:rPr>
-          <w:rFonts w:asciiTheme="minorHAnsi" w:hAnsiTheme="minorHAnsi" w:cstheme="minorHAnsi"/>
-        </w:rPr>
-        <w:t>Methoden</w:t>
-      </w:r>
-    </w:p>
-    <w:p>
-      <w:pPr>
-        <w:pStyle w:val="berschrift4"/>
-        <w:rPr>
-          <w:rStyle w:val="HTMLCode"/>
-          <w:rFonts w:asciiTheme="minorHAnsi" w:eastAsiaTheme="majorEastAsia" w:hAnsiTheme="minorHAnsi" w:cstheme="minorHAnsi"/>
-        </w:rPr>
-      </w:pPr>
-      <w:r>
-        <w:rPr>
-          <w:rStyle w:val="HTMLCode"/>
-          <w:rFonts w:asciiTheme="minorHAnsi" w:eastAsiaTheme="majorEastAsia" w:hAnsiTheme="minorHAnsi" w:cstheme="minorHAnsi"/>
-        </w:rPr>
-        <w:t>__</w:t>
-      </w:r>
-      <w:proofErr w:type="spellStart"/>
-      <w:r>
-        <w:rPr>
-          <w:rStyle w:val="HTMLCode"/>
-          <w:rFonts w:asciiTheme="minorHAnsi" w:eastAsiaTheme="majorEastAsia" w:hAnsiTheme="minorHAnsi" w:cstheme="minorHAnsi"/>
-        </w:rPr>
-        <w:t>init</w:t>
-      </w:r>
-      <w:proofErr w:type="spellEnd"/>
-      <w:r>
-        <w:rPr>
-          <w:rStyle w:val="HTMLCode"/>
-          <w:rFonts w:asciiTheme="minorHAnsi" w:eastAsiaTheme="majorEastAsia" w:hAnsiTheme="minorHAnsi" w:cstheme="minorHAnsi"/>
-        </w:rPr>
-        <w:t>__(</w:t>
-      </w:r>
-      <w:proofErr w:type="spellStart"/>
-      <w:r>
-        <w:rPr>
-          <w:rStyle w:val="HTMLCode"/>
-          <w:rFonts w:asciiTheme="minorHAnsi" w:eastAsiaTheme="majorEastAsia" w:hAnsiTheme="minorHAnsi" w:cstheme="minorHAnsi"/>
-        </w:rPr>
-        <w:t>self</w:t>
-      </w:r>
-      <w:proofErr w:type="spellEnd"/>
-      <w:r>
-        <w:rPr>
-          <w:rStyle w:val="HTMLCode"/>
-          <w:rFonts w:asciiTheme="minorHAnsi" w:eastAsiaTheme="majorEastAsia" w:hAnsiTheme="minorHAnsi" w:cstheme="minorHAnsi"/>
-        </w:rPr>
-        <w:t>)</w:t>
-      </w:r>
-    </w:p>
-    <w:p>
-      <w:pPr>
-        <w:rPr>
-          <w:rFonts w:cstheme="minorHAnsi"/>
-        </w:rPr>
-      </w:pPr>
-      <w:r>
-        <w:t xml:space="preserve">Setzt </w:t>
-      </w:r>
-      <w:r>
-        <w:rPr>
-          <w:rFonts w:cstheme="minorHAnsi"/>
-        </w:rPr>
-        <w:t>die Standardkörpergröße und den Messmodus.</w:t>
-      </w:r>
-    </w:p>
-    <w:p>
-      <w:pPr>
-        <w:pStyle w:val="berschrift4"/>
-        <w:rPr>
-          <w:rStyle w:val="HTMLCode"/>
-          <w:rFonts w:asciiTheme="minorHAnsi" w:eastAsiaTheme="majorEastAsia" w:hAnsiTheme="minorHAnsi" w:cstheme="minorHAnsi"/>
-        </w:rPr>
-      </w:pPr>
-      <w:proofErr w:type="spellStart"/>
-      <w:proofErr w:type="gramStart"/>
-      <w:r>
-        <w:rPr>
-          <w:rStyle w:val="HTMLCode"/>
-          <w:rFonts w:asciiTheme="minorHAnsi" w:eastAsiaTheme="majorEastAsia" w:hAnsiTheme="minorHAnsi" w:cstheme="minorHAnsi"/>
-        </w:rPr>
-        <w:t>setPersonHeight</w:t>
-      </w:r>
-      <w:proofErr w:type="spellEnd"/>
-      <w:r>
-        <w:rPr>
-          <w:rStyle w:val="HTMLCode"/>
-          <w:rFonts w:asciiTheme="minorHAnsi" w:eastAsiaTheme="majorEastAsia" w:hAnsiTheme="minorHAnsi" w:cstheme="minorHAnsi"/>
-        </w:rPr>
-        <w:t>(</w:t>
-      </w:r>
-      <w:proofErr w:type="spellStart"/>
-      <w:proofErr w:type="gramEnd"/>
-      <w:r>
-        <w:rPr>
-          <w:rStyle w:val="HTMLCode"/>
-          <w:rFonts w:asciiTheme="minorHAnsi" w:eastAsiaTheme="majorEastAsia" w:hAnsiTheme="minorHAnsi" w:cstheme="minorHAnsi"/>
-        </w:rPr>
-        <w:t>self</w:t>
-      </w:r>
-      <w:proofErr w:type="spellEnd"/>
-      <w:r>
-        <w:rPr>
-          <w:rStyle w:val="HTMLCode"/>
-          <w:rFonts w:asciiTheme="minorHAnsi" w:eastAsiaTheme="majorEastAsia" w:hAnsiTheme="minorHAnsi" w:cstheme="minorHAnsi"/>
-        </w:rPr>
-        <w:t xml:space="preserve">, </w:t>
-      </w:r>
-      <w:proofErr w:type="spellStart"/>
-      <w:r>
-        <w:rPr>
-          <w:rStyle w:val="HTMLCode"/>
-          <w:rFonts w:asciiTheme="minorHAnsi" w:eastAsiaTheme="majorEastAsia" w:hAnsiTheme="minorHAnsi" w:cstheme="minorHAnsi"/>
-        </w:rPr>
-        <w:t>height</w:t>
-      </w:r>
-      <w:proofErr w:type="spellEnd"/>
-      <w:r>
-        <w:rPr>
-          <w:rStyle w:val="HTMLCode"/>
-          <w:rFonts w:asciiTheme="minorHAnsi" w:eastAsiaTheme="majorEastAsia" w:hAnsiTheme="minorHAnsi" w:cstheme="minorHAnsi"/>
-        </w:rPr>
-        <w:t>)</w:t>
-      </w:r>
-    </w:p>
-    <w:p>
-      <w:pPr>
-        <w:rPr>
-          <w:rFonts w:cstheme="minorHAnsi"/>
-        </w:rPr>
-      </w:pPr>
-      <w:r>
-        <w:t xml:space="preserve">Legt </w:t>
-      </w:r>
-      <w:r>
-        <w:rPr>
-          <w:rFonts w:cstheme="minorHAnsi"/>
-        </w:rPr>
-        <w:t>eine benutzerdefinierte Körpergröße fest.</w:t>
-      </w:r>
-    </w:p>
-    <w:p>
-      <w:pPr>
-        <w:pStyle w:val="berschrift4"/>
-        <w:rPr>
-          <w:rStyle w:val="HTMLCode"/>
-          <w:rFonts w:asciiTheme="minorHAnsi" w:eastAsiaTheme="majorEastAsia" w:hAnsiTheme="minorHAnsi" w:cstheme="minorHAnsi"/>
-        </w:rPr>
-      </w:pPr>
-      <w:proofErr w:type="spellStart"/>
-      <w:proofErr w:type="gramStart"/>
-      <w:r>
-        <w:rPr>
-          <w:rStyle w:val="HTMLCode"/>
-          <w:rFonts w:asciiTheme="minorHAnsi" w:eastAsiaTheme="majorEastAsia" w:hAnsiTheme="minorHAnsi" w:cstheme="minorHAnsi"/>
-        </w:rPr>
-        <w:t>calculateDistance</w:t>
-      </w:r>
-      <w:proofErr w:type="spellEnd"/>
-      <w:r>
-        <w:rPr>
-          <w:rStyle w:val="HTMLCode"/>
-          <w:rFonts w:asciiTheme="minorHAnsi" w:eastAsiaTheme="majorEastAsia" w:hAnsiTheme="minorHAnsi" w:cstheme="minorHAnsi"/>
-        </w:rPr>
-        <w:t>(</w:t>
-      </w:r>
-      <w:proofErr w:type="spellStart"/>
-      <w:proofErr w:type="gramEnd"/>
-      <w:r>
-        <w:rPr>
-          <w:rStyle w:val="HTMLCode"/>
-          <w:rFonts w:asciiTheme="minorHAnsi" w:eastAsiaTheme="majorEastAsia" w:hAnsiTheme="minorHAnsi" w:cstheme="minorHAnsi"/>
-        </w:rPr>
-        <w:t>self</w:t>
-      </w:r>
-      <w:proofErr w:type="spellEnd"/>
-      <w:r>
-        <w:rPr>
-          <w:rStyle w:val="HTMLCode"/>
-          <w:rFonts w:asciiTheme="minorHAnsi" w:eastAsiaTheme="majorEastAsia" w:hAnsiTheme="minorHAnsi" w:cstheme="minorHAnsi"/>
-        </w:rPr>
-        <w:t xml:space="preserve">, </w:t>
-      </w:r>
-      <w:proofErr w:type="spellStart"/>
-      <w:r>
-        <w:rPr>
-          <w:rStyle w:val="HTMLCode"/>
-          <w:rFonts w:asciiTheme="minorHAnsi" w:eastAsiaTheme="majorEastAsia" w:hAnsiTheme="minorHAnsi" w:cstheme="minorHAnsi"/>
-        </w:rPr>
-        <w:t>pitch</w:t>
-      </w:r>
-      <w:proofErr w:type="spellEnd"/>
-      <w:r>
-        <w:rPr>
-          <w:rStyle w:val="HTMLCode"/>
-          <w:rFonts w:asciiTheme="minorHAnsi" w:eastAsiaTheme="majorEastAsia" w:hAnsiTheme="minorHAnsi" w:cstheme="minorHAnsi"/>
-        </w:rPr>
-        <w:t>)</w:t>
-      </w:r>
-      <w:r>
-        <w:rPr>
-          <w:rStyle w:val="HTMLCode"/>
-          <w:rFonts w:asciiTheme="minorHAnsi" w:eastAsiaTheme="majorEastAsia" w:hAnsiTheme="minorHAnsi" w:cstheme="minorHAnsi"/>
-        </w:rPr>
-        <w:t>: (</w:t>
-      </w:r>
-      <w:proofErr w:type="spellStart"/>
-      <w:r>
-        <w:rPr>
-          <w:rStyle w:val="HTMLCode"/>
-          <w:rFonts w:asciiTheme="minorHAnsi" w:eastAsiaTheme="majorEastAsia" w:hAnsiTheme="minorHAnsi" w:cstheme="minorHAnsi"/>
-        </w:rPr>
-        <w:t>distance</w:t>
-      </w:r>
-      <w:proofErr w:type="spellEnd"/>
-      <w:r>
-        <w:rPr>
-          <w:rStyle w:val="HTMLCode"/>
-          <w:rFonts w:asciiTheme="minorHAnsi" w:eastAsiaTheme="majorEastAsia" w:hAnsiTheme="minorHAnsi" w:cstheme="minorHAnsi"/>
-        </w:rPr>
-        <w:t xml:space="preserve">, </w:t>
-      </w:r>
-      <w:proofErr w:type="spellStart"/>
-      <w:r>
-        <w:rPr>
-          <w:rStyle w:val="HTMLCode"/>
-          <w:rFonts w:asciiTheme="minorHAnsi" w:eastAsiaTheme="majorEastAsia" w:hAnsiTheme="minorHAnsi" w:cstheme="minorHAnsi"/>
-        </w:rPr>
-        <w:t>roundedDistance</w:t>
-      </w:r>
-      <w:proofErr w:type="spellEnd"/>
-      <w:r>
-        <w:rPr>
-          <w:rStyle w:val="HTMLCode"/>
-          <w:rFonts w:asciiTheme="minorHAnsi" w:eastAsiaTheme="majorEastAsia" w:hAnsiTheme="minorHAnsi" w:cstheme="minorHAnsi"/>
-        </w:rPr>
-        <w:t>)</w:t>
-      </w:r>
-    </w:p>
-    <w:p>
-      <w:pPr>
-        <w:rPr>
-          <w:rFonts w:cstheme="minorHAnsi"/>
-        </w:rPr>
-      </w:pPr>
-      <w:r>
-        <w:t>Ber</w:t>
-      </w:r>
-      <w:r>
-        <w:rPr>
-          <w:rFonts w:cstheme="minorHAnsi"/>
-        </w:rPr>
-        <w:t>echnet die horizontale Entfernung basierend auf dem Pitch-Winkel.</w:t>
-      </w:r>
-    </w:p>
-    <w:p>
-      <w:pPr>
-        <w:pStyle w:val="berschrift4"/>
-        <w:rPr>
-          <w:rStyle w:val="HTMLCode"/>
-          <w:rFonts w:asciiTheme="minorHAnsi" w:eastAsiaTheme="majorEastAsia" w:hAnsiTheme="minorHAnsi" w:cstheme="minorHAnsi"/>
-        </w:rPr>
-      </w:pPr>
-      <w:proofErr w:type="spellStart"/>
-      <w:proofErr w:type="gramStart"/>
-      <w:r>
-        <w:rPr>
-          <w:rStyle w:val="HTMLCode"/>
-          <w:rFonts w:asciiTheme="minorHAnsi" w:eastAsiaTheme="majorEastAsia" w:hAnsiTheme="minorHAnsi" w:cstheme="minorHAnsi"/>
-        </w:rPr>
-        <w:t>calculateHeight</w:t>
-      </w:r>
-      <w:proofErr w:type="spellEnd"/>
-      <w:r>
-        <w:rPr>
-          <w:rStyle w:val="HTMLCode"/>
-          <w:rFonts w:asciiTheme="minorHAnsi" w:eastAsiaTheme="majorEastAsia" w:hAnsiTheme="minorHAnsi" w:cstheme="minorHAnsi"/>
-        </w:rPr>
-        <w:t>(</w:t>
-      </w:r>
-      <w:proofErr w:type="spellStart"/>
-      <w:proofErr w:type="gramEnd"/>
-      <w:r>
-        <w:rPr>
-          <w:rStyle w:val="HTMLCode"/>
-          <w:rFonts w:asciiTheme="minorHAnsi" w:eastAsiaTheme="majorEastAsia" w:hAnsiTheme="minorHAnsi" w:cstheme="minorHAnsi"/>
-        </w:rPr>
-        <w:t>self</w:t>
-      </w:r>
-      <w:proofErr w:type="spellEnd"/>
-      <w:r>
-        <w:rPr>
-          <w:rStyle w:val="HTMLCode"/>
-          <w:rFonts w:asciiTheme="minorHAnsi" w:eastAsiaTheme="majorEastAsia" w:hAnsiTheme="minorHAnsi" w:cstheme="minorHAnsi"/>
-        </w:rPr>
-        <w:t xml:space="preserve">, </w:t>
-      </w:r>
-      <w:proofErr w:type="spellStart"/>
-      <w:r>
-        <w:rPr>
-          <w:rStyle w:val="HTMLCode"/>
-          <w:rFonts w:asciiTheme="minorHAnsi" w:eastAsiaTheme="majorEastAsia" w:hAnsiTheme="minorHAnsi" w:cstheme="minorHAnsi"/>
-        </w:rPr>
-        <w:t>distance</w:t>
-      </w:r>
-      <w:proofErr w:type="spellEnd"/>
-      <w:r>
-        <w:rPr>
-          <w:rStyle w:val="HTMLCode"/>
-          <w:rFonts w:asciiTheme="minorHAnsi" w:eastAsiaTheme="majorEastAsia" w:hAnsiTheme="minorHAnsi" w:cstheme="minorHAnsi"/>
-        </w:rPr>
-        <w:t xml:space="preserve">, </w:t>
-      </w:r>
-      <w:proofErr w:type="spellStart"/>
-      <w:r>
-        <w:rPr>
-          <w:rStyle w:val="HTMLCode"/>
-          <w:rFonts w:asciiTheme="minorHAnsi" w:eastAsiaTheme="majorEastAsia" w:hAnsiTheme="minorHAnsi" w:cstheme="minorHAnsi"/>
-        </w:rPr>
-        <w:t>pitch</w:t>
-      </w:r>
-      <w:proofErr w:type="spellEnd"/>
-      <w:r>
-        <w:rPr>
-          <w:rStyle w:val="HTMLCode"/>
-          <w:rFonts w:asciiTheme="minorHAnsi" w:eastAsiaTheme="majorEastAsia" w:hAnsiTheme="minorHAnsi" w:cstheme="minorHAnsi"/>
-        </w:rPr>
-        <w:t>)</w:t>
-      </w:r>
-      <w:r>
-        <w:rPr>
-          <w:rStyle w:val="HTMLCode"/>
-          <w:rFonts w:asciiTheme="minorHAnsi" w:eastAsiaTheme="majorEastAsia" w:hAnsiTheme="minorHAnsi" w:cstheme="minorHAnsi"/>
-        </w:rPr>
-        <w:t>: (</w:t>
-      </w:r>
-      <w:proofErr w:type="spellStart"/>
-      <w:r>
-        <w:rPr>
-          <w:rStyle w:val="HTMLCode"/>
-          <w:rFonts w:asciiTheme="minorHAnsi" w:eastAsiaTheme="majorEastAsia" w:hAnsiTheme="minorHAnsi" w:cstheme="minorHAnsi"/>
-        </w:rPr>
-        <w:t>height</w:t>
-      </w:r>
-      <w:proofErr w:type="spellEnd"/>
-      <w:r>
-        <w:rPr>
-          <w:rStyle w:val="HTMLCode"/>
-          <w:rFonts w:asciiTheme="minorHAnsi" w:eastAsiaTheme="majorEastAsia" w:hAnsiTheme="minorHAnsi" w:cstheme="minorHAnsi"/>
-        </w:rPr>
-        <w:t xml:space="preserve">, </w:t>
-      </w:r>
-      <w:proofErr w:type="spellStart"/>
-      <w:r>
-        <w:rPr>
-          <w:rStyle w:val="HTMLCode"/>
-          <w:rFonts w:asciiTheme="minorHAnsi" w:eastAsiaTheme="majorEastAsia" w:hAnsiTheme="minorHAnsi" w:cstheme="minorHAnsi"/>
-        </w:rPr>
-        <w:t>roundedHeight</w:t>
-      </w:r>
-      <w:proofErr w:type="spellEnd"/>
-      <w:r>
-        <w:rPr>
-          <w:rStyle w:val="HTMLCode"/>
-          <w:rFonts w:asciiTheme="minorHAnsi" w:eastAsiaTheme="majorEastAsia" w:hAnsiTheme="minorHAnsi" w:cstheme="minorHAnsi"/>
-        </w:rPr>
-        <w:t>)</w:t>
-      </w:r>
-    </w:p>
-    <w:p>
-      <w:pPr>
-        <w:rPr>
-          <w:rFonts w:cstheme="minorHAnsi"/>
-        </w:rPr>
-      </w:pPr>
-      <w:r>
-        <w:t xml:space="preserve">Berechnet </w:t>
-      </w:r>
-      <w:r>
-        <w:rPr>
-          <w:rFonts w:cstheme="minorHAnsi"/>
-        </w:rPr>
-        <w:t>die vertikale Höhe basierend auf Distanz und Pitch-Wert. Je nach Modus:</w:t>
-      </w:r>
-    </w:p>
-    <w:p>
-      <w:pPr>
-        <w:numPr>
-          <w:ilvl w:val="0"/>
-          <w:numId w:val="3"/>
-        </w:numPr>
-        <w:spacing w:before="100" w:beforeAutospacing="1" w:after="100" w:afterAutospacing="1" w:line="240" w:lineRule="auto"/>
-        <w:rPr>
-          <w:rFonts w:cstheme="minorHAnsi"/>
-        </w:rPr>
-      </w:pPr>
-      <w:r>
-        <w:rPr>
-          <w:rStyle w:val="Fett"/>
-          <w:rFonts w:cstheme="minorHAnsi"/>
-        </w:rPr>
-        <w:t>Große Objekte</w:t>
-      </w:r>
-      <w:r>
-        <w:rPr>
-          <w:rFonts w:cstheme="minorHAnsi"/>
-        </w:rPr>
-        <w:t>: Höhe = berechnete Höhe + Körpergröße</w:t>
-      </w:r>
-    </w:p>
-    <w:p>
-      <w:pPr>
-        <w:numPr>
-          <w:ilvl w:val="0"/>
-          <w:numId w:val="3"/>
-        </w:numPr>
-        <w:spacing w:before="100" w:beforeAutospacing="1" w:after="100" w:afterAutospacing="1" w:line="240" w:lineRule="auto"/>
-        <w:rPr>
-          <w:rFonts w:cstheme="minorHAnsi"/>
-        </w:rPr>
-      </w:pPr>
-      <w:r>
-        <w:rPr>
-          <w:rStyle w:val="Fett"/>
-          <w:rFonts w:cstheme="minorHAnsi"/>
-        </w:rPr>
-        <w:t>Kleine Objekte</w:t>
-      </w:r>
-      <w:r>
-        <w:rPr>
-          <w:rFonts w:cstheme="minorHAnsi"/>
-        </w:rPr>
-        <w:t>: Höhe = Körpergröße − berechnete Höhe</w:t>
-      </w:r>
-    </w:p>
-    <w:p>
-      <w:pPr>
-        <w:pStyle w:val="berschrift4"/>
-        <w:rPr>
-          <w:rStyle w:val="HTMLCode"/>
-          <w:rFonts w:asciiTheme="minorHAnsi" w:eastAsiaTheme="majorEastAsia" w:hAnsiTheme="minorHAnsi" w:cstheme="minorHAnsi"/>
-        </w:rPr>
-      </w:pPr>
-      <w:proofErr w:type="spellStart"/>
-      <w:r>
-        <w:rPr>
-          <w:rStyle w:val="HTMLCode"/>
-          <w:rFonts w:asciiTheme="minorHAnsi" w:eastAsiaTheme="majorEastAsia" w:hAnsiTheme="minorHAnsi" w:cstheme="minorHAnsi"/>
-        </w:rPr>
-        <w:t>switchMeasurementType</w:t>
-      </w:r>
-      <w:proofErr w:type="spellEnd"/>
-      <w:r>
-        <w:rPr>
-          <w:rStyle w:val="HTMLCode"/>
-          <w:rFonts w:asciiTheme="minorHAnsi" w:eastAsiaTheme="majorEastAsia" w:hAnsiTheme="minorHAnsi" w:cstheme="minorHAnsi"/>
-        </w:rPr>
-        <w:t>(</w:t>
-      </w:r>
-      <w:proofErr w:type="spellStart"/>
-      <w:r>
-        <w:rPr>
-          <w:rStyle w:val="HTMLCode"/>
-          <w:rFonts w:asciiTheme="minorHAnsi" w:eastAsiaTheme="majorEastAsia" w:hAnsiTheme="minorHAnsi" w:cstheme="minorHAnsi"/>
-        </w:rPr>
-        <w:t>self</w:t>
-      </w:r>
-      <w:proofErr w:type="spellEnd"/>
-      <w:r>
-        <w:rPr>
-          <w:rStyle w:val="HTMLCode"/>
-          <w:rFonts w:asciiTheme="minorHAnsi" w:eastAsiaTheme="majorEastAsia" w:hAnsiTheme="minorHAnsi" w:cstheme="minorHAnsi"/>
-        </w:rPr>
-        <w:t>)</w:t>
-      </w:r>
-      <w:r>
-        <w:rPr>
-          <w:rStyle w:val="HTMLCode"/>
-          <w:rFonts w:asciiTheme="minorHAnsi" w:eastAsiaTheme="majorEastAsia" w:hAnsiTheme="minorHAnsi" w:cstheme="minorHAnsi"/>
-        </w:rPr>
-        <w:t xml:space="preserve">: </w:t>
-      </w:r>
-      <w:proofErr w:type="spellStart"/>
-      <w:r>
-        <w:rPr>
-          <w:rStyle w:val="HTMLCode"/>
-          <w:rFonts w:asciiTheme="minorHAnsi" w:eastAsiaTheme="majorEastAsia" w:hAnsiTheme="minorHAnsi" w:cstheme="minorHAnsi"/>
-        </w:rPr>
-        <w:t>measurementType</w:t>
+        <w:t>RootWidget</w:t>
       </w:r>
       <w:proofErr w:type="spellEnd"/>
     </w:p>
     <w:p>
-      <w:pPr>
-        <w:rPr>
-          <w:rFonts w:eastAsia="Times New Roman" w:cstheme="minorHAnsi"/>
-          <w:lang w:eastAsia="de-DE"/>
-        </w:rPr>
-      </w:pPr>
-      <w:r>
-        <w:t xml:space="preserve">Wechselt </w:t>
-      </w:r>
-      <w:r>
-        <w:rPr>
-          <w:rFonts w:eastAsia="Times New Roman" w:cstheme="minorHAnsi"/>
-          <w:lang w:eastAsia="de-DE"/>
-        </w:rPr>
-        <w:t xml:space="preserve">zwischen den zwei </w:t>
-      </w:r>
-      <w:proofErr w:type="spellStart"/>
-      <w:r>
-        <w:rPr>
-          <w:rFonts w:eastAsia="Times New Roman" w:cstheme="minorHAnsi"/>
-          <w:lang w:eastAsia="de-DE"/>
-        </w:rPr>
-        <w:t>Messmodi</w:t>
-      </w:r>
-      <w:proofErr w:type="spellEnd"/>
-      <w:r>
-        <w:rPr>
-          <w:rFonts w:eastAsia="Times New Roman" w:cstheme="minorHAnsi"/>
-          <w:lang w:eastAsia="de-DE"/>
-        </w:rPr>
-        <w:t xml:space="preserve"> und gibt den neuen Modus als String zurück.</w:t>
+      <w:r>
+        <w:t>Verwaltet die Benutzeroberfläche und die Interaktionen der Anwendung. Steuert die Messlogik, die Kamerafunktionalität und die Navigation zwischen den Bildschirmen der App</w:t>
       </w:r>
     </w:p>
     <w:p>
       <w:pPr>
-        <w:pStyle w:val="berschrift2"/>
-      </w:pPr>
-      <w:r>
-        <w:t>Unterstützung</w:t>
-      </w:r>
+        <w:pStyle w:val="Heading3"/>
+        <w:spacing w:line="240" w:lineRule="auto"/>
+        <w:rPr>
+          <w:rFonts w:asciiTheme="minorHAnsi" w:hAnsiTheme="minorHAnsi" w:cstheme="minorHAnsi"/>
+        </w:rPr>
+      </w:pPr>
+      <w:r>
+        <w:rPr>
+          <w:rFonts w:asciiTheme="minorHAnsi" w:hAnsiTheme="minorHAnsi" w:cstheme="minorHAnsi"/>
+        </w:rPr>
+        <w:t>Abhängigkeiten</w:t>
+      </w:r>
+    </w:p>
+    <w:tbl>
+      <w:tblPr>
+        <w:tblStyle w:val="TableGrid"/>
+        <w:tblW w:w="0" w:type="auto"/>
+        <w:tblLook w:val="04A0" w:firstRow="1" w:lastRow="0" w:firstColumn="1" w:lastColumn="0" w:noHBand="0" w:noVBand="1"/>
+      </w:tblPr>
+      <w:tblGrid>
+        <w:gridCol w:w="2689"/>
+        <w:gridCol w:w="6373"/>
+      </w:tblGrid>
+      <w:tr>
+        <w:tc>
+          <w:tcPr>
+            <w:tcW w:w="2689" w:type="dxa"/>
+          </w:tcPr>
+          <w:p>
+            <w:proofErr w:type="spellStart"/>
+            <w:r>
+              <w:t>ScreenManager</w:t>
+            </w:r>
+            <w:proofErr w:type="spellEnd"/>
+          </w:p>
+        </w:tc>
+        <w:tc>
+          <w:tcPr>
+            <w:tcW w:w="6373" w:type="dxa"/>
+          </w:tcPr>
+          <w:p>
+            <w:r>
+              <w:rPr>
+                <w:rFonts w:cstheme="minorHAnsi"/>
+              </w:rPr>
+              <w:t>F</w:t>
+            </w:r>
+            <w:r>
+              <w:rPr>
+                <w:rFonts w:cstheme="minorHAnsi"/>
+              </w:rPr>
+              <w:t>ür die Verwaltung der Bildschirme</w:t>
+            </w:r>
+          </w:p>
+        </w:tc>
+      </w:tr>
+      <w:tr>
+        <w:tc>
+          <w:tcPr>
+            <w:tcW w:w="2689" w:type="dxa"/>
+          </w:tcPr>
+          <w:p>
+            <w:proofErr w:type="spellStart"/>
+            <w:r>
+              <w:rPr>
+                <w:rStyle w:val="HTMLCode"/>
+                <w:rFonts w:asciiTheme="minorHAnsi" w:eastAsiaTheme="majorEastAsia" w:hAnsiTheme="minorHAnsi" w:cstheme="minorHAnsi"/>
+                <w:sz w:val="22"/>
+                <w:szCs w:val="22"/>
+              </w:rPr>
+              <w:t>SlideTransition</w:t>
+            </w:r>
+            <w:proofErr w:type="spellEnd"/>
+          </w:p>
+        </w:tc>
+        <w:tc>
+          <w:tcPr>
+            <w:tcW w:w="6373" w:type="dxa"/>
+          </w:tcPr>
+          <w:p>
+            <w:r>
+              <w:rPr>
+                <w:rStyle w:val="HTMLCode"/>
+                <w:rFonts w:asciiTheme="minorHAnsi" w:eastAsiaTheme="majorEastAsia" w:hAnsiTheme="minorHAnsi" w:cstheme="minorHAnsi"/>
+                <w:sz w:val="22"/>
+                <w:szCs w:val="22"/>
+              </w:rPr>
+              <w:t>F</w:t>
+            </w:r>
+            <w:r>
+              <w:rPr>
+                <w:rStyle w:val="HTMLCode"/>
+                <w:rFonts w:asciiTheme="minorHAnsi" w:eastAsiaTheme="majorEastAsia" w:hAnsiTheme="minorHAnsi" w:cstheme="minorHAnsi"/>
+                <w:sz w:val="22"/>
+                <w:szCs w:val="22"/>
+              </w:rPr>
+              <w:t xml:space="preserve">ür Übergangseffekte zwischen den </w:t>
+            </w:r>
+            <w:r>
+              <w:rPr>
+                <w:rStyle w:val="HTMLCode"/>
+                <w:rFonts w:asciiTheme="minorHAnsi" w:eastAsiaTheme="majorEastAsia" w:hAnsiTheme="minorHAnsi" w:cstheme="minorHAnsi"/>
+                <w:sz w:val="22"/>
+                <w:szCs w:val="22"/>
+              </w:rPr>
+              <w:t>Bildschirmen</w:t>
+            </w:r>
+          </w:p>
+        </w:tc>
+      </w:tr>
+      <w:tr>
+        <w:tc>
+          <w:tcPr>
+            <w:tcW w:w="2689" w:type="dxa"/>
+          </w:tcPr>
+          <w:p>
+            <w:proofErr w:type="spellStart"/>
+            <w:r>
+              <w:rPr>
+                <w:rStyle w:val="HTMLCode"/>
+                <w:rFonts w:asciiTheme="minorHAnsi" w:eastAsiaTheme="majorEastAsia" w:hAnsiTheme="minorHAnsi" w:cstheme="minorHAnsi"/>
+                <w:sz w:val="22"/>
+                <w:szCs w:val="22"/>
+              </w:rPr>
+              <w:t>Permissions</w:t>
+            </w:r>
+            <w:proofErr w:type="spellEnd"/>
+            <w:r>
+              <w:rPr>
+                <w:rStyle w:val="HTMLCode"/>
+                <w:rFonts w:asciiTheme="minorHAnsi" w:eastAsiaTheme="majorEastAsia" w:hAnsiTheme="minorHAnsi" w:cstheme="minorHAnsi"/>
+                <w:sz w:val="22"/>
+                <w:szCs w:val="22"/>
+              </w:rPr>
+              <w:t xml:space="preserve">, </w:t>
+            </w:r>
+            <w:proofErr w:type="spellStart"/>
+            <w:r>
+              <w:rPr>
+                <w:rStyle w:val="HTMLCode"/>
+                <w:rFonts w:asciiTheme="minorHAnsi" w:eastAsiaTheme="majorEastAsia" w:hAnsiTheme="minorHAnsi" w:cstheme="minorHAnsi"/>
+                <w:sz w:val="22"/>
+                <w:szCs w:val="22"/>
+              </w:rPr>
+              <w:t>check_permissions</w:t>
+            </w:r>
+            <w:proofErr w:type="spellEnd"/>
+          </w:p>
+        </w:tc>
+        <w:tc>
+          <w:tcPr>
+            <w:tcW w:w="6373" w:type="dxa"/>
+          </w:tcPr>
+          <w:p>
+            <w:r>
+              <w:rPr>
+                <w:rStyle w:val="HTMLCode"/>
+                <w:rFonts w:asciiTheme="minorHAnsi" w:eastAsiaTheme="majorEastAsia" w:hAnsiTheme="minorHAnsi" w:cstheme="minorHAnsi"/>
+                <w:sz w:val="22"/>
+                <w:szCs w:val="22"/>
+              </w:rPr>
+              <w:t xml:space="preserve">Für </w:t>
+            </w:r>
+            <w:r>
+              <w:rPr>
+                <w:rStyle w:val="HTMLCode"/>
+                <w:rFonts w:asciiTheme="minorHAnsi" w:eastAsiaTheme="majorEastAsia" w:hAnsiTheme="minorHAnsi" w:cstheme="minorHAnsi"/>
+                <w:sz w:val="22"/>
+                <w:szCs w:val="22"/>
+              </w:rPr>
+              <w:t xml:space="preserve">die </w:t>
+            </w:r>
+            <w:r>
+              <w:rPr>
+                <w:rStyle w:val="HTMLCode"/>
+                <w:rFonts w:asciiTheme="minorHAnsi" w:eastAsiaTheme="majorEastAsia" w:hAnsiTheme="minorHAnsi" w:cstheme="minorHAnsi"/>
+                <w:sz w:val="22"/>
+                <w:szCs w:val="22"/>
+              </w:rPr>
+              <w:t>Überprüfung der Berechtigungen</w:t>
+            </w:r>
+          </w:p>
+        </w:tc>
+      </w:tr>
+      <w:tr>
+        <w:tc>
+          <w:tcPr>
+            <w:tcW w:w="2689" w:type="dxa"/>
+          </w:tcPr>
+          <w:p>
+            <w:proofErr w:type="spellStart"/>
+            <w:r>
+              <w:rPr>
+                <w:rStyle w:val="HTMLCode"/>
+                <w:rFonts w:asciiTheme="minorHAnsi" w:eastAsiaTheme="majorEastAsia" w:hAnsiTheme="minorHAnsi" w:cstheme="minorHAnsi"/>
+                <w:sz w:val="22"/>
+                <w:szCs w:val="22"/>
+              </w:rPr>
+              <w:t>Camera</w:t>
+            </w:r>
+            <w:proofErr w:type="spellEnd"/>
+          </w:p>
+        </w:tc>
+        <w:tc>
+          <w:tcPr>
+            <w:tcW w:w="6373" w:type="dxa"/>
+          </w:tcPr>
+          <w:p>
+            <w:r>
+              <w:rPr>
+                <w:rStyle w:val="HTMLCode"/>
+                <w:rFonts w:asciiTheme="minorHAnsi" w:eastAsiaTheme="majorEastAsia" w:hAnsiTheme="minorHAnsi" w:cstheme="minorHAnsi"/>
+                <w:sz w:val="22"/>
+                <w:szCs w:val="22"/>
+              </w:rPr>
+              <w:t>Für die Kamerafunktionalität</w:t>
+            </w:r>
+          </w:p>
+        </w:tc>
+      </w:tr>
+      <w:tr>
+        <w:tc>
+          <w:tcPr>
+            <w:tcW w:w="2689" w:type="dxa"/>
+          </w:tcPr>
+          <w:p>
+            <w:r>
+              <w:rPr>
+                <w:rStyle w:val="HTMLCode"/>
+                <w:rFonts w:asciiTheme="minorHAnsi" w:eastAsiaTheme="majorEastAsia" w:hAnsiTheme="minorHAnsi" w:cstheme="minorHAnsi"/>
+                <w:sz w:val="22"/>
+                <w:szCs w:val="22"/>
+              </w:rPr>
+              <w:t>Clock</w:t>
+            </w:r>
+          </w:p>
+        </w:tc>
+        <w:tc>
+          <w:tcPr>
+            <w:tcW w:w="6373" w:type="dxa"/>
+          </w:tcPr>
+          <w:p>
+            <w:r>
+              <w:rPr>
+                <w:rStyle w:val="HTMLCode"/>
+                <w:rFonts w:asciiTheme="minorHAnsi" w:eastAsiaTheme="majorEastAsia" w:hAnsiTheme="minorHAnsi" w:cstheme="minorHAnsi"/>
+                <w:sz w:val="22"/>
+                <w:szCs w:val="22"/>
+              </w:rPr>
+              <w:t>Für periodische Updates des Kamera Bildes</w:t>
+            </w:r>
+          </w:p>
+        </w:tc>
+      </w:tr>
+      <w:tr>
+        <w:tc>
+          <w:tcPr>
+            <w:tcW w:w="2689" w:type="dxa"/>
+          </w:tcPr>
+          <w:p>
+            <w:pPr>
+              <w:rPr>
+                <w:rStyle w:val="HTMLCode"/>
+                <w:rFonts w:asciiTheme="minorHAnsi" w:eastAsiaTheme="majorEastAsia" w:hAnsiTheme="minorHAnsi" w:cstheme="minorHAnsi"/>
+                <w:sz w:val="22"/>
+                <w:szCs w:val="22"/>
+              </w:rPr>
+            </w:pPr>
+            <w:proofErr w:type="spellStart"/>
+            <w:r>
+              <w:rPr>
+                <w:rStyle w:val="HTMLCode"/>
+                <w:rFonts w:asciiTheme="minorHAnsi" w:eastAsiaTheme="majorEastAsia" w:hAnsiTheme="minorHAnsi" w:cstheme="minorHAnsi"/>
+                <w:sz w:val="22"/>
+                <w:szCs w:val="22"/>
+              </w:rPr>
+              <w:t>mainthread</w:t>
+            </w:r>
+            <w:proofErr w:type="spellEnd"/>
+          </w:p>
+        </w:tc>
+        <w:tc>
+          <w:tcPr>
+            <w:tcW w:w="6373" w:type="dxa"/>
+          </w:tcPr>
+          <w:p>
+            <w:pPr>
+              <w:rPr>
+                <w:rStyle w:val="HTMLCode"/>
+                <w:rFonts w:asciiTheme="minorHAnsi" w:eastAsiaTheme="majorEastAsia" w:hAnsiTheme="minorHAnsi" w:cstheme="minorHAnsi"/>
+                <w:sz w:val="22"/>
+                <w:szCs w:val="22"/>
+              </w:rPr>
+            </w:pPr>
+            <w:r>
+              <w:rPr>
+                <w:rStyle w:val="HTMLCode"/>
+                <w:rFonts w:asciiTheme="minorHAnsi" w:eastAsiaTheme="majorEastAsia" w:hAnsiTheme="minorHAnsi" w:cstheme="minorHAnsi"/>
+                <w:sz w:val="22"/>
+                <w:szCs w:val="22"/>
+              </w:rPr>
+              <w:t xml:space="preserve">Für das Erstellen </w:t>
+            </w:r>
+            <w:r>
+              <w:rPr>
+                <w:rStyle w:val="HTMLCode"/>
+                <w:rFonts w:asciiTheme="minorHAnsi" w:eastAsiaTheme="majorEastAsia" w:hAnsiTheme="minorHAnsi" w:cstheme="minorHAnsi"/>
+                <w:sz w:val="22"/>
+                <w:szCs w:val="22"/>
+              </w:rPr>
+              <w:t>von Widgets i</w:t>
+            </w:r>
+            <w:r>
+              <w:rPr>
+                <w:rStyle w:val="HTMLCode"/>
+                <w:rFonts w:asciiTheme="minorHAnsi" w:eastAsiaTheme="majorEastAsia" w:hAnsiTheme="minorHAnsi" w:cstheme="minorHAnsi"/>
+                <w:sz w:val="22"/>
+                <w:szCs w:val="22"/>
+              </w:rPr>
+              <w:t>m</w:t>
+            </w:r>
+            <w:r>
+              <w:rPr>
+                <w:rStyle w:val="HTMLCode"/>
+                <w:rFonts w:asciiTheme="minorHAnsi" w:eastAsiaTheme="majorEastAsia" w:hAnsiTheme="minorHAnsi" w:cstheme="minorHAnsi"/>
+                <w:sz w:val="22"/>
+                <w:szCs w:val="22"/>
+              </w:rPr>
+              <w:t xml:space="preserve"> </w:t>
+            </w:r>
+            <w:r>
+              <w:rPr>
+                <w:rStyle w:val="HTMLCode"/>
+                <w:rFonts w:asciiTheme="minorHAnsi" w:eastAsiaTheme="majorEastAsia" w:hAnsiTheme="minorHAnsi" w:cstheme="minorHAnsi"/>
+                <w:sz w:val="22"/>
+                <w:szCs w:val="22"/>
+              </w:rPr>
+              <w:t>Main-Thread</w:t>
+            </w:r>
+            <w:r>
+              <w:rPr>
+                <w:rStyle w:val="HTMLCode"/>
+                <w:rFonts w:asciiTheme="minorHAnsi" w:eastAsiaTheme="majorEastAsia" w:hAnsiTheme="minorHAnsi" w:cstheme="minorHAnsi"/>
+                <w:sz w:val="22"/>
+                <w:szCs w:val="22"/>
+              </w:rPr>
+              <w:t xml:space="preserve"> (</w:t>
+            </w:r>
+            <w:r>
+              <w:rPr>
+                <w:rStyle w:val="HTMLCode"/>
+                <w:rFonts w:asciiTheme="minorHAnsi" w:eastAsiaTheme="majorEastAsia" w:hAnsiTheme="minorHAnsi" w:cstheme="minorHAnsi"/>
+                <w:sz w:val="22"/>
+                <w:szCs w:val="22"/>
+              </w:rPr>
+              <w:t>Vorgabe von Kiv</w:t>
+            </w:r>
+            <w:r>
+              <w:rPr>
+                <w:rStyle w:val="HTMLCode"/>
+                <w:rFonts w:asciiTheme="minorHAnsi" w:eastAsiaTheme="majorEastAsia" w:hAnsiTheme="minorHAnsi" w:cstheme="minorHAnsi"/>
+                <w:sz w:val="22"/>
+                <w:szCs w:val="22"/>
+              </w:rPr>
+              <w:t>y</w:t>
+            </w:r>
+            <w:r>
+              <w:rPr>
+                <w:rStyle w:val="HTMLCode"/>
+                <w:rFonts w:asciiTheme="minorHAnsi" w:eastAsiaTheme="majorEastAsia" w:hAnsiTheme="minorHAnsi" w:cstheme="minorHAnsi"/>
+                <w:sz w:val="22"/>
+                <w:szCs w:val="22"/>
+              </w:rPr>
+              <w:t>)</w:t>
+            </w:r>
+          </w:p>
+        </w:tc>
+      </w:tr>
+      <w:tr>
+        <w:tc>
+          <w:tcPr>
+            <w:tcW w:w="2689" w:type="dxa"/>
+          </w:tcPr>
+          <w:p>
+            <w:pPr>
+              <w:rPr>
+                <w:rStyle w:val="HTMLCode"/>
+                <w:rFonts w:asciiTheme="minorHAnsi" w:eastAsiaTheme="majorEastAsia" w:hAnsiTheme="minorHAnsi" w:cstheme="minorHAnsi"/>
+                <w:sz w:val="22"/>
+                <w:szCs w:val="22"/>
+              </w:rPr>
+            </w:pPr>
+            <w:proofErr w:type="spellStart"/>
+            <w:r>
+              <w:rPr>
+                <w:rStyle w:val="HTMLCode"/>
+                <w:rFonts w:asciiTheme="minorHAnsi" w:eastAsiaTheme="majorEastAsia" w:hAnsiTheme="minorHAnsi" w:cstheme="minorHAnsi"/>
+                <w:sz w:val="22"/>
+                <w:szCs w:val="22"/>
+              </w:rPr>
+              <w:t>numpy</w:t>
+            </w:r>
+            <w:proofErr w:type="spellEnd"/>
+          </w:p>
+        </w:tc>
+        <w:tc>
+          <w:tcPr>
+            <w:tcW w:w="6373" w:type="dxa"/>
+          </w:tcPr>
+          <w:p>
+            <w:pPr>
+              <w:tabs>
+                <w:tab w:val="left" w:pos="5392"/>
+              </w:tabs>
+              <w:rPr>
+                <w:rStyle w:val="HTMLCode"/>
+                <w:rFonts w:asciiTheme="minorHAnsi" w:eastAsiaTheme="majorEastAsia" w:hAnsiTheme="minorHAnsi" w:cstheme="minorHAnsi"/>
+                <w:sz w:val="22"/>
+                <w:szCs w:val="22"/>
+              </w:rPr>
+            </w:pPr>
+            <w:r>
+              <w:rPr>
+                <w:rStyle w:val="HTMLCode"/>
+                <w:rFonts w:asciiTheme="minorHAnsi" w:eastAsiaTheme="majorEastAsia" w:hAnsiTheme="minorHAnsi" w:cstheme="minorHAnsi"/>
+                <w:sz w:val="22"/>
+                <w:szCs w:val="22"/>
+              </w:rPr>
+              <w:t xml:space="preserve">Für die </w:t>
+            </w:r>
+            <w:r>
+              <w:rPr>
+                <w:rStyle w:val="HTMLCode"/>
+                <w:rFonts w:asciiTheme="minorHAnsi" w:eastAsiaTheme="majorEastAsia" w:hAnsiTheme="minorHAnsi" w:cstheme="minorHAnsi"/>
+                <w:sz w:val="22"/>
+                <w:szCs w:val="22"/>
+              </w:rPr>
+              <w:t>Effiziente Verarbeitung von Bilddaten</w:t>
+            </w:r>
+          </w:p>
+        </w:tc>
+      </w:tr>
+      <w:tr>
+        <w:tc>
+          <w:tcPr>
+            <w:tcW w:w="2689" w:type="dxa"/>
+          </w:tcPr>
+          <w:p>
+            <w:pPr>
+              <w:rPr>
+                <w:rStyle w:val="HTMLCode"/>
+                <w:rFonts w:asciiTheme="minorHAnsi" w:eastAsiaTheme="majorEastAsia" w:hAnsiTheme="minorHAnsi" w:cstheme="minorHAnsi"/>
+                <w:sz w:val="22"/>
+                <w:szCs w:val="22"/>
+              </w:rPr>
+            </w:pPr>
+            <w:r>
+              <w:rPr>
+                <w:rStyle w:val="HTMLCode"/>
+                <w:rFonts w:asciiTheme="minorHAnsi" w:eastAsiaTheme="majorEastAsia" w:hAnsiTheme="minorHAnsi" w:cstheme="minorHAnsi"/>
+                <w:sz w:val="22"/>
+                <w:szCs w:val="22"/>
+              </w:rPr>
+              <w:t>Image aus PIL</w:t>
+            </w:r>
+          </w:p>
+        </w:tc>
+        <w:tc>
+          <w:tcPr>
+            <w:tcW w:w="6373" w:type="dxa"/>
+          </w:tcPr>
+          <w:p>
+            <w:pPr>
+              <w:rPr>
+                <w:rStyle w:val="HTMLCode"/>
+                <w:rFonts w:asciiTheme="minorHAnsi" w:eastAsiaTheme="majorEastAsia" w:hAnsiTheme="minorHAnsi" w:cstheme="minorHAnsi"/>
+                <w:sz w:val="22"/>
+                <w:szCs w:val="22"/>
+              </w:rPr>
+            </w:pPr>
+            <w:r>
+              <w:rPr>
+                <w:rStyle w:val="HTMLCode"/>
+                <w:rFonts w:asciiTheme="minorHAnsi" w:eastAsiaTheme="majorEastAsia" w:hAnsiTheme="minorHAnsi" w:cstheme="minorHAnsi"/>
+                <w:sz w:val="22"/>
+                <w:szCs w:val="22"/>
+              </w:rPr>
+              <w:t xml:space="preserve">Für die </w:t>
+            </w:r>
+            <w:r>
+              <w:rPr>
+                <w:rStyle w:val="HTMLCode"/>
+                <w:rFonts w:asciiTheme="minorHAnsi" w:eastAsiaTheme="majorEastAsia" w:hAnsiTheme="minorHAnsi" w:cstheme="minorHAnsi"/>
+                <w:sz w:val="22"/>
+                <w:szCs w:val="22"/>
+              </w:rPr>
+              <w:t>Transformation und Manipulation von Bilddaten.</w:t>
+            </w:r>
+          </w:p>
+        </w:tc>
+      </w:tr>
+      <w:tr>
+        <w:tc>
+          <w:tcPr>
+            <w:tcW w:w="2689" w:type="dxa"/>
+          </w:tcPr>
+          <w:p>
+            <w:proofErr w:type="spellStart"/>
+            <w:r>
+              <w:rPr>
+                <w:rStyle w:val="HTMLCode"/>
+                <w:rFonts w:asciiTheme="minorHAnsi" w:eastAsiaTheme="majorEastAsia" w:hAnsiTheme="minorHAnsi" w:cstheme="minorHAnsi"/>
+                <w:sz w:val="22"/>
+                <w:szCs w:val="22"/>
+              </w:rPr>
+              <w:t>MeasurementHandler</w:t>
+            </w:r>
+            <w:proofErr w:type="spellEnd"/>
+          </w:p>
+        </w:tc>
+        <w:tc>
+          <w:tcPr>
+            <w:tcW w:w="6373" w:type="dxa"/>
+          </w:tcPr>
+          <w:p>
+            <w:r>
+              <w:rPr>
+                <w:rStyle w:val="HTMLCode"/>
+                <w:rFonts w:asciiTheme="minorHAnsi" w:eastAsiaTheme="majorEastAsia" w:hAnsiTheme="minorHAnsi" w:cstheme="minorHAnsi"/>
+                <w:sz w:val="22"/>
+                <w:szCs w:val="22"/>
+              </w:rPr>
+              <w:t>Für die Berechnung von Entfernungen &amp; Größen</w:t>
+            </w:r>
+          </w:p>
+        </w:tc>
+      </w:tr>
+      <w:tr>
+        <w:tc>
+          <w:tcPr>
+            <w:tcW w:w="2689" w:type="dxa"/>
+          </w:tcPr>
+          <w:p>
+            <w:pPr>
+              <w:rPr>
+                <w:rStyle w:val="HTMLCode"/>
+                <w:rFonts w:asciiTheme="minorHAnsi" w:eastAsiaTheme="majorEastAsia" w:hAnsiTheme="minorHAnsi" w:cstheme="minorHAnsi"/>
+                <w:sz w:val="22"/>
+                <w:szCs w:val="22"/>
+              </w:rPr>
+            </w:pPr>
+            <w:proofErr w:type="spellStart"/>
+            <w:r>
+              <w:rPr>
+                <w:rStyle w:val="HTMLCode"/>
+                <w:rFonts w:asciiTheme="minorHAnsi" w:eastAsiaTheme="majorEastAsia" w:hAnsiTheme="minorHAnsi" w:cstheme="minorHAnsi"/>
+                <w:sz w:val="22"/>
+                <w:szCs w:val="22"/>
+              </w:rPr>
+              <w:t>OrientationHandler</w:t>
+            </w:r>
+            <w:proofErr w:type="spellEnd"/>
+          </w:p>
+        </w:tc>
+        <w:tc>
+          <w:tcPr>
+            <w:tcW w:w="6373" w:type="dxa"/>
+          </w:tcPr>
+          <w:p>
+            <w:pPr>
+              <w:rPr>
+                <w:rStyle w:val="HTMLCode"/>
+                <w:rFonts w:asciiTheme="minorHAnsi" w:eastAsiaTheme="majorEastAsia" w:hAnsiTheme="minorHAnsi" w:cstheme="minorHAnsi"/>
+                <w:sz w:val="22"/>
+                <w:szCs w:val="22"/>
+              </w:rPr>
+            </w:pPr>
+            <w:r>
+              <w:rPr>
+                <w:rStyle w:val="HTMLCode"/>
+                <w:rFonts w:asciiTheme="minorHAnsi" w:eastAsiaTheme="majorEastAsia" w:hAnsiTheme="minorHAnsi" w:cstheme="minorHAnsi"/>
+                <w:sz w:val="22"/>
+                <w:szCs w:val="22"/>
+              </w:rPr>
+              <w:t>Für die Verarbeitung von Sensordaten</w:t>
+            </w:r>
+          </w:p>
+        </w:tc>
+      </w:tr>
+    </w:tbl>
+    <w:p>
+      <w:pPr>
+        <w:pStyle w:val="Heading3"/>
+        <w:rPr>
+          <w:rFonts w:asciiTheme="minorHAnsi" w:hAnsiTheme="minorHAnsi" w:cstheme="minorHAnsi"/>
+        </w:rPr>
+      </w:pPr>
+      <w:r>
+        <w:rPr>
+          <w:rFonts w:asciiTheme="minorHAnsi" w:hAnsiTheme="minorHAnsi" w:cstheme="minorHAnsi"/>
+        </w:rPr>
+        <w:t>Attribute</w:t>
+      </w:r>
+    </w:p>
+    <w:tbl>
+      <w:tblPr>
+        <w:tblStyle w:val="TableGrid"/>
+        <w:tblW w:w="0" w:type="auto"/>
+        <w:tblLook w:val="04A0" w:firstRow="1" w:lastRow="0" w:firstColumn="1" w:lastColumn="0" w:noHBand="0" w:noVBand="1"/>
+      </w:tblPr>
+      <w:tblGrid>
+        <w:gridCol w:w="2689"/>
+        <w:gridCol w:w="6373"/>
+      </w:tblGrid>
+      <w:tr>
+        <w:tc>
+          <w:tcPr>
+            <w:tcW w:w="2689" w:type="dxa"/>
+          </w:tcPr>
+          <w:p>
+            <w:proofErr w:type="spellStart"/>
+            <w:r>
+              <w:rPr>
+                <w:rFonts w:cstheme="minorHAnsi"/>
+                <w:color w:val="000000" w:themeColor="text1"/>
+              </w:rPr>
+              <w:t>distance</w:t>
+            </w:r>
+            <w:proofErr w:type="spellEnd"/>
+          </w:p>
+        </w:tc>
+        <w:tc>
+          <w:tcPr>
+            <w:tcW w:w="6373" w:type="dxa"/>
+          </w:tcPr>
+          <w:p>
+            <w:r>
+              <w:rPr>
+                <w:rFonts w:cstheme="minorHAnsi"/>
+                <w:color w:val="000000" w:themeColor="text1"/>
+              </w:rPr>
+              <w:t>Gerundeter Entfernungswert</w:t>
+            </w:r>
+          </w:p>
+        </w:tc>
+      </w:tr>
+      <w:tr>
+        <w:tc>
+          <w:tcPr>
+            <w:tcW w:w="2689" w:type="dxa"/>
+          </w:tcPr>
+          <w:p>
+            <w:proofErr w:type="spellStart"/>
+            <w:r>
+              <w:rPr>
+                <w:rFonts w:cstheme="minorHAnsi"/>
+                <w:color w:val="000000" w:themeColor="text1"/>
+              </w:rPr>
+              <w:t>distanceRounded</w:t>
+            </w:r>
+            <w:proofErr w:type="spellEnd"/>
+          </w:p>
+        </w:tc>
+        <w:tc>
+          <w:tcPr>
+            <w:tcW w:w="6373" w:type="dxa"/>
+          </w:tcPr>
+          <w:p>
+            <w:r>
+              <w:rPr>
+                <w:rFonts w:cstheme="minorHAnsi"/>
+                <w:color w:val="000000" w:themeColor="text1"/>
+              </w:rPr>
+              <w:t>Exakter Entfernung</w:t>
+            </w:r>
+            <w:r>
+              <w:rPr>
+                <w:rFonts w:cstheme="minorHAnsi"/>
+                <w:color w:val="000000" w:themeColor="text1"/>
+              </w:rPr>
+              <w:t>swert</w:t>
+            </w:r>
+          </w:p>
+        </w:tc>
+      </w:tr>
+      <w:tr>
+        <w:tc>
+          <w:tcPr>
+            <w:tcW w:w="2689" w:type="dxa"/>
+          </w:tcPr>
+          <w:p>
+            <w:proofErr w:type="spellStart"/>
+            <w:r>
+              <w:rPr>
+                <w:rFonts w:cstheme="minorHAnsi"/>
+                <w:color w:val="000000" w:themeColor="text1"/>
+              </w:rPr>
+              <w:t>heightRounded</w:t>
+            </w:r>
+            <w:proofErr w:type="spellEnd"/>
+          </w:p>
+        </w:tc>
+        <w:tc>
+          <w:tcPr>
+            <w:tcW w:w="6373" w:type="dxa"/>
+          </w:tcPr>
+          <w:p>
+            <w:r>
+              <w:rPr>
+                <w:rFonts w:cstheme="minorHAnsi"/>
+                <w:color w:val="000000" w:themeColor="text1"/>
+              </w:rPr>
+              <w:t>Gerundeter Höhenwert</w:t>
+            </w:r>
+          </w:p>
+        </w:tc>
+      </w:tr>
+      <w:tr>
+        <w:tc>
+          <w:tcPr>
+            <w:tcW w:w="2689" w:type="dxa"/>
+          </w:tcPr>
+          <w:p>
+            <w:proofErr w:type="spellStart"/>
+            <w:r>
+              <w:rPr>
+                <w:rFonts w:cstheme="minorHAnsi"/>
+                <w:color w:val="000000" w:themeColor="text1"/>
+              </w:rPr>
+              <w:t>s</w:t>
+            </w:r>
+            <w:r>
+              <w:rPr>
+                <w:rFonts w:cstheme="minorHAnsi"/>
+                <w:color w:val="000000" w:themeColor="text1"/>
+              </w:rPr>
+              <w:t>tep</w:t>
+            </w:r>
+            <w:proofErr w:type="spellEnd"/>
+          </w:p>
+        </w:tc>
+        <w:tc>
+          <w:tcPr>
+            <w:tcW w:w="6373" w:type="dxa"/>
+          </w:tcPr>
+          <w:p>
+            <w:r>
+              <w:rPr>
+                <w:rFonts w:cstheme="minorHAnsi"/>
+                <w:color w:val="000000" w:themeColor="text1"/>
+              </w:rPr>
+              <w:t>Schrittzähler für den Messprozess</w:t>
+            </w:r>
+          </w:p>
+        </w:tc>
+      </w:tr>
+      <w:tr>
+        <w:tc>
+          <w:tcPr>
+            <w:tcW w:w="2689" w:type="dxa"/>
+          </w:tcPr>
+          <w:p>
+            <w:pPr>
+              <w:rPr>
+                <w:rFonts w:cstheme="minorHAnsi"/>
+                <w:color w:val="000000" w:themeColor="text1"/>
+              </w:rPr>
+            </w:pPr>
+            <w:proofErr w:type="spellStart"/>
+            <w:r>
+              <w:rPr>
+                <w:rFonts w:cstheme="minorHAnsi"/>
+                <w:color w:val="000000" w:themeColor="text1"/>
+              </w:rPr>
+              <w:t>label</w:t>
+            </w:r>
+            <w:proofErr w:type="spellEnd"/>
+          </w:p>
+        </w:tc>
+        <w:tc>
+          <w:tcPr>
+            <w:tcW w:w="6373" w:type="dxa"/>
+          </w:tcPr>
+          <w:p>
+            <w:pPr>
+              <w:rPr>
+                <w:rFonts w:cstheme="minorHAnsi"/>
+                <w:color w:val="000000" w:themeColor="text1"/>
+              </w:rPr>
+            </w:pPr>
+            <w:r>
+              <w:rPr>
+                <w:rFonts w:cstheme="minorHAnsi"/>
+                <w:color w:val="000000" w:themeColor="text1"/>
+              </w:rPr>
+              <w:t>Textnachricht zur Anzeige von Fehlern oder Status</w:t>
+            </w:r>
+          </w:p>
+        </w:tc>
+      </w:tr>
+      <w:tr>
+        <w:tc>
+          <w:tcPr>
+            <w:tcW w:w="2689" w:type="dxa"/>
+          </w:tcPr>
+          <w:p>
+            <w:pPr>
+              <w:rPr>
+                <w:rFonts w:cstheme="minorHAnsi"/>
+                <w:color w:val="000000" w:themeColor="text1"/>
+              </w:rPr>
+            </w:pPr>
+            <w:proofErr w:type="spellStart"/>
+            <w:r>
+              <w:rPr>
+                <w:rFonts w:cstheme="minorHAnsi"/>
+                <w:color w:val="000000" w:themeColor="text1"/>
+              </w:rPr>
+              <w:t>measureTypeButton</w:t>
+            </w:r>
+            <w:proofErr w:type="spellEnd"/>
+          </w:p>
+        </w:tc>
+        <w:tc>
+          <w:tcPr>
+            <w:tcW w:w="6373" w:type="dxa"/>
+          </w:tcPr>
+          <w:p>
+            <w:pPr>
+              <w:rPr>
+                <w:rFonts w:cstheme="minorHAnsi"/>
+                <w:color w:val="000000" w:themeColor="text1"/>
+              </w:rPr>
+            </w:pPr>
+            <w:r>
+              <w:rPr>
+                <w:rFonts w:cstheme="minorHAnsi"/>
+                <w:color w:val="000000" w:themeColor="text1"/>
+              </w:rPr>
+              <w:t>Aktueller Messmodus („Große Objekte“ oder „Kleine Objekte“)</w:t>
+            </w:r>
+          </w:p>
+        </w:tc>
+      </w:tr>
+    </w:tbl>
+    <w:p/>
+    <w:p>
+      <w:pPr>
+        <w:pStyle w:val="Heading3"/>
+        <w:rPr>
+          <w:rFonts w:asciiTheme="minorHAnsi" w:hAnsiTheme="minorHAnsi" w:cstheme="minorHAnsi"/>
+        </w:rPr>
+      </w:pPr>
+      <w:r>
+        <w:rPr>
+          <w:rFonts w:asciiTheme="minorHAnsi" w:hAnsiTheme="minorHAnsi" w:cstheme="minorHAnsi"/>
+        </w:rPr>
+        <w:lastRenderedPageBreak/>
+        <w:t>Methoden</w:t>
+      </w:r>
+    </w:p>
+    <w:tbl>
+      <w:tblPr>
+        <w:tblStyle w:val="TableGrid"/>
+        <w:tblW w:w="0" w:type="auto"/>
+        <w:tblLook w:val="04A0" w:firstRow="1" w:lastRow="0" w:firstColumn="1" w:lastColumn="0" w:noHBand="0" w:noVBand="1"/>
+      </w:tblPr>
+      <w:tblGrid>
+        <w:gridCol w:w="3823"/>
+        <w:gridCol w:w="5239"/>
+      </w:tblGrid>
+      <w:tr>
+        <w:tc>
+          <w:tcPr>
+            <w:tcW w:w="3823" w:type="dxa"/>
+          </w:tcPr>
+          <w:p>
+            <w:pPr>
+              <w:pStyle w:val="Heading4"/>
+              <w:rPr>
+                <w:rStyle w:val="HTMLCode"/>
+                <w:rFonts w:asciiTheme="minorHAnsi" w:eastAsiaTheme="majorEastAsia" w:hAnsiTheme="minorHAnsi" w:cstheme="minorHAnsi"/>
+              </w:rPr>
+            </w:pPr>
+            <w:r>
+              <w:rPr>
+                <w:rStyle w:val="HTMLCode"/>
+                <w:rFonts w:asciiTheme="minorHAnsi" w:eastAsiaTheme="majorEastAsia" w:hAnsiTheme="minorHAnsi" w:cstheme="minorHAnsi"/>
+              </w:rPr>
+              <w:t>__</w:t>
+            </w:r>
+            <w:proofErr w:type="spellStart"/>
+            <w:r>
+              <w:rPr>
+                <w:rStyle w:val="HTMLCode"/>
+                <w:rFonts w:asciiTheme="minorHAnsi" w:eastAsiaTheme="majorEastAsia" w:hAnsiTheme="minorHAnsi" w:cstheme="minorHAnsi"/>
+              </w:rPr>
+              <w:t>init</w:t>
+            </w:r>
+            <w:proofErr w:type="spellEnd"/>
+            <w:r>
+              <w:rPr>
+                <w:rStyle w:val="HTMLCode"/>
+                <w:rFonts w:asciiTheme="minorHAnsi" w:eastAsiaTheme="majorEastAsia" w:hAnsiTheme="minorHAnsi" w:cstheme="minorHAnsi"/>
+              </w:rPr>
+              <w:t>_</w:t>
+            </w:r>
+            <w:proofErr w:type="gramStart"/>
+            <w:r>
+              <w:rPr>
+                <w:rStyle w:val="HTMLCode"/>
+                <w:rFonts w:asciiTheme="minorHAnsi" w:eastAsiaTheme="majorEastAsia" w:hAnsiTheme="minorHAnsi" w:cstheme="minorHAnsi"/>
+              </w:rPr>
+              <w:t>_(</w:t>
+            </w:r>
+            <w:proofErr w:type="spellStart"/>
+            <w:proofErr w:type="gramEnd"/>
+            <w:r>
+              <w:rPr>
+                <w:rStyle w:val="HTMLCode"/>
+                <w:rFonts w:asciiTheme="minorHAnsi" w:eastAsiaTheme="majorEastAsia" w:hAnsiTheme="minorHAnsi" w:cstheme="minorHAnsi"/>
+              </w:rPr>
+              <w:t>self</w:t>
+            </w:r>
+            <w:proofErr w:type="spellEnd"/>
+            <w:r>
+              <w:rPr>
+                <w:rStyle w:val="HTMLCode"/>
+                <w:rFonts w:asciiTheme="minorHAnsi" w:eastAsiaTheme="majorEastAsia" w:hAnsiTheme="minorHAnsi" w:cstheme="minorHAnsi"/>
+              </w:rPr>
+              <w:t>, **</w:t>
+            </w:r>
+            <w:proofErr w:type="spellStart"/>
+            <w:r>
+              <w:rPr>
+                <w:rStyle w:val="HTMLCode"/>
+                <w:rFonts w:asciiTheme="minorHAnsi" w:eastAsiaTheme="majorEastAsia" w:hAnsiTheme="minorHAnsi" w:cstheme="minorHAnsi"/>
+              </w:rPr>
+              <w:t>kwargs</w:t>
+            </w:r>
+            <w:proofErr w:type="spellEnd"/>
+            <w:r>
+              <w:rPr>
+                <w:rStyle w:val="HTMLCode"/>
+                <w:rFonts w:asciiTheme="minorHAnsi" w:eastAsiaTheme="majorEastAsia" w:hAnsiTheme="minorHAnsi" w:cstheme="minorHAnsi"/>
+              </w:rPr>
+              <w:t>)</w:t>
+            </w:r>
+          </w:p>
+        </w:tc>
+        <w:tc>
+          <w:tcPr>
+            <w:tcW w:w="5239" w:type="dxa"/>
+          </w:tcPr>
+          <w:p>
+            <w:pPr>
+              <w:pStyle w:val="Heading4"/>
+              <w:rPr>
+                <w:rStyle w:val="HTMLCode"/>
+                <w:rFonts w:asciiTheme="minorHAnsi" w:eastAsiaTheme="majorEastAsia" w:hAnsiTheme="minorHAnsi" w:cstheme="minorHAnsi"/>
+                <w:i w:val="0"/>
+                <w:iCs w:val="0"/>
+                <w:color w:val="000000" w:themeColor="text1"/>
+                <w:sz w:val="22"/>
+                <w:szCs w:val="22"/>
+              </w:rPr>
+            </w:pPr>
+            <w:r>
+              <w:rPr>
+                <w:rFonts w:asciiTheme="minorHAnsi" w:hAnsiTheme="minorHAnsi" w:cstheme="minorHAnsi"/>
+                <w:i w:val="0"/>
+                <w:iCs w:val="0"/>
+                <w:color w:val="000000" w:themeColor="text1"/>
+              </w:rPr>
+              <w:t xml:space="preserve">Initialisiert das Widget, setzt Standardwerte und erstellt Instanzen von </w:t>
+            </w:r>
+            <w:proofErr w:type="spellStart"/>
+            <w:r>
+              <w:rPr>
+                <w:rFonts w:asciiTheme="minorHAnsi" w:hAnsiTheme="minorHAnsi" w:cstheme="minorHAnsi"/>
+                <w:i w:val="0"/>
+                <w:iCs w:val="0"/>
+                <w:color w:val="000000" w:themeColor="text1"/>
+              </w:rPr>
+              <w:t>MeasurementHandler</w:t>
+            </w:r>
+            <w:proofErr w:type="spellEnd"/>
+            <w:r>
+              <w:rPr>
+                <w:rFonts w:asciiTheme="minorHAnsi" w:hAnsiTheme="minorHAnsi" w:cstheme="minorHAnsi"/>
+                <w:i w:val="0"/>
+                <w:iCs w:val="0"/>
+                <w:color w:val="000000" w:themeColor="text1"/>
+              </w:rPr>
+              <w:t xml:space="preserve"> und </w:t>
+            </w:r>
+            <w:proofErr w:type="spellStart"/>
+            <w:r>
+              <w:rPr>
+                <w:rFonts w:asciiTheme="minorHAnsi" w:hAnsiTheme="minorHAnsi" w:cstheme="minorHAnsi"/>
+                <w:i w:val="0"/>
+                <w:iCs w:val="0"/>
+                <w:color w:val="000000" w:themeColor="text1"/>
+              </w:rPr>
+              <w:t>OrientationHandler</w:t>
+            </w:r>
+            <w:proofErr w:type="spellEnd"/>
+            <w:r>
+              <w:rPr>
+                <w:rFonts w:asciiTheme="minorHAnsi" w:hAnsiTheme="minorHAnsi" w:cstheme="minorHAnsi"/>
+                <w:i w:val="0"/>
+                <w:iCs w:val="0"/>
+                <w:color w:val="000000" w:themeColor="text1"/>
+              </w:rPr>
+              <w:t>.</w:t>
+            </w:r>
+          </w:p>
+        </w:tc>
+      </w:tr>
+      <w:tr>
+        <w:tc>
+          <w:tcPr>
+            <w:tcW w:w="3823" w:type="dxa"/>
+          </w:tcPr>
+          <w:p>
+            <w:pPr>
+              <w:pStyle w:val="Heading4"/>
+              <w:rPr>
+                <w:rStyle w:val="HTMLCode"/>
+                <w:rFonts w:asciiTheme="minorHAnsi" w:eastAsiaTheme="majorEastAsia" w:hAnsiTheme="minorHAnsi" w:cstheme="minorHAnsi"/>
+                <w:lang w:val="en-DE"/>
+              </w:rPr>
+            </w:pPr>
+            <w:proofErr w:type="spellStart"/>
+            <w:r>
+              <w:rPr>
+                <w:rStyle w:val="HTMLCode"/>
+                <w:rFonts w:asciiTheme="minorHAnsi" w:eastAsiaTheme="majorEastAsia" w:hAnsiTheme="minorHAnsi" w:cstheme="minorHAnsi"/>
+              </w:rPr>
+              <w:t>setup_camera</w:t>
+            </w:r>
+            <w:proofErr w:type="spellEnd"/>
+            <w:r>
+              <w:rPr>
+                <w:rStyle w:val="HTMLCode"/>
+                <w:rFonts w:asciiTheme="minorHAnsi" w:eastAsiaTheme="majorEastAsia" w:hAnsiTheme="minorHAnsi" w:cstheme="minorHAnsi"/>
+              </w:rPr>
+              <w:t>(</w:t>
+            </w:r>
+            <w:proofErr w:type="spellStart"/>
+            <w:r>
+              <w:rPr>
+                <w:rStyle w:val="HTMLCode"/>
+                <w:rFonts w:asciiTheme="minorHAnsi" w:eastAsiaTheme="majorEastAsia" w:hAnsiTheme="minorHAnsi" w:cstheme="minorHAnsi"/>
+              </w:rPr>
+              <w:t>self</w:t>
+            </w:r>
+            <w:proofErr w:type="spellEnd"/>
+            <w:r>
+              <w:rPr>
+                <w:rStyle w:val="HTMLCode"/>
+                <w:rFonts w:asciiTheme="minorHAnsi" w:eastAsiaTheme="majorEastAsia" w:hAnsiTheme="minorHAnsi" w:cstheme="minorHAnsi"/>
+              </w:rPr>
+              <w:t>)</w:t>
+            </w:r>
+          </w:p>
+        </w:tc>
+        <w:tc>
+          <w:tcPr>
+            <w:tcW w:w="5239" w:type="dxa"/>
+          </w:tcPr>
+          <w:p>
+            <w:pPr>
+              <w:pStyle w:val="Heading4"/>
+              <w:rPr>
+                <w:rStyle w:val="HTMLCode"/>
+                <w:rFonts w:asciiTheme="minorHAnsi" w:eastAsiaTheme="majorEastAsia" w:hAnsiTheme="minorHAnsi" w:cstheme="minorHAnsi"/>
+                <w:i w:val="0"/>
+                <w:iCs w:val="0"/>
+                <w:color w:val="000000" w:themeColor="text1"/>
+                <w:sz w:val="22"/>
+                <w:szCs w:val="22"/>
+              </w:rPr>
+            </w:pPr>
+            <w:r>
+              <w:rPr>
+                <w:rFonts w:asciiTheme="minorHAnsi" w:hAnsiTheme="minorHAnsi" w:cstheme="minorHAnsi"/>
+                <w:i w:val="0"/>
+                <w:iCs w:val="0"/>
+                <w:color w:val="000000" w:themeColor="text1"/>
+              </w:rPr>
+              <w:t>Initialisiert die Kamera und startet die Aktualisierung des Kamerabildes. Wird nur ausgeführt, wenn die Kamera-Berechtigung erteilt wurde.</w:t>
+            </w:r>
+          </w:p>
+        </w:tc>
+      </w:tr>
+      <w:tr>
+        <w:tc>
+          <w:tcPr>
+            <w:tcW w:w="3823" w:type="dxa"/>
+          </w:tcPr>
+          <w:p>
+            <w:pPr>
+              <w:pStyle w:val="Heading4"/>
+              <w:rPr>
+                <w:rStyle w:val="HTMLCode"/>
+                <w:rFonts w:asciiTheme="minorHAnsi" w:eastAsiaTheme="majorEastAsia" w:hAnsiTheme="minorHAnsi" w:cstheme="minorHAnsi"/>
+              </w:rPr>
+            </w:pPr>
+            <w:proofErr w:type="spellStart"/>
+            <w:r>
+              <w:rPr>
+                <w:rStyle w:val="HTMLCode"/>
+                <w:rFonts w:asciiTheme="minorHAnsi" w:eastAsiaTheme="majorEastAsia" w:hAnsiTheme="minorHAnsi" w:cstheme="minorHAnsi"/>
+              </w:rPr>
+              <w:t>update_</w:t>
+            </w:r>
+            <w:proofErr w:type="gramStart"/>
+            <w:r>
+              <w:rPr>
+                <w:rStyle w:val="HTMLCode"/>
+                <w:rFonts w:asciiTheme="minorHAnsi" w:eastAsiaTheme="majorEastAsia" w:hAnsiTheme="minorHAnsi" w:cstheme="minorHAnsi"/>
+              </w:rPr>
+              <w:t>image</w:t>
+            </w:r>
+            <w:proofErr w:type="spellEnd"/>
+            <w:r>
+              <w:rPr>
+                <w:rStyle w:val="HTMLCode"/>
+                <w:rFonts w:asciiTheme="minorHAnsi" w:eastAsiaTheme="majorEastAsia" w:hAnsiTheme="minorHAnsi" w:cstheme="minorHAnsi"/>
+              </w:rPr>
+              <w:t>(</w:t>
+            </w:r>
+            <w:proofErr w:type="spellStart"/>
+            <w:proofErr w:type="gramEnd"/>
+            <w:r>
+              <w:rPr>
+                <w:rStyle w:val="HTMLCode"/>
+                <w:rFonts w:asciiTheme="minorHAnsi" w:eastAsiaTheme="majorEastAsia" w:hAnsiTheme="minorHAnsi" w:cstheme="minorHAnsi"/>
+              </w:rPr>
+              <w:t>self</w:t>
+            </w:r>
+            <w:proofErr w:type="spellEnd"/>
+            <w:r>
+              <w:rPr>
+                <w:rStyle w:val="HTMLCode"/>
+                <w:rFonts w:asciiTheme="minorHAnsi" w:eastAsiaTheme="majorEastAsia" w:hAnsiTheme="minorHAnsi" w:cstheme="minorHAnsi"/>
+              </w:rPr>
+              <w:t xml:space="preserve">, </w:t>
+            </w:r>
+            <w:proofErr w:type="spellStart"/>
+            <w:r>
+              <w:rPr>
+                <w:rStyle w:val="HTMLCode"/>
+                <w:rFonts w:asciiTheme="minorHAnsi" w:eastAsiaTheme="majorEastAsia" w:hAnsiTheme="minorHAnsi" w:cstheme="minorHAnsi"/>
+              </w:rPr>
+              <w:t>dt</w:t>
+            </w:r>
+            <w:proofErr w:type="spellEnd"/>
+            <w:r>
+              <w:rPr>
+                <w:rStyle w:val="HTMLCode"/>
+                <w:rFonts w:asciiTheme="minorHAnsi" w:eastAsiaTheme="majorEastAsia" w:hAnsiTheme="minorHAnsi" w:cstheme="minorHAnsi"/>
+              </w:rPr>
+              <w:t>)</w:t>
+            </w:r>
+          </w:p>
+        </w:tc>
+        <w:tc>
+          <w:tcPr>
+            <w:tcW w:w="5239" w:type="dxa"/>
+          </w:tcPr>
+          <w:p>
+            <w:pPr>
+              <w:pStyle w:val="Heading4"/>
+              <w:rPr>
+                <w:rStyle w:val="HTMLCode"/>
+                <w:rFonts w:asciiTheme="minorHAnsi" w:eastAsiaTheme="majorEastAsia" w:hAnsiTheme="minorHAnsi" w:cstheme="minorHAnsi"/>
+                <w:i w:val="0"/>
+                <w:iCs w:val="0"/>
+                <w:color w:val="000000" w:themeColor="text1"/>
+                <w:sz w:val="22"/>
+                <w:szCs w:val="22"/>
+              </w:rPr>
+            </w:pPr>
+            <w:r>
+              <w:rPr>
+                <w:rFonts w:asciiTheme="minorHAnsi" w:hAnsiTheme="minorHAnsi" w:cstheme="minorHAnsi"/>
+                <w:i w:val="0"/>
+                <w:iCs w:val="0"/>
+                <w:color w:val="000000" w:themeColor="text1"/>
+              </w:rPr>
+              <w:t>Aktualisiert das Kamerabild, indem es gedreht und in der Benutzeroberfläche angezeigt wird.</w:t>
+            </w:r>
+          </w:p>
+        </w:tc>
+      </w:tr>
+      <w:tr>
+        <w:tc>
+          <w:tcPr>
+            <w:tcW w:w="3823" w:type="dxa"/>
+          </w:tcPr>
+          <w:p>
+            <w:pPr>
+              <w:pStyle w:val="Heading4"/>
+              <w:rPr>
+                <w:rStyle w:val="HTMLCode"/>
+                <w:rFonts w:asciiTheme="minorHAnsi" w:eastAsiaTheme="majorEastAsia" w:hAnsiTheme="minorHAnsi" w:cstheme="minorHAnsi"/>
+                <w:lang w:val="en-GB"/>
+              </w:rPr>
+            </w:pPr>
+            <w:proofErr w:type="spellStart"/>
+            <w:r>
+              <w:rPr>
+                <w:rStyle w:val="HTMLCode"/>
+                <w:rFonts w:asciiTheme="minorHAnsi" w:eastAsiaTheme="majorEastAsia" w:hAnsiTheme="minorHAnsi" w:cstheme="minorHAnsi"/>
+                <w:lang w:val="en-GB"/>
+              </w:rPr>
+              <w:t>on_touch_</w:t>
+            </w:r>
+            <w:proofErr w:type="gramStart"/>
+            <w:r>
+              <w:rPr>
+                <w:rStyle w:val="HTMLCode"/>
+                <w:rFonts w:asciiTheme="minorHAnsi" w:eastAsiaTheme="majorEastAsia" w:hAnsiTheme="minorHAnsi" w:cstheme="minorHAnsi"/>
+                <w:lang w:val="en-GB"/>
+              </w:rPr>
+              <w:t>down</w:t>
+            </w:r>
+            <w:proofErr w:type="spellEnd"/>
+            <w:r>
+              <w:rPr>
+                <w:rStyle w:val="HTMLCode"/>
+                <w:rFonts w:asciiTheme="minorHAnsi" w:eastAsiaTheme="majorEastAsia" w:hAnsiTheme="minorHAnsi" w:cstheme="minorHAnsi"/>
+                <w:lang w:val="en-GB"/>
+              </w:rPr>
+              <w:t>(</w:t>
+            </w:r>
+            <w:proofErr w:type="gramEnd"/>
+            <w:r>
+              <w:rPr>
+                <w:rStyle w:val="HTMLCode"/>
+                <w:rFonts w:asciiTheme="minorHAnsi" w:eastAsiaTheme="majorEastAsia" w:hAnsiTheme="minorHAnsi" w:cstheme="minorHAnsi"/>
+                <w:lang w:val="en-GB"/>
+              </w:rPr>
+              <w:t>self, touch)</w:t>
+            </w:r>
+          </w:p>
+        </w:tc>
+        <w:tc>
+          <w:tcPr>
+            <w:tcW w:w="5239" w:type="dxa"/>
+          </w:tcPr>
+          <w:p>
+            <w:pPr>
+              <w:pStyle w:val="Heading4"/>
+              <w:rPr>
+                <w:rStyle w:val="HTMLCode"/>
+                <w:rFonts w:asciiTheme="minorHAnsi" w:eastAsiaTheme="majorEastAsia" w:hAnsiTheme="minorHAnsi" w:cstheme="minorHAnsi"/>
+                <w:i w:val="0"/>
+                <w:iCs w:val="0"/>
+                <w:color w:val="000000" w:themeColor="text1"/>
+                <w:sz w:val="22"/>
+                <w:szCs w:val="22"/>
+              </w:rPr>
+            </w:pPr>
+            <w:r>
+              <w:rPr>
+                <w:rFonts w:asciiTheme="minorHAnsi" w:hAnsiTheme="minorHAnsi" w:cstheme="minorHAnsi"/>
+                <w:i w:val="0"/>
+                <w:iCs w:val="0"/>
+                <w:color w:val="000000" w:themeColor="text1"/>
+              </w:rPr>
+              <w:t>Speichert die Startposition eines Touch-Events, um Wischgesten zu erkennen.</w:t>
+            </w:r>
+          </w:p>
+        </w:tc>
+      </w:tr>
+      <w:tr>
+        <w:tc>
+          <w:tcPr>
+            <w:tcW w:w="3823" w:type="dxa"/>
+          </w:tcPr>
+          <w:p>
+            <w:pPr>
+              <w:rPr>
+                <w:lang w:val="en-GB"/>
+              </w:rPr>
+            </w:pPr>
+            <w:proofErr w:type="spellStart"/>
+            <w:r>
+              <w:rPr>
+                <w:rStyle w:val="HTMLCode"/>
+                <w:rFonts w:asciiTheme="minorHAnsi" w:eastAsiaTheme="majorEastAsia" w:hAnsiTheme="minorHAnsi" w:cstheme="minorHAnsi"/>
+                <w:i/>
+                <w:iCs/>
+                <w:color w:val="2F5496" w:themeColor="accent1" w:themeShade="BF"/>
+                <w:lang w:val="en-GB"/>
+              </w:rPr>
+              <w:t>on_touch_</w:t>
+            </w:r>
+            <w:proofErr w:type="gramStart"/>
+            <w:r>
+              <w:rPr>
+                <w:rStyle w:val="HTMLCode"/>
+                <w:rFonts w:asciiTheme="minorHAnsi" w:eastAsiaTheme="majorEastAsia" w:hAnsiTheme="minorHAnsi" w:cstheme="minorHAnsi"/>
+                <w:i/>
+                <w:iCs/>
+                <w:color w:val="2F5496" w:themeColor="accent1" w:themeShade="BF"/>
+                <w:lang w:val="en-GB"/>
+              </w:rPr>
+              <w:t>up</w:t>
+            </w:r>
+            <w:proofErr w:type="spellEnd"/>
+            <w:r>
+              <w:rPr>
+                <w:rStyle w:val="HTMLCode"/>
+                <w:rFonts w:asciiTheme="minorHAnsi" w:eastAsiaTheme="majorEastAsia" w:hAnsiTheme="minorHAnsi" w:cstheme="minorHAnsi"/>
+                <w:i/>
+                <w:iCs/>
+                <w:color w:val="2F5496" w:themeColor="accent1" w:themeShade="BF"/>
+                <w:lang w:val="en-GB"/>
+              </w:rPr>
+              <w:t>(</w:t>
+            </w:r>
+            <w:proofErr w:type="gramEnd"/>
+            <w:r>
+              <w:rPr>
+                <w:rStyle w:val="HTMLCode"/>
+                <w:rFonts w:asciiTheme="minorHAnsi" w:eastAsiaTheme="majorEastAsia" w:hAnsiTheme="minorHAnsi" w:cstheme="minorHAnsi"/>
+                <w:i/>
+                <w:iCs/>
+                <w:color w:val="2F5496" w:themeColor="accent1" w:themeShade="BF"/>
+                <w:lang w:val="en-GB"/>
+              </w:rPr>
+              <w:t>self, touch)</w:t>
+            </w:r>
+            <w:r>
+              <w:rPr>
+                <w:rStyle w:val="HTMLCode"/>
+                <w:rFonts w:asciiTheme="minorHAnsi" w:eastAsiaTheme="majorEastAsia" w:hAnsiTheme="minorHAnsi" w:cstheme="minorHAnsi"/>
+                <w:i/>
+                <w:iCs/>
+                <w:color w:val="2F5496" w:themeColor="accent1" w:themeShade="BF"/>
+                <w:lang w:val="en-GB"/>
+              </w:rPr>
+              <w:br/>
+            </w:r>
+          </w:p>
+        </w:tc>
+        <w:tc>
+          <w:tcPr>
+            <w:tcW w:w="5239" w:type="dxa"/>
+          </w:tcPr>
+          <w:p>
+            <w:pPr>
+              <w:rPr>
+                <w:rStyle w:val="HTMLCode"/>
+                <w:rFonts w:asciiTheme="minorHAnsi" w:eastAsiaTheme="majorEastAsia" w:hAnsiTheme="minorHAnsi" w:cstheme="minorHAnsi"/>
+                <w:color w:val="000000" w:themeColor="text1"/>
+                <w:sz w:val="22"/>
+                <w:szCs w:val="22"/>
+              </w:rPr>
+            </w:pPr>
+            <w:r>
+              <w:rPr>
+                <w:rFonts w:cstheme="minorHAnsi"/>
+                <w:color w:val="000000" w:themeColor="text1"/>
+              </w:rPr>
+              <w:t>Erkennt Wischgesten und navigiert zwischen Bildschirmen oder startet den Messprozess.</w:t>
+            </w:r>
+          </w:p>
+        </w:tc>
+      </w:tr>
+      <w:tr>
+        <w:tc>
+          <w:tcPr>
+            <w:tcW w:w="3823" w:type="dxa"/>
+          </w:tcPr>
+          <w:p>
+            <w:pPr>
+              <w:pStyle w:val="Heading4"/>
+              <w:rPr>
+                <w:rStyle w:val="HTMLCode"/>
+                <w:rFonts w:asciiTheme="minorHAnsi" w:eastAsiaTheme="majorEastAsia" w:hAnsiTheme="minorHAnsi" w:cstheme="minorHAnsi"/>
+                <w:lang w:val="en-DE"/>
+              </w:rPr>
+            </w:pPr>
+            <w:proofErr w:type="spellStart"/>
+            <w:r>
+              <w:rPr>
+                <w:rStyle w:val="HTMLCode"/>
+                <w:rFonts w:asciiTheme="minorHAnsi" w:eastAsiaTheme="majorEastAsia" w:hAnsiTheme="minorHAnsi" w:cstheme="minorHAnsi"/>
+                <w:lang w:val="en-GB"/>
+              </w:rPr>
+              <w:t>text_field_person_height_on_</w:t>
+            </w:r>
+            <w:proofErr w:type="gramStart"/>
+            <w:r>
+              <w:rPr>
+                <w:rStyle w:val="HTMLCode"/>
+                <w:rFonts w:asciiTheme="minorHAnsi" w:eastAsiaTheme="majorEastAsia" w:hAnsiTheme="minorHAnsi" w:cstheme="minorHAnsi"/>
+                <w:lang w:val="en-GB"/>
+              </w:rPr>
+              <w:t>text</w:t>
+            </w:r>
+            <w:proofErr w:type="spellEnd"/>
+            <w:r>
+              <w:rPr>
+                <w:rStyle w:val="HTMLCode"/>
+                <w:rFonts w:asciiTheme="minorHAnsi" w:eastAsiaTheme="majorEastAsia" w:hAnsiTheme="minorHAnsi" w:cstheme="minorHAnsi"/>
+                <w:lang w:val="en-GB"/>
+              </w:rPr>
+              <w:t>(</w:t>
+            </w:r>
+            <w:proofErr w:type="gramEnd"/>
+            <w:r>
+              <w:rPr>
+                <w:rStyle w:val="HTMLCode"/>
+                <w:rFonts w:asciiTheme="minorHAnsi" w:eastAsiaTheme="majorEastAsia" w:hAnsiTheme="minorHAnsi" w:cstheme="minorHAnsi"/>
+                <w:lang w:val="en-GB"/>
+              </w:rPr>
+              <w:t>self, text)</w:t>
+            </w:r>
+          </w:p>
+        </w:tc>
+        <w:tc>
+          <w:tcPr>
+            <w:tcW w:w="5239" w:type="dxa"/>
+          </w:tcPr>
+          <w:p>
+            <w:pPr>
+              <w:pStyle w:val="Heading4"/>
+              <w:rPr>
+                <w:rStyle w:val="HTMLCode"/>
+                <w:rFonts w:asciiTheme="minorHAnsi" w:eastAsiaTheme="majorEastAsia" w:hAnsiTheme="minorHAnsi" w:cstheme="minorHAnsi"/>
+                <w:i w:val="0"/>
+                <w:iCs w:val="0"/>
+                <w:color w:val="000000" w:themeColor="text1"/>
+                <w:sz w:val="22"/>
+                <w:szCs w:val="22"/>
+              </w:rPr>
+            </w:pPr>
+            <w:r>
+              <w:rPr>
+                <w:rFonts w:asciiTheme="minorHAnsi" w:hAnsiTheme="minorHAnsi" w:cstheme="minorHAnsi"/>
+                <w:i w:val="0"/>
+                <w:iCs w:val="0"/>
+                <w:color w:val="000000" w:themeColor="text1"/>
+              </w:rPr>
+              <w:t>Setzt die Körpergröße des Benutzers basierend auf der Eingabe.</w:t>
+            </w:r>
+          </w:p>
+        </w:tc>
+      </w:tr>
+      <w:tr>
+        <w:tc>
+          <w:tcPr>
+            <w:tcW w:w="3823" w:type="dxa"/>
+          </w:tcPr>
+          <w:p>
+            <w:pPr>
+              <w:pStyle w:val="Heading4"/>
+              <w:rPr>
+                <w:rStyle w:val="HTMLCode"/>
+                <w:rFonts w:asciiTheme="minorHAnsi" w:eastAsiaTheme="majorEastAsia" w:hAnsiTheme="minorHAnsi" w:cstheme="minorHAnsi"/>
+                <w:lang w:val="en-DE"/>
+              </w:rPr>
+            </w:pPr>
+            <w:proofErr w:type="spellStart"/>
+            <w:r>
+              <w:rPr>
+                <w:rStyle w:val="HTMLCode"/>
+                <w:rFonts w:asciiTheme="minorHAnsi" w:eastAsiaTheme="majorEastAsia" w:hAnsiTheme="minorHAnsi" w:cstheme="minorHAnsi"/>
+              </w:rPr>
+              <w:t>o</w:t>
+            </w:r>
+            <w:r>
+              <w:rPr>
+                <w:rStyle w:val="HTMLCode"/>
+                <w:rFonts w:asciiTheme="minorHAnsi" w:eastAsiaTheme="majorEastAsia" w:hAnsiTheme="minorHAnsi" w:cstheme="minorHAnsi"/>
+              </w:rPr>
+              <w:t>n_measure_button</w:t>
+            </w:r>
+            <w:proofErr w:type="spellEnd"/>
+            <w:r>
+              <w:rPr>
+                <w:rStyle w:val="HTMLCode"/>
+                <w:rFonts w:asciiTheme="minorHAnsi" w:eastAsiaTheme="majorEastAsia" w:hAnsiTheme="minorHAnsi" w:cstheme="minorHAnsi"/>
+              </w:rPr>
+              <w:t>(</w:t>
+            </w:r>
+            <w:proofErr w:type="spellStart"/>
+            <w:r>
+              <w:rPr>
+                <w:rStyle w:val="HTMLCode"/>
+                <w:rFonts w:asciiTheme="minorHAnsi" w:eastAsiaTheme="majorEastAsia" w:hAnsiTheme="minorHAnsi" w:cstheme="minorHAnsi"/>
+              </w:rPr>
+              <w:t>self</w:t>
+            </w:r>
+            <w:proofErr w:type="spellEnd"/>
+            <w:r>
+              <w:rPr>
+                <w:rStyle w:val="HTMLCode"/>
+                <w:rFonts w:asciiTheme="minorHAnsi" w:eastAsiaTheme="majorEastAsia" w:hAnsiTheme="minorHAnsi" w:cstheme="minorHAnsi"/>
+              </w:rPr>
+              <w:t>)</w:t>
+            </w:r>
+          </w:p>
+        </w:tc>
+        <w:tc>
+          <w:tcPr>
+            <w:tcW w:w="5239" w:type="dxa"/>
+          </w:tcPr>
+          <w:p>
+            <w:pPr>
+              <w:pStyle w:val="Heading4"/>
+              <w:rPr>
+                <w:rStyle w:val="HTMLCode"/>
+                <w:rFonts w:asciiTheme="minorHAnsi" w:eastAsiaTheme="majorEastAsia" w:hAnsiTheme="minorHAnsi" w:cstheme="minorHAnsi"/>
+                <w:i w:val="0"/>
+                <w:iCs w:val="0"/>
+                <w:color w:val="000000" w:themeColor="text1"/>
+                <w:sz w:val="22"/>
+                <w:szCs w:val="22"/>
+              </w:rPr>
+            </w:pPr>
+            <w:r>
+              <w:rPr>
+                <w:rFonts w:asciiTheme="minorHAnsi" w:hAnsiTheme="minorHAnsi" w:cstheme="minorHAnsi"/>
+                <w:i w:val="0"/>
+                <w:iCs w:val="0"/>
+                <w:color w:val="000000" w:themeColor="text1"/>
+              </w:rPr>
+              <w:t>Führt die Messlogik in drei Schritten aus: Entfernung messen, Höhe berechnen und Werte zurücksetzen.</w:t>
+            </w:r>
+          </w:p>
+        </w:tc>
+      </w:tr>
+      <w:tr>
+        <w:tc>
+          <w:tcPr>
+            <w:tcW w:w="3823" w:type="dxa"/>
+          </w:tcPr>
+          <w:p>
+            <w:pPr>
+              <w:pStyle w:val="Heading4"/>
+              <w:rPr>
+                <w:rStyle w:val="HTMLCode"/>
+                <w:rFonts w:asciiTheme="minorHAnsi" w:eastAsiaTheme="majorEastAsia" w:hAnsiTheme="minorHAnsi" w:cstheme="minorHAnsi"/>
+                <w:lang w:val="en-DE"/>
+              </w:rPr>
+            </w:pPr>
+            <w:proofErr w:type="spellStart"/>
+            <w:r>
+              <w:rPr>
+                <w:rStyle w:val="HTMLCode"/>
+                <w:rFonts w:asciiTheme="minorHAnsi" w:eastAsiaTheme="majorEastAsia" w:hAnsiTheme="minorHAnsi" w:cstheme="minorHAnsi"/>
+              </w:rPr>
+              <w:t>switchMeasurementType</w:t>
+            </w:r>
+            <w:proofErr w:type="spellEnd"/>
+            <w:r>
+              <w:rPr>
+                <w:rStyle w:val="HTMLCode"/>
+                <w:rFonts w:asciiTheme="minorHAnsi" w:eastAsiaTheme="majorEastAsia" w:hAnsiTheme="minorHAnsi" w:cstheme="minorHAnsi"/>
+              </w:rPr>
+              <w:t>(</w:t>
+            </w:r>
+            <w:proofErr w:type="spellStart"/>
+            <w:r>
+              <w:rPr>
+                <w:rStyle w:val="HTMLCode"/>
+                <w:rFonts w:asciiTheme="minorHAnsi" w:eastAsiaTheme="majorEastAsia" w:hAnsiTheme="minorHAnsi" w:cstheme="minorHAnsi"/>
+              </w:rPr>
+              <w:t>self</w:t>
+            </w:r>
+            <w:proofErr w:type="spellEnd"/>
+            <w:r>
+              <w:rPr>
+                <w:rStyle w:val="HTMLCode"/>
+                <w:rFonts w:asciiTheme="minorHAnsi" w:eastAsiaTheme="majorEastAsia" w:hAnsiTheme="minorHAnsi" w:cstheme="minorHAnsi"/>
+              </w:rPr>
+              <w:t>)</w:t>
+            </w:r>
+          </w:p>
+        </w:tc>
+        <w:tc>
+          <w:tcPr>
+            <w:tcW w:w="5239" w:type="dxa"/>
+          </w:tcPr>
+          <w:p>
+            <w:pPr>
+              <w:pStyle w:val="Heading4"/>
+              <w:rPr>
+                <w:rStyle w:val="HTMLCode"/>
+                <w:rFonts w:asciiTheme="minorHAnsi" w:eastAsiaTheme="majorEastAsia" w:hAnsiTheme="minorHAnsi" w:cstheme="minorHAnsi"/>
+                <w:i w:val="0"/>
+                <w:iCs w:val="0"/>
+                <w:color w:val="000000" w:themeColor="text1"/>
+                <w:sz w:val="22"/>
+                <w:szCs w:val="22"/>
+              </w:rPr>
+            </w:pPr>
+            <w:r>
+              <w:rPr>
+                <w:rFonts w:asciiTheme="minorHAnsi" w:hAnsiTheme="minorHAnsi" w:cstheme="minorHAnsi"/>
+                <w:i w:val="0"/>
+                <w:iCs w:val="0"/>
+                <w:color w:val="000000" w:themeColor="text1"/>
+              </w:rPr>
+              <w:t xml:space="preserve">Wechselt zwischen den </w:t>
+            </w:r>
+            <w:proofErr w:type="spellStart"/>
+            <w:r>
+              <w:rPr>
+                <w:rFonts w:asciiTheme="minorHAnsi" w:hAnsiTheme="minorHAnsi" w:cstheme="minorHAnsi"/>
+                <w:i w:val="0"/>
+                <w:iCs w:val="0"/>
+                <w:color w:val="000000" w:themeColor="text1"/>
+              </w:rPr>
+              <w:t>Messmodi</w:t>
+            </w:r>
+            <w:proofErr w:type="spellEnd"/>
+            <w:r>
+              <w:rPr>
+                <w:rFonts w:asciiTheme="minorHAnsi" w:hAnsiTheme="minorHAnsi" w:cstheme="minorHAnsi"/>
+                <w:i w:val="0"/>
+                <w:iCs w:val="0"/>
+                <w:color w:val="000000" w:themeColor="text1"/>
+              </w:rPr>
+              <w:t xml:space="preserve"> ("Große Objekte" und "Kleine Objekte").</w:t>
+            </w:r>
+          </w:p>
+        </w:tc>
+      </w:tr>
+      <w:tr>
+        <w:tc>
+          <w:tcPr>
+            <w:tcW w:w="3823" w:type="dxa"/>
+          </w:tcPr>
+          <w:p>
+            <w:pPr>
+              <w:pStyle w:val="Heading4"/>
+              <w:rPr>
+                <w:rStyle w:val="HTMLCode"/>
+                <w:rFonts w:asciiTheme="minorHAnsi" w:eastAsiaTheme="majorEastAsia" w:hAnsiTheme="minorHAnsi" w:cstheme="minorHAnsi"/>
+                <w:lang w:val="en-DE"/>
+              </w:rPr>
+            </w:pPr>
+            <w:proofErr w:type="spellStart"/>
+            <w:r>
+              <w:rPr>
+                <w:rStyle w:val="HTMLCode"/>
+                <w:rFonts w:asciiTheme="minorHAnsi" w:eastAsiaTheme="majorEastAsia" w:hAnsiTheme="minorHAnsi" w:cstheme="minorHAnsi"/>
+              </w:rPr>
+              <w:t>resetMeasurements</w:t>
+            </w:r>
+            <w:proofErr w:type="spellEnd"/>
+            <w:r>
+              <w:rPr>
+                <w:rStyle w:val="HTMLCode"/>
+                <w:rFonts w:asciiTheme="minorHAnsi" w:eastAsiaTheme="majorEastAsia" w:hAnsiTheme="minorHAnsi" w:cstheme="minorHAnsi"/>
+              </w:rPr>
+              <w:t>(</w:t>
+            </w:r>
+            <w:proofErr w:type="spellStart"/>
+            <w:r>
+              <w:rPr>
+                <w:rStyle w:val="HTMLCode"/>
+                <w:rFonts w:asciiTheme="minorHAnsi" w:eastAsiaTheme="majorEastAsia" w:hAnsiTheme="minorHAnsi" w:cstheme="minorHAnsi"/>
+              </w:rPr>
+              <w:t>self</w:t>
+            </w:r>
+            <w:proofErr w:type="spellEnd"/>
+            <w:r>
+              <w:rPr>
+                <w:rStyle w:val="HTMLCode"/>
+                <w:rFonts w:asciiTheme="minorHAnsi" w:eastAsiaTheme="majorEastAsia" w:hAnsiTheme="minorHAnsi" w:cstheme="minorHAnsi"/>
+              </w:rPr>
+              <w:t>)</w:t>
+            </w:r>
+          </w:p>
+        </w:tc>
+        <w:tc>
+          <w:tcPr>
+            <w:tcW w:w="5239" w:type="dxa"/>
+          </w:tcPr>
+          <w:p>
+            <w:pPr>
+              <w:pStyle w:val="Heading4"/>
+              <w:rPr>
+                <w:rStyle w:val="HTMLCode"/>
+                <w:rFonts w:asciiTheme="minorHAnsi" w:eastAsiaTheme="majorEastAsia" w:hAnsiTheme="minorHAnsi" w:cstheme="minorHAnsi"/>
+                <w:i w:val="0"/>
+                <w:iCs w:val="0"/>
+                <w:color w:val="000000" w:themeColor="text1"/>
+                <w:sz w:val="22"/>
+                <w:szCs w:val="22"/>
+              </w:rPr>
+            </w:pPr>
+            <w:r>
+              <w:rPr>
+                <w:rFonts w:asciiTheme="minorHAnsi" w:hAnsiTheme="minorHAnsi" w:cstheme="minorHAnsi"/>
+                <w:i w:val="0"/>
+                <w:iCs w:val="0"/>
+                <w:color w:val="000000" w:themeColor="text1"/>
+              </w:rPr>
+              <w:t>Setzt alle Messwerte und den Schrittzähler zurück.</w:t>
+            </w:r>
+          </w:p>
+        </w:tc>
+      </w:tr>
+      <w:tr>
+        <w:tc>
+          <w:tcPr>
+            <w:tcW w:w="3823" w:type="dxa"/>
+          </w:tcPr>
+          <w:p>
+            <w:pPr>
+              <w:pStyle w:val="Heading4"/>
+              <w:rPr>
+                <w:rStyle w:val="HTMLCode"/>
+                <w:rFonts w:asciiTheme="minorHAnsi" w:eastAsiaTheme="majorEastAsia" w:hAnsiTheme="minorHAnsi" w:cstheme="minorHAnsi"/>
+                <w:lang w:val="en-DE"/>
+              </w:rPr>
+            </w:pPr>
+            <w:proofErr w:type="spellStart"/>
+            <w:r>
+              <w:rPr>
+                <w:rStyle w:val="HTMLCode"/>
+                <w:rFonts w:asciiTheme="minorHAnsi" w:eastAsiaTheme="majorEastAsia" w:hAnsiTheme="minorHAnsi" w:cstheme="minorHAnsi"/>
+                <w:lang w:val="en-GB"/>
+              </w:rPr>
+              <w:t>export_height_data_as_</w:t>
+            </w:r>
+            <w:proofErr w:type="gramStart"/>
+            <w:r>
+              <w:rPr>
+                <w:rStyle w:val="HTMLCode"/>
+                <w:rFonts w:asciiTheme="minorHAnsi" w:eastAsiaTheme="majorEastAsia" w:hAnsiTheme="minorHAnsi" w:cstheme="minorHAnsi"/>
+                <w:lang w:val="en-GB"/>
+              </w:rPr>
+              <w:t>json</w:t>
+            </w:r>
+            <w:proofErr w:type="spellEnd"/>
+            <w:r>
+              <w:rPr>
+                <w:rStyle w:val="HTMLCode"/>
+                <w:rFonts w:asciiTheme="minorHAnsi" w:eastAsiaTheme="majorEastAsia" w:hAnsiTheme="minorHAnsi" w:cstheme="minorHAnsi"/>
+                <w:lang w:val="en-GB"/>
+              </w:rPr>
+              <w:t>(</w:t>
+            </w:r>
+            <w:proofErr w:type="gramEnd"/>
+            <w:r>
+              <w:rPr>
+                <w:rStyle w:val="HTMLCode"/>
+                <w:rFonts w:asciiTheme="minorHAnsi" w:eastAsiaTheme="majorEastAsia" w:hAnsiTheme="minorHAnsi" w:cstheme="minorHAnsi"/>
+                <w:lang w:val="en-GB"/>
+              </w:rPr>
+              <w:t>self, height)</w:t>
+            </w:r>
+          </w:p>
+        </w:tc>
+        <w:tc>
+          <w:tcPr>
+            <w:tcW w:w="5239" w:type="dxa"/>
+          </w:tcPr>
+          <w:p>
+            <w:pPr>
+              <w:pStyle w:val="Heading4"/>
+              <w:rPr>
+                <w:rStyle w:val="HTMLCode"/>
+                <w:rFonts w:asciiTheme="minorHAnsi" w:eastAsiaTheme="majorEastAsia" w:hAnsiTheme="minorHAnsi" w:cstheme="minorHAnsi"/>
+                <w:i w:val="0"/>
+                <w:iCs w:val="0"/>
+                <w:color w:val="000000" w:themeColor="text1"/>
+                <w:sz w:val="22"/>
+                <w:szCs w:val="22"/>
+              </w:rPr>
+            </w:pPr>
+            <w:r>
+              <w:rPr>
+                <w:rFonts w:asciiTheme="minorHAnsi" w:hAnsiTheme="minorHAnsi" w:cstheme="minorHAnsi"/>
+                <w:i w:val="0"/>
+                <w:iCs w:val="0"/>
+                <w:color w:val="000000" w:themeColor="text1"/>
+              </w:rPr>
+              <w:t>Speichert die berechnete Höhe zusammen mit einem Zeitstempel in einer JSON-Datei.</w:t>
+            </w:r>
+          </w:p>
+        </w:tc>
+      </w:tr>
+    </w:tbl>
+    <w:p>
+      <w:pPr>
+        <w:pStyle w:val="Heading2"/>
+        <w:rPr>
+          <w:rFonts w:asciiTheme="minorHAnsi" w:hAnsiTheme="minorHAnsi" w:cstheme="minorHAnsi"/>
+        </w:rPr>
+      </w:pPr>
     </w:p>
     <w:p>
-      <w:r>
-        <w:t xml:space="preserve">Das App-Icon wurde mithilfe von </w:t>
-      </w:r>
+      <w:pPr>
+        <w:pStyle w:val="Heading2"/>
+        <w:rPr>
+          <w:rFonts w:asciiTheme="minorHAnsi" w:hAnsiTheme="minorHAnsi" w:cstheme="minorHAnsi"/>
+        </w:rPr>
+      </w:pPr>
+      <w:r>
+        <w:rPr>
+          <w:rFonts w:asciiTheme="minorHAnsi" w:hAnsiTheme="minorHAnsi" w:cstheme="minorHAnsi"/>
+        </w:rPr>
+        <w:t>Main</w:t>
+      </w:r>
+    </w:p>
+    <w:p>
+      <w:r>
+        <w:rPr>
+          <w:rFonts w:cstheme="minorHAnsi"/>
+        </w:rPr>
+        <w:t>Hauptklasse der Anwendung</w:t>
+      </w:r>
+      <w:r>
+        <w:rPr>
+          <w:rFonts w:cstheme="minorHAnsi"/>
+        </w:rPr>
+        <w:t xml:space="preserve">. </w:t>
+      </w:r>
+      <w:r>
+        <w:rPr>
+          <w:rFonts w:cstheme="minorHAnsi"/>
+          <w:lang w:val="en-DE"/>
+        </w:rPr>
+        <w:t>V</w:t>
+      </w:r>
+      <w:r>
+        <w:rPr>
+          <w:rFonts w:cstheme="minorHAnsi"/>
+          <w:lang w:val="en-DE"/>
+        </w:rPr>
+        <w:t>erwaltet die</w:t>
+      </w:r>
+      <w:r>
+        <w:rPr>
+          <w:rFonts w:cstheme="minorHAnsi"/>
+          <w:lang w:val="en-DE"/>
+        </w:rPr>
+        <w:t xml:space="preserve"> Berechtigungen</w:t>
+      </w:r>
+      <w:r>
+        <w:rPr>
+          <w:rFonts w:cstheme="minorHAnsi"/>
+          <w:lang w:val="en-DE"/>
+        </w:rPr>
+        <w:t xml:space="preserve"> </w:t>
+      </w:r>
+      <w:r>
+        <w:rPr>
+          <w:rFonts w:cstheme="minorHAnsi"/>
+          <w:lang w:val="en-DE"/>
+        </w:rPr>
+        <w:t>und startet</w:t>
+      </w:r>
+      <w:r>
+        <w:rPr>
+          <w:rFonts w:cstheme="minorHAnsi"/>
+          <w:lang w:val="en-DE"/>
+        </w:rPr>
+        <w:t xml:space="preserve"> die Benutzeroberfläche</w:t>
+      </w:r>
+      <w:r>
+        <w:rPr>
+          <w:rFonts w:cstheme="minorHAnsi"/>
+          <w:lang w:val="en-DE"/>
+        </w:rPr>
+        <w:t>.</w:t>
+      </w:r>
+    </w:p>
+    <w:p>
+      <w:pPr>
+        <w:pStyle w:val="Heading3"/>
+        <w:spacing w:line="240" w:lineRule="auto"/>
+        <w:rPr>
+          <w:rFonts w:asciiTheme="minorHAnsi" w:hAnsiTheme="minorHAnsi" w:cstheme="minorHAnsi"/>
+        </w:rPr>
+      </w:pPr>
+      <w:r>
+        <w:rPr>
+          <w:rFonts w:asciiTheme="minorHAnsi" w:hAnsiTheme="minorHAnsi" w:cstheme="minorHAnsi"/>
+        </w:rPr>
+        <w:t>Abhängigkeiten</w:t>
+      </w:r>
+    </w:p>
+    <w:tbl>
+      <w:tblPr>
+        <w:tblStyle w:val="TableGrid"/>
+        <w:tblW w:w="0" w:type="auto"/>
+        <w:tblLook w:val="04A0" w:firstRow="1" w:lastRow="0" w:firstColumn="1" w:lastColumn="0" w:noHBand="0" w:noVBand="1"/>
+      </w:tblPr>
+      <w:tblGrid>
+        <w:gridCol w:w="2689"/>
+        <w:gridCol w:w="6373"/>
+      </w:tblGrid>
+      <w:tr>
+        <w:tc>
+          <w:tcPr>
+            <w:tcW w:w="2689" w:type="dxa"/>
+          </w:tcPr>
+          <w:p>
+            <w:proofErr w:type="spellStart"/>
+            <w:r>
+              <w:rPr>
+                <w:rFonts w:cstheme="minorHAnsi"/>
+              </w:rPr>
+              <w:t>MDApp</w:t>
+            </w:r>
+            <w:proofErr w:type="spellEnd"/>
+          </w:p>
+        </w:tc>
+        <w:tc>
+          <w:tcPr>
+            <w:tcW w:w="6373" w:type="dxa"/>
+          </w:tcPr>
+          <w:p>
+            <w:pPr>
+              <w:rPr>
+                <w:rFonts w:cstheme="minorHAnsi"/>
+              </w:rPr>
+            </w:pPr>
+            <w:r>
+              <w:rPr>
+                <w:rFonts w:cstheme="minorHAnsi"/>
+              </w:rPr>
+              <w:t>F</w:t>
+            </w:r>
+            <w:r>
+              <w:rPr>
+                <w:rFonts w:cstheme="minorHAnsi"/>
+              </w:rPr>
+              <w:t xml:space="preserve">ür die Erstellung der </w:t>
+            </w:r>
+            <w:proofErr w:type="spellStart"/>
+            <w:r>
+              <w:rPr>
+                <w:rFonts w:cstheme="minorHAnsi"/>
+              </w:rPr>
+              <w:t>KivyMD</w:t>
+            </w:r>
+            <w:proofErr w:type="spellEnd"/>
+            <w:r>
+              <w:rPr>
+                <w:rFonts w:cstheme="minorHAnsi"/>
+              </w:rPr>
+              <w:t>-App</w:t>
+            </w:r>
+          </w:p>
+        </w:tc>
+      </w:tr>
+      <w:tr>
+        <w:tc>
+          <w:tcPr>
+            <w:tcW w:w="2689" w:type="dxa"/>
+          </w:tcPr>
+          <w:p>
+            <w:pPr>
+              <w:rPr>
+                <w:rFonts w:cstheme="minorHAnsi"/>
+              </w:rPr>
+            </w:pPr>
+            <w:proofErr w:type="spellStart"/>
+            <w:r>
+              <w:rPr>
+                <w:rFonts w:cstheme="minorHAnsi"/>
+              </w:rPr>
+              <w:t>P</w:t>
+            </w:r>
+            <w:r>
+              <w:t>ermissions</w:t>
+            </w:r>
+            <w:proofErr w:type="spellEnd"/>
+            <w:r>
+              <w:t>,</w:t>
+            </w:r>
+          </w:p>
+          <w:p>
+            <w:proofErr w:type="spellStart"/>
+            <w:r>
+              <w:rPr>
+                <w:rFonts w:cstheme="minorHAnsi"/>
+              </w:rPr>
+              <w:t>r</w:t>
+            </w:r>
+            <w:r>
+              <w:rPr>
+                <w:rFonts w:cstheme="minorHAnsi"/>
+              </w:rPr>
+              <w:t>equest_permissions</w:t>
+            </w:r>
+            <w:proofErr w:type="spellEnd"/>
+          </w:p>
+        </w:tc>
+        <w:tc>
+          <w:tcPr>
+            <w:tcW w:w="6373" w:type="dxa"/>
+          </w:tcPr>
+          <w:p>
+            <w:pPr>
+              <w:rPr>
+                <w:rFonts w:cstheme="minorHAnsi"/>
+              </w:rPr>
+            </w:pPr>
+            <w:r>
+              <w:rPr>
+                <w:rFonts w:cstheme="minorHAnsi"/>
+              </w:rPr>
+              <w:t>F</w:t>
+            </w:r>
+            <w:r>
+              <w:rPr>
+                <w:rFonts w:cstheme="minorHAnsi"/>
+              </w:rPr>
+              <w:t>ür Berechtigungsanfragen auf Android</w:t>
+            </w:r>
+          </w:p>
+        </w:tc>
+      </w:tr>
+      <w:tr>
+        <w:tc>
+          <w:tcPr>
+            <w:tcW w:w="2689" w:type="dxa"/>
+          </w:tcPr>
+          <w:p>
+            <w:pPr>
+              <w:rPr>
+                <w:rFonts w:cstheme="minorHAnsi"/>
+              </w:rPr>
+            </w:pPr>
+            <w:proofErr w:type="spellStart"/>
+            <w:r>
+              <w:rPr>
+                <w:rFonts w:cstheme="minorHAnsi"/>
+              </w:rPr>
+              <w:t>platform</w:t>
+            </w:r>
+            <w:proofErr w:type="spellEnd"/>
+          </w:p>
+        </w:tc>
+        <w:tc>
+          <w:tcPr>
+            <w:tcW w:w="6373" w:type="dxa"/>
+          </w:tcPr>
+          <w:p>
+            <w:pPr>
+              <w:rPr>
+                <w:rFonts w:cstheme="minorHAnsi"/>
+              </w:rPr>
+            </w:pPr>
+            <w:r>
+              <w:rPr>
+                <w:rFonts w:cstheme="minorHAnsi"/>
+              </w:rPr>
+              <w:t xml:space="preserve">Für </w:t>
+            </w:r>
+            <w:r>
+              <w:rPr>
+                <w:rFonts w:cstheme="minorHAnsi"/>
+              </w:rPr>
+              <w:t xml:space="preserve">das </w:t>
+            </w:r>
+            <w:r>
+              <w:rPr>
+                <w:rFonts w:cstheme="minorHAnsi"/>
+              </w:rPr>
+              <w:t>Überprüf</w:t>
+            </w:r>
+            <w:r>
+              <w:rPr>
+                <w:rFonts w:cstheme="minorHAnsi"/>
+              </w:rPr>
+              <w:t>en</w:t>
+            </w:r>
+            <w:r>
+              <w:rPr>
+                <w:rFonts w:cstheme="minorHAnsi"/>
+              </w:rPr>
+              <w:t xml:space="preserve"> unter welchem System die App läuft</w:t>
+            </w:r>
+          </w:p>
+        </w:tc>
+      </w:tr>
+    </w:tbl>
+    <w:p>
+      <w:pPr>
+        <w:pStyle w:val="Heading3"/>
+        <w:rPr>
+          <w:rFonts w:asciiTheme="minorHAnsi" w:hAnsiTheme="minorHAnsi" w:cstheme="minorHAnsi"/>
+        </w:rPr>
+      </w:pPr>
+      <w:r>
+        <w:rPr>
+          <w:rFonts w:asciiTheme="minorHAnsi" w:hAnsiTheme="minorHAnsi" w:cstheme="minorHAnsi"/>
+        </w:rPr>
+        <w:t>Attribute</w:t>
+      </w:r>
+    </w:p>
+    <w:tbl>
+      <w:tblPr>
+        <w:tblStyle w:val="TableGrid"/>
+        <w:tblW w:w="0" w:type="auto"/>
+        <w:tblLook w:val="04A0" w:firstRow="1" w:lastRow="0" w:firstColumn="1" w:lastColumn="0" w:noHBand="0" w:noVBand="1"/>
+      </w:tblPr>
+      <w:tblGrid>
+        <w:gridCol w:w="2694"/>
+        <w:gridCol w:w="6368"/>
+      </w:tblGrid>
+      <w:tr>
+        <w:tc>
+          <w:tcPr>
+            <w:tcW w:w="2694" w:type="dxa"/>
+          </w:tcPr>
+          <w:p>
+            <w:pPr>
+              <w:pStyle w:val="Heading3"/>
+              <w:rPr>
+                <w:rFonts w:asciiTheme="minorHAnsi" w:hAnsiTheme="minorHAnsi" w:cstheme="minorHAnsi"/>
+                <w:color w:val="000000" w:themeColor="text1"/>
+                <w:sz w:val="22"/>
+                <w:szCs w:val="22"/>
+              </w:rPr>
+            </w:pPr>
+            <w:proofErr w:type="spellStart"/>
+            <w:r>
+              <w:rPr>
+                <w:rFonts w:asciiTheme="minorHAnsi" w:hAnsiTheme="minorHAnsi" w:cstheme="minorHAnsi"/>
+                <w:color w:val="000000" w:themeColor="text1"/>
+                <w:sz w:val="22"/>
+                <w:szCs w:val="22"/>
+              </w:rPr>
+              <w:t>icon</w:t>
+            </w:r>
+            <w:proofErr w:type="spellEnd"/>
+          </w:p>
+        </w:tc>
+        <w:tc>
+          <w:tcPr>
+            <w:tcW w:w="6368" w:type="dxa"/>
+          </w:tcPr>
+          <w:p>
+            <w:pPr>
+              <w:pStyle w:val="Heading3"/>
+              <w:rPr>
+                <w:rFonts w:asciiTheme="minorHAnsi" w:hAnsiTheme="minorHAnsi" w:cstheme="minorHAnsi"/>
+                <w:color w:val="000000" w:themeColor="text1"/>
+                <w:sz w:val="22"/>
+                <w:szCs w:val="22"/>
+              </w:rPr>
+            </w:pPr>
+            <w:r>
+              <w:rPr>
+                <w:rFonts w:asciiTheme="minorHAnsi" w:hAnsiTheme="minorHAnsi" w:cstheme="minorHAnsi"/>
+                <w:color w:val="000000" w:themeColor="text1"/>
+                <w:sz w:val="22"/>
+                <w:szCs w:val="22"/>
+              </w:rPr>
+              <w:t>Pfad zum App-Icon</w:t>
+            </w:r>
+          </w:p>
+        </w:tc>
+      </w:tr>
+      <w:tr>
+        <w:tc>
+          <w:tcPr>
+            <w:tcW w:w="2694" w:type="dxa"/>
+          </w:tcPr>
+          <w:p>
+            <w:pPr>
+              <w:pStyle w:val="Heading3"/>
+              <w:rPr>
+                <w:rFonts w:asciiTheme="minorHAnsi" w:hAnsiTheme="minorHAnsi" w:cstheme="minorHAnsi"/>
+                <w:color w:val="000000" w:themeColor="text1"/>
+                <w:sz w:val="22"/>
+                <w:szCs w:val="22"/>
+              </w:rPr>
+            </w:pPr>
+            <w:proofErr w:type="spellStart"/>
+            <w:r>
+              <w:rPr>
+                <w:rFonts w:asciiTheme="minorHAnsi" w:hAnsiTheme="minorHAnsi" w:cstheme="minorHAnsi"/>
+                <w:color w:val="000000" w:themeColor="text1"/>
+                <w:sz w:val="22"/>
+                <w:szCs w:val="22"/>
+              </w:rPr>
+              <w:t>t</w:t>
+            </w:r>
+            <w:r>
+              <w:rPr>
+                <w:rFonts w:asciiTheme="minorHAnsi" w:hAnsiTheme="minorHAnsi" w:cstheme="minorHAnsi"/>
+                <w:color w:val="000000" w:themeColor="text1"/>
+                <w:sz w:val="22"/>
+                <w:szCs w:val="22"/>
+              </w:rPr>
+              <w:t>heme_cls</w:t>
+            </w:r>
+            <w:proofErr w:type="spellEnd"/>
+          </w:p>
+        </w:tc>
+        <w:tc>
+          <w:tcPr>
+            <w:tcW w:w="6368" w:type="dxa"/>
+          </w:tcPr>
+          <w:p>
+            <w:pPr>
+              <w:pStyle w:val="Heading3"/>
+              <w:rPr>
+                <w:rFonts w:asciiTheme="minorHAnsi" w:hAnsiTheme="minorHAnsi" w:cstheme="minorHAnsi"/>
+                <w:color w:val="000000" w:themeColor="text1"/>
+                <w:sz w:val="22"/>
+                <w:szCs w:val="22"/>
+              </w:rPr>
+            </w:pPr>
+            <w:proofErr w:type="spellStart"/>
+            <w:r>
+              <w:rPr>
+                <w:rFonts w:asciiTheme="minorHAnsi" w:hAnsiTheme="minorHAnsi" w:cstheme="minorHAnsi"/>
+                <w:color w:val="000000" w:themeColor="text1"/>
+                <w:sz w:val="22"/>
+                <w:szCs w:val="22"/>
+              </w:rPr>
+              <w:t>Theme</w:t>
+            </w:r>
+            <w:proofErr w:type="spellEnd"/>
+            <w:r>
+              <w:rPr>
+                <w:rFonts w:asciiTheme="minorHAnsi" w:hAnsiTheme="minorHAnsi" w:cstheme="minorHAnsi"/>
+                <w:color w:val="000000" w:themeColor="text1"/>
+                <w:sz w:val="22"/>
+                <w:szCs w:val="22"/>
+              </w:rPr>
+              <w:t xml:space="preserve">-Controller von </w:t>
+            </w:r>
+            <w:proofErr w:type="spellStart"/>
+            <w:r>
+              <w:rPr>
+                <w:rFonts w:asciiTheme="minorHAnsi" w:hAnsiTheme="minorHAnsi" w:cstheme="minorHAnsi"/>
+                <w:color w:val="000000" w:themeColor="text1"/>
+                <w:sz w:val="22"/>
+                <w:szCs w:val="22"/>
+              </w:rPr>
+              <w:t>KivyMD</w:t>
+            </w:r>
+            <w:proofErr w:type="spellEnd"/>
+            <w:r>
+              <w:rPr>
+                <w:rFonts w:asciiTheme="minorHAnsi" w:hAnsiTheme="minorHAnsi" w:cstheme="minorHAnsi"/>
+                <w:color w:val="000000" w:themeColor="text1"/>
+                <w:sz w:val="22"/>
+                <w:szCs w:val="22"/>
+              </w:rPr>
+              <w:t xml:space="preserve"> für die App (</w:t>
+            </w:r>
+            <w:proofErr w:type="spellStart"/>
+            <w:r>
+              <w:rPr>
+                <w:rFonts w:asciiTheme="minorHAnsi" w:hAnsiTheme="minorHAnsi" w:cstheme="minorHAnsi"/>
+                <w:color w:val="000000" w:themeColor="text1"/>
+                <w:sz w:val="22"/>
+                <w:szCs w:val="22"/>
+              </w:rPr>
+              <w:t>z.B</w:t>
+            </w:r>
+            <w:proofErr w:type="spellEnd"/>
+            <w:r>
+              <w:rPr>
+                <w:rFonts w:asciiTheme="minorHAnsi" w:hAnsiTheme="minorHAnsi" w:cstheme="minorHAnsi"/>
+                <w:color w:val="000000" w:themeColor="text1"/>
+                <w:sz w:val="22"/>
+                <w:szCs w:val="22"/>
+              </w:rPr>
+              <w:t xml:space="preserve"> Farbschema)</w:t>
+            </w:r>
+          </w:p>
+        </w:tc>
+      </w:tr>
+    </w:tbl>
+    <w:p>
+      <w:pPr>
+        <w:pStyle w:val="Heading3"/>
+        <w:rPr>
+          <w:rFonts w:asciiTheme="minorHAnsi" w:hAnsiTheme="minorHAnsi" w:cstheme="minorHAnsi"/>
+          <w:lang w:val="en-GB"/>
+        </w:rPr>
+      </w:pPr>
       <w:proofErr w:type="spellStart"/>
       <w:r>
-        <w:t>ChatGPT</w:t>
+        <w:rPr>
+          <w:rFonts w:asciiTheme="minorHAnsi" w:hAnsiTheme="minorHAnsi" w:cstheme="minorHAnsi"/>
+          <w:lang w:val="en-GB"/>
+        </w:rPr>
+        <w:t>Methoden</w:t>
       </w:r>
       <w:proofErr w:type="spellEnd"/>
-      <w:r>
-        <w:t xml:space="preserve"> erstellt. Bei der Entwicklung sind verschiedene Bibliotheken zum Einsatz gekommen, die die Entwicklung leichter machen. Es wurde verwendet:</w:t>
+    </w:p>
+    <w:tbl>
+      <w:tblPr>
+        <w:tblStyle w:val="TableGrid"/>
+        <w:tblW w:w="0" w:type="auto"/>
+        <w:tblLook w:val="04A0" w:firstRow="1" w:lastRow="0" w:firstColumn="1" w:lastColumn="0" w:noHBand="0" w:noVBand="1"/>
+      </w:tblPr>
+      <w:tblGrid>
+        <w:gridCol w:w="2692"/>
+        <w:gridCol w:w="6370"/>
+      </w:tblGrid>
+      <w:tr>
+        <w:tc>
+          <w:tcPr>
+            <w:tcW w:w="2547" w:type="dxa"/>
+          </w:tcPr>
+          <w:p>
+            <w:pPr>
+              <w:pStyle w:val="Heading4"/>
+              <w:rPr>
+                <w:rFonts w:asciiTheme="minorHAnsi" w:hAnsiTheme="minorHAnsi" w:cstheme="minorHAnsi"/>
+                <w:sz w:val="20"/>
+                <w:szCs w:val="20"/>
+              </w:rPr>
+            </w:pPr>
+            <w:proofErr w:type="spellStart"/>
+            <w:r>
+              <w:rPr>
+                <w:rStyle w:val="HTMLCode"/>
+                <w:rFonts w:asciiTheme="minorHAnsi" w:eastAsiaTheme="majorEastAsia" w:hAnsiTheme="minorHAnsi" w:cstheme="minorHAnsi"/>
+              </w:rPr>
+              <w:t>build</w:t>
+            </w:r>
+            <w:proofErr w:type="spellEnd"/>
+            <w:r>
+              <w:rPr>
+                <w:rStyle w:val="HTMLCode"/>
+                <w:rFonts w:asciiTheme="minorHAnsi" w:eastAsiaTheme="majorEastAsia" w:hAnsiTheme="minorHAnsi" w:cstheme="minorHAnsi"/>
+              </w:rPr>
+              <w:t>(</w:t>
+            </w:r>
+            <w:proofErr w:type="spellStart"/>
+            <w:r>
+              <w:rPr>
+                <w:rStyle w:val="HTMLCode"/>
+                <w:rFonts w:asciiTheme="minorHAnsi" w:eastAsiaTheme="majorEastAsia" w:hAnsiTheme="minorHAnsi" w:cstheme="minorHAnsi"/>
+              </w:rPr>
+              <w:t>self</w:t>
+            </w:r>
+            <w:proofErr w:type="spellEnd"/>
+            <w:r>
+              <w:rPr>
+                <w:rStyle w:val="HTMLCode"/>
+                <w:rFonts w:asciiTheme="minorHAnsi" w:eastAsiaTheme="majorEastAsia" w:hAnsiTheme="minorHAnsi" w:cstheme="minorHAnsi"/>
+              </w:rPr>
+              <w:t>)</w:t>
+            </w:r>
+          </w:p>
+        </w:tc>
+        <w:tc>
+          <w:tcPr>
+            <w:tcW w:w="6515" w:type="dxa"/>
+          </w:tcPr>
+          <w:p>
+            <w:r>
+              <w:t>Startet</w:t>
+            </w:r>
+            <w:r>
+              <w:t xml:space="preserve"> die Benutzeroberfläche und </w:t>
+            </w:r>
+            <w:r>
+              <w:t>fordert Berechtigungen an</w:t>
+            </w:r>
+            <w:r>
+              <w:t>.</w:t>
+            </w:r>
+          </w:p>
+        </w:tc>
+      </w:tr>
+      <w:tr>
+        <w:tc>
+          <w:tcPr>
+            <w:tcW w:w="2547" w:type="dxa"/>
+          </w:tcPr>
+          <w:p>
+            <w:pPr>
+              <w:pStyle w:val="Heading4"/>
+              <w:rPr>
+                <w:rFonts w:asciiTheme="minorHAnsi" w:hAnsiTheme="minorHAnsi" w:cstheme="minorHAnsi"/>
+                <w:sz w:val="20"/>
+                <w:szCs w:val="20"/>
+                <w:lang w:val="en-GB"/>
+              </w:rPr>
+            </w:pPr>
+            <w:proofErr w:type="spellStart"/>
+            <w:r>
+              <w:rPr>
+                <w:rStyle w:val="HTMLCode"/>
+                <w:rFonts w:asciiTheme="minorHAnsi" w:eastAsiaTheme="majorEastAsia" w:hAnsiTheme="minorHAnsi" w:cstheme="minorHAnsi"/>
+                <w:lang w:val="en-GB"/>
+              </w:rPr>
+              <w:t>request_app_permissions</w:t>
+            </w:r>
+            <w:proofErr w:type="spellEnd"/>
+            <w:r>
+              <w:rPr>
+                <w:rStyle w:val="HTMLCode"/>
+                <w:rFonts w:asciiTheme="minorHAnsi" w:eastAsiaTheme="majorEastAsia" w:hAnsiTheme="minorHAnsi" w:cstheme="minorHAnsi"/>
+                <w:lang w:val="en-GB"/>
+              </w:rPr>
+              <w:t>(self)</w:t>
+            </w:r>
+          </w:p>
+        </w:tc>
+        <w:tc>
+          <w:tcPr>
+            <w:tcW w:w="6515" w:type="dxa"/>
+          </w:tcPr>
+          <w:p>
+            <w:pPr>
+              <w:tabs>
+                <w:tab w:val="left" w:pos="1287"/>
+              </w:tabs>
+            </w:pPr>
+            <w:r>
+              <w:t>Fordert die Kamera-Berechtigung auf Android an.</w:t>
+            </w:r>
+          </w:p>
+        </w:tc>
+      </w:tr>
+      <w:tr>
+        <w:tc>
+          <w:tcPr>
+            <w:tcW w:w="2547" w:type="dxa"/>
+          </w:tcPr>
+          <w:p>
+            <w:pPr>
+              <w:pStyle w:val="Heading4"/>
+              <w:rPr>
+                <w:rFonts w:asciiTheme="minorHAnsi" w:hAnsiTheme="minorHAnsi" w:cstheme="minorHAnsi"/>
+                <w:sz w:val="20"/>
+                <w:szCs w:val="20"/>
+                <w:lang w:val="en-GB"/>
+              </w:rPr>
+            </w:pPr>
+            <w:proofErr w:type="spellStart"/>
+            <w:r>
+              <w:rPr>
+                <w:rStyle w:val="HTMLCode"/>
+                <w:rFonts w:asciiTheme="minorHAnsi" w:eastAsiaTheme="majorEastAsia" w:hAnsiTheme="minorHAnsi" w:cstheme="minorHAnsi"/>
+                <w:lang w:val="en-GB"/>
+              </w:rPr>
+              <w:t>on_app_permissions_result</w:t>
+            </w:r>
+            <w:proofErr w:type="spellEnd"/>
+            <w:r>
+              <w:rPr>
+                <w:rStyle w:val="HTMLCode"/>
+                <w:rFonts w:asciiTheme="minorHAnsi" w:eastAsiaTheme="majorEastAsia" w:hAnsiTheme="minorHAnsi" w:cstheme="minorHAnsi"/>
+                <w:lang w:val="en-GB"/>
+              </w:rPr>
+              <w:br/>
+            </w:r>
+            <w:r>
+              <w:rPr>
+                <w:rStyle w:val="HTMLCode"/>
+                <w:rFonts w:asciiTheme="minorHAnsi" w:eastAsiaTheme="majorEastAsia" w:hAnsiTheme="minorHAnsi" w:cstheme="minorHAnsi"/>
+                <w:lang w:val="en-GB"/>
+              </w:rPr>
+              <w:t>(self, permissions, results</w:t>
+            </w:r>
+            <w:r>
+              <w:rPr>
+                <w:rStyle w:val="HTMLCode"/>
+                <w:rFonts w:asciiTheme="minorHAnsi" w:eastAsiaTheme="majorEastAsia" w:hAnsiTheme="minorHAnsi" w:cstheme="minorHAnsi"/>
+                <w:lang w:val="en-GB"/>
+              </w:rPr>
+              <w:t>)</w:t>
+            </w:r>
+          </w:p>
+        </w:tc>
+        <w:tc>
+          <w:tcPr>
+            <w:tcW w:w="6515" w:type="dxa"/>
+          </w:tcPr>
+          <w:p>
+            <w:r>
+              <w:t>Verarbeitet das Ergebnis der Berechtigungsanfrage. Wenn die Berechtigung erteilt wurde, wird die Kamera eingerichtet</w:t>
+            </w:r>
+            <w:r>
+              <w:t>.</w:t>
+            </w:r>
+          </w:p>
+        </w:tc>
+      </w:tr>
+      <w:tr>
+        <w:tc>
+          <w:tcPr>
+            <w:tcW w:w="2547" w:type="dxa"/>
+          </w:tcPr>
+          <w:p>
+            <w:pPr>
+              <w:pStyle w:val="Heading4"/>
+              <w:rPr>
+                <w:rFonts w:asciiTheme="minorHAnsi" w:hAnsiTheme="minorHAnsi" w:cstheme="minorHAnsi"/>
+                <w:sz w:val="20"/>
+                <w:szCs w:val="20"/>
+                <w:lang w:val="en-GB"/>
+              </w:rPr>
+            </w:pPr>
+            <w:proofErr w:type="spellStart"/>
+            <w:r>
+              <w:rPr>
+                <w:rStyle w:val="HTMLCode"/>
+                <w:rFonts w:asciiTheme="minorHAnsi" w:eastAsiaTheme="majorEastAsia" w:hAnsiTheme="minorHAnsi" w:cstheme="minorHAnsi"/>
+                <w:lang w:val="en-GB"/>
+              </w:rPr>
+              <w:t>on_start</w:t>
+            </w:r>
+            <w:proofErr w:type="spellEnd"/>
+            <w:r>
+              <w:rPr>
+                <w:rStyle w:val="HTMLCode"/>
+                <w:rFonts w:asciiTheme="minorHAnsi" w:eastAsiaTheme="majorEastAsia" w:hAnsiTheme="minorHAnsi" w:cstheme="minorHAnsi"/>
+                <w:lang w:val="en-GB"/>
+              </w:rPr>
+              <w:t>(self)</w:t>
+            </w:r>
+          </w:p>
+        </w:tc>
+        <w:tc>
+          <w:tcPr>
+            <w:tcW w:w="6515" w:type="dxa"/>
+          </w:tcPr>
+          <w:p>
+            <w:r>
+              <w:t xml:space="preserve">Wird beim Start der App aufgerufen. Aktiviert den </w:t>
+            </w:r>
+            <w:proofErr w:type="spellStart"/>
+            <w:r>
+              <w:t>Listener</w:t>
+            </w:r>
+            <w:proofErr w:type="spellEnd"/>
+            <w:r>
+              <w:t xml:space="preserve"> für die Orientierungssensoren</w:t>
+            </w:r>
+            <w:r>
+              <w:t>.</w:t>
+            </w:r>
+          </w:p>
+        </w:tc>
+      </w:tr>
+      <w:tr>
+        <w:tc>
+          <w:tcPr>
+            <w:tcW w:w="2547" w:type="dxa"/>
+          </w:tcPr>
+          <w:p>
+            <w:pPr>
+              <w:pStyle w:val="Heading4"/>
+              <w:rPr>
+                <w:rFonts w:asciiTheme="minorHAnsi" w:hAnsiTheme="minorHAnsi" w:cstheme="minorHAnsi"/>
+                <w:sz w:val="20"/>
+                <w:szCs w:val="20"/>
+                <w:lang w:val="en-GB"/>
+              </w:rPr>
+            </w:pPr>
+            <w:proofErr w:type="spellStart"/>
+            <w:r>
+              <w:rPr>
+                <w:rStyle w:val="HTMLCode"/>
+                <w:rFonts w:asciiTheme="minorHAnsi" w:eastAsiaTheme="majorEastAsia" w:hAnsiTheme="minorHAnsi" w:cstheme="minorHAnsi"/>
+                <w:lang w:val="en-GB"/>
+              </w:rPr>
+              <w:t>on_stop</w:t>
+            </w:r>
+            <w:proofErr w:type="spellEnd"/>
+            <w:r>
+              <w:rPr>
+                <w:rStyle w:val="HTMLCode"/>
+                <w:rFonts w:asciiTheme="minorHAnsi" w:eastAsiaTheme="majorEastAsia" w:hAnsiTheme="minorHAnsi" w:cstheme="minorHAnsi"/>
+                <w:lang w:val="en-GB"/>
+              </w:rPr>
+              <w:t>(self)</w:t>
+            </w:r>
+          </w:p>
+        </w:tc>
+        <w:tc>
+          <w:tcPr>
+            <w:tcW w:w="6515" w:type="dxa"/>
+          </w:tcPr>
+          <w:p>
+            <w:r>
+              <w:t xml:space="preserve">Wird beim Beenden der App aufgerufen. Deaktiviert den </w:t>
+            </w:r>
+            <w:proofErr w:type="spellStart"/>
+            <w:r>
+              <w:t>Listener</w:t>
+            </w:r>
+            <w:proofErr w:type="spellEnd"/>
+            <w:r>
+              <w:t xml:space="preserve"> für die Orientierungssensoren</w:t>
+            </w:r>
+            <w:r>
+              <w:t>.</w:t>
+            </w:r>
+          </w:p>
+        </w:tc>
+      </w:tr>
+    </w:tbl>
+    <w:p/>
+    <w:p>
+      <w:pPr>
+        <w:pStyle w:val="Heading2"/>
+        <w:rPr>
+          <w:rFonts w:asciiTheme="minorHAnsi" w:hAnsiTheme="minorHAnsi" w:cstheme="minorHAnsi"/>
+        </w:rPr>
+      </w:pPr>
+      <w:r>
+        <w:rPr>
+          <w:rFonts w:asciiTheme="minorHAnsi" w:hAnsiTheme="minorHAnsi" w:cstheme="minorHAnsi"/>
+        </w:rPr>
+        <w:lastRenderedPageBreak/>
+        <w:t>Unterstützung</w:t>
+      </w:r>
+    </w:p>
+    <w:p>
+      <w:r>
+        <w:t>Das App-Icon wurde mithilfe von ChatGPT erstellt. Bei der Entwicklung sind verschiedene Bibliotheken zum Einsatz gekommen, die die Entwicklung leichter machen. Es wurde verwendet:</w:t>
       </w:r>
       <w:r>
         <w:br/>
@@ -1953,7 +4939,7 @@
 </file>
 
 <file path=word/endnotes.xml><?xml version="1.0" encoding="utf-8"?>
-<w:endnotes xmlns:wpc="http://schemas.microsoft.com/office/word/2010/wordprocessingCanvas" xmlns:cx="http://schemas.microsoft.com/office/drawing/2014/chartex" xmlns:mc="http://schemas.openxmlformats.org/markup-compatibility/2006" xmlns:o="urn:schemas-microsoft-com:office:office" xmlns:r="http://schemas.openxmlformats.org/officeDocument/2006/relationships" xmlns:m="http://schemas.openxmlformats.org/officeDocument/2006/math" xmlns:v="urn:schemas-microsoft-com:vml" xmlns:wp14="http://schemas.microsoft.com/office/word/2010/wordprocessingDrawing" xmlns:wp="http://schemas.openxmlformats.org/drawingml/2006/wordprocessingDrawing" xmlns:w10="urn:schemas-microsoft-com:office:word" xmlns:w="http://schemas.openxmlformats.org/wordprocessingml/2006/main" xmlns:w14="http://schemas.microsoft.com/office/word/2010/wordml" xmlns:w15="http://schemas.microsoft.com/office/word/2012/wordml" xmlns:w16se="http://schemas.microsoft.com/office/word/2015/wordml/symex" xmlns:wpg="http://schemas.microsoft.com/office/word/2010/wordprocessingGroup" xmlns:wpi="http://schemas.microsoft.com/office/word/2010/wordprocessingInk" xmlns:wne="http://schemas.microsoft.com/office/word/2006/wordml" xmlns:wps="http://schemas.microsoft.com/office/word/2010/wordprocessingShape" mc:Ignorable="w14 w15 w16se wp14">
+<w:endnotes xmlns:wpc="http://schemas.microsoft.com/office/word/2010/wordprocessingCanvas" xmlns:cx="http://schemas.microsoft.com/office/drawing/2014/chartex" xmlns:cx1="http://schemas.microsoft.com/office/drawing/2015/9/8/chartex" xmlns:cx2="http://schemas.microsoft.com/office/drawing/2015/10/21/chartex" xmlns:cx3="http://schemas.microsoft.com/office/drawing/2016/5/9/chartex" xmlns:cx4="http://schemas.microsoft.com/office/drawing/2016/5/10/chartex" xmlns:cx5="http://schemas.microsoft.com/office/drawing/2016/5/11/chartex" xmlns:cx6="http://schemas.microsoft.com/office/drawing/2016/5/12/chartex" xmlns:cx7="http://schemas.microsoft.com/office/drawing/2016/5/13/chartex" xmlns:cx8="http://schemas.microsoft.com/office/drawing/2016/5/14/chartex" xmlns:mc="http://schemas.openxmlformats.org/markup-compatibility/2006" xmlns:aink="http://schemas.microsoft.com/office/drawing/2016/ink" xmlns:am3d="http://schemas.microsoft.com/office/drawing/2017/model3d" xmlns:o="urn:schemas-microsoft-com:office:office" xmlns:oel="http://schemas.microsoft.com/office/2019/extlst" xmlns:r="http://schemas.openxmlformats.org/officeDocument/2006/relationships" xmlns:m="http://schemas.openxmlformats.org/officeDocument/2006/math" xmlns:v="urn:schemas-microsoft-com:vml" xmlns:wp14="http://schemas.microsoft.com/office/word/2010/wordprocessingDrawing" xmlns:wp="http://schemas.openxmlformats.org/drawingml/2006/wordprocessingDrawing" xmlns:w10="urn:schemas-microsoft-com:office:word" xmlns:w="http://schemas.openxmlformats.org/wordprocessingml/2006/main" xmlns:w14="http://schemas.microsoft.com/office/word/2010/wordml" xmlns:w15="http://schemas.microsoft.com/office/word/2012/wordml" xmlns:w16cex="http://schemas.microsoft.com/office/word/2018/wordml/cex" xmlns:w16cid="http://schemas.microsoft.com/office/word/2016/wordml/cid" xmlns:w16="http://schemas.microsoft.com/office/word/2018/wordml" xmlns:w16du="http://schemas.microsoft.com/office/word/2023/wordml/word16du" xmlns:w16sdtdh="http://schemas.microsoft.com/office/word/2020/wordml/sdtdatahash" xmlns:w16sdtfl="http://schemas.microsoft.com/office/word/2024/wordml/sdtformatlock" xmlns:w16se="http://schemas.microsoft.com/office/word/2015/wordml/symex" xmlns:wpg="http://schemas.microsoft.com/office/word/2010/wordprocessingGroup" xmlns:wpi="http://schemas.microsoft.com/office/word/2010/wordprocessingInk" xmlns:wne="http://schemas.microsoft.com/office/word/2006/wordml" xmlns:wps="http://schemas.microsoft.com/office/word/2010/wordprocessingShape" mc:Ignorable="w14 w15 w16se w16cid w16 w16cex w16sdtdh w16sdtfl w16du wp14">
   <w:endnote w:type="separator" w:id="-1">
     <w:p>
       <w:pPr>
@@ -1978,7 +4964,7 @@
 </file>
 
 <file path=word/footnotes.xml><?xml version="1.0" encoding="utf-8"?>
-<w:footnotes xmlns:wpc="http://schemas.microsoft.com/office/word/2010/wordprocessingCanvas" xmlns:cx="http://schemas.microsoft.com/office/drawing/2014/chartex" xmlns:mc="http://schemas.openxmlformats.org/markup-compatibility/2006" xmlns:o="urn:schemas-microsoft-com:office:office" xmlns:r="http://schemas.openxmlformats.org/officeDocument/2006/relationships" xmlns:m="http://schemas.openxmlformats.org/officeDocument/2006/math" xmlns:v="urn:schemas-microsoft-com:vml" xmlns:wp14="http://schemas.microsoft.com/office/word/2010/wordprocessingDrawing" xmlns:wp="http://schemas.openxmlformats.org/drawingml/2006/wordprocessingDrawing" xmlns:w10="urn:schemas-microsoft-com:office:word" xmlns:w="http://schemas.openxmlformats.org/wordprocessingml/2006/main" xmlns:w14="http://schemas.microsoft.com/office/word/2010/wordml" xmlns:w15="http://schemas.microsoft.com/office/word/2012/wordml" xmlns:w16se="http://schemas.microsoft.com/office/word/2015/wordml/symex" xmlns:wpg="http://schemas.microsoft.com/office/word/2010/wordprocessingGroup" xmlns:wpi="http://schemas.microsoft.com/office/word/2010/wordprocessingInk" xmlns:wne="http://schemas.microsoft.com/office/word/2006/wordml" xmlns:wps="http://schemas.microsoft.com/office/word/2010/wordprocessingShape" mc:Ignorable="w14 w15 w16se wp14">
+<w:footnotes xmlns:wpc="http://schemas.microsoft.com/office/word/2010/wordprocessingCanvas" xmlns:cx="http://schemas.microsoft.com/office/drawing/2014/chartex" xmlns:cx1="http://schemas.microsoft.com/office/drawing/2015/9/8/chartex" xmlns:cx2="http://schemas.microsoft.com/office/drawing/2015/10/21/chartex" xmlns:cx3="http://schemas.microsoft.com/office/drawing/2016/5/9/chartex" xmlns:cx4="http://schemas.microsoft.com/office/drawing/2016/5/10/chartex" xmlns:cx5="http://schemas.microsoft.com/office/drawing/2016/5/11/chartex" xmlns:cx6="http://schemas.microsoft.com/office/drawing/2016/5/12/chartex" xmlns:cx7="http://schemas.microsoft.com/office/drawing/2016/5/13/chartex" xmlns:cx8="http://schemas.microsoft.com/office/drawing/2016/5/14/chartex" xmlns:mc="http://schemas.openxmlformats.org/markup-compatibility/2006" xmlns:aink="http://schemas.microsoft.com/office/drawing/2016/ink" xmlns:am3d="http://schemas.microsoft.com/office/drawing/2017/model3d" xmlns:o="urn:schemas-microsoft-com:office:office" xmlns:oel="http://schemas.microsoft.com/office/2019/extlst" xmlns:r="http://schemas.openxmlformats.org/officeDocument/2006/relationships" xmlns:m="http://schemas.openxmlformats.org/officeDocument/2006/math" xmlns:v="urn:schemas-microsoft-com:vml" xmlns:wp14="http://schemas.microsoft.com/office/word/2010/wordprocessingDrawing" xmlns:wp="http://schemas.openxmlformats.org/drawingml/2006/wordprocessingDrawing" xmlns:w10="urn:schemas-microsoft-com:office:word" xmlns:w="http://schemas.openxmlformats.org/wordprocessingml/2006/main" xmlns:w14="http://schemas.microsoft.com/office/word/2010/wordml" xmlns:w15="http://schemas.microsoft.com/office/word/2012/wordml" xmlns:w16cex="http://schemas.microsoft.com/office/word/2018/wordml/cex" xmlns:w16cid="http://schemas.microsoft.com/office/word/2016/wordml/cid" xmlns:w16="http://schemas.microsoft.com/office/word/2018/wordml" xmlns:w16du="http://schemas.microsoft.com/office/word/2023/wordml/word16du" xmlns:w16sdtdh="http://schemas.microsoft.com/office/word/2020/wordml/sdtdatahash" xmlns:w16sdtfl="http://schemas.microsoft.com/office/word/2024/wordml/sdtformatlock" xmlns:w16se="http://schemas.microsoft.com/office/word/2015/wordml/symex" xmlns:wpg="http://schemas.microsoft.com/office/word/2010/wordprocessingGroup" xmlns:wpi="http://schemas.microsoft.com/office/word/2010/wordprocessingInk" xmlns:wne="http://schemas.microsoft.com/office/word/2006/wordml" xmlns:wps="http://schemas.microsoft.com/office/word/2010/wordprocessingShape" mc:Ignorable="w14 w15 w16se w16cid w16 w16cex w16sdtdh w16sdtfl w16du wp14">
   <w:footnote w:type="separator" w:id="-1">
     <w:p>
       <w:pPr>
@@ -2003,7 +4989,7 @@
 </file>
 
 <file path=word/numbering.xml><?xml version="1.0" encoding="utf-8"?>
-<w:numbering xmlns:wpc="http://schemas.microsoft.com/office/word/2010/wordprocessingCanvas" xmlns:cx="http://schemas.microsoft.com/office/drawing/2014/chartex" xmlns:mc="http://schemas.openxmlformats.org/markup-compatibility/2006" xmlns:o="urn:schemas-microsoft-com:office:office" xmlns:r="http://schemas.openxmlformats.org/officeDocument/2006/relationships" xmlns:m="http://schemas.openxmlformats.org/officeDocument/2006/math" xmlns:v="urn:schemas-microsoft-com:vml" xmlns:wp14="http://schemas.microsoft.com/office/word/2010/wordprocessingDrawing" xmlns:wp="http://schemas.openxmlformats.org/drawingml/2006/wordprocessingDrawing" xmlns:w10="urn:schemas-microsoft-com:office:word" xmlns:w="http://schemas.openxmlformats.org/wordprocessingml/2006/main" xmlns:w14="http://schemas.microsoft.com/office/word/2010/wordml" xmlns:w15="http://schemas.microsoft.com/office/word/2012/wordml" xmlns:w16se="http://schemas.microsoft.com/office/word/2015/wordml/symex" xmlns:wpg="http://schemas.microsoft.com/office/word/2010/wordprocessingGroup" xmlns:wpi="http://schemas.microsoft.com/office/word/2010/wordprocessingInk" xmlns:wne="http://schemas.microsoft.com/office/word/2006/wordml" xmlns:wps="http://schemas.microsoft.com/office/word/2010/wordprocessingShape" mc:Ignorable="w14 w15 w16se wp14">
+<w:numbering xmlns:wpc="http://schemas.microsoft.com/office/word/2010/wordprocessingCanvas" xmlns:cx="http://schemas.microsoft.com/office/drawing/2014/chartex" xmlns:cx1="http://schemas.microsoft.com/office/drawing/2015/9/8/chartex" xmlns:cx2="http://schemas.microsoft.com/office/drawing/2015/10/21/chartex" xmlns:cx3="http://schemas.microsoft.com/office/drawing/2016/5/9/chartex" xmlns:cx4="http://schemas.microsoft.com/office/drawing/2016/5/10/chartex" xmlns:cx5="http://schemas.microsoft.com/office/drawing/2016/5/11/chartex" xmlns:cx6="http://schemas.microsoft.com/office/drawing/2016/5/12/chartex" xmlns:cx7="http://schemas.microsoft.com/office/drawing/2016/5/13/chartex" xmlns:cx8="http://schemas.microsoft.com/office/drawing/2016/5/14/chartex" xmlns:mc="http://schemas.openxmlformats.org/markup-compatibility/2006" xmlns:aink="http://schemas.microsoft.com/office/drawing/2016/ink" xmlns:am3d="http://schemas.microsoft.com/office/drawing/2017/model3d" xmlns:o="urn:schemas-microsoft-com:office:office" xmlns:oel="http://schemas.microsoft.com/office/2019/extlst" xmlns:r="http://schemas.openxmlformats.org/officeDocument/2006/relationships" xmlns:m="http://schemas.openxmlformats.org/officeDocument/2006/math" xmlns:v="urn:schemas-microsoft-com:vml" xmlns:wp14="http://schemas.microsoft.com/office/word/2010/wordprocessingDrawing" xmlns:wp="http://schemas.openxmlformats.org/drawingml/2006/wordprocessingDrawing" xmlns:w10="urn:schemas-microsoft-com:office:word" xmlns:w="http://schemas.openxmlformats.org/wordprocessingml/2006/main" xmlns:w14="http://schemas.microsoft.com/office/word/2010/wordml" xmlns:w15="http://schemas.microsoft.com/office/word/2012/wordml" xmlns:w16cex="http://schemas.microsoft.com/office/word/2018/wordml/cex" xmlns:w16cid="http://schemas.microsoft.com/office/word/2016/wordml/cid" xmlns:w16="http://schemas.microsoft.com/office/word/2018/wordml" xmlns:w16du="http://schemas.microsoft.com/office/word/2023/wordml/word16du" xmlns:w16sdtdh="http://schemas.microsoft.com/office/word/2020/wordml/sdtdatahash" xmlns:w16sdtfl="http://schemas.microsoft.com/office/word/2024/wordml/sdtformatlock" xmlns:w16se="http://schemas.microsoft.com/office/word/2015/wordml/symex" xmlns:wpg="http://schemas.microsoft.com/office/word/2010/wordprocessingGroup" xmlns:wpi="http://schemas.microsoft.com/office/word/2010/wordprocessingInk" xmlns:wne="http://schemas.microsoft.com/office/word/2006/wordml" xmlns:wps="http://schemas.microsoft.com/office/word/2010/wordprocessingShape" mc:Ignorable="w14 w15 w16se w16cid w16 w16cex w16sdtdh w16sdtfl w16du wp14">
   <w:abstractNum w:abstractNumId="0" w15:restartNumberingAfterBreak="0">
     <w:nsid w:val="1058432C"/>
     <w:multiLevelType w:val="multilevel"/>
@@ -2024,7 +5010,7 @@
         <w:sz w:val="20"/>
       </w:rPr>
     </w:lvl>
-    <w:lvl w:ilvl="1" w:tentative="1">
+    <w:lvl w:ilvl="1">
       <w:start w:val="1"/>
       <w:numFmt w:val="bullet"/>
       <w:lvlText w:val="o"/>
@@ -2303,6 +5289,119 @@
     </w:lvl>
   </w:abstractNum>
   <w:abstractNum w:abstractNumId="2" w15:restartNumberingAfterBreak="0">
+    <w:nsid w:val="21CD68A1"/>
+    <w:multiLevelType w:val="hybridMultilevel"/>
+    <w:tmpl w:val="5224BFDC"/>
+    <w:lvl w:ilvl="0" w:tplc="08090001">
+      <w:start w:val="1"/>
+      <w:numFmt w:val="bullet"/>
+      <w:lvlText w:val=""/>
+      <w:lvlJc w:val="left"/>
+      <w:pPr>
+        <w:ind w:left="720" w:hanging="360"/>
+      </w:pPr>
+      <w:rPr>
+        <w:rFonts w:ascii="Symbol" w:hAnsi="Symbol" w:hint="default"/>
+      </w:rPr>
+    </w:lvl>
+    <w:lvl w:ilvl="1" w:tplc="08090003" w:tentative="1">
+      <w:start w:val="1"/>
+      <w:numFmt w:val="bullet"/>
+      <w:lvlText w:val="o"/>
+      <w:lvlJc w:val="left"/>
+      <w:pPr>
+        <w:ind w:left="1440" w:hanging="360"/>
+      </w:pPr>
+      <w:rPr>
+        <w:rFonts w:ascii="Courier New" w:hAnsi="Courier New" w:cs="Courier New" w:hint="default"/>
+      </w:rPr>
+    </w:lvl>
+    <w:lvl w:ilvl="2" w:tplc="08090005" w:tentative="1">
+      <w:start w:val="1"/>
+      <w:numFmt w:val="bullet"/>
+      <w:lvlText w:val=""/>
+      <w:lvlJc w:val="left"/>
+      <w:pPr>
+        <w:ind w:left="2160" w:hanging="360"/>
+      </w:pPr>
+      <w:rPr>
+        <w:rFonts w:ascii="Wingdings" w:hAnsi="Wingdings" w:hint="default"/>
+      </w:rPr>
+    </w:lvl>
+    <w:lvl w:ilvl="3" w:tplc="08090001" w:tentative="1">
+      <w:start w:val="1"/>
+      <w:numFmt w:val="bullet"/>
+      <w:lvlText w:val=""/>
+      <w:lvlJc w:val="left"/>
+      <w:pPr>
+        <w:ind w:left="2880" w:hanging="360"/>
+      </w:pPr>
+      <w:rPr>
+        <w:rFonts w:ascii="Symbol" w:hAnsi="Symbol" w:hint="default"/>
+      </w:rPr>
+    </w:lvl>
+    <w:lvl w:ilvl="4" w:tplc="08090003" w:tentative="1">
+      <w:start w:val="1"/>
+      <w:numFmt w:val="bullet"/>
+      <w:lvlText w:val="o"/>
+      <w:lvlJc w:val="left"/>
+      <w:pPr>
+        <w:ind w:left="3600" w:hanging="360"/>
+      </w:pPr>
+      <w:rPr>
+        <w:rFonts w:ascii="Courier New" w:hAnsi="Courier New" w:cs="Courier New" w:hint="default"/>
+      </w:rPr>
+    </w:lvl>
+    <w:lvl w:ilvl="5" w:tplc="08090005" w:tentative="1">
+      <w:start w:val="1"/>
+      <w:numFmt w:val="bullet"/>
+      <w:lvlText w:val=""/>
+      <w:lvlJc w:val="left"/>
+      <w:pPr>
+        <w:ind w:left="4320" w:hanging="360"/>
+      </w:pPr>
+      <w:rPr>
+        <w:rFonts w:ascii="Wingdings" w:hAnsi="Wingdings" w:hint="default"/>
+      </w:rPr>
+    </w:lvl>
+    <w:lvl w:ilvl="6" w:tplc="08090001" w:tentative="1">
+      <w:start w:val="1"/>
+      <w:numFmt w:val="bullet"/>
+      <w:lvlText w:val=""/>
+      <w:lvlJc w:val="left"/>
+      <w:pPr>
+        <w:ind w:left="5040" w:hanging="360"/>
+      </w:pPr>
+      <w:rPr>
+        <w:rFonts w:ascii="Symbol" w:hAnsi="Symbol" w:hint="default"/>
+      </w:rPr>
+    </w:lvl>
+    <w:lvl w:ilvl="7" w:tplc="08090003" w:tentative="1">
+      <w:start w:val="1"/>
+      <w:numFmt w:val="bullet"/>
+      <w:lvlText w:val="o"/>
+      <w:lvlJc w:val="left"/>
+      <w:pPr>
+        <w:ind w:left="5760" w:hanging="360"/>
+      </w:pPr>
+      <w:rPr>
+        <w:rFonts w:ascii="Courier New" w:hAnsi="Courier New" w:cs="Courier New" w:hint="default"/>
+      </w:rPr>
+    </w:lvl>
+    <w:lvl w:ilvl="8" w:tplc="08090005" w:tentative="1">
+      <w:start w:val="1"/>
+      <w:numFmt w:val="bullet"/>
+      <w:lvlText w:val=""/>
+      <w:lvlJc w:val="left"/>
+      <w:pPr>
+        <w:ind w:left="6480" w:hanging="360"/>
+      </w:pPr>
+      <w:rPr>
+        <w:rFonts w:ascii="Wingdings" w:hAnsi="Wingdings" w:hint="default"/>
+      </w:rPr>
+    </w:lvl>
+  </w:abstractNum>
+  <w:abstractNum w:abstractNumId="3" w15:restartNumberingAfterBreak="0">
     <w:nsid w:val="32081394"/>
     <w:multiLevelType w:val="multilevel"/>
     <w:tmpl w:val="74185D6C"/>
@@ -2451,7 +5550,7 @@
       </w:rPr>
     </w:lvl>
   </w:abstractNum>
-  <w:abstractNum w:abstractNumId="3" w15:restartNumberingAfterBreak="0">
+  <w:abstractNum w:abstractNumId="4" w15:restartNumberingAfterBreak="0">
     <w:nsid w:val="38DE58A3"/>
     <w:multiLevelType w:val="multilevel"/>
     <w:tmpl w:val="53509FD4"/>
@@ -2600,7 +5699,7 @@
       </w:rPr>
     </w:lvl>
   </w:abstractNum>
-  <w:abstractNum w:abstractNumId="4" w15:restartNumberingAfterBreak="0">
+  <w:abstractNum w:abstractNumId="5" w15:restartNumberingAfterBreak="0">
     <w:nsid w:val="4C5D5BC3"/>
     <w:multiLevelType w:val="multilevel"/>
     <w:tmpl w:val="4694118A"/>
@@ -2749,26 +5848,29 @@
       </w:rPr>
     </w:lvl>
   </w:abstractNum>
-  <w:num w:numId="1">
+  <w:num w:numId="1" w16cid:durableId="568032540">
     <w:abstractNumId w:val="0"/>
   </w:num>
-  <w:num w:numId="2">
+  <w:num w:numId="2" w16cid:durableId="2081707016">
+    <w:abstractNumId w:val="5"/>
+  </w:num>
+  <w:num w:numId="3" w16cid:durableId="915355506">
     <w:abstractNumId w:val="4"/>
   </w:num>
-  <w:num w:numId="3">
+  <w:num w:numId="4" w16cid:durableId="675157855">
+    <w:abstractNumId w:val="1"/>
+  </w:num>
+  <w:num w:numId="5" w16cid:durableId="1313289893">
     <w:abstractNumId w:val="3"/>
   </w:num>
-  <w:num w:numId="4">
-    <w:abstractNumId w:val="1"/>
-  </w:num>
-  <w:num w:numId="5">
+  <w:num w:numId="6" w16cid:durableId="1290547040">
     <w:abstractNumId w:val="2"/>
   </w:num>
 </w:numbering>
 </file>
 
 <file path=word/styles.xml><?xml version="1.0" encoding="utf-8"?>
-<w:styles xmlns:mc="http://schemas.openxmlformats.org/markup-compatibility/2006" xmlns:r="http://schemas.openxmlformats.org/officeDocument/2006/relationships" xmlns:w="http://schemas.openxmlformats.org/wordprocessingml/2006/main" xmlns:w14="http://schemas.microsoft.com/office/word/2010/wordml" xmlns:w15="http://schemas.microsoft.com/office/word/2012/wordml" xmlns:w16se="http://schemas.microsoft.com/office/word/2015/wordml/symex" mc:Ignorable="w14 w15 w16se">
+<w:styles xmlns:mc="http://schemas.openxmlformats.org/markup-compatibility/2006" xmlns:r="http://schemas.openxmlformats.org/officeDocument/2006/relationships" xmlns:w="http://schemas.openxmlformats.org/wordprocessingml/2006/main" xmlns:w14="http://schemas.microsoft.com/office/word/2010/wordml" xmlns:w15="http://schemas.microsoft.com/office/word/2012/wordml" xmlns:w16cex="http://schemas.microsoft.com/office/word/2018/wordml/cex" xmlns:w16cid="http://schemas.microsoft.com/office/word/2016/wordml/cid" xmlns:w16="http://schemas.microsoft.com/office/word/2018/wordml" xmlns:w16du="http://schemas.microsoft.com/office/word/2023/wordml/word16du" xmlns:w16sdtdh="http://schemas.microsoft.com/office/word/2020/wordml/sdtdatahash" xmlns:w16sdtfl="http://schemas.microsoft.com/office/word/2024/wordml/sdtformatlock" xmlns:w16se="http://schemas.microsoft.com/office/word/2015/wordml/symex" mc:Ignorable="w14 w15 w16se w16cid w16 w16cex w16sdtdh w16sdtfl w16du">
   <w:docDefaults>
     <w:rPrDefault>
       <w:rPr>
@@ -2784,7 +5886,7 @@
       </w:pPr>
     </w:pPrDefault>
   </w:docDefaults>
-  <w:latentStyles w:defLockedState="0" w:defUIPriority="99" w:defSemiHidden="0" w:defUnhideWhenUsed="0" w:defQFormat="0" w:count="371">
+  <w:latentStyles w:defLockedState="0" w:defUIPriority="99" w:defSemiHidden="0" w:defUnhideWhenUsed="0" w:defQFormat="0" w:count="376">
     <w:lsdException w:name="Normal" w:uiPriority="0" w:qFormat="1"/>
     <w:lsdException w:name="heading 1" w:uiPriority="9" w:qFormat="1"/>
     <w:lsdException w:name="heading 2" w:semiHidden="1" w:uiPriority="9" w:unhideWhenUsed="1" w:qFormat="1"/>
@@ -3156,16 +6258,21 @@
     <w:lsdException w:name="List Table 5 Dark Accent 6" w:uiPriority="50"/>
     <w:lsdException w:name="List Table 6 Colorful Accent 6" w:uiPriority="51"/>
     <w:lsdException w:name="List Table 7 Colorful Accent 6" w:uiPriority="52"/>
+    <w:lsdException w:name="Mention" w:semiHidden="1" w:unhideWhenUsed="1"/>
+    <w:lsdException w:name="Smart Hyperlink" w:semiHidden="1" w:unhideWhenUsed="1"/>
+    <w:lsdException w:name="Hashtag" w:semiHidden="1" w:unhideWhenUsed="1"/>
+    <w:lsdException w:name="Unresolved Mention" w:semiHidden="1" w:unhideWhenUsed="1"/>
+    <w:lsdException w:name="Smart Link" w:semiHidden="1" w:unhideWhenUsed="1"/>
   </w:latentStyles>
-  <w:style w:type="paragraph" w:default="1" w:styleId="Standard">
+  <w:style w:type="paragraph" w:default="1" w:styleId="Normal">
     <w:name w:val="Normal"/>
     <w:qFormat/>
   </w:style>
-  <w:style w:type="paragraph" w:styleId="berschrift2">
+  <w:style w:type="paragraph" w:styleId="Heading2">
     <w:name w:val="heading 2"/>
-    <w:basedOn w:val="Standard"/>
-    <w:next w:val="Standard"/>
-    <w:link w:val="berschrift2Zchn"/>
+    <w:basedOn w:val="Normal"/>
+    <w:next w:val="Normal"/>
+    <w:link w:val="Heading2Char"/>
     <w:uiPriority w:val="9"/>
     <w:unhideWhenUsed/>
     <w:qFormat/>
@@ -3183,11 +6290,11 @@
       <w:szCs w:val="26"/>
     </w:rPr>
   </w:style>
-  <w:style w:type="paragraph" w:styleId="berschrift3">
+  <w:style w:type="paragraph" w:styleId="Heading3">
     <w:name w:val="heading 3"/>
-    <w:basedOn w:val="Standard"/>
-    <w:next w:val="Standard"/>
-    <w:link w:val="berschrift3Zchn"/>
+    <w:basedOn w:val="Normal"/>
+    <w:next w:val="Normal"/>
+    <w:link w:val="Heading3Char"/>
     <w:uiPriority w:val="9"/>
     <w:unhideWhenUsed/>
     <w:qFormat/>
@@ -3205,11 +6312,11 @@
       <w:szCs w:val="24"/>
     </w:rPr>
   </w:style>
-  <w:style w:type="paragraph" w:styleId="berschrift4">
+  <w:style w:type="paragraph" w:styleId="Heading4">
     <w:name w:val="heading 4"/>
-    <w:basedOn w:val="Standard"/>
-    <w:next w:val="Standard"/>
-    <w:link w:val="berschrift4Zchn"/>
+    <w:basedOn w:val="Normal"/>
+    <w:next w:val="Normal"/>
+    <w:link w:val="Heading4Char"/>
     <w:uiPriority w:val="9"/>
     <w:unhideWhenUsed/>
     <w:qFormat/>
@@ -3227,13 +6334,12 @@
       <w:color w:val="2F5496" w:themeColor="accent1" w:themeShade="BF"/>
     </w:rPr>
   </w:style>
-  <w:style w:type="character" w:default="1" w:styleId="Absatz-Standardschriftart">
+  <w:style w:type="character" w:default="1" w:styleId="DefaultParagraphFont">
     <w:name w:val="Default Paragraph Font"/>
     <w:uiPriority w:val="1"/>
-    <w:semiHidden/>
     <w:unhideWhenUsed/>
   </w:style>
-  <w:style w:type="table" w:default="1" w:styleId="NormaleTabelle">
+  <w:style w:type="table" w:default="1" w:styleId="TableNormal">
     <w:name w:val="Normal Table"/>
     <w:uiPriority w:val="99"/>
     <w:semiHidden/>
@@ -3248,16 +6354,16 @@
       </w:tblCellMar>
     </w:tblPr>
   </w:style>
-  <w:style w:type="numbering" w:default="1" w:styleId="KeineListe">
+  <w:style w:type="numbering" w:default="1" w:styleId="NoList">
     <w:name w:val="No List"/>
     <w:uiPriority w:val="99"/>
     <w:semiHidden/>
     <w:unhideWhenUsed/>
   </w:style>
-  <w:style w:type="character" w:customStyle="1" w:styleId="berschrift2Zchn">
-    <w:name w:val="Überschrift 2 Zchn"/>
-    <w:basedOn w:val="Absatz-Standardschriftart"/>
-    <w:link w:val="berschrift2"/>
+  <w:style w:type="character" w:customStyle="1" w:styleId="Heading2Char">
+    <w:name w:val="Heading 2 Char"/>
+    <w:basedOn w:val="DefaultParagraphFont"/>
+    <w:link w:val="Heading2"/>
     <w:uiPriority w:val="9"/>
     <w:rsid w:val="003E7538"/>
     <w:rPr>
@@ -3267,10 +6373,10 @@
       <w:szCs w:val="26"/>
     </w:rPr>
   </w:style>
-  <w:style w:type="character" w:customStyle="1" w:styleId="berschrift3Zchn">
-    <w:name w:val="Überschrift 3 Zchn"/>
-    <w:basedOn w:val="Absatz-Standardschriftart"/>
-    <w:link w:val="berschrift3"/>
+  <w:style w:type="character" w:customStyle="1" w:styleId="Heading3Char">
+    <w:name w:val="Heading 3 Char"/>
+    <w:basedOn w:val="DefaultParagraphFont"/>
+    <w:link w:val="Heading3"/>
     <w:uiPriority w:val="9"/>
     <w:rsid w:val="003E7538"/>
     <w:rPr>
@@ -3280,10 +6386,10 @@
       <w:szCs w:val="24"/>
     </w:rPr>
   </w:style>
-  <w:style w:type="character" w:customStyle="1" w:styleId="berschrift4Zchn">
-    <w:name w:val="Überschrift 4 Zchn"/>
-    <w:basedOn w:val="Absatz-Standardschriftart"/>
-    <w:link w:val="berschrift4"/>
+  <w:style w:type="character" w:customStyle="1" w:styleId="Heading4Char">
+    <w:name w:val="Heading 4 Char"/>
+    <w:basedOn w:val="DefaultParagraphFont"/>
+    <w:link w:val="Heading4"/>
     <w:uiPriority w:val="9"/>
     <w:rsid w:val="003E7538"/>
     <w:rPr>
@@ -3295,7 +6401,7 @@
   </w:style>
   <w:style w:type="character" w:styleId="HTMLCode">
     <w:name w:val="HTML Code"/>
-    <w:basedOn w:val="Absatz-Standardschriftart"/>
+    <w:basedOn w:val="DefaultParagraphFont"/>
     <w:uiPriority w:val="99"/>
     <w:semiHidden/>
     <w:unhideWhenUsed/>
@@ -3306,10 +6412,10 @@
       <w:szCs w:val="20"/>
     </w:rPr>
   </w:style>
-  <w:style w:type="paragraph" w:styleId="HTMLVorformatiert">
+  <w:style w:type="paragraph" w:styleId="HTMLPreformatted">
     <w:name w:val="HTML Preformatted"/>
-    <w:basedOn w:val="Standard"/>
-    <w:link w:val="HTMLVorformatiertZchn"/>
+    <w:basedOn w:val="Normal"/>
+    <w:link w:val="HTMLPreformattedChar"/>
     <w:uiPriority w:val="99"/>
     <w:semiHidden/>
     <w:unhideWhenUsed/>
@@ -3342,10 +6448,10 @@
       <w:lang w:eastAsia="de-DE"/>
     </w:rPr>
   </w:style>
-  <w:style w:type="character" w:customStyle="1" w:styleId="HTMLVorformatiertZchn">
-    <w:name w:val="HTML Vorformatiert Zchn"/>
-    <w:basedOn w:val="Absatz-Standardschriftart"/>
-    <w:link w:val="HTMLVorformatiert"/>
+  <w:style w:type="character" w:customStyle="1" w:styleId="HTMLPreformattedChar">
+    <w:name w:val="HTML Preformatted Char"/>
+    <w:basedOn w:val="DefaultParagraphFont"/>
+    <w:link w:val="HTMLPreformatted"/>
     <w:uiPriority w:val="99"/>
     <w:semiHidden/>
     <w:rsid w:val="003E7538"/>
@@ -3358,12 +6464,12 @@
   </w:style>
   <w:style w:type="character" w:customStyle="1" w:styleId="hljs-builtin">
     <w:name w:val="hljs-built_in"/>
-    <w:basedOn w:val="Absatz-Standardschriftart"/>
+    <w:basedOn w:val="DefaultParagraphFont"/>
     <w:rsid w:val="003E7538"/>
   </w:style>
-  <w:style w:type="character" w:styleId="Fett">
+  <w:style w:type="character" w:styleId="Strong">
     <w:name w:val="Strong"/>
-    <w:basedOn w:val="Absatz-Standardschriftart"/>
+    <w:basedOn w:val="DefaultParagraphFont"/>
     <w:uiPriority w:val="22"/>
     <w:qFormat/>
     <w:rsid w:val="003E7538"/>
@@ -3372,9 +6478,9 @@
       <w:bCs/>
     </w:rPr>
   </w:style>
-  <w:style w:type="paragraph" w:styleId="StandardWeb">
+  <w:style w:type="paragraph" w:styleId="NormalWeb">
     <w:name w:val="Normal (Web)"/>
-    <w:basedOn w:val="Standard"/>
+    <w:basedOn w:val="Normal"/>
     <w:uiPriority w:val="99"/>
     <w:unhideWhenUsed/>
     <w:rsid w:val="00546E32"/>
@@ -3388,10 +6494,10 @@
       <w:lang w:eastAsia="de-DE"/>
     </w:rPr>
   </w:style>
-  <w:style w:type="paragraph" w:styleId="Kopfzeile">
+  <w:style w:type="paragraph" w:styleId="Header">
     <w:name w:val="header"/>
-    <w:basedOn w:val="Standard"/>
-    <w:link w:val="KopfzeileZchn"/>
+    <w:basedOn w:val="Normal"/>
+    <w:link w:val="HeaderChar"/>
     <w:uiPriority w:val="99"/>
     <w:unhideWhenUsed/>
     <w:rsid w:val="006C16CB"/>
@@ -3403,17 +6509,17 @@
       <w:spacing w:after="0" w:line="240" w:lineRule="auto"/>
     </w:pPr>
   </w:style>
-  <w:style w:type="character" w:customStyle="1" w:styleId="KopfzeileZchn">
-    <w:name w:val="Kopfzeile Zchn"/>
-    <w:basedOn w:val="Absatz-Standardschriftart"/>
-    <w:link w:val="Kopfzeile"/>
+  <w:style w:type="character" w:customStyle="1" w:styleId="HeaderChar">
+    <w:name w:val="Header Char"/>
+    <w:basedOn w:val="DefaultParagraphFont"/>
+    <w:link w:val="Header"/>
     <w:uiPriority w:val="99"/>
     <w:rsid w:val="006C16CB"/>
   </w:style>
-  <w:style w:type="paragraph" w:styleId="Fuzeile">
+  <w:style w:type="paragraph" w:styleId="Footer">
     <w:name w:val="footer"/>
-    <w:basedOn w:val="Standard"/>
-    <w:link w:val="FuzeileZchn"/>
+    <w:basedOn w:val="Normal"/>
+    <w:link w:val="FooterChar"/>
     <w:uiPriority w:val="99"/>
     <w:unhideWhenUsed/>
     <w:rsid w:val="006C16CB"/>
@@ -3425,12 +6531,77 @@
       <w:spacing w:after="0" w:line="240" w:lineRule="auto"/>
     </w:pPr>
   </w:style>
-  <w:style w:type="character" w:customStyle="1" w:styleId="FuzeileZchn">
-    <w:name w:val="Fußzeile Zchn"/>
-    <w:basedOn w:val="Absatz-Standardschriftart"/>
-    <w:link w:val="Fuzeile"/>
+  <w:style w:type="character" w:customStyle="1" w:styleId="FooterChar">
+    <w:name w:val="Footer Char"/>
+    <w:basedOn w:val="DefaultParagraphFont"/>
+    <w:link w:val="Footer"/>
     <w:uiPriority w:val="99"/>
     <w:rsid w:val="006C16CB"/>
+  </w:style>
+  <w:style w:type="table" w:styleId="TableGrid">
+    <w:name w:val="Table Grid"/>
+    <w:basedOn w:val="TableNormal"/>
+    <w:uiPriority w:val="39"/>
+    <w:rsid w:val="004A3383"/>
+    <w:pPr>
+      <w:spacing w:after="0" w:line="240" w:lineRule="auto"/>
+    </w:pPr>
+    <w:tblPr>
+      <w:tblBorders>
+        <w:top w:val="single" w:sz="4" w:space="0" w:color="auto"/>
+        <w:left w:val="single" w:sz="4" w:space="0" w:color="auto"/>
+        <w:bottom w:val="single" w:sz="4" w:space="0" w:color="auto"/>
+        <w:right w:val="single" w:sz="4" w:space="0" w:color="auto"/>
+        <w:insideH w:val="single" w:sz="4" w:space="0" w:color="auto"/>
+        <w:insideV w:val="single" w:sz="4" w:space="0" w:color="auto"/>
+      </w:tblBorders>
+    </w:tblPr>
+  </w:style>
+  <w:style w:type="character" w:styleId="Hyperlink">
+    <w:name w:val="Hyperlink"/>
+    <w:basedOn w:val="DefaultParagraphFont"/>
+    <w:uiPriority w:val="99"/>
+    <w:unhideWhenUsed/>
+    <w:rsid w:val="00817C08"/>
+    <w:rPr>
+      <w:color w:val="0563C1" w:themeColor="hyperlink"/>
+      <w:u w:val="single"/>
+    </w:rPr>
+  </w:style>
+  <w:style w:type="character" w:styleId="UnresolvedMention">
+    <w:name w:val="Unresolved Mention"/>
+    <w:basedOn w:val="DefaultParagraphFont"/>
+    <w:uiPriority w:val="99"/>
+    <w:semiHidden/>
+    <w:unhideWhenUsed/>
+    <w:rsid w:val="00817C08"/>
+    <w:rPr>
+      <w:color w:val="605E5C"/>
+      <w:shd w:val="clear" w:color="auto" w:fill="E1DFDD"/>
+    </w:rPr>
+  </w:style>
+  <w:style w:type="character" w:styleId="FollowedHyperlink">
+    <w:name w:val="FollowedHyperlink"/>
+    <w:basedOn w:val="DefaultParagraphFont"/>
+    <w:uiPriority w:val="99"/>
+    <w:semiHidden/>
+    <w:unhideWhenUsed/>
+    <w:rsid w:val="00817C08"/>
+    <w:rPr>
+      <w:color w:val="954F72" w:themeColor="followedHyperlink"/>
+      <w:u w:val="single"/>
+    </w:rPr>
+  </w:style>
+  <w:style w:type="paragraph" w:styleId="ListParagraph">
+    <w:name w:val="List Paragraph"/>
+    <w:basedOn w:val="Normal"/>
+    <w:uiPriority w:val="34"/>
+    <w:qFormat/>
+    <w:rsid w:val="0037402D"/>
+    <w:pPr>
+      <w:ind w:left="720"/>
+      <w:contextualSpacing/>
+    </w:pPr>
   </w:style>
 </w:styles>
 </file>

--- a/Entwicklerdoku.docx
+++ b/Entwicklerdoku.docx
@@ -4,7 +4,7 @@
   <w:body>
     <w:p>
       <w:pPr>
-        <w:pStyle w:val="Heading2"/>
+        <w:pStyle w:val="berschrift2"/>
         <w:rPr>
           <w:rFonts w:asciiTheme="minorHAnsi" w:hAnsiTheme="minorHAnsi" w:cstheme="minorHAnsi"/>
         </w:rPr>
@@ -18,7 +18,7 @@
     </w:p>
     <w:p>
       <w:pPr>
-        <w:pStyle w:val="Heading3"/>
+        <w:pStyle w:val="berschrift3"/>
         <w:shd w:val="clear" w:color="auto" w:fill="FFFFFF"/>
         <w:rPr>
           <w:rFonts w:asciiTheme="minorHAnsi" w:hAnsiTheme="minorHAnsi" w:cstheme="minorHAnsi"/>
@@ -56,7 +56,7 @@
       </w:pPr>
       <w:r>
         <w:rPr>
-          <w:rStyle w:val="Strong"/>
+          <w:rStyle w:val="Fett"/>
           <w:rFonts w:cstheme="minorHAnsi"/>
           <w:color w:val="1F2328"/>
         </w:rPr>
@@ -85,7 +85,7 @@
       </w:pPr>
       <w:r>
         <w:rPr>
-          <w:rStyle w:val="Strong"/>
+          <w:rStyle w:val="Fett"/>
           <w:rFonts w:cstheme="minorHAnsi"/>
           <w:color w:val="1F2328"/>
         </w:rPr>
@@ -114,7 +114,7 @@
       </w:pPr>
       <w:r>
         <w:rPr>
-          <w:rStyle w:val="Strong"/>
+          <w:rStyle w:val="Fett"/>
           <w:rFonts w:cstheme="minorHAnsi"/>
           <w:color w:val="1F2328"/>
         </w:rPr>
@@ -130,7 +130,7 @@
     </w:p>
     <w:p>
       <w:pPr>
-        <w:pStyle w:val="Heading3"/>
+        <w:pStyle w:val="berschrift3"/>
         <w:shd w:val="clear" w:color="auto" w:fill="FFFFFF"/>
         <w:rPr>
           <w:rFonts w:asciiTheme="minorHAnsi" w:hAnsiTheme="minorHAnsi" w:cstheme="minorHAnsi"/>
@@ -155,7 +155,7 @@
     </w:p>
     <w:p>
       <w:pPr>
-        <w:pStyle w:val="NormalWeb"/>
+        <w:pStyle w:val="StandardWeb"/>
         <w:numPr>
           <w:ilvl w:val="0"/>
           <w:numId w:val="5"/>
@@ -170,7 +170,7 @@
       </w:pPr>
       <w:r>
         <w:rPr>
-          <w:rStyle w:val="Strong"/>
+          <w:rStyle w:val="Fett"/>
           <w:rFonts w:asciiTheme="minorHAnsi" w:hAnsiTheme="minorHAnsi" w:cstheme="minorHAnsi"/>
           <w:color w:val="1F2328"/>
           <w:sz w:val="22"/>
@@ -203,7 +203,7 @@
       </w:pPr>
       <w:r>
         <w:rPr>
-          <w:rStyle w:val="Strong"/>
+          <w:rStyle w:val="Fett"/>
           <w:rFonts w:cstheme="minorHAnsi"/>
           <w:color w:val="1F2328"/>
         </w:rPr>
@@ -232,7 +232,7 @@
       </w:pPr>
       <w:r>
         <w:rPr>
-          <w:rStyle w:val="Strong"/>
+          <w:rStyle w:val="Fett"/>
           <w:rFonts w:cstheme="minorHAnsi"/>
           <w:color w:val="1F2328"/>
         </w:rPr>
@@ -262,7 +262,7 @@
     </w:p>
     <w:p>
       <w:pPr>
-        <w:pStyle w:val="NormalWeb"/>
+        <w:pStyle w:val="StandardWeb"/>
         <w:numPr>
           <w:ilvl w:val="0"/>
           <w:numId w:val="5"/>
@@ -278,7 +278,7 @@
       </w:pPr>
       <w:r>
         <w:rPr>
-          <w:rStyle w:val="Strong"/>
+          <w:rStyle w:val="Fett"/>
           <w:rFonts w:asciiTheme="minorHAnsi" w:hAnsiTheme="minorHAnsi" w:cstheme="minorHAnsi"/>
           <w:color w:val="1F2328"/>
           <w:sz w:val="22"/>
@@ -330,7 +330,7 @@
       </w:pPr>
       <w:r>
         <w:rPr>
-          <w:rStyle w:val="Strong"/>
+          <w:rStyle w:val="Fett"/>
           <w:rFonts w:cstheme="minorHAnsi"/>
           <w:color w:val="1F2328"/>
         </w:rPr>
@@ -359,7 +359,7 @@
       </w:pPr>
       <w:r>
         <w:rPr>
-          <w:rStyle w:val="Strong"/>
+          <w:rStyle w:val="Fett"/>
           <w:rFonts w:cstheme="minorHAnsi"/>
           <w:color w:val="1F2328"/>
         </w:rPr>
@@ -375,7 +375,7 @@
     </w:p>
     <w:p>
       <w:pPr>
-        <w:pStyle w:val="NormalWeb"/>
+        <w:pStyle w:val="StandardWeb"/>
         <w:numPr>
           <w:ilvl w:val="0"/>
           <w:numId w:val="5"/>
@@ -390,7 +390,7 @@
       </w:pPr>
       <w:r>
         <w:rPr>
-          <w:rStyle w:val="Strong"/>
+          <w:rStyle w:val="Fett"/>
           <w:rFonts w:asciiTheme="minorHAnsi" w:hAnsiTheme="minorHAnsi" w:cstheme="minorHAnsi"/>
           <w:color w:val="1F2328"/>
           <w:sz w:val="22"/>
@@ -423,7 +423,7 @@
       </w:pPr>
       <w:r>
         <w:rPr>
-          <w:rStyle w:val="Strong"/>
+          <w:rStyle w:val="Fett"/>
           <w:rFonts w:cstheme="minorHAnsi"/>
           <w:color w:val="1F2328"/>
         </w:rPr>
@@ -452,7 +452,7 @@
       </w:pPr>
       <w:r>
         <w:rPr>
-          <w:rStyle w:val="Strong"/>
+          <w:rStyle w:val="Fett"/>
           <w:rFonts w:cstheme="minorHAnsi"/>
           <w:color w:val="1F2328"/>
         </w:rPr>
@@ -498,7 +498,7 @@
     </w:p>
     <w:p>
       <w:pPr>
-        <w:pStyle w:val="NormalWeb"/>
+        <w:pStyle w:val="StandardWeb"/>
         <w:numPr>
           <w:ilvl w:val="0"/>
           <w:numId w:val="5"/>
@@ -513,7 +513,7 @@
       </w:pPr>
       <w:r>
         <w:rPr>
-          <w:rStyle w:val="Strong"/>
+          <w:rStyle w:val="Fett"/>
           <w:rFonts w:asciiTheme="minorHAnsi" w:hAnsiTheme="minorHAnsi" w:cstheme="minorHAnsi"/>
           <w:color w:val="1F2328"/>
           <w:sz w:val="22"/>
@@ -546,7 +546,7 @@
       </w:pPr>
       <w:r>
         <w:rPr>
-          <w:rStyle w:val="Strong"/>
+          <w:rStyle w:val="Fett"/>
           <w:rFonts w:cstheme="minorHAnsi"/>
           <w:color w:val="1F2328"/>
         </w:rPr>
@@ -575,7 +575,7 @@
       </w:pPr>
       <w:r>
         <w:rPr>
-          <w:rStyle w:val="Strong"/>
+          <w:rStyle w:val="Fett"/>
           <w:rFonts w:cstheme="minorHAnsi"/>
           <w:color w:val="1F2328"/>
         </w:rPr>
@@ -605,7 +605,7 @@
     </w:p>
     <w:p>
       <w:pPr>
-        <w:pStyle w:val="Heading3"/>
+        <w:pStyle w:val="berschrift3"/>
         <w:shd w:val="clear" w:color="auto" w:fill="FFFFFF"/>
         <w:rPr>
           <w:rFonts w:asciiTheme="minorHAnsi" w:hAnsiTheme="minorHAnsi" w:cstheme="minorHAnsi"/>
@@ -630,7 +630,7 @@
     </w:p>
     <w:p>
       <w:pPr>
-        <w:pStyle w:val="NormalWeb"/>
+        <w:pStyle w:val="StandardWeb"/>
         <w:shd w:val="clear" w:color="auto" w:fill="FFFFFF"/>
         <w:spacing w:before="0" w:beforeAutospacing="0"/>
         <w:rPr>
@@ -652,7 +652,7 @@
     </w:p>
     <w:p>
       <w:pPr>
-        <w:pStyle w:val="Heading2"/>
+        <w:pStyle w:val="berschrift2"/>
         <w:rPr>
           <w:rFonts w:asciiTheme="minorHAnsi" w:hAnsiTheme="minorHAnsi" w:cstheme="minorHAnsi"/>
         </w:rPr>
@@ -667,15 +667,11 @@
     </w:p>
     <w:p>
       <w:r>
-        <w:rPr>
-          <w:noProof/>
-          <w:lang w:eastAsia="de-DE"/>
-        </w:rPr>
         <w:drawing>
-          <wp:inline distT="0" distB="0" distL="0" distR="0" wp14:anchorId="643129FB" wp14:editId="09D7B31B">
-            <wp:extent cx="5690681" cy="3779360"/>
-            <wp:effectExtent l="0" t="0" r="0" b="5715"/>
-            <wp:docPr id="1" name="Grafik 1"/>
+          <wp:inline distT="0" distB="0" distL="0" distR="0" wp14:anchorId="397B43DB" wp14:editId="35F600B3">
+            <wp:extent cx="5760720" cy="5680075"/>
+            <wp:effectExtent l="0" t="0" r="0" b="0"/>
+            <wp:docPr id="202225086" name="Grafik 1"/>
             <wp:cNvGraphicFramePr>
               <a:graphicFrameLocks xmlns:a="http://schemas.openxmlformats.org/drawingml/2006/main" noChangeAspect="1"/>
             </wp:cNvGraphicFramePr>
@@ -683,7 +679,7 @@
               <a:graphicData uri="http://schemas.openxmlformats.org/drawingml/2006/picture">
                 <pic:pic xmlns:pic="http://schemas.openxmlformats.org/drawingml/2006/picture">
                   <pic:nvPicPr>
-                    <pic:cNvPr id="1" name=""/>
+                    <pic:cNvPr id="202225086" name=""/>
                     <pic:cNvPicPr/>
                   </pic:nvPicPr>
                   <pic:blipFill>
@@ -695,7 +691,7 @@
                   <pic:spPr>
                     <a:xfrm>
                       <a:off x="0" y="0"/>
-                      <a:ext cx="5710124" cy="3792273"/>
+                      <a:ext cx="5760720" cy="5680075"/>
                     </a:xfrm>
                     <a:prstGeom prst="rect">
                       <a:avLst/>
@@ -709,8 +705,13 @@
       </w:r>
     </w:p>
     <w:p>
-      <w:pPr>
-        <w:pStyle w:val="Heading2"/>
+      <w:r>
+        <w:br w:type="page"/>
+      </w:r>
+    </w:p>
+    <w:p>
+      <w:pPr>
+        <w:pStyle w:val="berschrift2"/>
         <w:rPr>
           <w:rFonts w:asciiTheme="minorHAnsi" w:hAnsiTheme="minorHAnsi" w:cstheme="minorHAnsi"/>
         </w:rPr>
@@ -720,6 +721,7 @@
         <w:rPr>
           <w:rFonts w:asciiTheme="minorHAnsi" w:hAnsiTheme="minorHAnsi" w:cstheme="minorHAnsi"/>
         </w:rPr>
+        <w:lastRenderedPageBreak/>
         <w:t>OrientationHandler</w:t>
       </w:r>
       <w:proofErr w:type="spellEnd"/>
@@ -739,7 +741,7 @@
     </w:p>
     <w:p>
       <w:pPr>
-        <w:pStyle w:val="Heading3"/>
+        <w:pStyle w:val="berschrift3"/>
         <w:spacing w:line="240" w:lineRule="auto"/>
         <w:rPr>
           <w:rFonts w:asciiTheme="minorHAnsi" w:hAnsiTheme="minorHAnsi" w:cstheme="minorHAnsi"/>
@@ -754,7 +756,7 @@
     </w:p>
     <w:tbl>
       <w:tblPr>
-        <w:tblStyle w:val="TableGrid"/>
+        <w:tblStyle w:val="Tabellenraster"/>
         <w:tblW w:w="0" w:type="auto"/>
         <w:tblLook w:val="04A0" w:firstRow="1" w:lastRow="0" w:firstColumn="1" w:lastColumn="0" w:noHBand="0" w:noVBand="1"/>
       </w:tblPr>
@@ -893,7 +895,7 @@
     </w:tbl>
     <w:p>
       <w:pPr>
-        <w:pStyle w:val="Heading3"/>
+        <w:pStyle w:val="berschrift3"/>
         <w:rPr>
           <w:rFonts w:asciiTheme="minorHAnsi" w:hAnsiTheme="minorHAnsi" w:cstheme="minorHAnsi"/>
         </w:rPr>
@@ -907,7 +909,7 @@
     </w:p>
     <w:tbl>
       <w:tblPr>
-        <w:tblStyle w:val="TableGrid"/>
+        <w:tblStyle w:val="Tabellenraster"/>
         <w:tblW w:w="0" w:type="auto"/>
         <w:tblLook w:val="04A0" w:firstRow="1" w:lastRow="0" w:firstColumn="1" w:lastColumn="0" w:noHBand="0" w:noVBand="1"/>
       </w:tblPr>
@@ -922,7 +924,7 @@
           </w:tcPr>
           <w:p>
             <w:pPr>
-              <w:pStyle w:val="Heading3"/>
+              <w:pStyle w:val="berschrift3"/>
               <w:rPr>
                 <w:rFonts w:asciiTheme="minorHAnsi" w:hAnsiTheme="minorHAnsi" w:cstheme="minorHAnsi"/>
                 <w:color w:val="000000" w:themeColor="text1"/>
@@ -947,7 +949,7 @@
           </w:tcPr>
           <w:p>
             <w:pPr>
-              <w:pStyle w:val="Heading3"/>
+              <w:pStyle w:val="berschrift3"/>
               <w:rPr>
                 <w:rFonts w:asciiTheme="minorHAnsi" w:hAnsiTheme="minorHAnsi" w:cstheme="minorHAnsi"/>
                 <w:color w:val="000000" w:themeColor="text1"/>
@@ -974,7 +976,7 @@
           </w:tcPr>
           <w:p>
             <w:pPr>
-              <w:pStyle w:val="Heading3"/>
+              <w:pStyle w:val="berschrift3"/>
               <w:rPr>
                 <w:rFonts w:asciiTheme="minorHAnsi" w:hAnsiTheme="minorHAnsi" w:cstheme="minorHAnsi"/>
                 <w:color w:val="000000" w:themeColor="text1"/>
@@ -1010,7 +1012,7 @@
           </w:tcPr>
           <w:p>
             <w:pPr>
-              <w:pStyle w:val="Heading3"/>
+              <w:pStyle w:val="berschrift3"/>
               <w:rPr>
                 <w:rFonts w:asciiTheme="minorHAnsi" w:hAnsiTheme="minorHAnsi" w:cstheme="minorHAnsi"/>
                 <w:color w:val="000000" w:themeColor="text1"/>
@@ -1037,7 +1039,7 @@
           </w:tcPr>
           <w:p>
             <w:pPr>
-              <w:pStyle w:val="Heading3"/>
+              <w:pStyle w:val="berschrift3"/>
               <w:rPr>
                 <w:rFonts w:asciiTheme="minorHAnsi" w:hAnsiTheme="minorHAnsi" w:cstheme="minorHAnsi"/>
                 <w:color w:val="000000" w:themeColor="text1"/>
@@ -1071,7 +1073,7 @@
           </w:tcPr>
           <w:p>
             <w:pPr>
-              <w:pStyle w:val="Heading3"/>
+              <w:pStyle w:val="berschrift3"/>
               <w:rPr>
                 <w:rFonts w:asciiTheme="minorHAnsi" w:hAnsiTheme="minorHAnsi" w:cstheme="minorHAnsi"/>
                 <w:color w:val="000000" w:themeColor="text1"/>
@@ -1094,7 +1096,7 @@
     </w:tbl>
     <w:p>
       <w:pPr>
-        <w:pStyle w:val="Heading3"/>
+        <w:pStyle w:val="berschrift3"/>
         <w:rPr>
           <w:rFonts w:asciiTheme="minorHAnsi" w:hAnsiTheme="minorHAnsi" w:cstheme="minorHAnsi"/>
         </w:rPr>
@@ -1108,7 +1110,7 @@
     </w:p>
     <w:tbl>
       <w:tblPr>
-        <w:tblStyle w:val="TableGrid"/>
+        <w:tblStyle w:val="Tabellenraster"/>
         <w:tblW w:w="0" w:type="auto"/>
         <w:tblLook w:val="04A0" w:firstRow="1" w:lastRow="0" w:firstColumn="1" w:lastColumn="0" w:noHBand="0" w:noVBand="1"/>
       </w:tblPr>
@@ -1123,7 +1125,7 @@
           </w:tcPr>
           <w:p>
             <w:pPr>
-              <w:pStyle w:val="Heading4"/>
+              <w:pStyle w:val="berschrift4"/>
               <w:rPr>
                 <w:rFonts w:asciiTheme="minorHAnsi" w:hAnsiTheme="minorHAnsi" w:cstheme="minorHAnsi"/>
                 <w:sz w:val="20"/>
@@ -1177,7 +1179,7 @@
           </w:tcPr>
           <w:p>
             <w:pPr>
-              <w:pStyle w:val="Heading3"/>
+              <w:pStyle w:val="berschrift3"/>
               <w:rPr>
                 <w:rFonts w:asciiTheme="minorHAnsi" w:hAnsiTheme="minorHAnsi" w:cstheme="minorHAnsi"/>
                 <w:color w:val="000000" w:themeColor="text1"/>
@@ -1192,16 +1194,7 @@
                 <w:sz w:val="22"/>
                 <w:szCs w:val="22"/>
               </w:rPr>
-              <w:t>Initialisiert die Orientierung auf 0 für alle drei Achsen</w:t>
-            </w:r>
-            <w:r>
-              <w:rPr>
-                <w:rFonts w:asciiTheme="minorHAnsi" w:hAnsiTheme="minorHAnsi" w:cstheme="minorHAnsi"/>
-                <w:color w:val="000000" w:themeColor="text1"/>
-                <w:sz w:val="22"/>
-                <w:szCs w:val="22"/>
-              </w:rPr>
-              <w:t>.</w:t>
+              <w:t>Initialisiert die Orientierung auf 0 für alle drei Achsen.</w:t>
             </w:r>
           </w:p>
         </w:tc>
@@ -1213,7 +1206,7 @@
           </w:tcPr>
           <w:p>
             <w:pPr>
-              <w:pStyle w:val="Heading4"/>
+              <w:pStyle w:val="berschrift4"/>
               <w:rPr>
                 <w:rFonts w:asciiTheme="minorHAnsi" w:hAnsiTheme="minorHAnsi" w:cstheme="minorHAnsi"/>
                 <w:sz w:val="20"/>
@@ -1298,7 +1291,7 @@
           </w:tcPr>
           <w:p>
             <w:pPr>
-              <w:pStyle w:val="Heading4"/>
+              <w:pStyle w:val="berschrift4"/>
               <w:rPr>
                 <w:rFonts w:asciiTheme="minorHAnsi" w:hAnsiTheme="minorHAnsi" w:cstheme="minorHAnsi"/>
                 <w:sz w:val="20"/>
@@ -1383,7 +1376,7 @@
           </w:tcPr>
           <w:p>
             <w:pPr>
-              <w:pStyle w:val="Heading4"/>
+              <w:pStyle w:val="berschrift4"/>
               <w:rPr>
                 <w:rFonts w:asciiTheme="minorHAnsi" w:hAnsiTheme="minorHAnsi" w:cstheme="minorHAnsi"/>
                 <w:sz w:val="20"/>
@@ -1473,7 +1466,7 @@
     </w:tbl>
     <w:p>
       <w:pPr>
-        <w:pStyle w:val="Heading2"/>
+        <w:pStyle w:val="berschrift2"/>
         <w:rPr>
           <w:rFonts w:asciiTheme="minorHAnsi" w:hAnsiTheme="minorHAnsi" w:cstheme="minorHAnsi"/>
         </w:rPr>
@@ -1497,7 +1490,7 @@
     </w:p>
     <w:p>
       <w:pPr>
-        <w:pStyle w:val="Heading2"/>
+        <w:pStyle w:val="berschrift2"/>
         <w:rPr>
           <w:rFonts w:asciiTheme="minorHAnsi" w:hAnsiTheme="minorHAnsi" w:cstheme="minorHAnsi"/>
         </w:rPr>
@@ -1522,7 +1515,7 @@
     </w:p>
     <w:p>
       <w:pPr>
-        <w:pStyle w:val="ListParagraph"/>
+        <w:pStyle w:val="Listenabsatz"/>
         <w:numPr>
           <w:ilvl w:val="0"/>
           <w:numId w:val="6"/>
@@ -1540,7 +1533,7 @@
     </w:p>
     <w:p>
       <w:pPr>
-        <w:pStyle w:val="ListParagraph"/>
+        <w:pStyle w:val="Listenabsatz"/>
         <w:numPr>
           <w:ilvl w:val="0"/>
           <w:numId w:val="6"/>
@@ -1564,7 +1557,7 @@
     </w:p>
     <w:p>
       <w:pPr>
-        <w:pStyle w:val="Heading3"/>
+        <w:pStyle w:val="berschrift3"/>
         <w:rPr>
           <w:rFonts w:asciiTheme="minorHAnsi" w:hAnsiTheme="minorHAnsi" w:cstheme="minorHAnsi"/>
         </w:rPr>
@@ -1578,7 +1571,7 @@
     </w:p>
     <w:tbl>
       <w:tblPr>
-        <w:tblStyle w:val="TableGrid"/>
+        <w:tblStyle w:val="Tabellenraster"/>
         <w:tblW w:w="0" w:type="auto"/>
         <w:tblLook w:val="04A0" w:firstRow="1" w:lastRow="0" w:firstColumn="1" w:lastColumn="0" w:noHBand="0" w:noVBand="1"/>
       </w:tblPr>
@@ -1596,7 +1589,7 @@
           </w:tcPr>
           <w:p>
             <w:pPr>
-              <w:pStyle w:val="Heading3"/>
+              <w:pStyle w:val="berschrift3"/>
               <w:rPr>
                 <w:rFonts w:asciiTheme="minorHAnsi" w:hAnsiTheme="minorHAnsi" w:cstheme="minorHAnsi"/>
                 <w:color w:val="000000" w:themeColor="text1"/>
@@ -1623,7 +1616,7 @@
           </w:tcPr>
           <w:p>
             <w:pPr>
-              <w:pStyle w:val="Heading3"/>
+              <w:pStyle w:val="berschrift3"/>
               <w:rPr>
                 <w:rFonts w:asciiTheme="minorHAnsi" w:hAnsiTheme="minorHAnsi" w:cstheme="minorHAnsi"/>
                 <w:color w:val="000000" w:themeColor="text1"/>
@@ -1650,7 +1643,7 @@
           </w:tcPr>
           <w:p>
             <w:pPr>
-              <w:pStyle w:val="Heading3"/>
+              <w:pStyle w:val="berschrift3"/>
               <w:rPr>
                 <w:rFonts w:asciiTheme="minorHAnsi" w:hAnsiTheme="minorHAnsi" w:cstheme="minorHAnsi"/>
                 <w:color w:val="000000" w:themeColor="text1"/>
@@ -1677,7 +1670,7 @@
           </w:tcPr>
           <w:p>
             <w:pPr>
-              <w:pStyle w:val="Heading3"/>
+              <w:pStyle w:val="berschrift3"/>
               <w:rPr>
                 <w:rFonts w:asciiTheme="minorHAnsi" w:hAnsiTheme="minorHAnsi" w:cstheme="minorHAnsi"/>
                 <w:color w:val="000000" w:themeColor="text1"/>
@@ -1700,7 +1693,7 @@
     </w:tbl>
     <w:p>
       <w:pPr>
-        <w:pStyle w:val="Heading3"/>
+        <w:pStyle w:val="berschrift3"/>
         <w:rPr>
           <w:rFonts w:asciiTheme="minorHAnsi" w:hAnsiTheme="minorHAnsi" w:cstheme="minorHAnsi"/>
         </w:rPr>
@@ -1714,7 +1707,7 @@
     </w:p>
     <w:tbl>
       <w:tblPr>
-        <w:tblStyle w:val="TableGrid"/>
+        <w:tblStyle w:val="Tabellenraster"/>
         <w:tblW w:w="0" w:type="auto"/>
         <w:tblLook w:val="04A0" w:firstRow="1" w:lastRow="0" w:firstColumn="1" w:lastColumn="0" w:noHBand="0" w:noVBand="1"/>
       </w:tblPr>
@@ -1729,7 +1722,7 @@
           </w:tcPr>
           <w:p>
             <w:pPr>
-              <w:pStyle w:val="Heading4"/>
+              <w:pStyle w:val="berschrift4"/>
               <w:rPr>
                 <w:rFonts w:asciiTheme="minorHAnsi" w:hAnsiTheme="minorHAnsi" w:cstheme="minorHAnsi"/>
                 <w:sz w:val="20"/>
@@ -1806,7 +1799,7 @@
           </w:tcPr>
           <w:p>
             <w:pPr>
-              <w:pStyle w:val="Heading4"/>
+              <w:pStyle w:val="berschrift4"/>
               <w:rPr>
                 <w:rFonts w:asciiTheme="minorHAnsi" w:hAnsiTheme="minorHAnsi" w:cstheme="minorHAnsi"/>
                 <w:sz w:val="20"/>
@@ -1894,7 +1887,7 @@
           </w:tcPr>
           <w:p>
             <w:pPr>
-              <w:pStyle w:val="Heading4"/>
+              <w:pStyle w:val="berschrift4"/>
               <w:rPr>
                 <w:rFonts w:asciiTheme="minorHAnsi" w:hAnsiTheme="minorHAnsi" w:cstheme="minorHAnsi"/>
                 <w:sz w:val="20"/>
@@ -1979,7 +1972,7 @@
           </w:tcPr>
           <w:p>
             <w:pPr>
-              <w:pStyle w:val="Heading4"/>
+              <w:pStyle w:val="berschrift4"/>
               <w:rPr>
                 <w:rFonts w:asciiTheme="minorHAnsi" w:hAnsiTheme="minorHAnsi" w:cstheme="minorHAnsi"/>
                 <w:sz w:val="20"/>
@@ -2068,7 +2061,7 @@
             </w:pPr>
             <w:r>
               <w:rPr>
-                <w:rStyle w:val="Strong"/>
+                <w:rStyle w:val="Fett"/>
                 <w:rFonts w:cstheme="minorHAnsi"/>
               </w:rPr>
               <w:t>Große Objekte</w:t>
@@ -2093,7 +2086,7 @@
             </w:pPr>
             <w:r>
               <w:rPr>
-                <w:rStyle w:val="Strong"/>
+                <w:rStyle w:val="Fett"/>
                 <w:rFonts w:cstheme="minorHAnsi"/>
               </w:rPr>
               <w:t>Kleine Objekte</w:t>
@@ -2114,7 +2107,7 @@
           </w:tcPr>
           <w:p>
             <w:pPr>
-              <w:pStyle w:val="Heading4"/>
+              <w:pStyle w:val="berschrift4"/>
               <w:rPr>
                 <w:rStyle w:val="HTMLCode"/>
                 <w:rFonts w:asciiTheme="minorHAnsi" w:eastAsiaTheme="majorEastAsia" w:hAnsiTheme="minorHAnsi" w:cstheme="minorHAnsi"/>
@@ -2214,7 +2207,7 @@
     <w:p/>
     <w:p>
       <w:pPr>
-        <w:pStyle w:val="Heading2"/>
+        <w:pStyle w:val="berschrift2"/>
         <w:rPr>
           <w:rFonts w:asciiTheme="minorHAnsi" w:hAnsiTheme="minorHAnsi" w:cstheme="minorHAnsi"/>
         </w:rPr>
@@ -2235,7 +2228,7 @@
     </w:p>
     <w:p>
       <w:pPr>
-        <w:pStyle w:val="Heading3"/>
+        <w:pStyle w:val="berschrift3"/>
         <w:spacing w:line="240" w:lineRule="auto"/>
         <w:rPr>
           <w:rFonts w:asciiTheme="minorHAnsi" w:hAnsiTheme="minorHAnsi" w:cstheme="minorHAnsi"/>
@@ -2250,7 +2243,7 @@
     </w:p>
     <w:tbl>
       <w:tblPr>
-        <w:tblStyle w:val="TableGrid"/>
+        <w:tblStyle w:val="Tabellenraster"/>
         <w:tblW w:w="0" w:type="auto"/>
         <w:tblLook w:val="04A0" w:firstRow="1" w:lastRow="0" w:firstColumn="1" w:lastColumn="0" w:noHBand="0" w:noVBand="1"/>
       </w:tblPr>
@@ -2827,7 +2820,7 @@
     </w:tbl>
     <w:p>
       <w:pPr>
-        <w:pStyle w:val="Heading3"/>
+        <w:pStyle w:val="berschrift3"/>
         <w:rPr>
           <w:rFonts w:asciiTheme="minorHAnsi" w:hAnsiTheme="minorHAnsi" w:cstheme="minorHAnsi"/>
         </w:rPr>
@@ -2841,7 +2834,7 @@
     </w:p>
     <w:tbl>
       <w:tblPr>
-        <w:tblStyle w:val="TableGrid"/>
+        <w:tblStyle w:val="Tabellenraster"/>
         <w:tblW w:w="0" w:type="auto"/>
         <w:tblLook w:val="04A0" w:firstRow="1" w:lastRow="0" w:firstColumn="1" w:lastColumn="0" w:noHBand="0" w:noVBand="1"/>
       </w:tblPr>
@@ -3083,7 +3076,7 @@
     <w:p/>
     <w:p>
       <w:pPr>
-        <w:pStyle w:val="Heading3"/>
+        <w:pStyle w:val="berschrift3"/>
         <w:rPr>
           <w:rFonts w:asciiTheme="minorHAnsi" w:hAnsiTheme="minorHAnsi" w:cstheme="minorHAnsi"/>
         </w:rPr>
@@ -3098,7 +3091,7 @@
     </w:p>
     <w:tbl>
       <w:tblPr>
-        <w:tblStyle w:val="TableGrid"/>
+        <w:tblStyle w:val="Tabellenraster"/>
         <w:tblW w:w="0" w:type="auto"/>
         <w:tblLook w:val="04A0" w:firstRow="1" w:lastRow="0" w:firstColumn="1" w:lastColumn="0" w:noHBand="0" w:noVBand="1"/>
       </w:tblPr>
@@ -3113,7 +3106,7 @@
           </w:tcPr>
           <w:p>
             <w:pPr>
-              <w:pStyle w:val="Heading4"/>
+              <w:pStyle w:val="berschrift4"/>
               <w:rPr>
                 <w:rStyle w:val="HTMLCode"/>
                 <w:rFonts w:asciiTheme="minorHAnsi" w:eastAsiaTheme="majorEastAsia" w:hAnsiTheme="minorHAnsi" w:cstheme="minorHAnsi"/>
@@ -3191,7 +3184,7 @@
           </w:tcPr>
           <w:p>
             <w:pPr>
-              <w:pStyle w:val="Heading4"/>
+              <w:pStyle w:val="berschrift4"/>
               <w:rPr>
                 <w:rStyle w:val="HTMLCode"/>
                 <w:rFonts w:asciiTheme="minorHAnsi" w:eastAsiaTheme="majorEastAsia" w:hAnsiTheme="minorHAnsi" w:cstheme="minorHAnsi"/>
@@ -3261,7 +3254,7 @@
           </w:tcPr>
           <w:p>
             <w:pPr>
-              <w:pStyle w:val="Heading4"/>
+              <w:pStyle w:val="berschrift4"/>
               <w:rPr>
                 <w:rStyle w:val="HTMLCode"/>
                 <w:rFonts w:asciiTheme="minorHAnsi" w:eastAsiaTheme="majorEastAsia" w:hAnsiTheme="minorHAnsi" w:cstheme="minorHAnsi"/>
@@ -3308,7 +3301,7 @@
           </w:tcPr>
           <w:p>
             <w:pPr>
-              <w:pStyle w:val="Heading4"/>
+              <w:pStyle w:val="berschrift4"/>
               <w:rPr>
                 <w:rStyle w:val="HTMLCode"/>
                 <w:rFonts w:asciiTheme="minorHAnsi" w:eastAsiaTheme="majorEastAsia" w:hAnsiTheme="minorHAnsi" w:cstheme="minorHAnsi"/>
@@ -3338,7 +3331,7 @@
           </w:tcPr>
           <w:p>
             <w:pPr>
-              <w:pStyle w:val="Heading4"/>
+              <w:pStyle w:val="berschrift4"/>
               <w:rPr>
                 <w:rStyle w:val="HTMLCode"/>
                 <w:rFonts w:asciiTheme="minorHAnsi" w:eastAsiaTheme="majorEastAsia" w:hAnsiTheme="minorHAnsi" w:cstheme="minorHAnsi"/>
@@ -3409,7 +3402,7 @@
           </w:tcPr>
           <w:p>
             <w:pPr>
-              <w:pStyle w:val="Heading4"/>
+              <w:pStyle w:val="berschrift4"/>
               <w:rPr>
                 <w:rStyle w:val="HTMLCode"/>
                 <w:rFonts w:asciiTheme="minorHAnsi" w:eastAsiaTheme="majorEastAsia" w:hAnsiTheme="minorHAnsi" w:cstheme="minorHAnsi"/>
@@ -3439,7 +3432,7 @@
           </w:tcPr>
           <w:p>
             <w:pPr>
-              <w:pStyle w:val="Heading4"/>
+              <w:pStyle w:val="berschrift4"/>
               <w:rPr>
                 <w:rStyle w:val="HTMLCode"/>
                 <w:rFonts w:asciiTheme="minorHAnsi" w:eastAsiaTheme="majorEastAsia" w:hAnsiTheme="minorHAnsi" w:cstheme="minorHAnsi"/>
@@ -3490,7 +3483,7 @@
           </w:tcPr>
           <w:p>
             <w:pPr>
-              <w:pStyle w:val="Heading4"/>
+              <w:pStyle w:val="berschrift4"/>
               <w:rPr>
                 <w:rStyle w:val="HTMLCode"/>
                 <w:rFonts w:asciiTheme="minorHAnsi" w:eastAsiaTheme="majorEastAsia" w:hAnsiTheme="minorHAnsi" w:cstheme="minorHAnsi"/>
@@ -3616,7 +3609,7 @@
           </w:tcPr>
           <w:p>
             <w:pPr>
-              <w:pStyle w:val="Heading4"/>
+              <w:pStyle w:val="berschrift4"/>
               <w:rPr>
                 <w:rStyle w:val="HTMLCode"/>
                 <w:rFonts w:asciiTheme="minorHAnsi" w:eastAsiaTheme="majorEastAsia" w:hAnsiTheme="minorHAnsi" w:cstheme="minorHAnsi"/>
@@ -3667,7 +3660,7 @@
           </w:tcPr>
           <w:p>
             <w:pPr>
-              <w:pStyle w:val="Heading4"/>
+              <w:pStyle w:val="berschrift4"/>
               <w:rPr>
                 <w:rStyle w:val="HTMLCode"/>
                 <w:rFonts w:asciiTheme="minorHAnsi" w:eastAsiaTheme="majorEastAsia" w:hAnsiTheme="minorHAnsi" w:cstheme="minorHAnsi"/>
@@ -3697,7 +3690,7 @@
           </w:tcPr>
           <w:p>
             <w:pPr>
-              <w:pStyle w:val="Heading4"/>
+              <w:pStyle w:val="berschrift4"/>
               <w:rPr>
                 <w:rStyle w:val="HTMLCode"/>
                 <w:rFonts w:asciiTheme="minorHAnsi" w:eastAsiaTheme="majorEastAsia" w:hAnsiTheme="minorHAnsi" w:cstheme="minorHAnsi"/>
@@ -3710,14 +3703,7 @@
                 <w:rStyle w:val="HTMLCode"/>
                 <w:rFonts w:asciiTheme="minorHAnsi" w:eastAsiaTheme="majorEastAsia" w:hAnsiTheme="minorHAnsi" w:cstheme="minorHAnsi"/>
               </w:rPr>
-              <w:t>o</w:t>
-            </w:r>
-            <w:r>
-              <w:rPr>
-                <w:rStyle w:val="HTMLCode"/>
-                <w:rFonts w:asciiTheme="minorHAnsi" w:eastAsiaTheme="majorEastAsia" w:hAnsiTheme="minorHAnsi" w:cstheme="minorHAnsi"/>
-              </w:rPr>
-              <w:t>n_measure_button</w:t>
+              <w:t>on_measure_button</w:t>
             </w:r>
             <w:proofErr w:type="spellEnd"/>
             <w:r>
@@ -3751,7 +3737,7 @@
           </w:tcPr>
           <w:p>
             <w:pPr>
-              <w:pStyle w:val="Heading4"/>
+              <w:pStyle w:val="berschrift4"/>
               <w:rPr>
                 <w:rStyle w:val="HTMLCode"/>
                 <w:rFonts w:asciiTheme="minorHAnsi" w:eastAsiaTheme="majorEastAsia" w:hAnsiTheme="minorHAnsi" w:cstheme="minorHAnsi"/>
@@ -3781,7 +3767,7 @@
           </w:tcPr>
           <w:p>
             <w:pPr>
-              <w:pStyle w:val="Heading4"/>
+              <w:pStyle w:val="berschrift4"/>
               <w:rPr>
                 <w:rStyle w:val="HTMLCode"/>
                 <w:rFonts w:asciiTheme="minorHAnsi" w:eastAsiaTheme="majorEastAsia" w:hAnsiTheme="minorHAnsi" w:cstheme="minorHAnsi"/>
@@ -3828,7 +3814,7 @@
           </w:tcPr>
           <w:p>
             <w:pPr>
-              <w:pStyle w:val="Heading4"/>
+              <w:pStyle w:val="berschrift4"/>
               <w:rPr>
                 <w:rStyle w:val="HTMLCode"/>
                 <w:rFonts w:asciiTheme="minorHAnsi" w:eastAsiaTheme="majorEastAsia" w:hAnsiTheme="minorHAnsi" w:cstheme="minorHAnsi"/>
@@ -3878,7 +3864,7 @@
           </w:tcPr>
           <w:p>
             <w:pPr>
-              <w:pStyle w:val="Heading4"/>
+              <w:pStyle w:val="berschrift4"/>
               <w:rPr>
                 <w:rStyle w:val="HTMLCode"/>
                 <w:rFonts w:asciiTheme="minorHAnsi" w:eastAsiaTheme="majorEastAsia" w:hAnsiTheme="minorHAnsi" w:cstheme="minorHAnsi"/>
@@ -3925,7 +3911,7 @@
           </w:tcPr>
           <w:p>
             <w:pPr>
-              <w:pStyle w:val="Heading4"/>
+              <w:pStyle w:val="berschrift4"/>
               <w:rPr>
                 <w:rStyle w:val="HTMLCode"/>
                 <w:rFonts w:asciiTheme="minorHAnsi" w:eastAsiaTheme="majorEastAsia" w:hAnsiTheme="minorHAnsi" w:cstheme="minorHAnsi"/>
@@ -3955,7 +3941,7 @@
           </w:tcPr>
           <w:p>
             <w:pPr>
-              <w:pStyle w:val="Heading4"/>
+              <w:pStyle w:val="berschrift4"/>
               <w:rPr>
                 <w:rStyle w:val="HTMLCode"/>
                 <w:rFonts w:asciiTheme="minorHAnsi" w:eastAsiaTheme="majorEastAsia" w:hAnsiTheme="minorHAnsi" w:cstheme="minorHAnsi"/>
@@ -4006,7 +3992,7 @@
           </w:tcPr>
           <w:p>
             <w:pPr>
-              <w:pStyle w:val="Heading4"/>
+              <w:pStyle w:val="berschrift4"/>
               <w:rPr>
                 <w:rStyle w:val="HTMLCode"/>
                 <w:rFonts w:asciiTheme="minorHAnsi" w:eastAsiaTheme="majorEastAsia" w:hAnsiTheme="minorHAnsi" w:cstheme="minorHAnsi"/>
@@ -4032,7 +4018,7 @@
     </w:tbl>
     <w:p>
       <w:pPr>
-        <w:pStyle w:val="Heading2"/>
+        <w:pStyle w:val="berschrift2"/>
         <w:rPr>
           <w:rFonts w:asciiTheme="minorHAnsi" w:hAnsiTheme="minorHAnsi" w:cstheme="minorHAnsi"/>
         </w:rPr>
@@ -4040,7 +4026,7 @@
     </w:p>
     <w:p>
       <w:pPr>
-        <w:pStyle w:val="Heading2"/>
+        <w:pStyle w:val="berschrift2"/>
         <w:rPr>
           <w:rFonts w:asciiTheme="minorHAnsi" w:hAnsiTheme="minorHAnsi" w:cstheme="minorHAnsi"/>
         </w:rPr>
@@ -4117,7 +4103,7 @@
     </w:p>
     <w:p>
       <w:pPr>
-        <w:pStyle w:val="Heading3"/>
+        <w:pStyle w:val="berschrift3"/>
         <w:spacing w:line="240" w:lineRule="auto"/>
         <w:rPr>
           <w:rFonts w:asciiTheme="minorHAnsi" w:hAnsiTheme="minorHAnsi" w:cstheme="minorHAnsi"/>
@@ -4132,7 +4118,7 @@
     </w:p>
     <w:tbl>
       <w:tblPr>
-        <w:tblStyle w:val="TableGrid"/>
+        <w:tblStyle w:val="Tabellenraster"/>
         <w:tblW w:w="0" w:type="auto"/>
         <w:tblLook w:val="04A0" w:firstRow="1" w:lastRow="0" w:firstColumn="1" w:lastColumn="0" w:noHBand="0" w:noVBand="1"/>
       </w:tblPr>
@@ -4227,13 +4213,7 @@
               <w:rPr>
                 <w:rFonts w:cstheme="minorHAnsi"/>
               </w:rPr>
-              <w:t>r</w:t>
-            </w:r>
-            <w:r>
-              <w:rPr>
-                <w:rFonts w:cstheme="minorHAnsi"/>
-              </w:rPr>
-              <w:t>equest_permissions</w:t>
+              <w:t>request_permissions</w:t>
             </w:r>
             <w:proofErr w:type="spellEnd"/>
           </w:p>
@@ -4330,7 +4310,7 @@
     </w:tbl>
     <w:p>
       <w:pPr>
-        <w:pStyle w:val="Heading3"/>
+        <w:pStyle w:val="berschrift3"/>
         <w:rPr>
           <w:rFonts w:asciiTheme="minorHAnsi" w:hAnsiTheme="minorHAnsi" w:cstheme="minorHAnsi"/>
         </w:rPr>
@@ -4344,7 +4324,7 @@
     </w:p>
     <w:tbl>
       <w:tblPr>
-        <w:tblStyle w:val="TableGrid"/>
+        <w:tblStyle w:val="Tabellenraster"/>
         <w:tblW w:w="0" w:type="auto"/>
         <w:tblLook w:val="04A0" w:firstRow="1" w:lastRow="0" w:firstColumn="1" w:lastColumn="0" w:noHBand="0" w:noVBand="1"/>
       </w:tblPr>
@@ -4359,7 +4339,7 @@
           </w:tcPr>
           <w:p>
             <w:pPr>
-              <w:pStyle w:val="Heading3"/>
+              <w:pStyle w:val="berschrift3"/>
               <w:rPr>
                 <w:rFonts w:asciiTheme="minorHAnsi" w:hAnsiTheme="minorHAnsi" w:cstheme="minorHAnsi"/>
                 <w:color w:val="000000" w:themeColor="text1"/>
@@ -4386,7 +4366,7 @@
           </w:tcPr>
           <w:p>
             <w:pPr>
-              <w:pStyle w:val="Heading3"/>
+              <w:pStyle w:val="berschrift3"/>
               <w:rPr>
                 <w:rFonts w:asciiTheme="minorHAnsi" w:hAnsiTheme="minorHAnsi" w:cstheme="minorHAnsi"/>
                 <w:color w:val="000000" w:themeColor="text1"/>
@@ -4413,7 +4393,7 @@
           </w:tcPr>
           <w:p>
             <w:pPr>
-              <w:pStyle w:val="Heading3"/>
+              <w:pStyle w:val="berschrift3"/>
               <w:rPr>
                 <w:rFonts w:asciiTheme="minorHAnsi" w:hAnsiTheme="minorHAnsi" w:cstheme="minorHAnsi"/>
                 <w:color w:val="000000" w:themeColor="text1"/>
@@ -4449,7 +4429,7 @@
           </w:tcPr>
           <w:p>
             <w:pPr>
-              <w:pStyle w:val="Heading3"/>
+              <w:pStyle w:val="berschrift3"/>
               <w:rPr>
                 <w:rFonts w:asciiTheme="minorHAnsi" w:hAnsiTheme="minorHAnsi" w:cstheme="minorHAnsi"/>
                 <w:color w:val="000000" w:themeColor="text1"/>
@@ -4523,7 +4503,7 @@
     </w:tbl>
     <w:p>
       <w:pPr>
-        <w:pStyle w:val="Heading3"/>
+        <w:pStyle w:val="berschrift3"/>
         <w:rPr>
           <w:rFonts w:asciiTheme="minorHAnsi" w:hAnsiTheme="minorHAnsi" w:cstheme="minorHAnsi"/>
           <w:lang w:val="en-GB"/>
@@ -4541,13 +4521,13 @@
     </w:p>
     <w:tbl>
       <w:tblPr>
-        <w:tblStyle w:val="TableGrid"/>
+        <w:tblStyle w:val="Tabellenraster"/>
         <w:tblW w:w="0" w:type="auto"/>
         <w:tblLook w:val="04A0" w:firstRow="1" w:lastRow="0" w:firstColumn="1" w:lastColumn="0" w:noHBand="0" w:noVBand="1"/>
       </w:tblPr>
       <w:tblGrid>
-        <w:gridCol w:w="2692"/>
-        <w:gridCol w:w="6370"/>
+        <w:gridCol w:w="2895"/>
+        <w:gridCol w:w="6167"/>
       </w:tblGrid>
       <w:tr>
         <w:tc>
@@ -4556,7 +4536,7 @@
           </w:tcPr>
           <w:p>
             <w:pPr>
-              <w:pStyle w:val="Heading4"/>
+              <w:pStyle w:val="berschrift4"/>
               <w:rPr>
                 <w:rFonts w:asciiTheme="minorHAnsi" w:hAnsiTheme="minorHAnsi" w:cstheme="minorHAnsi"/>
                 <w:sz w:val="20"/>
@@ -4624,7 +4604,7 @@
           </w:tcPr>
           <w:p>
             <w:pPr>
-              <w:pStyle w:val="Heading4"/>
+              <w:pStyle w:val="berschrift4"/>
               <w:rPr>
                 <w:rFonts w:asciiTheme="minorHAnsi" w:hAnsiTheme="minorHAnsi" w:cstheme="minorHAnsi"/>
                 <w:sz w:val="20"/>
@@ -4675,7 +4655,7 @@
           </w:tcPr>
           <w:p>
             <w:pPr>
-              <w:pStyle w:val="Heading4"/>
+              <w:pStyle w:val="berschrift4"/>
               <w:rPr>
                 <w:rFonts w:asciiTheme="minorHAnsi" w:hAnsiTheme="minorHAnsi" w:cstheme="minorHAnsi"/>
                 <w:sz w:val="20"/>
@@ -4740,7 +4720,7 @@
           </w:tcPr>
           <w:p>
             <w:pPr>
-              <w:pStyle w:val="Heading4"/>
+              <w:pStyle w:val="berschrift4"/>
               <w:rPr>
                 <w:rFonts w:asciiTheme="minorHAnsi" w:hAnsiTheme="minorHAnsi" w:cstheme="minorHAnsi"/>
                 <w:sz w:val="20"/>
@@ -4797,7 +4777,7 @@
           </w:tcPr>
           <w:p>
             <w:pPr>
-              <w:pStyle w:val="Heading4"/>
+              <w:pStyle w:val="berschrift4"/>
               <w:rPr>
                 <w:rFonts w:asciiTheme="minorHAnsi" w:hAnsiTheme="minorHAnsi" w:cstheme="minorHAnsi"/>
                 <w:sz w:val="20"/>
@@ -4847,11 +4827,105 @@
           </w:p>
         </w:tc>
       </w:tr>
+      <w:tr>
+        <w:tc>
+          <w:tcPr>
+            <w:tcW w:w="2547" w:type="dxa"/>
+          </w:tcPr>
+          <w:p>
+            <w:pPr>
+              <w:pStyle w:val="berschrift4"/>
+              <w:rPr>
+                <w:rFonts w:cstheme="minorHAnsi"/>
+                <w:sz w:val="20"/>
+                <w:szCs w:val="20"/>
+                <w:lang w:val="en-US"/>
+              </w:rPr>
+            </w:pPr>
+            <w:proofErr w:type="spellStart"/>
+            <w:r>
+              <w:rPr>
+                <w:rFonts w:cstheme="minorHAnsi"/>
+                <w:sz w:val="20"/>
+                <w:szCs w:val="20"/>
+                <w:lang w:val="en-US"/>
+              </w:rPr>
+              <w:t>export_height_data_as_</w:t>
+            </w:r>
+            <w:proofErr w:type="gramStart"/>
+            <w:r>
+              <w:rPr>
+                <w:rFonts w:cstheme="minorHAnsi"/>
+                <w:sz w:val="20"/>
+                <w:szCs w:val="20"/>
+                <w:lang w:val="en-US"/>
+              </w:rPr>
+              <w:t>json</w:t>
+            </w:r>
+            <w:proofErr w:type="spellEnd"/>
+            <w:r>
+              <w:rPr>
+                <w:rFonts w:cstheme="minorHAnsi"/>
+                <w:sz w:val="20"/>
+                <w:szCs w:val="20"/>
+                <w:lang w:val="en-US"/>
+              </w:rPr>
+              <w:t>(</w:t>
+            </w:r>
+            <w:proofErr w:type="gramEnd"/>
+            <w:r>
+              <w:rPr>
+                <w:rFonts w:cstheme="minorHAnsi"/>
+                <w:sz w:val="20"/>
+                <w:szCs w:val="20"/>
+                <w:lang w:val="en-US"/>
+              </w:rPr>
+              <w:t>self, height)</w:t>
+            </w:r>
+          </w:p>
+          <w:p>
+            <w:pPr>
+              <w:pStyle w:val="berschrift4"/>
+              <w:rPr>
+                <w:rStyle w:val="HTMLCode"/>
+                <w:rFonts w:asciiTheme="minorHAnsi" w:eastAsiaTheme="majorEastAsia" w:hAnsiTheme="minorHAnsi" w:cstheme="minorHAnsi"/>
+                <w:lang w:val="en-GB"/>
+              </w:rPr>
+            </w:pPr>
+          </w:p>
+        </w:tc>
+        <w:tc>
+          <w:tcPr>
+            <w:tcW w:w="6515" w:type="dxa"/>
+          </w:tcPr>
+          <w:p>
+            <w:r>
+              <w:t xml:space="preserve">Speichert beim berechnen der Höhe den gemessenen Wert in einer </w:t>
+            </w:r>
+            <w:proofErr w:type="spellStart"/>
+            <w:r>
+              <w:t>json</w:t>
+            </w:r>
+            <w:proofErr w:type="spellEnd"/>
+            <w:r>
+              <w:t>-file unter „./</w:t>
+            </w:r>
+            <w:proofErr w:type="spellStart"/>
+            <w:r>
+              <w:t>heigt-data.json</w:t>
+            </w:r>
+            <w:proofErr w:type="spellEnd"/>
+            <w:r>
+              <w:t>“ ab</w:t>
+            </w:r>
+          </w:p>
+        </w:tc>
+      </w:tr>
     </w:tbl>
     <w:p/>
     <w:p>
       <w:pPr>
-        <w:pStyle w:val="Heading2"/>
+        <w:pStyle w:val="berschrift2"/>
         <w:rPr>
           <w:rFonts w:asciiTheme="minorHAnsi" w:hAnsiTheme="minorHAnsi" w:cstheme="minorHAnsi"/>
         </w:rPr>
@@ -4926,6 +5000,51 @@
       <w:proofErr w:type="spellEnd"/>
       <w:r>
         <w:t>.</w:t>
+      </w:r>
+    </w:p>
+    <w:p>
+      <w:r>
+        <w:t xml:space="preserve">Für die </w:t>
+      </w:r>
+      <w:proofErr w:type="spellStart"/>
+      <w:r>
+        <w:t>erstellung</w:t>
+      </w:r>
+      <w:proofErr w:type="spellEnd"/>
+      <w:r>
+        <w:t xml:space="preserve"> </w:t>
+      </w:r>
+      <w:proofErr w:type="spellStart"/>
+      <w:proofErr w:type="gramStart"/>
+      <w:r>
+        <w:t>der.kv</w:t>
+      </w:r>
+      <w:proofErr w:type="spellEnd"/>
+      <w:proofErr w:type="gramEnd"/>
+      <w:r>
+        <w:t xml:space="preserve"> </w:t>
+      </w:r>
+      <w:proofErr w:type="spellStart"/>
+      <w:r>
+        <w:t>file</w:t>
+      </w:r>
+      <w:proofErr w:type="spellEnd"/>
+      <w:r>
+        <w:t xml:space="preserve"> wurde die Doku von </w:t>
+      </w:r>
+      <w:proofErr w:type="spellStart"/>
+      <w:r>
+        <w:t>kivymd</w:t>
+      </w:r>
+      <w:proofErr w:type="spellEnd"/>
+      <w:r>
+        <w:t xml:space="preserve"> herangezogen:</w:t>
+      </w:r>
+      <w:r>
+        <w:br/>
+      </w:r>
+      <w:r>
+        <w:t>https://kivymd.readthedocs.io/en/latest/</w:t>
       </w:r>
     </w:p>
     <w:sectPr>
@@ -6264,15 +6383,15 @@
     <w:lsdException w:name="Unresolved Mention" w:semiHidden="1" w:unhideWhenUsed="1"/>
     <w:lsdException w:name="Smart Link" w:semiHidden="1" w:unhideWhenUsed="1"/>
   </w:latentStyles>
-  <w:style w:type="paragraph" w:default="1" w:styleId="Normal">
+  <w:style w:type="paragraph" w:default="1" w:styleId="Standard">
     <w:name w:val="Normal"/>
     <w:qFormat/>
   </w:style>
-  <w:style w:type="paragraph" w:styleId="Heading2">
+  <w:style w:type="paragraph" w:styleId="berschrift2">
     <w:name w:val="heading 2"/>
-    <w:basedOn w:val="Normal"/>
-    <w:next w:val="Normal"/>
-    <w:link w:val="Heading2Char"/>
+    <w:basedOn w:val="Standard"/>
+    <w:next w:val="Standard"/>
+    <w:link w:val="berschrift2Zchn"/>
     <w:uiPriority w:val="9"/>
     <w:unhideWhenUsed/>
     <w:qFormat/>
@@ -6290,11 +6409,11 @@
       <w:szCs w:val="26"/>
     </w:rPr>
   </w:style>
-  <w:style w:type="paragraph" w:styleId="Heading3">
+  <w:style w:type="paragraph" w:styleId="berschrift3">
     <w:name w:val="heading 3"/>
-    <w:basedOn w:val="Normal"/>
-    <w:next w:val="Normal"/>
-    <w:link w:val="Heading3Char"/>
+    <w:basedOn w:val="Standard"/>
+    <w:next w:val="Standard"/>
+    <w:link w:val="berschrift3Zchn"/>
     <w:uiPriority w:val="9"/>
     <w:unhideWhenUsed/>
     <w:qFormat/>
@@ -6312,11 +6431,11 @@
       <w:szCs w:val="24"/>
     </w:rPr>
   </w:style>
-  <w:style w:type="paragraph" w:styleId="Heading4">
+  <w:style w:type="paragraph" w:styleId="berschrift4">
     <w:name w:val="heading 4"/>
-    <w:basedOn w:val="Normal"/>
-    <w:next w:val="Normal"/>
-    <w:link w:val="Heading4Char"/>
+    <w:basedOn w:val="Standard"/>
+    <w:next w:val="Standard"/>
+    <w:link w:val="berschrift4Zchn"/>
     <w:uiPriority w:val="9"/>
     <w:unhideWhenUsed/>
     <w:qFormat/>
@@ -6334,12 +6453,12 @@
       <w:color w:val="2F5496" w:themeColor="accent1" w:themeShade="BF"/>
     </w:rPr>
   </w:style>
-  <w:style w:type="character" w:default="1" w:styleId="DefaultParagraphFont">
+  <w:style w:type="character" w:default="1" w:styleId="Absatz-Standardschriftart">
     <w:name w:val="Default Paragraph Font"/>
     <w:uiPriority w:val="1"/>
     <w:unhideWhenUsed/>
   </w:style>
-  <w:style w:type="table" w:default="1" w:styleId="TableNormal">
+  <w:style w:type="table" w:default="1" w:styleId="NormaleTabelle">
     <w:name w:val="Normal Table"/>
     <w:uiPriority w:val="99"/>
     <w:semiHidden/>
@@ -6354,16 +6473,16 @@
       </w:tblCellMar>
     </w:tblPr>
   </w:style>
-  <w:style w:type="numbering" w:default="1" w:styleId="NoList">
+  <w:style w:type="numbering" w:default="1" w:styleId="KeineListe">
     <w:name w:val="No List"/>
     <w:uiPriority w:val="99"/>
     <w:semiHidden/>
     <w:unhideWhenUsed/>
   </w:style>
-  <w:style w:type="character" w:customStyle="1" w:styleId="Heading2Char">
-    <w:name w:val="Heading 2 Char"/>
-    <w:basedOn w:val="DefaultParagraphFont"/>
-    <w:link w:val="Heading2"/>
+  <w:style w:type="character" w:customStyle="1" w:styleId="berschrift2Zchn">
+    <w:name w:val="Überschrift 2 Zchn"/>
+    <w:basedOn w:val="Absatz-Standardschriftart"/>
+    <w:link w:val="berschrift2"/>
     <w:uiPriority w:val="9"/>
     <w:rsid w:val="003E7538"/>
     <w:rPr>
@@ -6373,10 +6492,10 @@
       <w:szCs w:val="26"/>
     </w:rPr>
   </w:style>
-  <w:style w:type="character" w:customStyle="1" w:styleId="Heading3Char">
-    <w:name w:val="Heading 3 Char"/>
-    <w:basedOn w:val="DefaultParagraphFont"/>
-    <w:link w:val="Heading3"/>
+  <w:style w:type="character" w:customStyle="1" w:styleId="berschrift3Zchn">
+    <w:name w:val="Überschrift 3 Zchn"/>
+    <w:basedOn w:val="Absatz-Standardschriftart"/>
+    <w:link w:val="berschrift3"/>
     <w:uiPriority w:val="9"/>
     <w:rsid w:val="003E7538"/>
     <w:rPr>
@@ -6386,10 +6505,10 @@
       <w:szCs w:val="24"/>
     </w:rPr>
   </w:style>
-  <w:style w:type="character" w:customStyle="1" w:styleId="Heading4Char">
-    <w:name w:val="Heading 4 Char"/>
-    <w:basedOn w:val="DefaultParagraphFont"/>
-    <w:link w:val="Heading4"/>
+  <w:style w:type="character" w:customStyle="1" w:styleId="berschrift4Zchn">
+    <w:name w:val="Überschrift 4 Zchn"/>
+    <w:basedOn w:val="Absatz-Standardschriftart"/>
+    <w:link w:val="berschrift4"/>
     <w:uiPriority w:val="9"/>
     <w:rsid w:val="003E7538"/>
     <w:rPr>
@@ -6401,7 +6520,7 @@
   </w:style>
   <w:style w:type="character" w:styleId="HTMLCode">
     <w:name w:val="HTML Code"/>
-    <w:basedOn w:val="DefaultParagraphFont"/>
+    <w:basedOn w:val="Absatz-Standardschriftart"/>
     <w:uiPriority w:val="99"/>
     <w:semiHidden/>
     <w:unhideWhenUsed/>
@@ -6412,10 +6531,10 @@
       <w:szCs w:val="20"/>
     </w:rPr>
   </w:style>
-  <w:style w:type="paragraph" w:styleId="HTMLPreformatted">
+  <w:style w:type="paragraph" w:styleId="HTMLVorformatiert">
     <w:name w:val="HTML Preformatted"/>
-    <w:basedOn w:val="Normal"/>
-    <w:link w:val="HTMLPreformattedChar"/>
+    <w:basedOn w:val="Standard"/>
+    <w:link w:val="HTMLVorformatiertZchn"/>
     <w:uiPriority w:val="99"/>
     <w:semiHidden/>
     <w:unhideWhenUsed/>
@@ -6448,10 +6567,10 @@
       <w:lang w:eastAsia="de-DE"/>
     </w:rPr>
   </w:style>
-  <w:style w:type="character" w:customStyle="1" w:styleId="HTMLPreformattedChar">
-    <w:name w:val="HTML Preformatted Char"/>
-    <w:basedOn w:val="DefaultParagraphFont"/>
-    <w:link w:val="HTMLPreformatted"/>
+  <w:style w:type="character" w:customStyle="1" w:styleId="HTMLVorformatiertZchn">
+    <w:name w:val="HTML Vorformatiert Zchn"/>
+    <w:basedOn w:val="Absatz-Standardschriftart"/>
+    <w:link w:val="HTMLVorformatiert"/>
     <w:uiPriority w:val="99"/>
     <w:semiHidden/>
     <w:rsid w:val="003E7538"/>
@@ -6464,12 +6583,12 @@
   </w:style>
   <w:style w:type="character" w:customStyle="1" w:styleId="hljs-builtin">
     <w:name w:val="hljs-built_in"/>
-    <w:basedOn w:val="DefaultParagraphFont"/>
+    <w:basedOn w:val="Absatz-Standardschriftart"/>
     <w:rsid w:val="003E7538"/>
   </w:style>
-  <w:style w:type="character" w:styleId="Strong">
+  <w:style w:type="character" w:styleId="Fett">
     <w:name w:val="Strong"/>
-    <w:basedOn w:val="DefaultParagraphFont"/>
+    <w:basedOn w:val="Absatz-Standardschriftart"/>
     <w:uiPriority w:val="22"/>
     <w:qFormat/>
     <w:rsid w:val="003E7538"/>
@@ -6478,9 +6597,9 @@
       <w:bCs/>
     </w:rPr>
   </w:style>
-  <w:style w:type="paragraph" w:styleId="NormalWeb">
+  <w:style w:type="paragraph" w:styleId="StandardWeb">
     <w:name w:val="Normal (Web)"/>
-    <w:basedOn w:val="Normal"/>
+    <w:basedOn w:val="Standard"/>
     <w:uiPriority w:val="99"/>
     <w:unhideWhenUsed/>
     <w:rsid w:val="00546E32"/>
@@ -6494,10 +6613,10 @@
       <w:lang w:eastAsia="de-DE"/>
     </w:rPr>
   </w:style>
-  <w:style w:type="paragraph" w:styleId="Header">
+  <w:style w:type="paragraph" w:styleId="Kopfzeile">
     <w:name w:val="header"/>
-    <w:basedOn w:val="Normal"/>
-    <w:link w:val="HeaderChar"/>
+    <w:basedOn w:val="Standard"/>
+    <w:link w:val="KopfzeileZchn"/>
     <w:uiPriority w:val="99"/>
     <w:unhideWhenUsed/>
     <w:rsid w:val="006C16CB"/>
@@ -6509,17 +6628,17 @@
       <w:spacing w:after="0" w:line="240" w:lineRule="auto"/>
     </w:pPr>
   </w:style>
-  <w:style w:type="character" w:customStyle="1" w:styleId="HeaderChar">
-    <w:name w:val="Header Char"/>
-    <w:basedOn w:val="DefaultParagraphFont"/>
-    <w:link w:val="Header"/>
+  <w:style w:type="character" w:customStyle="1" w:styleId="KopfzeileZchn">
+    <w:name w:val="Kopfzeile Zchn"/>
+    <w:basedOn w:val="Absatz-Standardschriftart"/>
+    <w:link w:val="Kopfzeile"/>
     <w:uiPriority w:val="99"/>
     <w:rsid w:val="006C16CB"/>
   </w:style>
-  <w:style w:type="paragraph" w:styleId="Footer">
+  <w:style w:type="paragraph" w:styleId="Fuzeile">
     <w:name w:val="footer"/>
-    <w:basedOn w:val="Normal"/>
-    <w:link w:val="FooterChar"/>
+    <w:basedOn w:val="Standard"/>
+    <w:link w:val="FuzeileZchn"/>
     <w:uiPriority w:val="99"/>
     <w:unhideWhenUsed/>
     <w:rsid w:val="006C16CB"/>
@@ -6531,16 +6650,16 @@
       <w:spacing w:after="0" w:line="240" w:lineRule="auto"/>
     </w:pPr>
   </w:style>
-  <w:style w:type="character" w:customStyle="1" w:styleId="FooterChar">
-    <w:name w:val="Footer Char"/>
-    <w:basedOn w:val="DefaultParagraphFont"/>
-    <w:link w:val="Footer"/>
+  <w:style w:type="character" w:customStyle="1" w:styleId="FuzeileZchn">
+    <w:name w:val="Fußzeile Zchn"/>
+    <w:basedOn w:val="Absatz-Standardschriftart"/>
+    <w:link w:val="Fuzeile"/>
     <w:uiPriority w:val="99"/>
     <w:rsid w:val="006C16CB"/>
   </w:style>
-  <w:style w:type="table" w:styleId="TableGrid">
+  <w:style w:type="table" w:styleId="Tabellenraster">
     <w:name w:val="Table Grid"/>
-    <w:basedOn w:val="TableNormal"/>
+    <w:basedOn w:val="NormaleTabelle"/>
     <w:uiPriority w:val="39"/>
     <w:rsid w:val="004A3383"/>
     <w:pPr>
@@ -6559,7 +6678,7 @@
   </w:style>
   <w:style w:type="character" w:styleId="Hyperlink">
     <w:name w:val="Hyperlink"/>
-    <w:basedOn w:val="DefaultParagraphFont"/>
+    <w:basedOn w:val="Absatz-Standardschriftart"/>
     <w:uiPriority w:val="99"/>
     <w:unhideWhenUsed/>
     <w:rsid w:val="00817C08"/>
@@ -6568,9 +6687,9 @@
       <w:u w:val="single"/>
     </w:rPr>
   </w:style>
-  <w:style w:type="character" w:styleId="UnresolvedMention">
+  <w:style w:type="character" w:styleId="NichtaufgelsteErwhnung">
     <w:name w:val="Unresolved Mention"/>
-    <w:basedOn w:val="DefaultParagraphFont"/>
+    <w:basedOn w:val="Absatz-Standardschriftart"/>
     <w:uiPriority w:val="99"/>
     <w:semiHidden/>
     <w:unhideWhenUsed/>
@@ -6580,9 +6699,9 @@
       <w:shd w:val="clear" w:color="auto" w:fill="E1DFDD"/>
     </w:rPr>
   </w:style>
-  <w:style w:type="character" w:styleId="FollowedHyperlink">
+  <w:style w:type="character" w:styleId="BesuchterLink">
     <w:name w:val="FollowedHyperlink"/>
-    <w:basedOn w:val="DefaultParagraphFont"/>
+    <w:basedOn w:val="Absatz-Standardschriftart"/>
     <w:uiPriority w:val="99"/>
     <w:semiHidden/>
     <w:unhideWhenUsed/>
@@ -6592,9 +6711,9 @@
       <w:u w:val="single"/>
     </w:rPr>
   </w:style>
-  <w:style w:type="paragraph" w:styleId="ListParagraph">
+  <w:style w:type="paragraph" w:styleId="Listenabsatz">
     <w:name w:val="List Paragraph"/>
-    <w:basedOn w:val="Normal"/>
+    <w:basedOn w:val="Standard"/>
     <w:uiPriority w:val="34"/>
     <w:qFormat/>
     <w:rsid w:val="0037402D"/>
